--- a/Jest/My-Notes/Jest-Notes-01.docx
+++ b/Jest/My-Notes/Jest-Notes-01.docx
@@ -9,6 +9,9 @@
     </w:p>
     <w:p>
       <w:r>
+        <w:rPr>
+          <w:noProof/>
+        </w:rPr>
         <w:drawing>
           <wp:anchor distT="0" distB="0" distL="114300" distR="114300" simplePos="0" relativeHeight="251658240" behindDoc="0" locked="0" layoutInCell="1" allowOverlap="1" wp14:anchorId="7ABAC868" wp14:editId="05DEE066">
             <wp:simplePos x="914400" y="1234440"/>
@@ -867,6 +870,2361 @@
           <w14:ligatures w14:val="none"/>
         </w:rPr>
         <w:t>}</w:t>
+      </w:r>
+    </w:p>
+    <w:p>
+      <w:pPr>
+        <w:ind w:firstLine="720"/>
+      </w:pPr>
+      <w:r>
+        <w:t>*************************************************************</w:t>
+      </w:r>
+    </w:p>
+    <w:p>
+      <w:r>
+        <w:t xml:space="preserve">To mock the function, we use </w:t>
+      </w:r>
+      <w:r>
+        <w:rPr>
+          <w:b/>
+          <w:bCs/>
+          <w:color w:val="3A7C22" w:themeColor="accent6" w:themeShade="BF"/>
+        </w:rPr>
+        <w:t>jest.mock</w:t>
+      </w:r>
+      <w:r>
+        <w:t>, where jest is a global variable</w:t>
+      </w:r>
+      <w:r>
+        <w:t xml:space="preserve">. Then we use </w:t>
+      </w:r>
+      <w:r>
+        <w:rPr>
+          <w:b/>
+          <w:bCs/>
+          <w:color w:val="3A7C22" w:themeColor="accent6" w:themeShade="BF"/>
+        </w:rPr>
+        <w:t>mockResolvedValueOnce</w:t>
+      </w:r>
+      <w:r>
+        <w:rPr>
+          <w:color w:val="3A7C22" w:themeColor="accent6" w:themeShade="BF"/>
+        </w:rPr>
+        <w:t xml:space="preserve"> </w:t>
+      </w:r>
+      <w:r>
+        <w:t>to change the value:</w:t>
+      </w:r>
+    </w:p>
+    <w:p>
+      <w:pPr>
+        <w:shd w:val="clear" w:color="auto" w:fill="FFFFFF"/>
+        <w:spacing w:after="0" w:line="285" w:lineRule="atLeast"/>
+        <w:rPr>
+          <w:rFonts w:ascii="Consolas" w:eastAsia="Times New Roman" w:hAnsi="Consolas" w:cs="Times New Roman"/>
+          <w:color w:val="3B3B3B"/>
+          <w:kern w:val="0"/>
+          <w:sz w:val="21"/>
+          <w:szCs w:val="21"/>
+          <w14:ligatures w14:val="none"/>
+        </w:rPr>
+      </w:pPr>
+      <w:r>
+        <w:rPr>
+          <w:rFonts w:ascii="Consolas" w:eastAsia="Times New Roman" w:hAnsi="Consolas" w:cs="Times New Roman"/>
+          <w:color w:val="0000FF"/>
+          <w:kern w:val="0"/>
+          <w:sz w:val="21"/>
+          <w:szCs w:val="21"/>
+          <w14:ligatures w14:val="none"/>
+        </w:rPr>
+        <w:t>const</w:t>
+      </w:r>
+      <w:r>
+        <w:rPr>
+          <w:rFonts w:ascii="Consolas" w:eastAsia="Times New Roman" w:hAnsi="Consolas" w:cs="Times New Roman"/>
+          <w:color w:val="3B3B3B"/>
+          <w:kern w:val="0"/>
+          <w:sz w:val="21"/>
+          <w:szCs w:val="21"/>
+          <w14:ligatures w14:val="none"/>
+        </w:rPr>
+        <w:t xml:space="preserve"> </w:t>
+      </w:r>
+      <w:r>
+        <w:rPr>
+          <w:rFonts w:ascii="Consolas" w:eastAsia="Times New Roman" w:hAnsi="Consolas" w:cs="Times New Roman"/>
+          <w:color w:val="267F99"/>
+          <w:kern w:val="0"/>
+          <w:sz w:val="21"/>
+          <w:szCs w:val="21"/>
+          <w14:ligatures w14:val="none"/>
+        </w:rPr>
+        <w:t>crypto</w:t>
+      </w:r>
+      <w:r>
+        <w:rPr>
+          <w:rFonts w:ascii="Consolas" w:eastAsia="Times New Roman" w:hAnsi="Consolas" w:cs="Times New Roman"/>
+          <w:color w:val="3B3B3B"/>
+          <w:kern w:val="0"/>
+          <w:sz w:val="21"/>
+          <w:szCs w:val="21"/>
+          <w14:ligatures w14:val="none"/>
+        </w:rPr>
+        <w:t xml:space="preserve"> </w:t>
+      </w:r>
+      <w:r>
+        <w:rPr>
+          <w:rFonts w:ascii="Consolas" w:eastAsia="Times New Roman" w:hAnsi="Consolas" w:cs="Times New Roman"/>
+          <w:color w:val="000000"/>
+          <w:kern w:val="0"/>
+          <w:sz w:val="21"/>
+          <w:szCs w:val="21"/>
+          <w14:ligatures w14:val="none"/>
+        </w:rPr>
+        <w:t>=</w:t>
+      </w:r>
+      <w:r>
+        <w:rPr>
+          <w:rFonts w:ascii="Consolas" w:eastAsia="Times New Roman" w:hAnsi="Consolas" w:cs="Times New Roman"/>
+          <w:color w:val="3B3B3B"/>
+          <w:kern w:val="0"/>
+          <w:sz w:val="21"/>
+          <w:szCs w:val="21"/>
+          <w14:ligatures w14:val="none"/>
+        </w:rPr>
+        <w:t xml:space="preserve"> </w:t>
+      </w:r>
+      <w:r>
+        <w:rPr>
+          <w:rFonts w:ascii="Consolas" w:eastAsia="Times New Roman" w:hAnsi="Consolas" w:cs="Times New Roman"/>
+          <w:color w:val="795E26"/>
+          <w:kern w:val="0"/>
+          <w:sz w:val="21"/>
+          <w:szCs w:val="21"/>
+          <w14:ligatures w14:val="none"/>
+        </w:rPr>
+        <w:t>require</w:t>
+      </w:r>
+      <w:r>
+        <w:rPr>
+          <w:rFonts w:ascii="Consolas" w:eastAsia="Times New Roman" w:hAnsi="Consolas" w:cs="Times New Roman"/>
+          <w:color w:val="3B3B3B"/>
+          <w:kern w:val="0"/>
+          <w:sz w:val="21"/>
+          <w:szCs w:val="21"/>
+          <w14:ligatures w14:val="none"/>
+        </w:rPr>
+        <w:t>(</w:t>
+      </w:r>
+      <w:r>
+        <w:rPr>
+          <w:rFonts w:ascii="Consolas" w:eastAsia="Times New Roman" w:hAnsi="Consolas" w:cs="Times New Roman"/>
+          <w:color w:val="A31515"/>
+          <w:kern w:val="0"/>
+          <w:sz w:val="21"/>
+          <w:szCs w:val="21"/>
+          <w14:ligatures w14:val="none"/>
+        </w:rPr>
+        <w:t>'node:crypto'</w:t>
+      </w:r>
+      <w:r>
+        <w:rPr>
+          <w:rFonts w:ascii="Consolas" w:eastAsia="Times New Roman" w:hAnsi="Consolas" w:cs="Times New Roman"/>
+          <w:color w:val="3B3B3B"/>
+          <w:kern w:val="0"/>
+          <w:sz w:val="21"/>
+          <w:szCs w:val="21"/>
+          <w14:ligatures w14:val="none"/>
+        </w:rPr>
+        <w:t>)</w:t>
+      </w:r>
+    </w:p>
+    <w:p>
+      <w:pPr>
+        <w:shd w:val="clear" w:color="auto" w:fill="FFFFFF"/>
+        <w:spacing w:after="0" w:line="285" w:lineRule="atLeast"/>
+        <w:rPr>
+          <w:rFonts w:ascii="Consolas" w:eastAsia="Times New Roman" w:hAnsi="Consolas" w:cs="Times New Roman"/>
+          <w:color w:val="3B3B3B"/>
+          <w:kern w:val="0"/>
+          <w:sz w:val="21"/>
+          <w:szCs w:val="21"/>
+          <w14:ligatures w14:val="none"/>
+        </w:rPr>
+      </w:pPr>
+      <w:r>
+        <w:rPr>
+          <w:rFonts w:ascii="Consolas" w:eastAsia="Times New Roman" w:hAnsi="Consolas" w:cs="Times New Roman"/>
+          <w:color w:val="0000FF"/>
+          <w:kern w:val="0"/>
+          <w:sz w:val="21"/>
+          <w:szCs w:val="21"/>
+          <w14:ligatures w14:val="none"/>
+        </w:rPr>
+        <w:t>const</w:t>
+      </w:r>
+      <w:r>
+        <w:rPr>
+          <w:rFonts w:ascii="Consolas" w:eastAsia="Times New Roman" w:hAnsi="Consolas" w:cs="Times New Roman"/>
+          <w:color w:val="3B3B3B"/>
+          <w:kern w:val="0"/>
+          <w:sz w:val="21"/>
+          <w:szCs w:val="21"/>
+          <w14:ligatures w14:val="none"/>
+        </w:rPr>
+        <w:t xml:space="preserve"> { </w:t>
+      </w:r>
+      <w:r>
+        <w:rPr>
+          <w:rFonts w:ascii="Consolas" w:eastAsia="Times New Roman" w:hAnsi="Consolas" w:cs="Times New Roman"/>
+          <w:color w:val="795E26"/>
+          <w:kern w:val="0"/>
+          <w:sz w:val="21"/>
+          <w:szCs w:val="21"/>
+          <w14:ligatures w14:val="none"/>
+        </w:rPr>
+        <w:t>getData</w:t>
+      </w:r>
+      <w:r>
+        <w:rPr>
+          <w:rFonts w:ascii="Consolas" w:eastAsia="Times New Roman" w:hAnsi="Consolas" w:cs="Times New Roman"/>
+          <w:color w:val="3B3B3B"/>
+          <w:kern w:val="0"/>
+          <w:sz w:val="21"/>
+          <w:szCs w:val="21"/>
+          <w14:ligatures w14:val="none"/>
+        </w:rPr>
+        <w:t xml:space="preserve"> } </w:t>
+      </w:r>
+      <w:r>
+        <w:rPr>
+          <w:rFonts w:ascii="Consolas" w:eastAsia="Times New Roman" w:hAnsi="Consolas" w:cs="Times New Roman"/>
+          <w:color w:val="000000"/>
+          <w:kern w:val="0"/>
+          <w:sz w:val="21"/>
+          <w:szCs w:val="21"/>
+          <w14:ligatures w14:val="none"/>
+        </w:rPr>
+        <w:t>=</w:t>
+      </w:r>
+      <w:r>
+        <w:rPr>
+          <w:rFonts w:ascii="Consolas" w:eastAsia="Times New Roman" w:hAnsi="Consolas" w:cs="Times New Roman"/>
+          <w:color w:val="3B3B3B"/>
+          <w:kern w:val="0"/>
+          <w:sz w:val="21"/>
+          <w:szCs w:val="21"/>
+          <w14:ligatures w14:val="none"/>
+        </w:rPr>
+        <w:t xml:space="preserve"> </w:t>
+      </w:r>
+      <w:r>
+        <w:rPr>
+          <w:rFonts w:ascii="Consolas" w:eastAsia="Times New Roman" w:hAnsi="Consolas" w:cs="Times New Roman"/>
+          <w:color w:val="795E26"/>
+          <w:kern w:val="0"/>
+          <w:sz w:val="21"/>
+          <w:szCs w:val="21"/>
+          <w14:ligatures w14:val="none"/>
+        </w:rPr>
+        <w:t>require</w:t>
+      </w:r>
+      <w:r>
+        <w:rPr>
+          <w:rFonts w:ascii="Consolas" w:eastAsia="Times New Roman" w:hAnsi="Consolas" w:cs="Times New Roman"/>
+          <w:color w:val="3B3B3B"/>
+          <w:kern w:val="0"/>
+          <w:sz w:val="21"/>
+          <w:szCs w:val="21"/>
+          <w14:ligatures w14:val="none"/>
+        </w:rPr>
+        <w:t>(</w:t>
+      </w:r>
+      <w:r>
+        <w:rPr>
+          <w:rFonts w:ascii="Consolas" w:eastAsia="Times New Roman" w:hAnsi="Consolas" w:cs="Times New Roman"/>
+          <w:color w:val="A31515"/>
+          <w:kern w:val="0"/>
+          <w:sz w:val="21"/>
+          <w:szCs w:val="21"/>
+          <w14:ligatures w14:val="none"/>
+        </w:rPr>
+        <w:t>'../app'</w:t>
+      </w:r>
+      <w:r>
+        <w:rPr>
+          <w:rFonts w:ascii="Consolas" w:eastAsia="Times New Roman" w:hAnsi="Consolas" w:cs="Times New Roman"/>
+          <w:color w:val="3B3B3B"/>
+          <w:kern w:val="0"/>
+          <w:sz w:val="21"/>
+          <w:szCs w:val="21"/>
+          <w14:ligatures w14:val="none"/>
+        </w:rPr>
+        <w:t>)</w:t>
+      </w:r>
+    </w:p>
+    <w:p>
+      <w:pPr>
+        <w:shd w:val="clear" w:color="auto" w:fill="FFFFFF"/>
+        <w:spacing w:after="0" w:line="285" w:lineRule="atLeast"/>
+        <w:rPr>
+          <w:rFonts w:ascii="Consolas" w:eastAsia="Times New Roman" w:hAnsi="Consolas" w:cs="Times New Roman"/>
+          <w:color w:val="3B3B3B"/>
+          <w:kern w:val="0"/>
+          <w:sz w:val="21"/>
+          <w:szCs w:val="21"/>
+          <w14:ligatures w14:val="none"/>
+        </w:rPr>
+      </w:pPr>
+    </w:p>
+    <w:p>
+      <w:pPr>
+        <w:shd w:val="clear" w:color="auto" w:fill="FFFFFF"/>
+        <w:spacing w:after="0" w:line="285" w:lineRule="atLeast"/>
+        <w:rPr>
+          <w:rFonts w:ascii="Consolas" w:eastAsia="Times New Roman" w:hAnsi="Consolas" w:cs="Times New Roman"/>
+          <w:color w:val="3B3B3B"/>
+          <w:kern w:val="0"/>
+          <w:sz w:val="21"/>
+          <w:szCs w:val="21"/>
+          <w14:ligatures w14:val="none"/>
+        </w:rPr>
+      </w:pPr>
+      <w:r>
+        <w:rPr>
+          <w:rFonts w:ascii="Consolas" w:eastAsia="Times New Roman" w:hAnsi="Consolas" w:cs="Times New Roman"/>
+          <w:color w:val="267F99"/>
+          <w:kern w:val="0"/>
+          <w:sz w:val="21"/>
+          <w:szCs w:val="21"/>
+          <w14:ligatures w14:val="none"/>
+        </w:rPr>
+        <w:t>jest</w:t>
+      </w:r>
+      <w:r>
+        <w:rPr>
+          <w:rFonts w:ascii="Consolas" w:eastAsia="Times New Roman" w:hAnsi="Consolas" w:cs="Times New Roman"/>
+          <w:color w:val="3B3B3B"/>
+          <w:kern w:val="0"/>
+          <w:sz w:val="21"/>
+          <w:szCs w:val="21"/>
+          <w14:ligatures w14:val="none"/>
+        </w:rPr>
+        <w:t>.</w:t>
+      </w:r>
+      <w:r>
+        <w:rPr>
+          <w:rFonts w:ascii="Consolas" w:eastAsia="Times New Roman" w:hAnsi="Consolas" w:cs="Times New Roman"/>
+          <w:color w:val="795E26"/>
+          <w:kern w:val="0"/>
+          <w:sz w:val="21"/>
+          <w:szCs w:val="21"/>
+          <w14:ligatures w14:val="none"/>
+        </w:rPr>
+        <w:t>mock</w:t>
+      </w:r>
+      <w:r>
+        <w:rPr>
+          <w:rFonts w:ascii="Consolas" w:eastAsia="Times New Roman" w:hAnsi="Consolas" w:cs="Times New Roman"/>
+          <w:color w:val="3B3B3B"/>
+          <w:kern w:val="0"/>
+          <w:sz w:val="21"/>
+          <w:szCs w:val="21"/>
+          <w14:ligatures w14:val="none"/>
+        </w:rPr>
+        <w:t>(</w:t>
+      </w:r>
+      <w:r>
+        <w:rPr>
+          <w:rFonts w:ascii="Consolas" w:eastAsia="Times New Roman" w:hAnsi="Consolas" w:cs="Times New Roman"/>
+          <w:color w:val="A31515"/>
+          <w:kern w:val="0"/>
+          <w:sz w:val="21"/>
+          <w:szCs w:val="21"/>
+          <w14:ligatures w14:val="none"/>
+        </w:rPr>
+        <w:t>'node:crypto'</w:t>
+      </w:r>
+      <w:r>
+        <w:rPr>
+          <w:rFonts w:ascii="Consolas" w:eastAsia="Times New Roman" w:hAnsi="Consolas" w:cs="Times New Roman"/>
+          <w:color w:val="3B3B3B"/>
+          <w:kern w:val="0"/>
+          <w:sz w:val="21"/>
+          <w:szCs w:val="21"/>
+          <w14:ligatures w14:val="none"/>
+        </w:rPr>
+        <w:t>)</w:t>
+      </w:r>
+    </w:p>
+    <w:p>
+      <w:pPr>
+        <w:shd w:val="clear" w:color="auto" w:fill="FFFFFF"/>
+        <w:spacing w:after="0" w:line="285" w:lineRule="atLeast"/>
+        <w:rPr>
+          <w:rFonts w:ascii="Consolas" w:eastAsia="Times New Roman" w:hAnsi="Consolas" w:cs="Times New Roman"/>
+          <w:color w:val="3B3B3B"/>
+          <w:kern w:val="0"/>
+          <w:sz w:val="21"/>
+          <w:szCs w:val="21"/>
+          <w14:ligatures w14:val="none"/>
+        </w:rPr>
+      </w:pPr>
+    </w:p>
+    <w:p>
+      <w:pPr>
+        <w:shd w:val="clear" w:color="auto" w:fill="FFFFFF"/>
+        <w:spacing w:after="0" w:line="285" w:lineRule="atLeast"/>
+        <w:rPr>
+          <w:rFonts w:ascii="Consolas" w:eastAsia="Times New Roman" w:hAnsi="Consolas" w:cs="Times New Roman"/>
+          <w:color w:val="3B3B3B"/>
+          <w:kern w:val="0"/>
+          <w:sz w:val="21"/>
+          <w:szCs w:val="21"/>
+          <w14:ligatures w14:val="none"/>
+        </w:rPr>
+      </w:pPr>
+      <w:r>
+        <w:rPr>
+          <w:rFonts w:ascii="Consolas" w:eastAsia="Times New Roman" w:hAnsi="Consolas" w:cs="Times New Roman"/>
+          <w:color w:val="795E26"/>
+          <w:kern w:val="0"/>
+          <w:sz w:val="21"/>
+          <w:szCs w:val="21"/>
+          <w14:ligatures w14:val="none"/>
+        </w:rPr>
+        <w:t>test</w:t>
+      </w:r>
+      <w:r>
+        <w:rPr>
+          <w:rFonts w:ascii="Consolas" w:eastAsia="Times New Roman" w:hAnsi="Consolas" w:cs="Times New Roman"/>
+          <w:color w:val="3B3B3B"/>
+          <w:kern w:val="0"/>
+          <w:sz w:val="21"/>
+          <w:szCs w:val="21"/>
+          <w14:ligatures w14:val="none"/>
+        </w:rPr>
+        <w:t>(</w:t>
+      </w:r>
+      <w:r>
+        <w:rPr>
+          <w:rFonts w:ascii="Consolas" w:eastAsia="Times New Roman" w:hAnsi="Consolas" w:cs="Times New Roman"/>
+          <w:color w:val="A31515"/>
+          <w:kern w:val="0"/>
+          <w:sz w:val="21"/>
+          <w:szCs w:val="21"/>
+          <w14:ligatures w14:val="none"/>
+        </w:rPr>
+        <w:t>'Mocking function'</w:t>
+      </w:r>
+      <w:r>
+        <w:rPr>
+          <w:rFonts w:ascii="Consolas" w:eastAsia="Times New Roman" w:hAnsi="Consolas" w:cs="Times New Roman"/>
+          <w:color w:val="3B3B3B"/>
+          <w:kern w:val="0"/>
+          <w:sz w:val="21"/>
+          <w:szCs w:val="21"/>
+          <w14:ligatures w14:val="none"/>
+        </w:rPr>
+        <w:t xml:space="preserve">, </w:t>
+      </w:r>
+      <w:r>
+        <w:rPr>
+          <w:rFonts w:ascii="Consolas" w:eastAsia="Times New Roman" w:hAnsi="Consolas" w:cs="Times New Roman"/>
+          <w:color w:val="0000FF"/>
+          <w:kern w:val="0"/>
+          <w:sz w:val="21"/>
+          <w:szCs w:val="21"/>
+          <w14:ligatures w14:val="none"/>
+        </w:rPr>
+        <w:t>async</w:t>
+      </w:r>
+      <w:r>
+        <w:rPr>
+          <w:rFonts w:ascii="Consolas" w:eastAsia="Times New Roman" w:hAnsi="Consolas" w:cs="Times New Roman"/>
+          <w:color w:val="3B3B3B"/>
+          <w:kern w:val="0"/>
+          <w:sz w:val="21"/>
+          <w:szCs w:val="21"/>
+          <w14:ligatures w14:val="none"/>
+        </w:rPr>
+        <w:t xml:space="preserve"> () </w:t>
+      </w:r>
+      <w:r>
+        <w:rPr>
+          <w:rFonts w:ascii="Consolas" w:eastAsia="Times New Roman" w:hAnsi="Consolas" w:cs="Times New Roman"/>
+          <w:color w:val="0000FF"/>
+          <w:kern w:val="0"/>
+          <w:sz w:val="21"/>
+          <w:szCs w:val="21"/>
+          <w14:ligatures w14:val="none"/>
+        </w:rPr>
+        <w:t>=&gt;</w:t>
+      </w:r>
+      <w:r>
+        <w:rPr>
+          <w:rFonts w:ascii="Consolas" w:eastAsia="Times New Roman" w:hAnsi="Consolas" w:cs="Times New Roman"/>
+          <w:color w:val="3B3B3B"/>
+          <w:kern w:val="0"/>
+          <w:sz w:val="21"/>
+          <w:szCs w:val="21"/>
+          <w14:ligatures w14:val="none"/>
+        </w:rPr>
+        <w:t xml:space="preserve"> {</w:t>
+      </w:r>
+    </w:p>
+    <w:p>
+      <w:pPr>
+        <w:shd w:val="clear" w:color="auto" w:fill="FFFFFF"/>
+        <w:spacing w:after="0" w:line="285" w:lineRule="atLeast"/>
+        <w:rPr>
+          <w:rFonts w:ascii="Consolas" w:eastAsia="Times New Roman" w:hAnsi="Consolas" w:cs="Times New Roman"/>
+          <w:color w:val="3B3B3B"/>
+          <w:kern w:val="0"/>
+          <w:sz w:val="21"/>
+          <w:szCs w:val="21"/>
+          <w14:ligatures w14:val="none"/>
+        </w:rPr>
+      </w:pPr>
+      <w:r>
+        <w:rPr>
+          <w:rFonts w:ascii="Consolas" w:eastAsia="Times New Roman" w:hAnsi="Consolas" w:cs="Times New Roman"/>
+          <w:color w:val="3B3B3B"/>
+          <w:kern w:val="0"/>
+          <w:sz w:val="21"/>
+          <w:szCs w:val="21"/>
+          <w14:ligatures w14:val="none"/>
+        </w:rPr>
+        <w:t xml:space="preserve">    </w:t>
+      </w:r>
+      <w:r>
+        <w:rPr>
+          <w:rFonts w:ascii="Consolas" w:eastAsia="Times New Roman" w:hAnsi="Consolas" w:cs="Times New Roman"/>
+          <w:color w:val="267F99"/>
+          <w:kern w:val="0"/>
+          <w:sz w:val="21"/>
+          <w:szCs w:val="21"/>
+          <w14:ligatures w14:val="none"/>
+        </w:rPr>
+        <w:t>crypto</w:t>
+      </w:r>
+      <w:r>
+        <w:rPr>
+          <w:rFonts w:ascii="Consolas" w:eastAsia="Times New Roman" w:hAnsi="Consolas" w:cs="Times New Roman"/>
+          <w:color w:val="3B3B3B"/>
+          <w:kern w:val="0"/>
+          <w:sz w:val="21"/>
+          <w:szCs w:val="21"/>
+          <w14:ligatures w14:val="none"/>
+        </w:rPr>
+        <w:t>.</w:t>
+      </w:r>
+      <w:r>
+        <w:rPr>
+          <w:rFonts w:ascii="Consolas" w:eastAsia="Times New Roman" w:hAnsi="Consolas" w:cs="Times New Roman"/>
+          <w:color w:val="795E26"/>
+          <w:kern w:val="0"/>
+          <w:sz w:val="21"/>
+          <w:szCs w:val="21"/>
+          <w14:ligatures w14:val="none"/>
+        </w:rPr>
+        <w:t>randomBytes</w:t>
+      </w:r>
+      <w:r>
+        <w:rPr>
+          <w:rFonts w:ascii="Consolas" w:eastAsia="Times New Roman" w:hAnsi="Consolas" w:cs="Times New Roman"/>
+          <w:color w:val="3B3B3B"/>
+          <w:kern w:val="0"/>
+          <w:sz w:val="21"/>
+          <w:szCs w:val="21"/>
+          <w14:ligatures w14:val="none"/>
+        </w:rPr>
+        <w:t>.</w:t>
+      </w:r>
+      <w:r>
+        <w:rPr>
+          <w:rFonts w:ascii="Consolas" w:eastAsia="Times New Roman" w:hAnsi="Consolas" w:cs="Times New Roman"/>
+          <w:color w:val="795E26"/>
+          <w:kern w:val="0"/>
+          <w:sz w:val="21"/>
+          <w:szCs w:val="21"/>
+          <w14:ligatures w14:val="none"/>
+        </w:rPr>
+        <w:t>mockResolvedValueOnce</w:t>
+      </w:r>
+      <w:r>
+        <w:rPr>
+          <w:rFonts w:ascii="Consolas" w:eastAsia="Times New Roman" w:hAnsi="Consolas" w:cs="Times New Roman"/>
+          <w:color w:val="3B3B3B"/>
+          <w:kern w:val="0"/>
+          <w:sz w:val="21"/>
+          <w:szCs w:val="21"/>
+          <w14:ligatures w14:val="none"/>
+        </w:rPr>
+        <w:t>(</w:t>
+      </w:r>
+      <w:r>
+        <w:rPr>
+          <w:rFonts w:ascii="Consolas" w:eastAsia="Times New Roman" w:hAnsi="Consolas" w:cs="Times New Roman"/>
+          <w:color w:val="A31515"/>
+          <w:kern w:val="0"/>
+          <w:sz w:val="21"/>
+          <w:szCs w:val="21"/>
+          <w14:ligatures w14:val="none"/>
+        </w:rPr>
+        <w:t>'bytes'</w:t>
+      </w:r>
+      <w:r>
+        <w:rPr>
+          <w:rFonts w:ascii="Consolas" w:eastAsia="Times New Roman" w:hAnsi="Consolas" w:cs="Times New Roman"/>
+          <w:color w:val="3B3B3B"/>
+          <w:kern w:val="0"/>
+          <w:sz w:val="21"/>
+          <w:szCs w:val="21"/>
+          <w14:ligatures w14:val="none"/>
+        </w:rPr>
+        <w:t>)</w:t>
+      </w:r>
+    </w:p>
+    <w:p>
+      <w:pPr>
+        <w:shd w:val="clear" w:color="auto" w:fill="FFFFFF"/>
+        <w:spacing w:after="0" w:line="285" w:lineRule="atLeast"/>
+        <w:rPr>
+          <w:rFonts w:ascii="Consolas" w:eastAsia="Times New Roman" w:hAnsi="Consolas" w:cs="Times New Roman"/>
+          <w:color w:val="3B3B3B"/>
+          <w:kern w:val="0"/>
+          <w:sz w:val="21"/>
+          <w:szCs w:val="21"/>
+          <w14:ligatures w14:val="none"/>
+        </w:rPr>
+      </w:pPr>
+      <w:r>
+        <w:rPr>
+          <w:rFonts w:ascii="Consolas" w:eastAsia="Times New Roman" w:hAnsi="Consolas" w:cs="Times New Roman"/>
+          <w:color w:val="3B3B3B"/>
+          <w:kern w:val="0"/>
+          <w:sz w:val="21"/>
+          <w:szCs w:val="21"/>
+          <w14:ligatures w14:val="none"/>
+        </w:rPr>
+        <w:t xml:space="preserve">    </w:t>
+      </w:r>
+      <w:r>
+        <w:rPr>
+          <w:rFonts w:ascii="Consolas" w:eastAsia="Times New Roman" w:hAnsi="Consolas" w:cs="Times New Roman"/>
+          <w:color w:val="0000FF"/>
+          <w:kern w:val="0"/>
+          <w:sz w:val="21"/>
+          <w:szCs w:val="21"/>
+          <w14:ligatures w14:val="none"/>
+        </w:rPr>
+        <w:t>const</w:t>
+      </w:r>
+      <w:r>
+        <w:rPr>
+          <w:rFonts w:ascii="Consolas" w:eastAsia="Times New Roman" w:hAnsi="Consolas" w:cs="Times New Roman"/>
+          <w:color w:val="3B3B3B"/>
+          <w:kern w:val="0"/>
+          <w:sz w:val="21"/>
+          <w:szCs w:val="21"/>
+          <w14:ligatures w14:val="none"/>
+        </w:rPr>
+        <w:t xml:space="preserve"> </w:t>
+      </w:r>
+      <w:r>
+        <w:rPr>
+          <w:rFonts w:ascii="Consolas" w:eastAsia="Times New Roman" w:hAnsi="Consolas" w:cs="Times New Roman"/>
+          <w:color w:val="0070C1"/>
+          <w:kern w:val="0"/>
+          <w:sz w:val="21"/>
+          <w:szCs w:val="21"/>
+          <w14:ligatures w14:val="none"/>
+        </w:rPr>
+        <w:t>res</w:t>
+      </w:r>
+      <w:r>
+        <w:rPr>
+          <w:rFonts w:ascii="Consolas" w:eastAsia="Times New Roman" w:hAnsi="Consolas" w:cs="Times New Roman"/>
+          <w:color w:val="3B3B3B"/>
+          <w:kern w:val="0"/>
+          <w:sz w:val="21"/>
+          <w:szCs w:val="21"/>
+          <w14:ligatures w14:val="none"/>
+        </w:rPr>
+        <w:t xml:space="preserve"> </w:t>
+      </w:r>
+      <w:r>
+        <w:rPr>
+          <w:rFonts w:ascii="Consolas" w:eastAsia="Times New Roman" w:hAnsi="Consolas" w:cs="Times New Roman"/>
+          <w:color w:val="000000"/>
+          <w:kern w:val="0"/>
+          <w:sz w:val="21"/>
+          <w:szCs w:val="21"/>
+          <w14:ligatures w14:val="none"/>
+        </w:rPr>
+        <w:t>=</w:t>
+      </w:r>
+      <w:r>
+        <w:rPr>
+          <w:rFonts w:ascii="Consolas" w:eastAsia="Times New Roman" w:hAnsi="Consolas" w:cs="Times New Roman"/>
+          <w:color w:val="3B3B3B"/>
+          <w:kern w:val="0"/>
+          <w:sz w:val="21"/>
+          <w:szCs w:val="21"/>
+          <w14:ligatures w14:val="none"/>
+        </w:rPr>
+        <w:t xml:space="preserve"> </w:t>
+      </w:r>
+      <w:r>
+        <w:rPr>
+          <w:rFonts w:ascii="Consolas" w:eastAsia="Times New Roman" w:hAnsi="Consolas" w:cs="Times New Roman"/>
+          <w:color w:val="AF00DB"/>
+          <w:kern w:val="0"/>
+          <w:sz w:val="21"/>
+          <w:szCs w:val="21"/>
+          <w14:ligatures w14:val="none"/>
+        </w:rPr>
+        <w:t>await</w:t>
+      </w:r>
+      <w:r>
+        <w:rPr>
+          <w:rFonts w:ascii="Consolas" w:eastAsia="Times New Roman" w:hAnsi="Consolas" w:cs="Times New Roman"/>
+          <w:color w:val="3B3B3B"/>
+          <w:kern w:val="0"/>
+          <w:sz w:val="21"/>
+          <w:szCs w:val="21"/>
+          <w14:ligatures w14:val="none"/>
+        </w:rPr>
+        <w:t xml:space="preserve"> </w:t>
+      </w:r>
+      <w:r>
+        <w:rPr>
+          <w:rFonts w:ascii="Consolas" w:eastAsia="Times New Roman" w:hAnsi="Consolas" w:cs="Times New Roman"/>
+          <w:color w:val="795E26"/>
+          <w:kern w:val="0"/>
+          <w:sz w:val="21"/>
+          <w:szCs w:val="21"/>
+          <w14:ligatures w14:val="none"/>
+        </w:rPr>
+        <w:t>getData</w:t>
+      </w:r>
+      <w:r>
+        <w:rPr>
+          <w:rFonts w:ascii="Consolas" w:eastAsia="Times New Roman" w:hAnsi="Consolas" w:cs="Times New Roman"/>
+          <w:color w:val="3B3B3B"/>
+          <w:kern w:val="0"/>
+          <w:sz w:val="21"/>
+          <w:szCs w:val="21"/>
+          <w14:ligatures w14:val="none"/>
+        </w:rPr>
+        <w:t>()</w:t>
+      </w:r>
+    </w:p>
+    <w:p>
+      <w:pPr>
+        <w:shd w:val="clear" w:color="auto" w:fill="FFFFFF"/>
+        <w:spacing w:after="0" w:line="285" w:lineRule="atLeast"/>
+        <w:rPr>
+          <w:rFonts w:ascii="Consolas" w:eastAsia="Times New Roman" w:hAnsi="Consolas" w:cs="Times New Roman"/>
+          <w:color w:val="3B3B3B"/>
+          <w:kern w:val="0"/>
+          <w:sz w:val="21"/>
+          <w:szCs w:val="21"/>
+          <w14:ligatures w14:val="none"/>
+        </w:rPr>
+      </w:pPr>
+      <w:r>
+        <w:rPr>
+          <w:rFonts w:ascii="Consolas" w:eastAsia="Times New Roman" w:hAnsi="Consolas" w:cs="Times New Roman"/>
+          <w:color w:val="3B3B3B"/>
+          <w:kern w:val="0"/>
+          <w:sz w:val="21"/>
+          <w:szCs w:val="21"/>
+          <w14:ligatures w14:val="none"/>
+        </w:rPr>
+        <w:t xml:space="preserve">    </w:t>
+      </w:r>
+      <w:r>
+        <w:rPr>
+          <w:rFonts w:ascii="Consolas" w:eastAsia="Times New Roman" w:hAnsi="Consolas" w:cs="Times New Roman"/>
+          <w:color w:val="795E26"/>
+          <w:kern w:val="0"/>
+          <w:sz w:val="21"/>
+          <w:szCs w:val="21"/>
+          <w14:ligatures w14:val="none"/>
+        </w:rPr>
+        <w:t>expect</w:t>
+      </w:r>
+      <w:r>
+        <w:rPr>
+          <w:rFonts w:ascii="Consolas" w:eastAsia="Times New Roman" w:hAnsi="Consolas" w:cs="Times New Roman"/>
+          <w:color w:val="3B3B3B"/>
+          <w:kern w:val="0"/>
+          <w:sz w:val="21"/>
+          <w:szCs w:val="21"/>
+          <w14:ligatures w14:val="none"/>
+        </w:rPr>
+        <w:t>(</w:t>
+      </w:r>
+      <w:r>
+        <w:rPr>
+          <w:rFonts w:ascii="Consolas" w:eastAsia="Times New Roman" w:hAnsi="Consolas" w:cs="Times New Roman"/>
+          <w:color w:val="0070C1"/>
+          <w:kern w:val="0"/>
+          <w:sz w:val="21"/>
+          <w:szCs w:val="21"/>
+          <w14:ligatures w14:val="none"/>
+        </w:rPr>
+        <w:t>res</w:t>
+      </w:r>
+      <w:r>
+        <w:rPr>
+          <w:rFonts w:ascii="Consolas" w:eastAsia="Times New Roman" w:hAnsi="Consolas" w:cs="Times New Roman"/>
+          <w:color w:val="3B3B3B"/>
+          <w:kern w:val="0"/>
+          <w:sz w:val="21"/>
+          <w:szCs w:val="21"/>
+          <w14:ligatures w14:val="none"/>
+        </w:rPr>
+        <w:t>).</w:t>
+      </w:r>
+      <w:r>
+        <w:rPr>
+          <w:rFonts w:ascii="Consolas" w:eastAsia="Times New Roman" w:hAnsi="Consolas" w:cs="Times New Roman"/>
+          <w:color w:val="795E26"/>
+          <w:kern w:val="0"/>
+          <w:sz w:val="21"/>
+          <w:szCs w:val="21"/>
+          <w14:ligatures w14:val="none"/>
+        </w:rPr>
+        <w:t>toEqual</w:t>
+      </w:r>
+      <w:r>
+        <w:rPr>
+          <w:rFonts w:ascii="Consolas" w:eastAsia="Times New Roman" w:hAnsi="Consolas" w:cs="Times New Roman"/>
+          <w:color w:val="3B3B3B"/>
+          <w:kern w:val="0"/>
+          <w:sz w:val="21"/>
+          <w:szCs w:val="21"/>
+          <w14:ligatures w14:val="none"/>
+        </w:rPr>
+        <w:t>(</w:t>
+      </w:r>
+      <w:r>
+        <w:rPr>
+          <w:rFonts w:ascii="Consolas" w:eastAsia="Times New Roman" w:hAnsi="Consolas" w:cs="Times New Roman"/>
+          <w:color w:val="A31515"/>
+          <w:kern w:val="0"/>
+          <w:sz w:val="21"/>
+          <w:szCs w:val="21"/>
+          <w14:ligatures w14:val="none"/>
+        </w:rPr>
+        <w:t>'bytes'</w:t>
+      </w:r>
+      <w:r>
+        <w:rPr>
+          <w:rFonts w:ascii="Consolas" w:eastAsia="Times New Roman" w:hAnsi="Consolas" w:cs="Times New Roman"/>
+          <w:color w:val="3B3B3B"/>
+          <w:kern w:val="0"/>
+          <w:sz w:val="21"/>
+          <w:szCs w:val="21"/>
+          <w14:ligatures w14:val="none"/>
+        </w:rPr>
+        <w:t>)</w:t>
+      </w:r>
+    </w:p>
+    <w:p>
+      <w:pPr>
+        <w:shd w:val="clear" w:color="auto" w:fill="FFFFFF"/>
+        <w:spacing w:after="0" w:line="285" w:lineRule="atLeast"/>
+        <w:rPr>
+          <w:rFonts w:ascii="Consolas" w:eastAsia="Times New Roman" w:hAnsi="Consolas" w:cs="Times New Roman"/>
+          <w:color w:val="3B3B3B"/>
+          <w:kern w:val="0"/>
+          <w:sz w:val="21"/>
+          <w:szCs w:val="21"/>
+          <w14:ligatures w14:val="none"/>
+        </w:rPr>
+      </w:pPr>
+      <w:r>
+        <w:rPr>
+          <w:rFonts w:ascii="Consolas" w:eastAsia="Times New Roman" w:hAnsi="Consolas" w:cs="Times New Roman"/>
+          <w:color w:val="3B3B3B"/>
+          <w:kern w:val="0"/>
+          <w:sz w:val="21"/>
+          <w:szCs w:val="21"/>
+          <w14:ligatures w14:val="none"/>
+        </w:rPr>
+        <w:t>})</w:t>
+      </w:r>
+    </w:p>
+    <w:p>
+      <w:pPr>
+        <w:ind w:firstLine="720"/>
+      </w:pPr>
+      <w:r>
+        <w:t>-----------------------------------------------------------------------------</w:t>
+      </w:r>
+    </w:p>
+    <w:p>
+      <w:pPr>
+        <w:shd w:val="clear" w:color="auto" w:fill="FFFFFF"/>
+        <w:spacing w:after="0" w:line="285" w:lineRule="atLeast"/>
+        <w:rPr>
+          <w:rFonts w:ascii="Consolas" w:eastAsia="Times New Roman" w:hAnsi="Consolas" w:cs="Times New Roman"/>
+          <w:color w:val="795E26"/>
+          <w:kern w:val="0"/>
+          <w:sz w:val="21"/>
+          <w:szCs w:val="21"/>
+          <w14:ligatures w14:val="none"/>
+        </w:rPr>
+      </w:pPr>
+    </w:p>
+    <w:p>
+      <w:pPr>
+        <w:shd w:val="clear" w:color="auto" w:fill="FFFFFF"/>
+        <w:spacing w:after="0" w:line="285" w:lineRule="atLeast"/>
+        <w:rPr>
+          <w:rFonts w:ascii="Consolas" w:eastAsia="Times New Roman" w:hAnsi="Consolas" w:cs="Times New Roman"/>
+          <w:color w:val="795E26"/>
+          <w:kern w:val="0"/>
+          <w:sz w:val="21"/>
+          <w:szCs w:val="21"/>
+          <w14:ligatures w14:val="none"/>
+        </w:rPr>
+      </w:pPr>
+    </w:p>
+    <w:p>
+      <w:pPr>
+        <w:shd w:val="clear" w:color="auto" w:fill="FFFFFF"/>
+        <w:spacing w:after="0" w:line="285" w:lineRule="atLeast"/>
+        <w:rPr>
+          <w:rFonts w:ascii="Consolas" w:eastAsia="Times New Roman" w:hAnsi="Consolas" w:cs="Times New Roman"/>
+          <w:color w:val="3B3B3B"/>
+          <w:kern w:val="0"/>
+          <w:sz w:val="21"/>
+          <w:szCs w:val="21"/>
+          <w14:ligatures w14:val="none"/>
+        </w:rPr>
+      </w:pPr>
+      <w:r>
+        <w:rPr>
+          <w:rFonts w:ascii="Consolas" w:eastAsia="Times New Roman" w:hAnsi="Consolas" w:cs="Times New Roman"/>
+          <w:color w:val="795E26"/>
+          <w:kern w:val="0"/>
+          <w:sz w:val="21"/>
+          <w:szCs w:val="21"/>
+          <w14:ligatures w14:val="none"/>
+        </w:rPr>
+        <w:lastRenderedPageBreak/>
+        <w:t>test</w:t>
+      </w:r>
+      <w:r>
+        <w:rPr>
+          <w:rFonts w:ascii="Consolas" w:eastAsia="Times New Roman" w:hAnsi="Consolas" w:cs="Times New Roman"/>
+          <w:color w:val="3B3B3B"/>
+          <w:kern w:val="0"/>
+          <w:sz w:val="21"/>
+          <w:szCs w:val="21"/>
+          <w14:ligatures w14:val="none"/>
+        </w:rPr>
+        <w:t>(</w:t>
+      </w:r>
+      <w:r>
+        <w:rPr>
+          <w:rFonts w:ascii="Consolas" w:eastAsia="Times New Roman" w:hAnsi="Consolas" w:cs="Times New Roman"/>
+          <w:color w:val="A31515"/>
+          <w:kern w:val="0"/>
+          <w:sz w:val="21"/>
+          <w:szCs w:val="21"/>
+          <w14:ligatures w14:val="none"/>
+        </w:rPr>
+        <w:t>'Mocking function'</w:t>
+      </w:r>
+      <w:r>
+        <w:rPr>
+          <w:rFonts w:ascii="Consolas" w:eastAsia="Times New Roman" w:hAnsi="Consolas" w:cs="Times New Roman"/>
+          <w:color w:val="3B3B3B"/>
+          <w:kern w:val="0"/>
+          <w:sz w:val="21"/>
+          <w:szCs w:val="21"/>
+          <w14:ligatures w14:val="none"/>
+        </w:rPr>
+        <w:t xml:space="preserve">, </w:t>
+      </w:r>
+      <w:r>
+        <w:rPr>
+          <w:rFonts w:ascii="Consolas" w:eastAsia="Times New Roman" w:hAnsi="Consolas" w:cs="Times New Roman"/>
+          <w:color w:val="0000FF"/>
+          <w:kern w:val="0"/>
+          <w:sz w:val="21"/>
+          <w:szCs w:val="21"/>
+          <w14:ligatures w14:val="none"/>
+        </w:rPr>
+        <w:t>async</w:t>
+      </w:r>
+      <w:r>
+        <w:rPr>
+          <w:rFonts w:ascii="Consolas" w:eastAsia="Times New Roman" w:hAnsi="Consolas" w:cs="Times New Roman"/>
+          <w:color w:val="3B3B3B"/>
+          <w:kern w:val="0"/>
+          <w:sz w:val="21"/>
+          <w:szCs w:val="21"/>
+          <w14:ligatures w14:val="none"/>
+        </w:rPr>
+        <w:t xml:space="preserve"> () </w:t>
+      </w:r>
+      <w:r>
+        <w:rPr>
+          <w:rFonts w:ascii="Consolas" w:eastAsia="Times New Roman" w:hAnsi="Consolas" w:cs="Times New Roman"/>
+          <w:color w:val="0000FF"/>
+          <w:kern w:val="0"/>
+          <w:sz w:val="21"/>
+          <w:szCs w:val="21"/>
+          <w14:ligatures w14:val="none"/>
+        </w:rPr>
+        <w:t>=&gt;</w:t>
+      </w:r>
+      <w:r>
+        <w:rPr>
+          <w:rFonts w:ascii="Consolas" w:eastAsia="Times New Roman" w:hAnsi="Consolas" w:cs="Times New Roman"/>
+          <w:color w:val="3B3B3B"/>
+          <w:kern w:val="0"/>
+          <w:sz w:val="21"/>
+          <w:szCs w:val="21"/>
+          <w14:ligatures w14:val="none"/>
+        </w:rPr>
+        <w:t xml:space="preserve"> {</w:t>
+      </w:r>
+    </w:p>
+    <w:p>
+      <w:pPr>
+        <w:shd w:val="clear" w:color="auto" w:fill="FFFFFF"/>
+        <w:spacing w:after="0" w:line="285" w:lineRule="atLeast"/>
+        <w:rPr>
+          <w:rFonts w:ascii="Consolas" w:eastAsia="Times New Roman" w:hAnsi="Consolas" w:cs="Times New Roman"/>
+          <w:color w:val="3B3B3B"/>
+          <w:kern w:val="0"/>
+          <w:sz w:val="21"/>
+          <w:szCs w:val="21"/>
+          <w14:ligatures w14:val="none"/>
+        </w:rPr>
+      </w:pPr>
+      <w:r>
+        <w:rPr>
+          <w:rFonts w:ascii="Consolas" w:eastAsia="Times New Roman" w:hAnsi="Consolas" w:cs="Times New Roman"/>
+          <w:color w:val="3B3B3B"/>
+          <w:kern w:val="0"/>
+          <w:sz w:val="21"/>
+          <w:szCs w:val="21"/>
+          <w14:ligatures w14:val="none"/>
+        </w:rPr>
+        <w:t xml:space="preserve">    </w:t>
+      </w:r>
+      <w:r>
+        <w:rPr>
+          <w:rFonts w:ascii="Consolas" w:eastAsia="Times New Roman" w:hAnsi="Consolas" w:cs="Times New Roman"/>
+          <w:color w:val="267F99"/>
+          <w:kern w:val="0"/>
+          <w:sz w:val="21"/>
+          <w:szCs w:val="21"/>
+          <w14:ligatures w14:val="none"/>
+        </w:rPr>
+        <w:t>crypto</w:t>
+      </w:r>
+      <w:r>
+        <w:rPr>
+          <w:rFonts w:ascii="Consolas" w:eastAsia="Times New Roman" w:hAnsi="Consolas" w:cs="Times New Roman"/>
+          <w:color w:val="3B3B3B"/>
+          <w:kern w:val="0"/>
+          <w:sz w:val="21"/>
+          <w:szCs w:val="21"/>
+          <w14:ligatures w14:val="none"/>
+        </w:rPr>
+        <w:t>.</w:t>
+      </w:r>
+      <w:r>
+        <w:rPr>
+          <w:rFonts w:ascii="Consolas" w:eastAsia="Times New Roman" w:hAnsi="Consolas" w:cs="Times New Roman"/>
+          <w:color w:val="795E26"/>
+          <w:kern w:val="0"/>
+          <w:sz w:val="21"/>
+          <w:szCs w:val="21"/>
+          <w14:ligatures w14:val="none"/>
+        </w:rPr>
+        <w:t>randomBytes</w:t>
+      </w:r>
+      <w:r>
+        <w:rPr>
+          <w:rFonts w:ascii="Consolas" w:eastAsia="Times New Roman" w:hAnsi="Consolas" w:cs="Times New Roman"/>
+          <w:color w:val="3B3B3B"/>
+          <w:kern w:val="0"/>
+          <w:sz w:val="21"/>
+          <w:szCs w:val="21"/>
+          <w14:ligatures w14:val="none"/>
+        </w:rPr>
+        <w:t>.</w:t>
+      </w:r>
+      <w:r>
+        <w:rPr>
+          <w:rFonts w:ascii="Consolas" w:eastAsia="Times New Roman" w:hAnsi="Consolas" w:cs="Times New Roman"/>
+          <w:color w:val="795E26"/>
+          <w:kern w:val="0"/>
+          <w:sz w:val="21"/>
+          <w:szCs w:val="21"/>
+          <w14:ligatures w14:val="none"/>
+        </w:rPr>
+        <w:t>mockImplementationOnce</w:t>
+      </w:r>
+      <w:r>
+        <w:rPr>
+          <w:rFonts w:ascii="Consolas" w:eastAsia="Times New Roman" w:hAnsi="Consolas" w:cs="Times New Roman"/>
+          <w:color w:val="3B3B3B"/>
+          <w:kern w:val="0"/>
+          <w:sz w:val="21"/>
+          <w:szCs w:val="21"/>
+          <w14:ligatures w14:val="none"/>
+        </w:rPr>
+        <w:t xml:space="preserve">(() </w:t>
+      </w:r>
+      <w:r>
+        <w:rPr>
+          <w:rFonts w:ascii="Consolas" w:eastAsia="Times New Roman" w:hAnsi="Consolas" w:cs="Times New Roman"/>
+          <w:color w:val="0000FF"/>
+          <w:kern w:val="0"/>
+          <w:sz w:val="21"/>
+          <w:szCs w:val="21"/>
+          <w14:ligatures w14:val="none"/>
+        </w:rPr>
+        <w:t>=&gt;</w:t>
+      </w:r>
+      <w:r>
+        <w:rPr>
+          <w:rFonts w:ascii="Consolas" w:eastAsia="Times New Roman" w:hAnsi="Consolas" w:cs="Times New Roman"/>
+          <w:color w:val="3B3B3B"/>
+          <w:kern w:val="0"/>
+          <w:sz w:val="21"/>
+          <w:szCs w:val="21"/>
+          <w14:ligatures w14:val="none"/>
+        </w:rPr>
+        <w:t xml:space="preserve"> </w:t>
+      </w:r>
+      <w:r>
+        <w:rPr>
+          <w:rFonts w:ascii="Consolas" w:eastAsia="Times New Roman" w:hAnsi="Consolas" w:cs="Times New Roman"/>
+          <w:color w:val="267F99"/>
+          <w:kern w:val="0"/>
+          <w:sz w:val="21"/>
+          <w:szCs w:val="21"/>
+          <w14:ligatures w14:val="none"/>
+        </w:rPr>
+        <w:t>Promise</w:t>
+      </w:r>
+      <w:r>
+        <w:rPr>
+          <w:rFonts w:ascii="Consolas" w:eastAsia="Times New Roman" w:hAnsi="Consolas" w:cs="Times New Roman"/>
+          <w:color w:val="3B3B3B"/>
+          <w:kern w:val="0"/>
+          <w:sz w:val="21"/>
+          <w:szCs w:val="21"/>
+          <w14:ligatures w14:val="none"/>
+        </w:rPr>
+        <w:t>.</w:t>
+      </w:r>
+      <w:r>
+        <w:rPr>
+          <w:rFonts w:ascii="Consolas" w:eastAsia="Times New Roman" w:hAnsi="Consolas" w:cs="Times New Roman"/>
+          <w:color w:val="795E26"/>
+          <w:kern w:val="0"/>
+          <w:sz w:val="21"/>
+          <w:szCs w:val="21"/>
+          <w14:ligatures w14:val="none"/>
+        </w:rPr>
+        <w:t>resolve</w:t>
+      </w:r>
+      <w:r>
+        <w:rPr>
+          <w:rFonts w:ascii="Consolas" w:eastAsia="Times New Roman" w:hAnsi="Consolas" w:cs="Times New Roman"/>
+          <w:color w:val="3B3B3B"/>
+          <w:kern w:val="0"/>
+          <w:sz w:val="21"/>
+          <w:szCs w:val="21"/>
+          <w14:ligatures w14:val="none"/>
+        </w:rPr>
+        <w:t>(</w:t>
+      </w:r>
+      <w:r>
+        <w:rPr>
+          <w:rFonts w:ascii="Consolas" w:eastAsia="Times New Roman" w:hAnsi="Consolas" w:cs="Times New Roman"/>
+          <w:color w:val="A31515"/>
+          <w:kern w:val="0"/>
+          <w:sz w:val="21"/>
+          <w:szCs w:val="21"/>
+          <w14:ligatures w14:val="none"/>
+        </w:rPr>
+        <w:t>'bytes'</w:t>
+      </w:r>
+      <w:r>
+        <w:rPr>
+          <w:rFonts w:ascii="Consolas" w:eastAsia="Times New Roman" w:hAnsi="Consolas" w:cs="Times New Roman"/>
+          <w:color w:val="3B3B3B"/>
+          <w:kern w:val="0"/>
+          <w:sz w:val="21"/>
+          <w:szCs w:val="21"/>
+          <w14:ligatures w14:val="none"/>
+        </w:rPr>
+        <w:t>))</w:t>
+      </w:r>
+    </w:p>
+    <w:p>
+      <w:pPr>
+        <w:shd w:val="clear" w:color="auto" w:fill="FFFFFF"/>
+        <w:spacing w:after="0" w:line="285" w:lineRule="atLeast"/>
+        <w:rPr>
+          <w:rFonts w:ascii="Consolas" w:eastAsia="Times New Roman" w:hAnsi="Consolas" w:cs="Times New Roman"/>
+          <w:color w:val="3B3B3B"/>
+          <w:kern w:val="0"/>
+          <w:sz w:val="21"/>
+          <w:szCs w:val="21"/>
+          <w14:ligatures w14:val="none"/>
+        </w:rPr>
+      </w:pPr>
+      <w:r>
+        <w:rPr>
+          <w:rFonts w:ascii="Consolas" w:eastAsia="Times New Roman" w:hAnsi="Consolas" w:cs="Times New Roman"/>
+          <w:color w:val="3B3B3B"/>
+          <w:kern w:val="0"/>
+          <w:sz w:val="21"/>
+          <w:szCs w:val="21"/>
+          <w14:ligatures w14:val="none"/>
+        </w:rPr>
+        <w:t xml:space="preserve">    </w:t>
+      </w:r>
+      <w:r>
+        <w:rPr>
+          <w:rFonts w:ascii="Consolas" w:eastAsia="Times New Roman" w:hAnsi="Consolas" w:cs="Times New Roman"/>
+          <w:color w:val="0000FF"/>
+          <w:kern w:val="0"/>
+          <w:sz w:val="21"/>
+          <w:szCs w:val="21"/>
+          <w14:ligatures w14:val="none"/>
+        </w:rPr>
+        <w:t>const</w:t>
+      </w:r>
+      <w:r>
+        <w:rPr>
+          <w:rFonts w:ascii="Consolas" w:eastAsia="Times New Roman" w:hAnsi="Consolas" w:cs="Times New Roman"/>
+          <w:color w:val="3B3B3B"/>
+          <w:kern w:val="0"/>
+          <w:sz w:val="21"/>
+          <w:szCs w:val="21"/>
+          <w14:ligatures w14:val="none"/>
+        </w:rPr>
+        <w:t xml:space="preserve"> </w:t>
+      </w:r>
+      <w:r>
+        <w:rPr>
+          <w:rFonts w:ascii="Consolas" w:eastAsia="Times New Roman" w:hAnsi="Consolas" w:cs="Times New Roman"/>
+          <w:color w:val="0070C1"/>
+          <w:kern w:val="0"/>
+          <w:sz w:val="21"/>
+          <w:szCs w:val="21"/>
+          <w14:ligatures w14:val="none"/>
+        </w:rPr>
+        <w:t>res</w:t>
+      </w:r>
+      <w:r>
+        <w:rPr>
+          <w:rFonts w:ascii="Consolas" w:eastAsia="Times New Roman" w:hAnsi="Consolas" w:cs="Times New Roman"/>
+          <w:color w:val="3B3B3B"/>
+          <w:kern w:val="0"/>
+          <w:sz w:val="21"/>
+          <w:szCs w:val="21"/>
+          <w14:ligatures w14:val="none"/>
+        </w:rPr>
+        <w:t xml:space="preserve"> </w:t>
+      </w:r>
+      <w:r>
+        <w:rPr>
+          <w:rFonts w:ascii="Consolas" w:eastAsia="Times New Roman" w:hAnsi="Consolas" w:cs="Times New Roman"/>
+          <w:color w:val="000000"/>
+          <w:kern w:val="0"/>
+          <w:sz w:val="21"/>
+          <w:szCs w:val="21"/>
+          <w14:ligatures w14:val="none"/>
+        </w:rPr>
+        <w:t>=</w:t>
+      </w:r>
+      <w:r>
+        <w:rPr>
+          <w:rFonts w:ascii="Consolas" w:eastAsia="Times New Roman" w:hAnsi="Consolas" w:cs="Times New Roman"/>
+          <w:color w:val="3B3B3B"/>
+          <w:kern w:val="0"/>
+          <w:sz w:val="21"/>
+          <w:szCs w:val="21"/>
+          <w14:ligatures w14:val="none"/>
+        </w:rPr>
+        <w:t xml:space="preserve"> </w:t>
+      </w:r>
+      <w:r>
+        <w:rPr>
+          <w:rFonts w:ascii="Consolas" w:eastAsia="Times New Roman" w:hAnsi="Consolas" w:cs="Times New Roman"/>
+          <w:color w:val="AF00DB"/>
+          <w:kern w:val="0"/>
+          <w:sz w:val="21"/>
+          <w:szCs w:val="21"/>
+          <w14:ligatures w14:val="none"/>
+        </w:rPr>
+        <w:t>await</w:t>
+      </w:r>
+      <w:r>
+        <w:rPr>
+          <w:rFonts w:ascii="Consolas" w:eastAsia="Times New Roman" w:hAnsi="Consolas" w:cs="Times New Roman"/>
+          <w:color w:val="3B3B3B"/>
+          <w:kern w:val="0"/>
+          <w:sz w:val="21"/>
+          <w:szCs w:val="21"/>
+          <w14:ligatures w14:val="none"/>
+        </w:rPr>
+        <w:t xml:space="preserve"> </w:t>
+      </w:r>
+      <w:r>
+        <w:rPr>
+          <w:rFonts w:ascii="Consolas" w:eastAsia="Times New Roman" w:hAnsi="Consolas" w:cs="Times New Roman"/>
+          <w:color w:val="795E26"/>
+          <w:kern w:val="0"/>
+          <w:sz w:val="21"/>
+          <w:szCs w:val="21"/>
+          <w14:ligatures w14:val="none"/>
+        </w:rPr>
+        <w:t>getData</w:t>
+      </w:r>
+      <w:r>
+        <w:rPr>
+          <w:rFonts w:ascii="Consolas" w:eastAsia="Times New Roman" w:hAnsi="Consolas" w:cs="Times New Roman"/>
+          <w:color w:val="3B3B3B"/>
+          <w:kern w:val="0"/>
+          <w:sz w:val="21"/>
+          <w:szCs w:val="21"/>
+          <w14:ligatures w14:val="none"/>
+        </w:rPr>
+        <w:t>()</w:t>
+      </w:r>
+    </w:p>
+    <w:p>
+      <w:pPr>
+        <w:shd w:val="clear" w:color="auto" w:fill="FFFFFF"/>
+        <w:spacing w:after="0" w:line="285" w:lineRule="atLeast"/>
+        <w:rPr>
+          <w:rFonts w:ascii="Consolas" w:eastAsia="Times New Roman" w:hAnsi="Consolas" w:cs="Times New Roman"/>
+          <w:color w:val="3B3B3B"/>
+          <w:kern w:val="0"/>
+          <w:sz w:val="21"/>
+          <w:szCs w:val="21"/>
+          <w14:ligatures w14:val="none"/>
+        </w:rPr>
+      </w:pPr>
+      <w:r>
+        <w:rPr>
+          <w:rFonts w:ascii="Consolas" w:eastAsia="Times New Roman" w:hAnsi="Consolas" w:cs="Times New Roman"/>
+          <w:color w:val="3B3B3B"/>
+          <w:kern w:val="0"/>
+          <w:sz w:val="21"/>
+          <w:szCs w:val="21"/>
+          <w14:ligatures w14:val="none"/>
+        </w:rPr>
+        <w:t xml:space="preserve">    </w:t>
+      </w:r>
+      <w:r>
+        <w:rPr>
+          <w:rFonts w:ascii="Consolas" w:eastAsia="Times New Roman" w:hAnsi="Consolas" w:cs="Times New Roman"/>
+          <w:color w:val="795E26"/>
+          <w:kern w:val="0"/>
+          <w:sz w:val="21"/>
+          <w:szCs w:val="21"/>
+          <w14:ligatures w14:val="none"/>
+        </w:rPr>
+        <w:t>expect</w:t>
+      </w:r>
+      <w:r>
+        <w:rPr>
+          <w:rFonts w:ascii="Consolas" w:eastAsia="Times New Roman" w:hAnsi="Consolas" w:cs="Times New Roman"/>
+          <w:color w:val="3B3B3B"/>
+          <w:kern w:val="0"/>
+          <w:sz w:val="21"/>
+          <w:szCs w:val="21"/>
+          <w14:ligatures w14:val="none"/>
+        </w:rPr>
+        <w:t>(</w:t>
+      </w:r>
+      <w:r>
+        <w:rPr>
+          <w:rFonts w:ascii="Consolas" w:eastAsia="Times New Roman" w:hAnsi="Consolas" w:cs="Times New Roman"/>
+          <w:color w:val="0070C1"/>
+          <w:kern w:val="0"/>
+          <w:sz w:val="21"/>
+          <w:szCs w:val="21"/>
+          <w14:ligatures w14:val="none"/>
+        </w:rPr>
+        <w:t>res</w:t>
+      </w:r>
+      <w:r>
+        <w:rPr>
+          <w:rFonts w:ascii="Consolas" w:eastAsia="Times New Roman" w:hAnsi="Consolas" w:cs="Times New Roman"/>
+          <w:color w:val="3B3B3B"/>
+          <w:kern w:val="0"/>
+          <w:sz w:val="21"/>
+          <w:szCs w:val="21"/>
+          <w14:ligatures w14:val="none"/>
+        </w:rPr>
+        <w:t>).</w:t>
+      </w:r>
+      <w:r>
+        <w:rPr>
+          <w:rFonts w:ascii="Consolas" w:eastAsia="Times New Roman" w:hAnsi="Consolas" w:cs="Times New Roman"/>
+          <w:color w:val="795E26"/>
+          <w:kern w:val="0"/>
+          <w:sz w:val="21"/>
+          <w:szCs w:val="21"/>
+          <w14:ligatures w14:val="none"/>
+        </w:rPr>
+        <w:t>toEqual</w:t>
+      </w:r>
+      <w:r>
+        <w:rPr>
+          <w:rFonts w:ascii="Consolas" w:eastAsia="Times New Roman" w:hAnsi="Consolas" w:cs="Times New Roman"/>
+          <w:color w:val="3B3B3B"/>
+          <w:kern w:val="0"/>
+          <w:sz w:val="21"/>
+          <w:szCs w:val="21"/>
+          <w14:ligatures w14:val="none"/>
+        </w:rPr>
+        <w:t>(</w:t>
+      </w:r>
+      <w:r>
+        <w:rPr>
+          <w:rFonts w:ascii="Consolas" w:eastAsia="Times New Roman" w:hAnsi="Consolas" w:cs="Times New Roman"/>
+          <w:color w:val="A31515"/>
+          <w:kern w:val="0"/>
+          <w:sz w:val="21"/>
+          <w:szCs w:val="21"/>
+          <w14:ligatures w14:val="none"/>
+        </w:rPr>
+        <w:t>'bytes'</w:t>
+      </w:r>
+      <w:r>
+        <w:rPr>
+          <w:rFonts w:ascii="Consolas" w:eastAsia="Times New Roman" w:hAnsi="Consolas" w:cs="Times New Roman"/>
+          <w:color w:val="3B3B3B"/>
+          <w:kern w:val="0"/>
+          <w:sz w:val="21"/>
+          <w:szCs w:val="21"/>
+          <w14:ligatures w14:val="none"/>
+        </w:rPr>
+        <w:t>)</w:t>
+      </w:r>
+    </w:p>
+    <w:p>
+      <w:pPr>
+        <w:shd w:val="clear" w:color="auto" w:fill="FFFFFF"/>
+        <w:spacing w:after="0" w:line="285" w:lineRule="atLeast"/>
+        <w:rPr>
+          <w:rFonts w:ascii="Consolas" w:eastAsia="Times New Roman" w:hAnsi="Consolas" w:cs="Times New Roman"/>
+          <w:color w:val="3B3B3B"/>
+          <w:kern w:val="0"/>
+          <w:sz w:val="21"/>
+          <w:szCs w:val="21"/>
+          <w14:ligatures w14:val="none"/>
+        </w:rPr>
+      </w:pPr>
+      <w:r>
+        <w:rPr>
+          <w:rFonts w:ascii="Consolas" w:eastAsia="Times New Roman" w:hAnsi="Consolas" w:cs="Times New Roman"/>
+          <w:color w:val="3B3B3B"/>
+          <w:kern w:val="0"/>
+          <w:sz w:val="21"/>
+          <w:szCs w:val="21"/>
+          <w14:ligatures w14:val="none"/>
+        </w:rPr>
+        <w:t>})</w:t>
+      </w:r>
+    </w:p>
+    <w:p>
+      <w:pPr>
+        <w:ind w:firstLine="720"/>
+      </w:pPr>
+      <w:r>
+        <w:t>*************************************************************</w:t>
+      </w:r>
+    </w:p>
+    <w:p>
+      <w:r>
+        <w:t>To use spyOn for mocking with Jest:</w:t>
+      </w:r>
+    </w:p>
+    <w:p>
+      <w:pPr>
+        <w:shd w:val="clear" w:color="auto" w:fill="FFFFFF"/>
+        <w:spacing w:after="0" w:line="285" w:lineRule="atLeast"/>
+        <w:rPr>
+          <w:rFonts w:ascii="Consolas" w:eastAsia="Times New Roman" w:hAnsi="Consolas" w:cs="Times New Roman"/>
+          <w:color w:val="3B3B3B"/>
+          <w:kern w:val="0"/>
+          <w:sz w:val="21"/>
+          <w:szCs w:val="21"/>
+          <w14:ligatures w14:val="none"/>
+        </w:rPr>
+      </w:pPr>
+      <w:r>
+        <w:rPr>
+          <w:rFonts w:ascii="Consolas" w:eastAsia="Times New Roman" w:hAnsi="Consolas" w:cs="Times New Roman"/>
+          <w:color w:val="0000FF"/>
+          <w:kern w:val="0"/>
+          <w:sz w:val="21"/>
+          <w:szCs w:val="21"/>
+          <w14:ligatures w14:val="none"/>
+        </w:rPr>
+        <w:t>const</w:t>
+      </w:r>
+      <w:r>
+        <w:rPr>
+          <w:rFonts w:ascii="Consolas" w:eastAsia="Times New Roman" w:hAnsi="Consolas" w:cs="Times New Roman"/>
+          <w:color w:val="3B3B3B"/>
+          <w:kern w:val="0"/>
+          <w:sz w:val="21"/>
+          <w:szCs w:val="21"/>
+          <w14:ligatures w14:val="none"/>
+        </w:rPr>
+        <w:t xml:space="preserve"> </w:t>
+      </w:r>
+      <w:r>
+        <w:rPr>
+          <w:rFonts w:ascii="Consolas" w:eastAsia="Times New Roman" w:hAnsi="Consolas" w:cs="Times New Roman"/>
+          <w:color w:val="267F99"/>
+          <w:kern w:val="0"/>
+          <w:sz w:val="21"/>
+          <w:szCs w:val="21"/>
+          <w14:ligatures w14:val="none"/>
+        </w:rPr>
+        <w:t>crypto</w:t>
+      </w:r>
+      <w:r>
+        <w:rPr>
+          <w:rFonts w:ascii="Consolas" w:eastAsia="Times New Roman" w:hAnsi="Consolas" w:cs="Times New Roman"/>
+          <w:color w:val="3B3B3B"/>
+          <w:kern w:val="0"/>
+          <w:sz w:val="21"/>
+          <w:szCs w:val="21"/>
+          <w14:ligatures w14:val="none"/>
+        </w:rPr>
+        <w:t xml:space="preserve"> </w:t>
+      </w:r>
+      <w:r>
+        <w:rPr>
+          <w:rFonts w:ascii="Consolas" w:eastAsia="Times New Roman" w:hAnsi="Consolas" w:cs="Times New Roman"/>
+          <w:color w:val="000000"/>
+          <w:kern w:val="0"/>
+          <w:sz w:val="21"/>
+          <w:szCs w:val="21"/>
+          <w14:ligatures w14:val="none"/>
+        </w:rPr>
+        <w:t>=</w:t>
+      </w:r>
+      <w:r>
+        <w:rPr>
+          <w:rFonts w:ascii="Consolas" w:eastAsia="Times New Roman" w:hAnsi="Consolas" w:cs="Times New Roman"/>
+          <w:color w:val="3B3B3B"/>
+          <w:kern w:val="0"/>
+          <w:sz w:val="21"/>
+          <w:szCs w:val="21"/>
+          <w14:ligatures w14:val="none"/>
+        </w:rPr>
+        <w:t xml:space="preserve"> </w:t>
+      </w:r>
+      <w:r>
+        <w:rPr>
+          <w:rFonts w:ascii="Consolas" w:eastAsia="Times New Roman" w:hAnsi="Consolas" w:cs="Times New Roman"/>
+          <w:color w:val="795E26"/>
+          <w:kern w:val="0"/>
+          <w:sz w:val="21"/>
+          <w:szCs w:val="21"/>
+          <w14:ligatures w14:val="none"/>
+        </w:rPr>
+        <w:t>require</w:t>
+      </w:r>
+      <w:r>
+        <w:rPr>
+          <w:rFonts w:ascii="Consolas" w:eastAsia="Times New Roman" w:hAnsi="Consolas" w:cs="Times New Roman"/>
+          <w:color w:val="3B3B3B"/>
+          <w:kern w:val="0"/>
+          <w:sz w:val="21"/>
+          <w:szCs w:val="21"/>
+          <w14:ligatures w14:val="none"/>
+        </w:rPr>
+        <w:t>(</w:t>
+      </w:r>
+      <w:r>
+        <w:rPr>
+          <w:rFonts w:ascii="Consolas" w:eastAsia="Times New Roman" w:hAnsi="Consolas" w:cs="Times New Roman"/>
+          <w:color w:val="A31515"/>
+          <w:kern w:val="0"/>
+          <w:sz w:val="21"/>
+          <w:szCs w:val="21"/>
+          <w14:ligatures w14:val="none"/>
+        </w:rPr>
+        <w:t>'node:crypto'</w:t>
+      </w:r>
+      <w:r>
+        <w:rPr>
+          <w:rFonts w:ascii="Consolas" w:eastAsia="Times New Roman" w:hAnsi="Consolas" w:cs="Times New Roman"/>
+          <w:color w:val="3B3B3B"/>
+          <w:kern w:val="0"/>
+          <w:sz w:val="21"/>
+          <w:szCs w:val="21"/>
+          <w14:ligatures w14:val="none"/>
+        </w:rPr>
+        <w:t>)</w:t>
+      </w:r>
+    </w:p>
+    <w:p>
+      <w:pPr>
+        <w:shd w:val="clear" w:color="auto" w:fill="FFFFFF"/>
+        <w:spacing w:after="0" w:line="285" w:lineRule="atLeast"/>
+        <w:rPr>
+          <w:rFonts w:ascii="Consolas" w:eastAsia="Times New Roman" w:hAnsi="Consolas" w:cs="Times New Roman"/>
+          <w:color w:val="3B3B3B"/>
+          <w:kern w:val="0"/>
+          <w:sz w:val="21"/>
+          <w:szCs w:val="21"/>
+          <w14:ligatures w14:val="none"/>
+        </w:rPr>
+      </w:pPr>
+      <w:r>
+        <w:rPr>
+          <w:rFonts w:ascii="Consolas" w:eastAsia="Times New Roman" w:hAnsi="Consolas" w:cs="Times New Roman"/>
+          <w:color w:val="0000FF"/>
+          <w:kern w:val="0"/>
+          <w:sz w:val="21"/>
+          <w:szCs w:val="21"/>
+          <w14:ligatures w14:val="none"/>
+        </w:rPr>
+        <w:t>const</w:t>
+      </w:r>
+      <w:r>
+        <w:rPr>
+          <w:rFonts w:ascii="Consolas" w:eastAsia="Times New Roman" w:hAnsi="Consolas" w:cs="Times New Roman"/>
+          <w:color w:val="3B3B3B"/>
+          <w:kern w:val="0"/>
+          <w:sz w:val="21"/>
+          <w:szCs w:val="21"/>
+          <w14:ligatures w14:val="none"/>
+        </w:rPr>
+        <w:t xml:space="preserve"> { </w:t>
+      </w:r>
+      <w:r>
+        <w:rPr>
+          <w:rFonts w:ascii="Consolas" w:eastAsia="Times New Roman" w:hAnsi="Consolas" w:cs="Times New Roman"/>
+          <w:color w:val="795E26"/>
+          <w:kern w:val="0"/>
+          <w:sz w:val="21"/>
+          <w:szCs w:val="21"/>
+          <w14:ligatures w14:val="none"/>
+        </w:rPr>
+        <w:t>getData</w:t>
+      </w:r>
+      <w:r>
+        <w:rPr>
+          <w:rFonts w:ascii="Consolas" w:eastAsia="Times New Roman" w:hAnsi="Consolas" w:cs="Times New Roman"/>
+          <w:color w:val="3B3B3B"/>
+          <w:kern w:val="0"/>
+          <w:sz w:val="21"/>
+          <w:szCs w:val="21"/>
+          <w14:ligatures w14:val="none"/>
+        </w:rPr>
+        <w:t xml:space="preserve"> } </w:t>
+      </w:r>
+      <w:r>
+        <w:rPr>
+          <w:rFonts w:ascii="Consolas" w:eastAsia="Times New Roman" w:hAnsi="Consolas" w:cs="Times New Roman"/>
+          <w:color w:val="000000"/>
+          <w:kern w:val="0"/>
+          <w:sz w:val="21"/>
+          <w:szCs w:val="21"/>
+          <w14:ligatures w14:val="none"/>
+        </w:rPr>
+        <w:t>=</w:t>
+      </w:r>
+      <w:r>
+        <w:rPr>
+          <w:rFonts w:ascii="Consolas" w:eastAsia="Times New Roman" w:hAnsi="Consolas" w:cs="Times New Roman"/>
+          <w:color w:val="3B3B3B"/>
+          <w:kern w:val="0"/>
+          <w:sz w:val="21"/>
+          <w:szCs w:val="21"/>
+          <w14:ligatures w14:val="none"/>
+        </w:rPr>
+        <w:t xml:space="preserve"> </w:t>
+      </w:r>
+      <w:r>
+        <w:rPr>
+          <w:rFonts w:ascii="Consolas" w:eastAsia="Times New Roman" w:hAnsi="Consolas" w:cs="Times New Roman"/>
+          <w:color w:val="795E26"/>
+          <w:kern w:val="0"/>
+          <w:sz w:val="21"/>
+          <w:szCs w:val="21"/>
+          <w14:ligatures w14:val="none"/>
+        </w:rPr>
+        <w:t>require</w:t>
+      </w:r>
+      <w:r>
+        <w:rPr>
+          <w:rFonts w:ascii="Consolas" w:eastAsia="Times New Roman" w:hAnsi="Consolas" w:cs="Times New Roman"/>
+          <w:color w:val="3B3B3B"/>
+          <w:kern w:val="0"/>
+          <w:sz w:val="21"/>
+          <w:szCs w:val="21"/>
+          <w14:ligatures w14:val="none"/>
+        </w:rPr>
+        <w:t>(</w:t>
+      </w:r>
+      <w:r>
+        <w:rPr>
+          <w:rFonts w:ascii="Consolas" w:eastAsia="Times New Roman" w:hAnsi="Consolas" w:cs="Times New Roman"/>
+          <w:color w:val="A31515"/>
+          <w:kern w:val="0"/>
+          <w:sz w:val="21"/>
+          <w:szCs w:val="21"/>
+          <w14:ligatures w14:val="none"/>
+        </w:rPr>
+        <w:t>'../app'</w:t>
+      </w:r>
+      <w:r>
+        <w:rPr>
+          <w:rFonts w:ascii="Consolas" w:eastAsia="Times New Roman" w:hAnsi="Consolas" w:cs="Times New Roman"/>
+          <w:color w:val="3B3B3B"/>
+          <w:kern w:val="0"/>
+          <w:sz w:val="21"/>
+          <w:szCs w:val="21"/>
+          <w14:ligatures w14:val="none"/>
+        </w:rPr>
+        <w:t>)</w:t>
+      </w:r>
+    </w:p>
+    <w:p>
+      <w:pPr>
+        <w:shd w:val="clear" w:color="auto" w:fill="FFFFFF"/>
+        <w:spacing w:after="0" w:line="285" w:lineRule="atLeast"/>
+        <w:rPr>
+          <w:rFonts w:ascii="Consolas" w:eastAsia="Times New Roman" w:hAnsi="Consolas" w:cs="Times New Roman"/>
+          <w:color w:val="3B3B3B"/>
+          <w:kern w:val="0"/>
+          <w:sz w:val="21"/>
+          <w:szCs w:val="21"/>
+          <w14:ligatures w14:val="none"/>
+        </w:rPr>
+      </w:pPr>
+    </w:p>
+    <w:p>
+      <w:pPr>
+        <w:shd w:val="clear" w:color="auto" w:fill="FFFFFF"/>
+        <w:spacing w:after="0" w:line="285" w:lineRule="atLeast"/>
+        <w:rPr>
+          <w:rFonts w:ascii="Consolas" w:eastAsia="Times New Roman" w:hAnsi="Consolas" w:cs="Times New Roman"/>
+          <w:color w:val="3B3B3B"/>
+          <w:kern w:val="0"/>
+          <w:sz w:val="21"/>
+          <w:szCs w:val="21"/>
+          <w14:ligatures w14:val="none"/>
+        </w:rPr>
+      </w:pPr>
+      <w:r>
+        <w:rPr>
+          <w:rFonts w:ascii="Consolas" w:eastAsia="Times New Roman" w:hAnsi="Consolas" w:cs="Times New Roman"/>
+          <w:color w:val="795E26"/>
+          <w:kern w:val="0"/>
+          <w:sz w:val="21"/>
+          <w:szCs w:val="21"/>
+          <w14:ligatures w14:val="none"/>
+        </w:rPr>
+        <w:t>test</w:t>
+      </w:r>
+      <w:r>
+        <w:rPr>
+          <w:rFonts w:ascii="Consolas" w:eastAsia="Times New Roman" w:hAnsi="Consolas" w:cs="Times New Roman"/>
+          <w:color w:val="3B3B3B"/>
+          <w:kern w:val="0"/>
+          <w:sz w:val="21"/>
+          <w:szCs w:val="21"/>
+          <w14:ligatures w14:val="none"/>
+        </w:rPr>
+        <w:t>(</w:t>
+      </w:r>
+      <w:r>
+        <w:rPr>
+          <w:rFonts w:ascii="Consolas" w:eastAsia="Times New Roman" w:hAnsi="Consolas" w:cs="Times New Roman"/>
+          <w:color w:val="A31515"/>
+          <w:kern w:val="0"/>
+          <w:sz w:val="21"/>
+          <w:szCs w:val="21"/>
+          <w14:ligatures w14:val="none"/>
+        </w:rPr>
+        <w:t>'testing spyOn'</w:t>
+      </w:r>
+      <w:r>
+        <w:rPr>
+          <w:rFonts w:ascii="Consolas" w:eastAsia="Times New Roman" w:hAnsi="Consolas" w:cs="Times New Roman"/>
+          <w:color w:val="3B3B3B"/>
+          <w:kern w:val="0"/>
+          <w:sz w:val="21"/>
+          <w:szCs w:val="21"/>
+          <w14:ligatures w14:val="none"/>
+        </w:rPr>
+        <w:t xml:space="preserve">, </w:t>
+      </w:r>
+      <w:r>
+        <w:rPr>
+          <w:rFonts w:ascii="Consolas" w:eastAsia="Times New Roman" w:hAnsi="Consolas" w:cs="Times New Roman"/>
+          <w:color w:val="0000FF"/>
+          <w:kern w:val="0"/>
+          <w:sz w:val="21"/>
+          <w:szCs w:val="21"/>
+          <w14:ligatures w14:val="none"/>
+        </w:rPr>
+        <w:t>async</w:t>
+      </w:r>
+      <w:r>
+        <w:rPr>
+          <w:rFonts w:ascii="Consolas" w:eastAsia="Times New Roman" w:hAnsi="Consolas" w:cs="Times New Roman"/>
+          <w:color w:val="3B3B3B"/>
+          <w:kern w:val="0"/>
+          <w:sz w:val="21"/>
+          <w:szCs w:val="21"/>
+          <w14:ligatures w14:val="none"/>
+        </w:rPr>
+        <w:t xml:space="preserve"> () </w:t>
+      </w:r>
+      <w:r>
+        <w:rPr>
+          <w:rFonts w:ascii="Consolas" w:eastAsia="Times New Roman" w:hAnsi="Consolas" w:cs="Times New Roman"/>
+          <w:color w:val="0000FF"/>
+          <w:kern w:val="0"/>
+          <w:sz w:val="21"/>
+          <w:szCs w:val="21"/>
+          <w14:ligatures w14:val="none"/>
+        </w:rPr>
+        <w:t>=&gt;</w:t>
+      </w:r>
+      <w:r>
+        <w:rPr>
+          <w:rFonts w:ascii="Consolas" w:eastAsia="Times New Roman" w:hAnsi="Consolas" w:cs="Times New Roman"/>
+          <w:color w:val="3B3B3B"/>
+          <w:kern w:val="0"/>
+          <w:sz w:val="21"/>
+          <w:szCs w:val="21"/>
+          <w14:ligatures w14:val="none"/>
+        </w:rPr>
+        <w:t xml:space="preserve"> {</w:t>
+      </w:r>
+    </w:p>
+    <w:p>
+      <w:pPr>
+        <w:shd w:val="clear" w:color="auto" w:fill="FFFFFF"/>
+        <w:spacing w:after="0" w:line="285" w:lineRule="atLeast"/>
+        <w:rPr>
+          <w:rFonts w:ascii="Consolas" w:eastAsia="Times New Roman" w:hAnsi="Consolas" w:cs="Times New Roman"/>
+          <w:color w:val="3B3B3B"/>
+          <w:kern w:val="0"/>
+          <w:sz w:val="21"/>
+          <w:szCs w:val="21"/>
+          <w14:ligatures w14:val="none"/>
+        </w:rPr>
+      </w:pPr>
+      <w:r>
+        <w:rPr>
+          <w:rFonts w:ascii="Consolas" w:eastAsia="Times New Roman" w:hAnsi="Consolas" w:cs="Times New Roman"/>
+          <w:color w:val="3B3B3B"/>
+          <w:kern w:val="0"/>
+          <w:sz w:val="21"/>
+          <w:szCs w:val="21"/>
+          <w14:ligatures w14:val="none"/>
+        </w:rPr>
+        <w:t xml:space="preserve">    </w:t>
+      </w:r>
+      <w:r>
+        <w:rPr>
+          <w:rFonts w:ascii="Consolas" w:eastAsia="Times New Roman" w:hAnsi="Consolas" w:cs="Times New Roman"/>
+          <w:color w:val="267F99"/>
+          <w:kern w:val="0"/>
+          <w:sz w:val="21"/>
+          <w:szCs w:val="21"/>
+          <w14:ligatures w14:val="none"/>
+        </w:rPr>
+        <w:t>jest</w:t>
+      </w:r>
+      <w:r>
+        <w:rPr>
+          <w:rFonts w:ascii="Consolas" w:eastAsia="Times New Roman" w:hAnsi="Consolas" w:cs="Times New Roman"/>
+          <w:color w:val="3B3B3B"/>
+          <w:kern w:val="0"/>
+          <w:sz w:val="21"/>
+          <w:szCs w:val="21"/>
+          <w14:ligatures w14:val="none"/>
+        </w:rPr>
+        <w:t>.</w:t>
+      </w:r>
+      <w:r>
+        <w:rPr>
+          <w:rFonts w:ascii="Consolas" w:eastAsia="Times New Roman" w:hAnsi="Consolas" w:cs="Times New Roman"/>
+          <w:color w:val="795E26"/>
+          <w:kern w:val="0"/>
+          <w:sz w:val="21"/>
+          <w:szCs w:val="21"/>
+          <w14:ligatures w14:val="none"/>
+        </w:rPr>
+        <w:t>spyOn</w:t>
+      </w:r>
+      <w:r>
+        <w:rPr>
+          <w:rFonts w:ascii="Consolas" w:eastAsia="Times New Roman" w:hAnsi="Consolas" w:cs="Times New Roman"/>
+          <w:color w:val="3B3B3B"/>
+          <w:kern w:val="0"/>
+          <w:sz w:val="21"/>
+          <w:szCs w:val="21"/>
+          <w14:ligatures w14:val="none"/>
+        </w:rPr>
+        <w:t>(</w:t>
+      </w:r>
+      <w:r>
+        <w:rPr>
+          <w:rFonts w:ascii="Consolas" w:eastAsia="Times New Roman" w:hAnsi="Consolas" w:cs="Times New Roman"/>
+          <w:color w:val="267F99"/>
+          <w:kern w:val="0"/>
+          <w:sz w:val="21"/>
+          <w:szCs w:val="21"/>
+          <w14:ligatures w14:val="none"/>
+        </w:rPr>
+        <w:t>crypto</w:t>
+      </w:r>
+      <w:r>
+        <w:rPr>
+          <w:rFonts w:ascii="Consolas" w:eastAsia="Times New Roman" w:hAnsi="Consolas" w:cs="Times New Roman"/>
+          <w:color w:val="3B3B3B"/>
+          <w:kern w:val="0"/>
+          <w:sz w:val="21"/>
+          <w:szCs w:val="21"/>
+          <w14:ligatures w14:val="none"/>
+        </w:rPr>
+        <w:t xml:space="preserve">, </w:t>
+      </w:r>
+      <w:r>
+        <w:rPr>
+          <w:rFonts w:ascii="Consolas" w:eastAsia="Times New Roman" w:hAnsi="Consolas" w:cs="Times New Roman"/>
+          <w:color w:val="A31515"/>
+          <w:kern w:val="0"/>
+          <w:sz w:val="21"/>
+          <w:szCs w:val="21"/>
+          <w14:ligatures w14:val="none"/>
+        </w:rPr>
+        <w:t>'randomBytes'</w:t>
+      </w:r>
+      <w:r>
+        <w:rPr>
+          <w:rFonts w:ascii="Consolas" w:eastAsia="Times New Roman" w:hAnsi="Consolas" w:cs="Times New Roman"/>
+          <w:color w:val="3B3B3B"/>
+          <w:kern w:val="0"/>
+          <w:sz w:val="21"/>
+          <w:szCs w:val="21"/>
+          <w14:ligatures w14:val="none"/>
+        </w:rPr>
+        <w:t>).</w:t>
+      </w:r>
+      <w:r>
+        <w:rPr>
+          <w:rFonts w:ascii="Consolas" w:eastAsia="Times New Roman" w:hAnsi="Consolas" w:cs="Times New Roman"/>
+          <w:color w:val="795E26"/>
+          <w:kern w:val="0"/>
+          <w:sz w:val="21"/>
+          <w:szCs w:val="21"/>
+          <w14:ligatures w14:val="none"/>
+        </w:rPr>
+        <w:t>mockImplementationOnce</w:t>
+      </w:r>
+      <w:r>
+        <w:rPr>
+          <w:rFonts w:ascii="Consolas" w:eastAsia="Times New Roman" w:hAnsi="Consolas" w:cs="Times New Roman"/>
+          <w:color w:val="3B3B3B"/>
+          <w:kern w:val="0"/>
+          <w:sz w:val="21"/>
+          <w:szCs w:val="21"/>
+          <w14:ligatures w14:val="none"/>
+        </w:rPr>
+        <w:t>(()</w:t>
+      </w:r>
+      <w:r>
+        <w:rPr>
+          <w:rFonts w:ascii="Consolas" w:eastAsia="Times New Roman" w:hAnsi="Consolas" w:cs="Times New Roman"/>
+          <w:color w:val="0000FF"/>
+          <w:kern w:val="0"/>
+          <w:sz w:val="21"/>
+          <w:szCs w:val="21"/>
+          <w14:ligatures w14:val="none"/>
+        </w:rPr>
+        <w:t>=&gt;</w:t>
+      </w:r>
+      <w:r>
+        <w:rPr>
+          <w:rFonts w:ascii="Consolas" w:eastAsia="Times New Roman" w:hAnsi="Consolas" w:cs="Times New Roman"/>
+          <w:color w:val="267F99"/>
+          <w:kern w:val="0"/>
+          <w:sz w:val="21"/>
+          <w:szCs w:val="21"/>
+          <w14:ligatures w14:val="none"/>
+        </w:rPr>
+        <w:t>Promise</w:t>
+      </w:r>
+      <w:r>
+        <w:rPr>
+          <w:rFonts w:ascii="Consolas" w:eastAsia="Times New Roman" w:hAnsi="Consolas" w:cs="Times New Roman"/>
+          <w:color w:val="3B3B3B"/>
+          <w:kern w:val="0"/>
+          <w:sz w:val="21"/>
+          <w:szCs w:val="21"/>
+          <w14:ligatures w14:val="none"/>
+        </w:rPr>
+        <w:t>.</w:t>
+      </w:r>
+      <w:r>
+        <w:rPr>
+          <w:rFonts w:ascii="Consolas" w:eastAsia="Times New Roman" w:hAnsi="Consolas" w:cs="Times New Roman"/>
+          <w:color w:val="795E26"/>
+          <w:kern w:val="0"/>
+          <w:sz w:val="21"/>
+          <w:szCs w:val="21"/>
+          <w14:ligatures w14:val="none"/>
+        </w:rPr>
+        <w:t>resolve</w:t>
+      </w:r>
+      <w:r>
+        <w:rPr>
+          <w:rFonts w:ascii="Consolas" w:eastAsia="Times New Roman" w:hAnsi="Consolas" w:cs="Times New Roman"/>
+          <w:color w:val="3B3B3B"/>
+          <w:kern w:val="0"/>
+          <w:sz w:val="21"/>
+          <w:szCs w:val="21"/>
+          <w14:ligatures w14:val="none"/>
+        </w:rPr>
+        <w:t>(</w:t>
+      </w:r>
+      <w:r>
+        <w:rPr>
+          <w:rFonts w:ascii="Consolas" w:eastAsia="Times New Roman" w:hAnsi="Consolas" w:cs="Times New Roman"/>
+          <w:color w:val="A31515"/>
+          <w:kern w:val="0"/>
+          <w:sz w:val="21"/>
+          <w:szCs w:val="21"/>
+          <w14:ligatures w14:val="none"/>
+        </w:rPr>
+        <w:t>'JLoka'</w:t>
+      </w:r>
+      <w:r>
+        <w:rPr>
+          <w:rFonts w:ascii="Consolas" w:eastAsia="Times New Roman" w:hAnsi="Consolas" w:cs="Times New Roman"/>
+          <w:color w:val="3B3B3B"/>
+          <w:kern w:val="0"/>
+          <w:sz w:val="21"/>
+          <w:szCs w:val="21"/>
+          <w14:ligatures w14:val="none"/>
+        </w:rPr>
+        <w:t>))</w:t>
+      </w:r>
+    </w:p>
+    <w:p>
+      <w:pPr>
+        <w:shd w:val="clear" w:color="auto" w:fill="FFFFFF"/>
+        <w:spacing w:after="0" w:line="285" w:lineRule="atLeast"/>
+        <w:rPr>
+          <w:rFonts w:ascii="Consolas" w:eastAsia="Times New Roman" w:hAnsi="Consolas" w:cs="Times New Roman"/>
+          <w:color w:val="3B3B3B"/>
+          <w:kern w:val="0"/>
+          <w:sz w:val="21"/>
+          <w:szCs w:val="21"/>
+          <w14:ligatures w14:val="none"/>
+        </w:rPr>
+      </w:pPr>
+    </w:p>
+    <w:p>
+      <w:pPr>
+        <w:shd w:val="clear" w:color="auto" w:fill="FFFFFF"/>
+        <w:spacing w:after="0" w:line="285" w:lineRule="atLeast"/>
+        <w:rPr>
+          <w:rFonts w:ascii="Consolas" w:eastAsia="Times New Roman" w:hAnsi="Consolas" w:cs="Times New Roman"/>
+          <w:color w:val="3B3B3B"/>
+          <w:kern w:val="0"/>
+          <w:sz w:val="21"/>
+          <w:szCs w:val="21"/>
+          <w14:ligatures w14:val="none"/>
+        </w:rPr>
+      </w:pPr>
+      <w:r>
+        <w:rPr>
+          <w:rFonts w:ascii="Consolas" w:eastAsia="Times New Roman" w:hAnsi="Consolas" w:cs="Times New Roman"/>
+          <w:color w:val="3B3B3B"/>
+          <w:kern w:val="0"/>
+          <w:sz w:val="21"/>
+          <w:szCs w:val="21"/>
+          <w14:ligatures w14:val="none"/>
+        </w:rPr>
+        <w:t xml:space="preserve">    </w:t>
+      </w:r>
+      <w:r>
+        <w:rPr>
+          <w:rFonts w:ascii="Consolas" w:eastAsia="Times New Roman" w:hAnsi="Consolas" w:cs="Times New Roman"/>
+          <w:color w:val="0000FF"/>
+          <w:kern w:val="0"/>
+          <w:sz w:val="21"/>
+          <w:szCs w:val="21"/>
+          <w14:ligatures w14:val="none"/>
+        </w:rPr>
+        <w:t>const</w:t>
+      </w:r>
+      <w:r>
+        <w:rPr>
+          <w:rFonts w:ascii="Consolas" w:eastAsia="Times New Roman" w:hAnsi="Consolas" w:cs="Times New Roman"/>
+          <w:color w:val="3B3B3B"/>
+          <w:kern w:val="0"/>
+          <w:sz w:val="21"/>
+          <w:szCs w:val="21"/>
+          <w14:ligatures w14:val="none"/>
+        </w:rPr>
+        <w:t xml:space="preserve"> </w:t>
+      </w:r>
+      <w:r>
+        <w:rPr>
+          <w:rFonts w:ascii="Consolas" w:eastAsia="Times New Roman" w:hAnsi="Consolas" w:cs="Times New Roman"/>
+          <w:color w:val="0070C1"/>
+          <w:kern w:val="0"/>
+          <w:sz w:val="21"/>
+          <w:szCs w:val="21"/>
+          <w14:ligatures w14:val="none"/>
+        </w:rPr>
+        <w:t>t1</w:t>
+      </w:r>
+      <w:r>
+        <w:rPr>
+          <w:rFonts w:ascii="Consolas" w:eastAsia="Times New Roman" w:hAnsi="Consolas" w:cs="Times New Roman"/>
+          <w:color w:val="3B3B3B"/>
+          <w:kern w:val="0"/>
+          <w:sz w:val="21"/>
+          <w:szCs w:val="21"/>
+          <w14:ligatures w14:val="none"/>
+        </w:rPr>
+        <w:t xml:space="preserve"> </w:t>
+      </w:r>
+      <w:r>
+        <w:rPr>
+          <w:rFonts w:ascii="Consolas" w:eastAsia="Times New Roman" w:hAnsi="Consolas" w:cs="Times New Roman"/>
+          <w:color w:val="000000"/>
+          <w:kern w:val="0"/>
+          <w:sz w:val="21"/>
+          <w:szCs w:val="21"/>
+          <w14:ligatures w14:val="none"/>
+        </w:rPr>
+        <w:t>=</w:t>
+      </w:r>
+      <w:r>
+        <w:rPr>
+          <w:rFonts w:ascii="Consolas" w:eastAsia="Times New Roman" w:hAnsi="Consolas" w:cs="Times New Roman"/>
+          <w:color w:val="3B3B3B"/>
+          <w:kern w:val="0"/>
+          <w:sz w:val="21"/>
+          <w:szCs w:val="21"/>
+          <w14:ligatures w14:val="none"/>
+        </w:rPr>
+        <w:t xml:space="preserve"> </w:t>
+      </w:r>
+      <w:r>
+        <w:rPr>
+          <w:rFonts w:ascii="Consolas" w:eastAsia="Times New Roman" w:hAnsi="Consolas" w:cs="Times New Roman"/>
+          <w:color w:val="AF00DB"/>
+          <w:kern w:val="0"/>
+          <w:sz w:val="21"/>
+          <w:szCs w:val="21"/>
+          <w14:ligatures w14:val="none"/>
+        </w:rPr>
+        <w:t>await</w:t>
+      </w:r>
+      <w:r>
+        <w:rPr>
+          <w:rFonts w:ascii="Consolas" w:eastAsia="Times New Roman" w:hAnsi="Consolas" w:cs="Times New Roman"/>
+          <w:color w:val="3B3B3B"/>
+          <w:kern w:val="0"/>
+          <w:sz w:val="21"/>
+          <w:szCs w:val="21"/>
+          <w14:ligatures w14:val="none"/>
+        </w:rPr>
+        <w:t xml:space="preserve"> </w:t>
+      </w:r>
+      <w:r>
+        <w:rPr>
+          <w:rFonts w:ascii="Consolas" w:eastAsia="Times New Roman" w:hAnsi="Consolas" w:cs="Times New Roman"/>
+          <w:color w:val="795E26"/>
+          <w:kern w:val="0"/>
+          <w:sz w:val="21"/>
+          <w:szCs w:val="21"/>
+          <w14:ligatures w14:val="none"/>
+        </w:rPr>
+        <w:t>getData</w:t>
+      </w:r>
+      <w:r>
+        <w:rPr>
+          <w:rFonts w:ascii="Consolas" w:eastAsia="Times New Roman" w:hAnsi="Consolas" w:cs="Times New Roman"/>
+          <w:color w:val="3B3B3B"/>
+          <w:kern w:val="0"/>
+          <w:sz w:val="21"/>
+          <w:szCs w:val="21"/>
+          <w14:ligatures w14:val="none"/>
+        </w:rPr>
+        <w:t>()</w:t>
+      </w:r>
+    </w:p>
+    <w:p>
+      <w:pPr>
+        <w:shd w:val="clear" w:color="auto" w:fill="FFFFFF"/>
+        <w:spacing w:after="0" w:line="285" w:lineRule="atLeast"/>
+        <w:rPr>
+          <w:rFonts w:ascii="Consolas" w:eastAsia="Times New Roman" w:hAnsi="Consolas" w:cs="Times New Roman"/>
+          <w:color w:val="3B3B3B"/>
+          <w:kern w:val="0"/>
+          <w:sz w:val="21"/>
+          <w:szCs w:val="21"/>
+          <w14:ligatures w14:val="none"/>
+        </w:rPr>
+      </w:pPr>
+      <w:r>
+        <w:rPr>
+          <w:rFonts w:ascii="Consolas" w:eastAsia="Times New Roman" w:hAnsi="Consolas" w:cs="Times New Roman"/>
+          <w:color w:val="3B3B3B"/>
+          <w:kern w:val="0"/>
+          <w:sz w:val="21"/>
+          <w:szCs w:val="21"/>
+          <w14:ligatures w14:val="none"/>
+        </w:rPr>
+        <w:t xml:space="preserve">    </w:t>
+      </w:r>
+      <w:r>
+        <w:rPr>
+          <w:rFonts w:ascii="Consolas" w:eastAsia="Times New Roman" w:hAnsi="Consolas" w:cs="Times New Roman"/>
+          <w:color w:val="795E26"/>
+          <w:kern w:val="0"/>
+          <w:sz w:val="21"/>
+          <w:szCs w:val="21"/>
+          <w14:ligatures w14:val="none"/>
+        </w:rPr>
+        <w:t>expect</w:t>
+      </w:r>
+      <w:r>
+        <w:rPr>
+          <w:rFonts w:ascii="Consolas" w:eastAsia="Times New Roman" w:hAnsi="Consolas" w:cs="Times New Roman"/>
+          <w:color w:val="3B3B3B"/>
+          <w:kern w:val="0"/>
+          <w:sz w:val="21"/>
+          <w:szCs w:val="21"/>
+          <w14:ligatures w14:val="none"/>
+        </w:rPr>
+        <w:t>(</w:t>
+      </w:r>
+      <w:r>
+        <w:rPr>
+          <w:rFonts w:ascii="Consolas" w:eastAsia="Times New Roman" w:hAnsi="Consolas" w:cs="Times New Roman"/>
+          <w:color w:val="0070C1"/>
+          <w:kern w:val="0"/>
+          <w:sz w:val="21"/>
+          <w:szCs w:val="21"/>
+          <w14:ligatures w14:val="none"/>
+        </w:rPr>
+        <w:t>t1</w:t>
+      </w:r>
+      <w:r>
+        <w:rPr>
+          <w:rFonts w:ascii="Consolas" w:eastAsia="Times New Roman" w:hAnsi="Consolas" w:cs="Times New Roman"/>
+          <w:color w:val="3B3B3B"/>
+          <w:kern w:val="0"/>
+          <w:sz w:val="21"/>
+          <w:szCs w:val="21"/>
+          <w14:ligatures w14:val="none"/>
+        </w:rPr>
+        <w:t>).</w:t>
+      </w:r>
+      <w:r>
+        <w:rPr>
+          <w:rFonts w:ascii="Consolas" w:eastAsia="Times New Roman" w:hAnsi="Consolas" w:cs="Times New Roman"/>
+          <w:color w:val="795E26"/>
+          <w:kern w:val="0"/>
+          <w:sz w:val="21"/>
+          <w:szCs w:val="21"/>
+          <w14:ligatures w14:val="none"/>
+        </w:rPr>
+        <w:t>toEqual</w:t>
+      </w:r>
+      <w:r>
+        <w:rPr>
+          <w:rFonts w:ascii="Consolas" w:eastAsia="Times New Roman" w:hAnsi="Consolas" w:cs="Times New Roman"/>
+          <w:color w:val="3B3B3B"/>
+          <w:kern w:val="0"/>
+          <w:sz w:val="21"/>
+          <w:szCs w:val="21"/>
+          <w14:ligatures w14:val="none"/>
+        </w:rPr>
+        <w:t>(</w:t>
+      </w:r>
+      <w:r>
+        <w:rPr>
+          <w:rFonts w:ascii="Consolas" w:eastAsia="Times New Roman" w:hAnsi="Consolas" w:cs="Times New Roman"/>
+          <w:color w:val="A31515"/>
+          <w:kern w:val="0"/>
+          <w:sz w:val="21"/>
+          <w:szCs w:val="21"/>
+          <w14:ligatures w14:val="none"/>
+        </w:rPr>
+        <w:t>'JLoka'</w:t>
+      </w:r>
+      <w:r>
+        <w:rPr>
+          <w:rFonts w:ascii="Consolas" w:eastAsia="Times New Roman" w:hAnsi="Consolas" w:cs="Times New Roman"/>
+          <w:color w:val="3B3B3B"/>
+          <w:kern w:val="0"/>
+          <w:sz w:val="21"/>
+          <w:szCs w:val="21"/>
+          <w14:ligatures w14:val="none"/>
+        </w:rPr>
+        <w:t>)</w:t>
+      </w:r>
+    </w:p>
+    <w:p>
+      <w:pPr>
+        <w:shd w:val="clear" w:color="auto" w:fill="FFFFFF"/>
+        <w:spacing w:after="0" w:line="285" w:lineRule="atLeast"/>
+        <w:rPr>
+          <w:rFonts w:ascii="Consolas" w:eastAsia="Times New Roman" w:hAnsi="Consolas" w:cs="Times New Roman"/>
+          <w:color w:val="3B3B3B"/>
+          <w:kern w:val="0"/>
+          <w:sz w:val="21"/>
+          <w:szCs w:val="21"/>
+          <w14:ligatures w14:val="none"/>
+        </w:rPr>
+      </w:pPr>
+      <w:r>
+        <w:rPr>
+          <w:rFonts w:ascii="Consolas" w:eastAsia="Times New Roman" w:hAnsi="Consolas" w:cs="Times New Roman"/>
+          <w:color w:val="3B3B3B"/>
+          <w:kern w:val="0"/>
+          <w:sz w:val="21"/>
+          <w:szCs w:val="21"/>
+          <w14:ligatures w14:val="none"/>
+        </w:rPr>
+        <w:t>})</w:t>
       </w:r>
     </w:p>
     <w:p>

--- a/Jest/My-Notes/Jest-Notes-01.docx
+++ b/Jest/My-Notes/Jest-Notes-01.docx
@@ -209,6 +209,7 @@
           <w14:ligatures w14:val="none"/>
         </w:rPr>
       </w:pPr>
+      <w:proofErr w:type="gramStart"/>
       <w:r>
         <w:rPr>
           <w:rFonts w:ascii="Consolas" w:eastAsia="Times New Roman" w:hAnsi="Consolas" w:cs="Times New Roman"/>
@@ -231,6 +232,7 @@
         </w:rPr>
         <w:t>(</w:t>
       </w:r>
+      <w:proofErr w:type="gramEnd"/>
       <w:r>
         <w:rPr>
           <w:rFonts w:ascii="Consolas" w:eastAsia="Times New Roman" w:hAnsi="Consolas" w:cs="Times New Roman"/>
@@ -333,6 +335,7 @@
         </w:rPr>
         <w:t>animals</w:t>
       </w:r>
+      <w:proofErr w:type="gramStart"/>
       <w:r>
         <w:rPr>
           <w:rFonts w:ascii="Consolas" w:eastAsia="Times New Roman" w:hAnsi="Consolas" w:cs="Times New Roman"/>
@@ -355,6 +358,7 @@
         </w:rPr>
         <w:t>toContain</w:t>
       </w:r>
+      <w:proofErr w:type="gramEnd"/>
       <w:r>
         <w:rPr>
           <w:rFonts w:ascii="Consolas" w:eastAsia="Times New Roman" w:hAnsi="Consolas" w:cs="Times New Roman"/>
@@ -435,6 +439,7 @@
           <w14:ligatures w14:val="none"/>
         </w:rPr>
       </w:pPr>
+      <w:proofErr w:type="gramStart"/>
       <w:r>
         <w:rPr>
           <w:rFonts w:ascii="Consolas" w:eastAsia="Times New Roman" w:hAnsi="Consolas" w:cs="Times New Roman"/>
@@ -457,6 +462,7 @@
         </w:rPr>
         <w:t>(</w:t>
       </w:r>
+      <w:proofErr w:type="gramEnd"/>
       <w:r>
         <w:rPr>
           <w:rFonts w:ascii="Consolas" w:eastAsia="Times New Roman" w:hAnsi="Consolas" w:cs="Times New Roman"/>
@@ -526,6 +532,7 @@
         </w:rPr>
         <w:t xml:space="preserve">    </w:t>
       </w:r>
+      <w:proofErr w:type="gramStart"/>
       <w:r>
         <w:rPr>
           <w:rFonts w:ascii="Consolas" w:eastAsia="Times New Roman" w:hAnsi="Consolas" w:cs="Times New Roman"/>
@@ -546,7 +553,19 @@
           <w:szCs w:val="21"/>
           <w14:ligatures w14:val="none"/>
         </w:rPr>
-        <w:t xml:space="preserve">(() </w:t>
+        <w:t>(</w:t>
+      </w:r>
+      <w:proofErr w:type="gramEnd"/>
+      <w:r>
+        <w:rPr>
+          <w:rFonts w:ascii="Consolas" w:eastAsia="Times New Roman" w:hAnsi="Consolas" w:cs="Times New Roman"/>
+          <w:color w:val="3B3B3B"/>
+          <w:kern w:val="0"/>
+          <w:sz w:val="21"/>
+          <w:szCs w:val="21"/>
+          <w14:ligatures w14:val="none"/>
+        </w:rPr>
+        <w:t xml:space="preserve">() </w:t>
       </w:r>
       <w:r>
         <w:rPr>
@@ -570,6 +589,7 @@
         </w:rPr>
         <w:t xml:space="preserve"> </w:t>
       </w:r>
+      <w:proofErr w:type="gramStart"/>
       <w:r>
         <w:rPr>
           <w:rFonts w:ascii="Consolas" w:eastAsia="Times New Roman" w:hAnsi="Consolas" w:cs="Times New Roman"/>
@@ -590,7 +610,31 @@
           <w:szCs w:val="21"/>
           <w14:ligatures w14:val="none"/>
         </w:rPr>
-        <w:t>()).</w:t>
+        <w:t>(</w:t>
+      </w:r>
+      <w:proofErr w:type="gramEnd"/>
+      <w:r>
+        <w:rPr>
+          <w:rFonts w:ascii="Consolas" w:eastAsia="Times New Roman" w:hAnsi="Consolas" w:cs="Times New Roman"/>
+          <w:color w:val="3B3B3B"/>
+          <w:kern w:val="0"/>
+          <w:sz w:val="21"/>
+          <w:szCs w:val="21"/>
+          <w14:ligatures w14:val="none"/>
+        </w:rPr>
+        <w:t>)</w:t>
+      </w:r>
+      <w:proofErr w:type="gramStart"/>
+      <w:r>
+        <w:rPr>
+          <w:rFonts w:ascii="Consolas" w:eastAsia="Times New Roman" w:hAnsi="Consolas" w:cs="Times New Roman"/>
+          <w:color w:val="3B3B3B"/>
+          <w:kern w:val="0"/>
+          <w:sz w:val="21"/>
+          <w:szCs w:val="21"/>
+          <w14:ligatures w14:val="none"/>
+        </w:rPr>
+        <w:t>).</w:t>
       </w:r>
       <w:r>
         <w:rPr>
@@ -603,6 +647,7 @@
         </w:rPr>
         <w:t>toThrow</w:t>
       </w:r>
+      <w:proofErr w:type="gramEnd"/>
       <w:r>
         <w:rPr>
           <w:rFonts w:ascii="Consolas" w:eastAsia="Times New Roman" w:hAnsi="Consolas" w:cs="Times New Roman"/>
@@ -711,6 +756,7 @@
         </w:rPr>
         <w:t xml:space="preserve"> </w:t>
       </w:r>
+      <w:proofErr w:type="gramStart"/>
       <w:r>
         <w:rPr>
           <w:rFonts w:ascii="Consolas" w:eastAsia="Times New Roman" w:hAnsi="Consolas" w:cs="Times New Roman"/>
@@ -731,7 +777,19 @@
           <w:szCs w:val="21"/>
           <w14:ligatures w14:val="none"/>
         </w:rPr>
-        <w:t>() {</w:t>
+        <w:t>(</w:t>
+      </w:r>
+      <w:proofErr w:type="gramEnd"/>
+      <w:r>
+        <w:rPr>
+          <w:rFonts w:ascii="Consolas" w:eastAsia="Times New Roman" w:hAnsi="Consolas" w:cs="Times New Roman"/>
+          <w:color w:val="3B3B3B"/>
+          <w:kern w:val="0"/>
+          <w:sz w:val="21"/>
+          <w:szCs w:val="21"/>
+          <w14:ligatures w14:val="none"/>
+        </w:rPr>
+        <w:t>) {</w:t>
       </w:r>
     </w:p>
     <w:p>
@@ -802,6 +860,7 @@
         </w:rPr>
         <w:t xml:space="preserve"> </w:t>
       </w:r>
+      <w:proofErr w:type="gramStart"/>
       <w:r>
         <w:rPr>
           <w:rFonts w:ascii="Consolas" w:eastAsia="Times New Roman" w:hAnsi="Consolas" w:cs="Times New Roman"/>
@@ -824,6 +883,7 @@
         </w:rPr>
         <w:t>(</w:t>
       </w:r>
+      <w:proofErr w:type="gramEnd"/>
       <w:r>
         <w:rPr>
           <w:rFonts w:ascii="Consolas" w:eastAsia="Times New Roman" w:hAnsi="Consolas" w:cs="Times New Roman"/>
@@ -884,6 +944,7 @@
       <w:r>
         <w:t xml:space="preserve">To mock the function, we use </w:t>
       </w:r>
+      <w:proofErr w:type="gramStart"/>
       <w:r>
         <w:rPr>
           <w:b/>
@@ -892,6 +953,7 @@
         </w:rPr>
         <w:t>jest.mock</w:t>
       </w:r>
+      <w:proofErr w:type="gramEnd"/>
       <w:r>
         <w:t>, where jest is a global variable</w:t>
       </w:r>
@@ -1026,7 +1088,31 @@
           <w:szCs w:val="21"/>
           <w14:ligatures w14:val="none"/>
         </w:rPr>
-        <w:t>'node:crypto'</w:t>
+        <w:t>'</w:t>
+      </w:r>
+      <w:proofErr w:type="gramStart"/>
+      <w:r>
+        <w:rPr>
+          <w:rFonts w:ascii="Consolas" w:eastAsia="Times New Roman" w:hAnsi="Consolas" w:cs="Times New Roman"/>
+          <w:color w:val="A31515"/>
+          <w:kern w:val="0"/>
+          <w:sz w:val="21"/>
+          <w:szCs w:val="21"/>
+          <w14:ligatures w14:val="none"/>
+        </w:rPr>
+        <w:t>node:crypto</w:t>
+      </w:r>
+      <w:proofErr w:type="gramEnd"/>
+      <w:r>
+        <w:rPr>
+          <w:rFonts w:ascii="Consolas" w:eastAsia="Times New Roman" w:hAnsi="Consolas" w:cs="Times New Roman"/>
+          <w:color w:val="A31515"/>
+          <w:kern w:val="0"/>
+          <w:sz w:val="21"/>
+          <w:szCs w:val="21"/>
+          <w14:ligatures w14:val="none"/>
+        </w:rPr>
+        <w:t>'</w:t>
       </w:r>
       <w:r>
         <w:rPr>
@@ -1073,7 +1159,19 @@
           <w:szCs w:val="21"/>
           <w14:ligatures w14:val="none"/>
         </w:rPr>
-        <w:t xml:space="preserve"> { </w:t>
+        <w:t xml:space="preserve"> </w:t>
+      </w:r>
+      <w:proofErr w:type="gramStart"/>
+      <w:r>
+        <w:rPr>
+          <w:rFonts w:ascii="Consolas" w:eastAsia="Times New Roman" w:hAnsi="Consolas" w:cs="Times New Roman"/>
+          <w:color w:val="3B3B3B"/>
+          <w:kern w:val="0"/>
+          <w:sz w:val="21"/>
+          <w:szCs w:val="21"/>
+          <w14:ligatures w14:val="none"/>
+        </w:rPr>
+        <w:t xml:space="preserve">{ </w:t>
       </w:r>
       <w:r>
         <w:rPr>
@@ -1086,6 +1184,7 @@
         </w:rPr>
         <w:t>getData</w:t>
       </w:r>
+      <w:proofErr w:type="gramEnd"/>
       <w:r>
         <w:rPr>
           <w:rFonts w:ascii="Consolas" w:eastAsia="Times New Roman" w:hAnsi="Consolas" w:cs="Times New Roman"/>
@@ -1119,6 +1218,7 @@
         </w:rPr>
         <w:t xml:space="preserve"> </w:t>
       </w:r>
+      <w:proofErr w:type="gramStart"/>
       <w:r>
         <w:rPr>
           <w:rFonts w:ascii="Consolas" w:eastAsia="Times New Roman" w:hAnsi="Consolas" w:cs="Times New Roman"/>
@@ -1150,7 +1250,19 @@
           <w:szCs w:val="21"/>
           <w14:ligatures w14:val="none"/>
         </w:rPr>
-        <w:t>'../app'</w:t>
+        <w:t>'..</w:t>
+      </w:r>
+      <w:proofErr w:type="gramEnd"/>
+      <w:r>
+        <w:rPr>
+          <w:rFonts w:ascii="Consolas" w:eastAsia="Times New Roman" w:hAnsi="Consolas" w:cs="Times New Roman"/>
+          <w:color w:val="A31515"/>
+          <w:kern w:val="0"/>
+          <w:sz w:val="21"/>
+          <w:szCs w:val="21"/>
+          <w14:ligatures w14:val="none"/>
+        </w:rPr>
+        <w:t>/app'</w:t>
       </w:r>
       <w:r>
         <w:rPr>
@@ -1191,6 +1303,7 @@
           <w14:ligatures w14:val="none"/>
         </w:rPr>
       </w:pPr>
+      <w:proofErr w:type="gramStart"/>
       <w:r>
         <w:rPr>
           <w:rFonts w:ascii="Consolas" w:eastAsia="Times New Roman" w:hAnsi="Consolas" w:cs="Times New Roman"/>
@@ -1224,6 +1337,7 @@
         </w:rPr>
         <w:t>mock</w:t>
       </w:r>
+      <w:proofErr w:type="gramEnd"/>
       <w:r>
         <w:rPr>
           <w:rFonts w:ascii="Consolas" w:eastAsia="Times New Roman" w:hAnsi="Consolas" w:cs="Times New Roman"/>
@@ -1244,7 +1358,31 @@
           <w:szCs w:val="21"/>
           <w14:ligatures w14:val="none"/>
         </w:rPr>
-        <w:t>'node:crypto'</w:t>
+        <w:t>'</w:t>
+      </w:r>
+      <w:proofErr w:type="gramStart"/>
+      <w:r>
+        <w:rPr>
+          <w:rFonts w:ascii="Consolas" w:eastAsia="Times New Roman" w:hAnsi="Consolas" w:cs="Times New Roman"/>
+          <w:color w:val="A31515"/>
+          <w:kern w:val="0"/>
+          <w:sz w:val="21"/>
+          <w:szCs w:val="21"/>
+          <w14:ligatures w14:val="none"/>
+        </w:rPr>
+        <w:t>node:crypto</w:t>
+      </w:r>
+      <w:proofErr w:type="gramEnd"/>
+      <w:r>
+        <w:rPr>
+          <w:rFonts w:ascii="Consolas" w:eastAsia="Times New Roman" w:hAnsi="Consolas" w:cs="Times New Roman"/>
+          <w:color w:val="A31515"/>
+          <w:kern w:val="0"/>
+          <w:sz w:val="21"/>
+          <w:szCs w:val="21"/>
+          <w14:ligatures w14:val="none"/>
+        </w:rPr>
+        <w:t>'</w:t>
       </w:r>
       <w:r>
         <w:rPr>
@@ -1285,6 +1423,7 @@
           <w14:ligatures w14:val="none"/>
         </w:rPr>
       </w:pPr>
+      <w:proofErr w:type="gramStart"/>
       <w:r>
         <w:rPr>
           <w:rFonts w:ascii="Consolas" w:eastAsia="Times New Roman" w:hAnsi="Consolas" w:cs="Times New Roman"/>
@@ -1307,6 +1446,7 @@
         </w:rPr>
         <w:t>(</w:t>
       </w:r>
+      <w:proofErr w:type="gramEnd"/>
       <w:r>
         <w:rPr>
           <w:rFonts w:ascii="Consolas" w:eastAsia="Times New Roman" w:hAnsi="Consolas" w:cs="Times New Roman"/>
@@ -1398,6 +1538,7 @@
         </w:rPr>
         <w:t xml:space="preserve">    </w:t>
       </w:r>
+      <w:proofErr w:type="gramStart"/>
       <w:r>
         <w:rPr>
           <w:rFonts w:ascii="Consolas" w:eastAsia="Times New Roman" w:hAnsi="Consolas" w:cs="Times New Roman"/>
@@ -1453,6 +1594,7 @@
         </w:rPr>
         <w:t>mockResolvedValueOnce</w:t>
       </w:r>
+      <w:proofErr w:type="gramEnd"/>
       <w:r>
         <w:rPr>
           <w:rFonts w:ascii="Consolas" w:eastAsia="Times New Roman" w:hAnsi="Consolas" w:cs="Times New Roman"/>
@@ -1599,6 +1741,7 @@
         </w:rPr>
         <w:t xml:space="preserve"> </w:t>
       </w:r>
+      <w:proofErr w:type="gramStart"/>
       <w:r>
         <w:rPr>
           <w:rFonts w:ascii="Consolas" w:eastAsia="Times New Roman" w:hAnsi="Consolas" w:cs="Times New Roman"/>
@@ -1619,7 +1762,19 @@
           <w:szCs w:val="21"/>
           <w14:ligatures w14:val="none"/>
         </w:rPr>
-        <w:t>()</w:t>
+        <w:t>(</w:t>
+      </w:r>
+      <w:proofErr w:type="gramEnd"/>
+      <w:r>
+        <w:rPr>
+          <w:rFonts w:ascii="Consolas" w:eastAsia="Times New Roman" w:hAnsi="Consolas" w:cs="Times New Roman"/>
+          <w:color w:val="3B3B3B"/>
+          <w:kern w:val="0"/>
+          <w:sz w:val="21"/>
+          <w:szCs w:val="21"/>
+          <w14:ligatures w14:val="none"/>
+        </w:rPr>
+        <w:t>)</w:t>
       </w:r>
     </w:p>
     <w:p>
@@ -1679,6 +1834,7 @@
         </w:rPr>
         <w:t>res</w:t>
       </w:r>
+      <w:proofErr w:type="gramStart"/>
       <w:r>
         <w:rPr>
           <w:rFonts w:ascii="Consolas" w:eastAsia="Times New Roman" w:hAnsi="Consolas" w:cs="Times New Roman"/>
@@ -1701,6 +1857,7 @@
         </w:rPr>
         <w:t>toEqual</w:t>
       </w:r>
+      <w:proofErr w:type="gramEnd"/>
       <w:r>
         <w:rPr>
           <w:rFonts w:ascii="Consolas" w:eastAsia="Times New Roman" w:hAnsi="Consolas" w:cs="Times New Roman"/>
@@ -1809,6 +1966,7 @@
           <w14:ligatures w14:val="none"/>
         </w:rPr>
       </w:pPr>
+      <w:proofErr w:type="gramStart"/>
       <w:r>
         <w:rPr>
           <w:rFonts w:ascii="Consolas" w:eastAsia="Times New Roman" w:hAnsi="Consolas" w:cs="Times New Roman"/>
@@ -1832,6 +1990,7 @@
         </w:rPr>
         <w:t>(</w:t>
       </w:r>
+      <w:proofErr w:type="gramEnd"/>
       <w:r>
         <w:rPr>
           <w:rFonts w:ascii="Consolas" w:eastAsia="Times New Roman" w:hAnsi="Consolas" w:cs="Times New Roman"/>
@@ -1923,6 +2082,7 @@
         </w:rPr>
         <w:t xml:space="preserve">    </w:t>
       </w:r>
+      <w:proofErr w:type="gramStart"/>
       <w:r>
         <w:rPr>
           <w:rFonts w:ascii="Consolas" w:eastAsia="Times New Roman" w:hAnsi="Consolas" w:cs="Times New Roman"/>
@@ -1978,6 +2138,7 @@
         </w:rPr>
         <w:t>mockImplementationOnce</w:t>
       </w:r>
+      <w:proofErr w:type="gramEnd"/>
       <w:r>
         <w:rPr>
           <w:rFonts w:ascii="Consolas" w:eastAsia="Times New Roman" w:hAnsi="Consolas" w:cs="Times New Roman"/>
@@ -2190,6 +2351,7 @@
         </w:rPr>
         <w:t xml:space="preserve"> </w:t>
       </w:r>
+      <w:proofErr w:type="gramStart"/>
       <w:r>
         <w:rPr>
           <w:rFonts w:ascii="Consolas" w:eastAsia="Times New Roman" w:hAnsi="Consolas" w:cs="Times New Roman"/>
@@ -2210,7 +2372,19 @@
           <w:szCs w:val="21"/>
           <w14:ligatures w14:val="none"/>
         </w:rPr>
-        <w:t>()</w:t>
+        <w:t>(</w:t>
+      </w:r>
+      <w:proofErr w:type="gramEnd"/>
+      <w:r>
+        <w:rPr>
+          <w:rFonts w:ascii="Consolas" w:eastAsia="Times New Roman" w:hAnsi="Consolas" w:cs="Times New Roman"/>
+          <w:color w:val="3B3B3B"/>
+          <w:kern w:val="0"/>
+          <w:sz w:val="21"/>
+          <w:szCs w:val="21"/>
+          <w14:ligatures w14:val="none"/>
+        </w:rPr>
+        <w:t>)</w:t>
       </w:r>
     </w:p>
     <w:p>
@@ -2270,6 +2444,7 @@
         </w:rPr>
         <w:t>res</w:t>
       </w:r>
+      <w:proofErr w:type="gramStart"/>
       <w:r>
         <w:rPr>
           <w:rFonts w:ascii="Consolas" w:eastAsia="Times New Roman" w:hAnsi="Consolas" w:cs="Times New Roman"/>
@@ -2292,6 +2467,7 @@
         </w:rPr>
         <w:t>toEqual</w:t>
       </w:r>
+      <w:proofErr w:type="gramEnd"/>
       <w:r>
         <w:rPr>
           <w:rFonts w:ascii="Consolas" w:eastAsia="Times New Roman" w:hAnsi="Consolas" w:cs="Times New Roman"/>
@@ -2474,7 +2650,31 @@
           <w:szCs w:val="21"/>
           <w14:ligatures w14:val="none"/>
         </w:rPr>
-        <w:t>'node:crypto'</w:t>
+        <w:t>'</w:t>
+      </w:r>
+      <w:proofErr w:type="gramStart"/>
+      <w:r>
+        <w:rPr>
+          <w:rFonts w:ascii="Consolas" w:eastAsia="Times New Roman" w:hAnsi="Consolas" w:cs="Times New Roman"/>
+          <w:color w:val="A31515"/>
+          <w:kern w:val="0"/>
+          <w:sz w:val="21"/>
+          <w:szCs w:val="21"/>
+          <w14:ligatures w14:val="none"/>
+        </w:rPr>
+        <w:t>node:crypto</w:t>
+      </w:r>
+      <w:proofErr w:type="gramEnd"/>
+      <w:r>
+        <w:rPr>
+          <w:rFonts w:ascii="Consolas" w:eastAsia="Times New Roman" w:hAnsi="Consolas" w:cs="Times New Roman"/>
+          <w:color w:val="A31515"/>
+          <w:kern w:val="0"/>
+          <w:sz w:val="21"/>
+          <w:szCs w:val="21"/>
+          <w14:ligatures w14:val="none"/>
+        </w:rPr>
+        <w:t>'</w:t>
       </w:r>
       <w:r>
         <w:rPr>
@@ -2521,7 +2721,19 @@
           <w:szCs w:val="21"/>
           <w14:ligatures w14:val="none"/>
         </w:rPr>
-        <w:t xml:space="preserve"> { </w:t>
+        <w:t xml:space="preserve"> </w:t>
+      </w:r>
+      <w:proofErr w:type="gramStart"/>
+      <w:r>
+        <w:rPr>
+          <w:rFonts w:ascii="Consolas" w:eastAsia="Times New Roman" w:hAnsi="Consolas" w:cs="Times New Roman"/>
+          <w:color w:val="3B3B3B"/>
+          <w:kern w:val="0"/>
+          <w:sz w:val="21"/>
+          <w:szCs w:val="21"/>
+          <w14:ligatures w14:val="none"/>
+        </w:rPr>
+        <w:t xml:space="preserve">{ </w:t>
       </w:r>
       <w:r>
         <w:rPr>
@@ -2534,6 +2746,7 @@
         </w:rPr>
         <w:t>getData</w:t>
       </w:r>
+      <w:proofErr w:type="gramEnd"/>
       <w:r>
         <w:rPr>
           <w:rFonts w:ascii="Consolas" w:eastAsia="Times New Roman" w:hAnsi="Consolas" w:cs="Times New Roman"/>
@@ -2567,6 +2780,7 @@
         </w:rPr>
         <w:t xml:space="preserve"> </w:t>
       </w:r>
+      <w:proofErr w:type="gramStart"/>
       <w:r>
         <w:rPr>
           <w:rFonts w:ascii="Consolas" w:eastAsia="Times New Roman" w:hAnsi="Consolas" w:cs="Times New Roman"/>
@@ -2598,7 +2812,19 @@
           <w:szCs w:val="21"/>
           <w14:ligatures w14:val="none"/>
         </w:rPr>
-        <w:t>'../app'</w:t>
+        <w:t>'..</w:t>
+      </w:r>
+      <w:proofErr w:type="gramEnd"/>
+      <w:r>
+        <w:rPr>
+          <w:rFonts w:ascii="Consolas" w:eastAsia="Times New Roman" w:hAnsi="Consolas" w:cs="Times New Roman"/>
+          <w:color w:val="A31515"/>
+          <w:kern w:val="0"/>
+          <w:sz w:val="21"/>
+          <w:szCs w:val="21"/>
+          <w14:ligatures w14:val="none"/>
+        </w:rPr>
+        <w:t>/app'</w:t>
       </w:r>
       <w:r>
         <w:rPr>
@@ -2639,6 +2865,7 @@
           <w14:ligatures w14:val="none"/>
         </w:rPr>
       </w:pPr>
+      <w:proofErr w:type="gramStart"/>
       <w:r>
         <w:rPr>
           <w:rFonts w:ascii="Consolas" w:eastAsia="Times New Roman" w:hAnsi="Consolas" w:cs="Times New Roman"/>
@@ -2661,6 +2888,7 @@
         </w:rPr>
         <w:t>(</w:t>
       </w:r>
+      <w:proofErr w:type="gramEnd"/>
       <w:r>
         <w:rPr>
           <w:rFonts w:ascii="Consolas" w:eastAsia="Times New Roman" w:hAnsi="Consolas" w:cs="Times New Roman"/>
@@ -2752,6 +2980,7 @@
         </w:rPr>
         <w:t xml:space="preserve">    </w:t>
       </w:r>
+      <w:proofErr w:type="gramStart"/>
       <w:r>
         <w:rPr>
           <w:rFonts w:ascii="Consolas" w:eastAsia="Times New Roman" w:hAnsi="Consolas" w:cs="Times New Roman"/>
@@ -2785,6 +3014,7 @@
         </w:rPr>
         <w:t>spyOn</w:t>
       </w:r>
+      <w:proofErr w:type="gramEnd"/>
       <w:r>
         <w:rPr>
           <w:rFonts w:ascii="Consolas" w:eastAsia="Times New Roman" w:hAnsi="Consolas" w:cs="Times New Roman"/>
@@ -2829,6 +3059,7 @@
         </w:rPr>
         <w:t>'randomBytes'</w:t>
       </w:r>
+      <w:proofErr w:type="gramStart"/>
       <w:r>
         <w:rPr>
           <w:rFonts w:ascii="Consolas" w:eastAsia="Times New Roman" w:hAnsi="Consolas" w:cs="Times New Roman"/>
@@ -2851,16 +3082,29 @@
         </w:rPr>
         <w:t>mockImplementationOnce</w:t>
       </w:r>
-      <w:r>
-        <w:rPr>
-          <w:rFonts w:ascii="Consolas" w:eastAsia="Times New Roman" w:hAnsi="Consolas" w:cs="Times New Roman"/>
-          <w:color w:val="3B3B3B"/>
-          <w:kern w:val="0"/>
-          <w:sz w:val="21"/>
-          <w:szCs w:val="21"/>
-          <w14:ligatures w14:val="none"/>
-        </w:rPr>
-        <w:t>(()</w:t>
+      <w:proofErr w:type="gramEnd"/>
+      <w:r>
+        <w:rPr>
+          <w:rFonts w:ascii="Consolas" w:eastAsia="Times New Roman" w:hAnsi="Consolas" w:cs="Times New Roman"/>
+          <w:color w:val="3B3B3B"/>
+          <w:kern w:val="0"/>
+          <w:sz w:val="21"/>
+          <w:szCs w:val="21"/>
+          <w14:ligatures w14:val="none"/>
+        </w:rPr>
+        <w:t>(</w:t>
+      </w:r>
+      <w:proofErr w:type="gramStart"/>
+      <w:r>
+        <w:rPr>
+          <w:rFonts w:ascii="Consolas" w:eastAsia="Times New Roman" w:hAnsi="Consolas" w:cs="Times New Roman"/>
+          <w:color w:val="3B3B3B"/>
+          <w:kern w:val="0"/>
+          <w:sz w:val="21"/>
+          <w:szCs w:val="21"/>
+          <w14:ligatures w14:val="none"/>
+        </w:rPr>
+        <w:t>()</w:t>
       </w:r>
       <w:r>
         <w:rPr>
@@ -2906,6 +3150,7 @@
         </w:rPr>
         <w:t>resolve</w:t>
       </w:r>
+      <w:proofErr w:type="gramEnd"/>
       <w:r>
         <w:rPr>
           <w:rFonts w:ascii="Consolas" w:eastAsia="Times New Roman" w:hAnsi="Consolas" w:cs="Times New Roman"/>
@@ -3066,6 +3311,7 @@
         </w:rPr>
         <w:t xml:space="preserve"> </w:t>
       </w:r>
+      <w:proofErr w:type="gramStart"/>
       <w:r>
         <w:rPr>
           <w:rFonts w:ascii="Consolas" w:eastAsia="Times New Roman" w:hAnsi="Consolas" w:cs="Times New Roman"/>
@@ -3086,7 +3332,19 @@
           <w:szCs w:val="21"/>
           <w14:ligatures w14:val="none"/>
         </w:rPr>
-        <w:t>()</w:t>
+        <w:t>(</w:t>
+      </w:r>
+      <w:proofErr w:type="gramEnd"/>
+      <w:r>
+        <w:rPr>
+          <w:rFonts w:ascii="Consolas" w:eastAsia="Times New Roman" w:hAnsi="Consolas" w:cs="Times New Roman"/>
+          <w:color w:val="3B3B3B"/>
+          <w:kern w:val="0"/>
+          <w:sz w:val="21"/>
+          <w:szCs w:val="21"/>
+          <w14:ligatures w14:val="none"/>
+        </w:rPr>
+        <w:t>)</w:t>
       </w:r>
     </w:p>
     <w:p>
@@ -3146,6 +3404,7 @@
         </w:rPr>
         <w:t>t1</w:t>
       </w:r>
+      <w:proofErr w:type="gramStart"/>
       <w:r>
         <w:rPr>
           <w:rFonts w:ascii="Consolas" w:eastAsia="Times New Roman" w:hAnsi="Consolas" w:cs="Times New Roman"/>
@@ -3168,6 +3427,7 @@
         </w:rPr>
         <w:t>toEqual</w:t>
       </w:r>
+      <w:proofErr w:type="gramEnd"/>
       <w:r>
         <w:rPr>
           <w:rFonts w:ascii="Consolas" w:eastAsia="Times New Roman" w:hAnsi="Consolas" w:cs="Times New Roman"/>
@@ -3226,6 +3486,1720 @@
         </w:rPr>
         <w:t>})</w:t>
       </w:r>
+    </w:p>
+    <w:p>
+      <w:pPr>
+        <w:ind w:firstLine="720"/>
+      </w:pPr>
+      <w:r>
+        <w:t>*************************************************************</w:t>
+      </w:r>
+    </w:p>
+    <w:p>
+      <w:r>
+        <w:t xml:space="preserve">To </w:t>
+      </w:r>
+      <w:r>
+        <w:t>initialize</w:t>
+      </w:r>
+      <w:r>
+        <w:t xml:space="preserve"> the configuration file of jest: </w:t>
+      </w:r>
+      <w:r>
+        <w:rPr>
+          <w:b/>
+          <w:bCs/>
+          <w:color w:val="3A7C22" w:themeColor="accent6" w:themeShade="BF"/>
+        </w:rPr>
+        <w:t>npm init jest@latest</w:t>
+      </w:r>
+    </w:p>
+    <w:p>
+      <w:pPr>
+        <w:ind w:firstLine="720"/>
+      </w:pPr>
+      <w:r>
+        <w:t>*************************************************************</w:t>
+      </w:r>
+    </w:p>
+    <w:p>
+      <w:hyperlink r:id="rId5" w:history="1">
+        <w:r>
+          <w:rPr>
+            <w:rStyle w:val="Hyperlink"/>
+          </w:rPr>
+          <w:t>https://jestjs.io/docs/getting-started#generate-a-basic-configuration-file</w:t>
+        </w:r>
+      </w:hyperlink>
+    </w:p>
+    <w:p>
+      <w:pPr>
+        <w:ind w:firstLine="720"/>
+      </w:pPr>
+      <w:r>
+        <w:t>*************************************************************</w:t>
+      </w:r>
+    </w:p>
+    <w:p>
+      <w:pPr>
+        <w:shd w:val="clear" w:color="auto" w:fill="FFFFFF"/>
+        <w:spacing w:after="0" w:line="285" w:lineRule="atLeast"/>
+        <w:rPr>
+          <w:rFonts w:ascii="Consolas" w:eastAsia="Times New Roman" w:hAnsi="Consolas" w:cs="Times New Roman"/>
+          <w:color w:val="3B3B3B"/>
+          <w:kern w:val="0"/>
+          <w:sz w:val="21"/>
+          <w:szCs w:val="21"/>
+          <w14:ligatures w14:val="none"/>
+        </w:rPr>
+      </w:pPr>
+      <w:proofErr w:type="gramStart"/>
+      <w:r>
+        <w:rPr>
+          <w:rFonts w:ascii="Consolas" w:eastAsia="Times New Roman" w:hAnsi="Consolas" w:cs="Times New Roman"/>
+          <w:color w:val="267F99"/>
+          <w:kern w:val="0"/>
+          <w:sz w:val="21"/>
+          <w:szCs w:val="21"/>
+          <w14:ligatures w14:val="none"/>
+        </w:rPr>
+        <w:t>jest</w:t>
+      </w:r>
+      <w:r>
+        <w:rPr>
+          <w:rFonts w:ascii="Consolas" w:eastAsia="Times New Roman" w:hAnsi="Consolas" w:cs="Times New Roman"/>
+          <w:color w:val="3B3B3B"/>
+          <w:kern w:val="0"/>
+          <w:sz w:val="21"/>
+          <w:szCs w:val="21"/>
+          <w14:ligatures w14:val="none"/>
+        </w:rPr>
+        <w:t>.</w:t>
+      </w:r>
+      <w:r>
+        <w:rPr>
+          <w:rFonts w:ascii="Consolas" w:eastAsia="Times New Roman" w:hAnsi="Consolas" w:cs="Times New Roman"/>
+          <w:color w:val="795E26"/>
+          <w:kern w:val="0"/>
+          <w:sz w:val="21"/>
+          <w:szCs w:val="21"/>
+          <w14:ligatures w14:val="none"/>
+        </w:rPr>
+        <w:t>mock</w:t>
+      </w:r>
+      <w:proofErr w:type="gramEnd"/>
+      <w:r>
+        <w:rPr>
+          <w:rFonts w:ascii="Consolas" w:eastAsia="Times New Roman" w:hAnsi="Consolas" w:cs="Times New Roman"/>
+          <w:color w:val="3B3B3B"/>
+          <w:kern w:val="0"/>
+          <w:sz w:val="21"/>
+          <w:szCs w:val="21"/>
+          <w14:ligatures w14:val="none"/>
+        </w:rPr>
+        <w:t>(</w:t>
+      </w:r>
+      <w:proofErr w:type="gramStart"/>
+      <w:r>
+        <w:rPr>
+          <w:rFonts w:ascii="Consolas" w:eastAsia="Times New Roman" w:hAnsi="Consolas" w:cs="Times New Roman"/>
+          <w:color w:val="A31515"/>
+          <w:kern w:val="0"/>
+          <w:sz w:val="21"/>
+          <w:szCs w:val="21"/>
+          <w14:ligatures w14:val="none"/>
+        </w:rPr>
+        <w:t>"..</w:t>
+      </w:r>
+      <w:proofErr w:type="gramEnd"/>
+      <w:r>
+        <w:rPr>
+          <w:rFonts w:ascii="Consolas" w:eastAsia="Times New Roman" w:hAnsi="Consolas" w:cs="Times New Roman"/>
+          <w:color w:val="A31515"/>
+          <w:kern w:val="0"/>
+          <w:sz w:val="21"/>
+          <w:szCs w:val="21"/>
+          <w14:ligatures w14:val="none"/>
+        </w:rPr>
+        <w:t>/utils/helpers"</w:t>
+      </w:r>
+      <w:r>
+        <w:rPr>
+          <w:rFonts w:ascii="Consolas" w:eastAsia="Times New Roman" w:hAnsi="Consolas" w:cs="Times New Roman"/>
+          <w:color w:val="3B3B3B"/>
+          <w:kern w:val="0"/>
+          <w:sz w:val="21"/>
+          <w:szCs w:val="21"/>
+          <w14:ligatures w14:val="none"/>
+        </w:rPr>
+        <w:t xml:space="preserve">, () </w:t>
+      </w:r>
+      <w:r>
+        <w:rPr>
+          <w:rFonts w:ascii="Consolas" w:eastAsia="Times New Roman" w:hAnsi="Consolas" w:cs="Times New Roman"/>
+          <w:color w:val="0000FF"/>
+          <w:kern w:val="0"/>
+          <w:sz w:val="21"/>
+          <w:szCs w:val="21"/>
+          <w14:ligatures w14:val="none"/>
+        </w:rPr>
+        <w:t>=&gt;</w:t>
+      </w:r>
+      <w:r>
+        <w:rPr>
+          <w:rFonts w:ascii="Consolas" w:eastAsia="Times New Roman" w:hAnsi="Consolas" w:cs="Times New Roman"/>
+          <w:color w:val="3B3B3B"/>
+          <w:kern w:val="0"/>
+          <w:sz w:val="21"/>
+          <w:szCs w:val="21"/>
+          <w14:ligatures w14:val="none"/>
+        </w:rPr>
+        <w:t xml:space="preserve"> ({</w:t>
+      </w:r>
+    </w:p>
+    <w:p>
+      <w:pPr>
+        <w:shd w:val="clear" w:color="auto" w:fill="FFFFFF"/>
+        <w:spacing w:after="0" w:line="285" w:lineRule="atLeast"/>
+        <w:rPr>
+          <w:rFonts w:ascii="Consolas" w:eastAsia="Times New Roman" w:hAnsi="Consolas" w:cs="Times New Roman"/>
+          <w:color w:val="3B3B3B"/>
+          <w:kern w:val="0"/>
+          <w:sz w:val="21"/>
+          <w:szCs w:val="21"/>
+          <w14:ligatures w14:val="none"/>
+        </w:rPr>
+      </w:pPr>
+      <w:r>
+        <w:rPr>
+          <w:rFonts w:ascii="Consolas" w:eastAsia="Times New Roman" w:hAnsi="Consolas" w:cs="Times New Roman"/>
+          <w:color w:val="3B3B3B"/>
+          <w:kern w:val="0"/>
+          <w:sz w:val="21"/>
+          <w:szCs w:val="21"/>
+          <w14:ligatures w14:val="none"/>
+        </w:rPr>
+        <w:t xml:space="preserve">    </w:t>
+      </w:r>
+      <w:r>
+        <w:rPr>
+          <w:rFonts w:ascii="Consolas" w:eastAsia="Times New Roman" w:hAnsi="Consolas" w:cs="Times New Roman"/>
+          <w:color w:val="267F99"/>
+          <w:kern w:val="0"/>
+          <w:sz w:val="21"/>
+          <w:szCs w:val="21"/>
+          <w14:ligatures w14:val="none"/>
+        </w:rPr>
+        <w:t>getJwtToken</w:t>
+      </w:r>
+      <w:r>
+        <w:rPr>
+          <w:rFonts w:ascii="Consolas" w:eastAsia="Times New Roman" w:hAnsi="Consolas" w:cs="Times New Roman"/>
+          <w:color w:val="001080"/>
+          <w:kern w:val="0"/>
+          <w:sz w:val="21"/>
+          <w:szCs w:val="21"/>
+          <w14:ligatures w14:val="none"/>
+        </w:rPr>
+        <w:t>:</w:t>
+      </w:r>
+      <w:r>
+        <w:rPr>
+          <w:rFonts w:ascii="Consolas" w:eastAsia="Times New Roman" w:hAnsi="Consolas" w:cs="Times New Roman"/>
+          <w:color w:val="3B3B3B"/>
+          <w:kern w:val="0"/>
+          <w:sz w:val="21"/>
+          <w:szCs w:val="21"/>
+          <w14:ligatures w14:val="none"/>
+        </w:rPr>
+        <w:t xml:space="preserve"> </w:t>
+      </w:r>
+      <w:proofErr w:type="gramStart"/>
+      <w:r>
+        <w:rPr>
+          <w:rFonts w:ascii="Consolas" w:eastAsia="Times New Roman" w:hAnsi="Consolas" w:cs="Times New Roman"/>
+          <w:color w:val="267F99"/>
+          <w:kern w:val="0"/>
+          <w:sz w:val="21"/>
+          <w:szCs w:val="21"/>
+          <w14:ligatures w14:val="none"/>
+        </w:rPr>
+        <w:t>jest</w:t>
+      </w:r>
+      <w:r>
+        <w:rPr>
+          <w:rFonts w:ascii="Consolas" w:eastAsia="Times New Roman" w:hAnsi="Consolas" w:cs="Times New Roman"/>
+          <w:color w:val="3B3B3B"/>
+          <w:kern w:val="0"/>
+          <w:sz w:val="21"/>
+          <w:szCs w:val="21"/>
+          <w14:ligatures w14:val="none"/>
+        </w:rPr>
+        <w:t>.</w:t>
+      </w:r>
+      <w:r>
+        <w:rPr>
+          <w:rFonts w:ascii="Consolas" w:eastAsia="Times New Roman" w:hAnsi="Consolas" w:cs="Times New Roman"/>
+          <w:color w:val="795E26"/>
+          <w:kern w:val="0"/>
+          <w:sz w:val="21"/>
+          <w:szCs w:val="21"/>
+          <w14:ligatures w14:val="none"/>
+        </w:rPr>
+        <w:t>fn</w:t>
+      </w:r>
+      <w:proofErr w:type="gramEnd"/>
+      <w:r>
+        <w:rPr>
+          <w:rFonts w:ascii="Consolas" w:eastAsia="Times New Roman" w:hAnsi="Consolas" w:cs="Times New Roman"/>
+          <w:color w:val="3B3B3B"/>
+          <w:kern w:val="0"/>
+          <w:sz w:val="21"/>
+          <w:szCs w:val="21"/>
+          <w14:ligatures w14:val="none"/>
+        </w:rPr>
+        <w:t xml:space="preserve">(() </w:t>
+      </w:r>
+      <w:r>
+        <w:rPr>
+          <w:rFonts w:ascii="Consolas" w:eastAsia="Times New Roman" w:hAnsi="Consolas" w:cs="Times New Roman"/>
+          <w:color w:val="0000FF"/>
+          <w:kern w:val="0"/>
+          <w:sz w:val="21"/>
+          <w:szCs w:val="21"/>
+          <w14:ligatures w14:val="none"/>
+        </w:rPr>
+        <w:t>=&gt;</w:t>
+      </w:r>
+      <w:r>
+        <w:rPr>
+          <w:rFonts w:ascii="Consolas" w:eastAsia="Times New Roman" w:hAnsi="Consolas" w:cs="Times New Roman"/>
+          <w:color w:val="3B3B3B"/>
+          <w:kern w:val="0"/>
+          <w:sz w:val="21"/>
+          <w:szCs w:val="21"/>
+          <w14:ligatures w14:val="none"/>
+        </w:rPr>
+        <w:t xml:space="preserve"> </w:t>
+      </w:r>
+      <w:r>
+        <w:rPr>
+          <w:rFonts w:ascii="Consolas" w:eastAsia="Times New Roman" w:hAnsi="Consolas" w:cs="Times New Roman"/>
+          <w:color w:val="A31515"/>
+          <w:kern w:val="0"/>
+          <w:sz w:val="21"/>
+          <w:szCs w:val="21"/>
+          <w14:ligatures w14:val="none"/>
+        </w:rPr>
+        <w:t>'Token@123'</w:t>
+      </w:r>
+      <w:r>
+        <w:rPr>
+          <w:rFonts w:ascii="Consolas" w:eastAsia="Times New Roman" w:hAnsi="Consolas" w:cs="Times New Roman"/>
+          <w:color w:val="3B3B3B"/>
+          <w:kern w:val="0"/>
+          <w:sz w:val="21"/>
+          <w:szCs w:val="21"/>
+          <w14:ligatures w14:val="none"/>
+        </w:rPr>
+        <w:t>)</w:t>
+      </w:r>
+    </w:p>
+    <w:p>
+      <w:pPr>
+        <w:shd w:val="clear" w:color="auto" w:fill="FFFFFF"/>
+        <w:spacing w:after="0" w:line="285" w:lineRule="atLeast"/>
+        <w:rPr>
+          <w:rFonts w:ascii="Consolas" w:eastAsia="Times New Roman" w:hAnsi="Consolas" w:cs="Times New Roman"/>
+          <w:color w:val="3B3B3B"/>
+          <w:kern w:val="0"/>
+          <w:sz w:val="21"/>
+          <w:szCs w:val="21"/>
+          <w14:ligatures w14:val="none"/>
+        </w:rPr>
+      </w:pPr>
+      <w:r>
+        <w:rPr>
+          <w:rFonts w:ascii="Consolas" w:eastAsia="Times New Roman" w:hAnsi="Consolas" w:cs="Times New Roman"/>
+          <w:color w:val="3B3B3B"/>
+          <w:kern w:val="0"/>
+          <w:sz w:val="21"/>
+          <w:szCs w:val="21"/>
+          <w14:ligatures w14:val="none"/>
+        </w:rPr>
+        <w:t>}))</w:t>
+      </w:r>
+    </w:p>
+    <w:p>
+      <w:pPr>
+        <w:shd w:val="clear" w:color="auto" w:fill="FFFFFF"/>
+        <w:spacing w:after="0" w:line="285" w:lineRule="atLeast"/>
+        <w:rPr>
+          <w:rFonts w:ascii="Consolas" w:eastAsia="Times New Roman" w:hAnsi="Consolas" w:cs="Times New Roman"/>
+          <w:color w:val="3B3B3B"/>
+          <w:kern w:val="0"/>
+          <w:sz w:val="21"/>
+          <w:szCs w:val="21"/>
+          <w14:ligatures w14:val="none"/>
+        </w:rPr>
+      </w:pPr>
+    </w:p>
+    <w:p>
+      <w:pPr>
+        <w:shd w:val="clear" w:color="auto" w:fill="FFFFFF"/>
+        <w:spacing w:after="0" w:line="285" w:lineRule="atLeast"/>
+        <w:rPr>
+          <w:rFonts w:ascii="Consolas" w:eastAsia="Times New Roman" w:hAnsi="Consolas" w:cs="Times New Roman"/>
+          <w:color w:val="3B3B3B"/>
+          <w:kern w:val="0"/>
+          <w:sz w:val="21"/>
+          <w:szCs w:val="21"/>
+          <w14:ligatures w14:val="none"/>
+        </w:rPr>
+      </w:pPr>
+      <w:r>
+        <w:rPr>
+          <w:rFonts w:ascii="Consolas" w:eastAsia="Times New Roman" w:hAnsi="Consolas" w:cs="Times New Roman"/>
+          <w:color w:val="0000FF"/>
+          <w:kern w:val="0"/>
+          <w:sz w:val="21"/>
+          <w:szCs w:val="21"/>
+          <w14:ligatures w14:val="none"/>
+        </w:rPr>
+        <w:t>const</w:t>
+      </w:r>
+      <w:r>
+        <w:rPr>
+          <w:rFonts w:ascii="Consolas" w:eastAsia="Times New Roman" w:hAnsi="Consolas" w:cs="Times New Roman"/>
+          <w:color w:val="3B3B3B"/>
+          <w:kern w:val="0"/>
+          <w:sz w:val="21"/>
+          <w:szCs w:val="21"/>
+          <w14:ligatures w14:val="none"/>
+        </w:rPr>
+        <w:t xml:space="preserve"> </w:t>
+      </w:r>
+      <w:r>
+        <w:rPr>
+          <w:rFonts w:ascii="Consolas" w:eastAsia="Times New Roman" w:hAnsi="Consolas" w:cs="Times New Roman"/>
+          <w:color w:val="795E26"/>
+          <w:kern w:val="0"/>
+          <w:sz w:val="21"/>
+          <w:szCs w:val="21"/>
+          <w14:ligatures w14:val="none"/>
+        </w:rPr>
+        <w:t>mockReq</w:t>
+      </w:r>
+      <w:r>
+        <w:rPr>
+          <w:rFonts w:ascii="Consolas" w:eastAsia="Times New Roman" w:hAnsi="Consolas" w:cs="Times New Roman"/>
+          <w:color w:val="3B3B3B"/>
+          <w:kern w:val="0"/>
+          <w:sz w:val="21"/>
+          <w:szCs w:val="21"/>
+          <w14:ligatures w14:val="none"/>
+        </w:rPr>
+        <w:t xml:space="preserve"> </w:t>
+      </w:r>
+      <w:r>
+        <w:rPr>
+          <w:rFonts w:ascii="Consolas" w:eastAsia="Times New Roman" w:hAnsi="Consolas" w:cs="Times New Roman"/>
+          <w:color w:val="000000"/>
+          <w:kern w:val="0"/>
+          <w:sz w:val="21"/>
+          <w:szCs w:val="21"/>
+          <w14:ligatures w14:val="none"/>
+        </w:rPr>
+        <w:t>=</w:t>
+      </w:r>
+      <w:r>
+        <w:rPr>
+          <w:rFonts w:ascii="Consolas" w:eastAsia="Times New Roman" w:hAnsi="Consolas" w:cs="Times New Roman"/>
+          <w:color w:val="3B3B3B"/>
+          <w:kern w:val="0"/>
+          <w:sz w:val="21"/>
+          <w:szCs w:val="21"/>
+          <w14:ligatures w14:val="none"/>
+        </w:rPr>
+        <w:t xml:space="preserve"> () </w:t>
+      </w:r>
+      <w:r>
+        <w:rPr>
+          <w:rFonts w:ascii="Consolas" w:eastAsia="Times New Roman" w:hAnsi="Consolas" w:cs="Times New Roman"/>
+          <w:color w:val="0000FF"/>
+          <w:kern w:val="0"/>
+          <w:sz w:val="21"/>
+          <w:szCs w:val="21"/>
+          <w14:ligatures w14:val="none"/>
+        </w:rPr>
+        <w:t>=&gt;</w:t>
+      </w:r>
+      <w:r>
+        <w:rPr>
+          <w:rFonts w:ascii="Consolas" w:eastAsia="Times New Roman" w:hAnsi="Consolas" w:cs="Times New Roman"/>
+          <w:color w:val="3B3B3B"/>
+          <w:kern w:val="0"/>
+          <w:sz w:val="21"/>
+          <w:szCs w:val="21"/>
+          <w14:ligatures w14:val="none"/>
+        </w:rPr>
+        <w:t xml:space="preserve"> {</w:t>
+      </w:r>
+    </w:p>
+    <w:p>
+      <w:pPr>
+        <w:shd w:val="clear" w:color="auto" w:fill="FFFFFF"/>
+        <w:spacing w:after="0" w:line="285" w:lineRule="atLeast"/>
+        <w:rPr>
+          <w:rFonts w:ascii="Consolas" w:eastAsia="Times New Roman" w:hAnsi="Consolas" w:cs="Times New Roman"/>
+          <w:color w:val="3B3B3B"/>
+          <w:kern w:val="0"/>
+          <w:sz w:val="21"/>
+          <w:szCs w:val="21"/>
+          <w14:ligatures w14:val="none"/>
+        </w:rPr>
+      </w:pPr>
+      <w:r>
+        <w:rPr>
+          <w:rFonts w:ascii="Consolas" w:eastAsia="Times New Roman" w:hAnsi="Consolas" w:cs="Times New Roman"/>
+          <w:color w:val="3B3B3B"/>
+          <w:kern w:val="0"/>
+          <w:sz w:val="21"/>
+          <w:szCs w:val="21"/>
+          <w14:ligatures w14:val="none"/>
+        </w:rPr>
+        <w:t xml:space="preserve">    </w:t>
+      </w:r>
+      <w:r>
+        <w:rPr>
+          <w:rFonts w:ascii="Consolas" w:eastAsia="Times New Roman" w:hAnsi="Consolas" w:cs="Times New Roman"/>
+          <w:color w:val="AF00DB"/>
+          <w:kern w:val="0"/>
+          <w:sz w:val="21"/>
+          <w:szCs w:val="21"/>
+          <w14:ligatures w14:val="none"/>
+        </w:rPr>
+        <w:t>return</w:t>
+      </w:r>
+      <w:r>
+        <w:rPr>
+          <w:rFonts w:ascii="Consolas" w:eastAsia="Times New Roman" w:hAnsi="Consolas" w:cs="Times New Roman"/>
+          <w:color w:val="3B3B3B"/>
+          <w:kern w:val="0"/>
+          <w:sz w:val="21"/>
+          <w:szCs w:val="21"/>
+          <w14:ligatures w14:val="none"/>
+        </w:rPr>
+        <w:t xml:space="preserve"> {</w:t>
+      </w:r>
+    </w:p>
+    <w:p>
+      <w:pPr>
+        <w:shd w:val="clear" w:color="auto" w:fill="FFFFFF"/>
+        <w:spacing w:after="0" w:line="285" w:lineRule="atLeast"/>
+        <w:rPr>
+          <w:rFonts w:ascii="Consolas" w:eastAsia="Times New Roman" w:hAnsi="Consolas" w:cs="Times New Roman"/>
+          <w:color w:val="3B3B3B"/>
+          <w:kern w:val="0"/>
+          <w:sz w:val="21"/>
+          <w:szCs w:val="21"/>
+          <w14:ligatures w14:val="none"/>
+        </w:rPr>
+      </w:pPr>
+      <w:r>
+        <w:rPr>
+          <w:rFonts w:ascii="Consolas" w:eastAsia="Times New Roman" w:hAnsi="Consolas" w:cs="Times New Roman"/>
+          <w:color w:val="3B3B3B"/>
+          <w:kern w:val="0"/>
+          <w:sz w:val="21"/>
+          <w:szCs w:val="21"/>
+          <w14:ligatures w14:val="none"/>
+        </w:rPr>
+        <w:t xml:space="preserve">        </w:t>
+      </w:r>
+      <w:r>
+        <w:rPr>
+          <w:rFonts w:ascii="Consolas" w:eastAsia="Times New Roman" w:hAnsi="Consolas" w:cs="Times New Roman"/>
+          <w:color w:val="001080"/>
+          <w:kern w:val="0"/>
+          <w:sz w:val="21"/>
+          <w:szCs w:val="21"/>
+          <w14:ligatures w14:val="none"/>
+        </w:rPr>
+        <w:t>body:</w:t>
+      </w:r>
+      <w:r>
+        <w:rPr>
+          <w:rFonts w:ascii="Consolas" w:eastAsia="Times New Roman" w:hAnsi="Consolas" w:cs="Times New Roman"/>
+          <w:color w:val="3B3B3B"/>
+          <w:kern w:val="0"/>
+          <w:sz w:val="21"/>
+          <w:szCs w:val="21"/>
+          <w14:ligatures w14:val="none"/>
+        </w:rPr>
+        <w:t xml:space="preserve"> {</w:t>
+      </w:r>
+    </w:p>
+    <w:p>
+      <w:pPr>
+        <w:shd w:val="clear" w:color="auto" w:fill="FFFFFF"/>
+        <w:spacing w:after="0" w:line="285" w:lineRule="atLeast"/>
+        <w:rPr>
+          <w:rFonts w:ascii="Consolas" w:eastAsia="Times New Roman" w:hAnsi="Consolas" w:cs="Times New Roman"/>
+          <w:color w:val="3B3B3B"/>
+          <w:kern w:val="0"/>
+          <w:sz w:val="21"/>
+          <w:szCs w:val="21"/>
+          <w14:ligatures w14:val="none"/>
+        </w:rPr>
+      </w:pPr>
+      <w:r>
+        <w:rPr>
+          <w:rFonts w:ascii="Consolas" w:eastAsia="Times New Roman" w:hAnsi="Consolas" w:cs="Times New Roman"/>
+          <w:color w:val="3B3B3B"/>
+          <w:kern w:val="0"/>
+          <w:sz w:val="21"/>
+          <w:szCs w:val="21"/>
+          <w14:ligatures w14:val="none"/>
+        </w:rPr>
+        <w:t xml:space="preserve">            </w:t>
+      </w:r>
+      <w:r>
+        <w:rPr>
+          <w:rFonts w:ascii="Consolas" w:eastAsia="Times New Roman" w:hAnsi="Consolas" w:cs="Times New Roman"/>
+          <w:color w:val="001080"/>
+          <w:kern w:val="0"/>
+          <w:sz w:val="21"/>
+          <w:szCs w:val="21"/>
+          <w14:ligatures w14:val="none"/>
+        </w:rPr>
+        <w:t>name:</w:t>
+      </w:r>
+      <w:r>
+        <w:rPr>
+          <w:rFonts w:ascii="Consolas" w:eastAsia="Times New Roman" w:hAnsi="Consolas" w:cs="Times New Roman"/>
+          <w:color w:val="3B3B3B"/>
+          <w:kern w:val="0"/>
+          <w:sz w:val="21"/>
+          <w:szCs w:val="21"/>
+          <w14:ligatures w14:val="none"/>
+        </w:rPr>
+        <w:t xml:space="preserve"> </w:t>
+      </w:r>
+      <w:r>
+        <w:rPr>
+          <w:rFonts w:ascii="Consolas" w:eastAsia="Times New Roman" w:hAnsi="Consolas" w:cs="Times New Roman"/>
+          <w:color w:val="A31515"/>
+          <w:kern w:val="0"/>
+          <w:sz w:val="21"/>
+          <w:szCs w:val="21"/>
+          <w14:ligatures w14:val="none"/>
+        </w:rPr>
+        <w:t>"Jafar Loka"</w:t>
+      </w:r>
+      <w:r>
+        <w:rPr>
+          <w:rFonts w:ascii="Consolas" w:eastAsia="Times New Roman" w:hAnsi="Consolas" w:cs="Times New Roman"/>
+          <w:color w:val="3B3B3B"/>
+          <w:kern w:val="0"/>
+          <w:sz w:val="21"/>
+          <w:szCs w:val="21"/>
+          <w14:ligatures w14:val="none"/>
+        </w:rPr>
+        <w:t>,</w:t>
+      </w:r>
+    </w:p>
+    <w:p>
+      <w:pPr>
+        <w:shd w:val="clear" w:color="auto" w:fill="FFFFFF"/>
+        <w:spacing w:after="0" w:line="285" w:lineRule="atLeast"/>
+        <w:rPr>
+          <w:rFonts w:ascii="Consolas" w:eastAsia="Times New Roman" w:hAnsi="Consolas" w:cs="Times New Roman"/>
+          <w:color w:val="3B3B3B"/>
+          <w:kern w:val="0"/>
+          <w:sz w:val="21"/>
+          <w:szCs w:val="21"/>
+          <w14:ligatures w14:val="none"/>
+        </w:rPr>
+      </w:pPr>
+      <w:r>
+        <w:rPr>
+          <w:rFonts w:ascii="Consolas" w:eastAsia="Times New Roman" w:hAnsi="Consolas" w:cs="Times New Roman"/>
+          <w:color w:val="3B3B3B"/>
+          <w:kern w:val="0"/>
+          <w:sz w:val="21"/>
+          <w:szCs w:val="21"/>
+          <w14:ligatures w14:val="none"/>
+        </w:rPr>
+        <w:t xml:space="preserve">            </w:t>
+      </w:r>
+      <w:r>
+        <w:rPr>
+          <w:rFonts w:ascii="Consolas" w:eastAsia="Times New Roman" w:hAnsi="Consolas" w:cs="Times New Roman"/>
+          <w:color w:val="001080"/>
+          <w:kern w:val="0"/>
+          <w:sz w:val="21"/>
+          <w:szCs w:val="21"/>
+          <w14:ligatures w14:val="none"/>
+        </w:rPr>
+        <w:t>email:</w:t>
+      </w:r>
+      <w:r>
+        <w:rPr>
+          <w:rFonts w:ascii="Consolas" w:eastAsia="Times New Roman" w:hAnsi="Consolas" w:cs="Times New Roman"/>
+          <w:color w:val="3B3B3B"/>
+          <w:kern w:val="0"/>
+          <w:sz w:val="21"/>
+          <w:szCs w:val="21"/>
+          <w14:ligatures w14:val="none"/>
+        </w:rPr>
+        <w:t xml:space="preserve"> </w:t>
+      </w:r>
+      <w:r>
+        <w:rPr>
+          <w:rFonts w:ascii="Consolas" w:eastAsia="Times New Roman" w:hAnsi="Consolas" w:cs="Times New Roman"/>
+          <w:color w:val="A31515"/>
+          <w:kern w:val="0"/>
+          <w:sz w:val="21"/>
+          <w:szCs w:val="21"/>
+          <w14:ligatures w14:val="none"/>
+        </w:rPr>
+        <w:t>"jloka@jloka.com"</w:t>
+      </w:r>
+      <w:r>
+        <w:rPr>
+          <w:rFonts w:ascii="Consolas" w:eastAsia="Times New Roman" w:hAnsi="Consolas" w:cs="Times New Roman"/>
+          <w:color w:val="3B3B3B"/>
+          <w:kern w:val="0"/>
+          <w:sz w:val="21"/>
+          <w:szCs w:val="21"/>
+          <w14:ligatures w14:val="none"/>
+        </w:rPr>
+        <w:t>,</w:t>
+      </w:r>
+    </w:p>
+    <w:p>
+      <w:pPr>
+        <w:shd w:val="clear" w:color="auto" w:fill="FFFFFF"/>
+        <w:spacing w:after="0" w:line="285" w:lineRule="atLeast"/>
+        <w:rPr>
+          <w:rFonts w:ascii="Consolas" w:eastAsia="Times New Roman" w:hAnsi="Consolas" w:cs="Times New Roman"/>
+          <w:color w:val="3B3B3B"/>
+          <w:kern w:val="0"/>
+          <w:sz w:val="21"/>
+          <w:szCs w:val="21"/>
+          <w14:ligatures w14:val="none"/>
+        </w:rPr>
+      </w:pPr>
+      <w:r>
+        <w:rPr>
+          <w:rFonts w:ascii="Consolas" w:eastAsia="Times New Roman" w:hAnsi="Consolas" w:cs="Times New Roman"/>
+          <w:color w:val="3B3B3B"/>
+          <w:kern w:val="0"/>
+          <w:sz w:val="21"/>
+          <w:szCs w:val="21"/>
+          <w14:ligatures w14:val="none"/>
+        </w:rPr>
+        <w:t xml:space="preserve">            </w:t>
+      </w:r>
+      <w:r>
+        <w:rPr>
+          <w:rFonts w:ascii="Consolas" w:eastAsia="Times New Roman" w:hAnsi="Consolas" w:cs="Times New Roman"/>
+          <w:color w:val="001080"/>
+          <w:kern w:val="0"/>
+          <w:sz w:val="21"/>
+          <w:szCs w:val="21"/>
+          <w14:ligatures w14:val="none"/>
+        </w:rPr>
+        <w:t>password:</w:t>
+      </w:r>
+      <w:r>
+        <w:rPr>
+          <w:rFonts w:ascii="Consolas" w:eastAsia="Times New Roman" w:hAnsi="Consolas" w:cs="Times New Roman"/>
+          <w:color w:val="3B3B3B"/>
+          <w:kern w:val="0"/>
+          <w:sz w:val="21"/>
+          <w:szCs w:val="21"/>
+          <w14:ligatures w14:val="none"/>
+        </w:rPr>
+        <w:t xml:space="preserve"> </w:t>
+      </w:r>
+      <w:r>
+        <w:rPr>
+          <w:rFonts w:ascii="Consolas" w:eastAsia="Times New Roman" w:hAnsi="Consolas" w:cs="Times New Roman"/>
+          <w:color w:val="A31515"/>
+          <w:kern w:val="0"/>
+          <w:sz w:val="21"/>
+          <w:szCs w:val="21"/>
+          <w14:ligatures w14:val="none"/>
+        </w:rPr>
+        <w:t>"Test@123"</w:t>
+      </w:r>
+    </w:p>
+    <w:p>
+      <w:pPr>
+        <w:shd w:val="clear" w:color="auto" w:fill="FFFFFF"/>
+        <w:spacing w:after="0" w:line="285" w:lineRule="atLeast"/>
+        <w:rPr>
+          <w:rFonts w:ascii="Consolas" w:eastAsia="Times New Roman" w:hAnsi="Consolas" w:cs="Times New Roman"/>
+          <w:color w:val="3B3B3B"/>
+          <w:kern w:val="0"/>
+          <w:sz w:val="21"/>
+          <w:szCs w:val="21"/>
+          <w14:ligatures w14:val="none"/>
+        </w:rPr>
+      </w:pPr>
+      <w:r>
+        <w:rPr>
+          <w:rFonts w:ascii="Consolas" w:eastAsia="Times New Roman" w:hAnsi="Consolas" w:cs="Times New Roman"/>
+          <w:color w:val="3B3B3B"/>
+          <w:kern w:val="0"/>
+          <w:sz w:val="21"/>
+          <w:szCs w:val="21"/>
+          <w14:ligatures w14:val="none"/>
+        </w:rPr>
+        <w:t>        }</w:t>
+      </w:r>
+    </w:p>
+    <w:p>
+      <w:pPr>
+        <w:shd w:val="clear" w:color="auto" w:fill="FFFFFF"/>
+        <w:spacing w:after="0" w:line="285" w:lineRule="atLeast"/>
+        <w:rPr>
+          <w:rFonts w:ascii="Consolas" w:eastAsia="Times New Roman" w:hAnsi="Consolas" w:cs="Times New Roman"/>
+          <w:color w:val="3B3B3B"/>
+          <w:kern w:val="0"/>
+          <w:sz w:val="21"/>
+          <w:szCs w:val="21"/>
+          <w14:ligatures w14:val="none"/>
+        </w:rPr>
+      </w:pPr>
+      <w:r>
+        <w:rPr>
+          <w:rFonts w:ascii="Consolas" w:eastAsia="Times New Roman" w:hAnsi="Consolas" w:cs="Times New Roman"/>
+          <w:color w:val="3B3B3B"/>
+          <w:kern w:val="0"/>
+          <w:sz w:val="21"/>
+          <w:szCs w:val="21"/>
+          <w14:ligatures w14:val="none"/>
+        </w:rPr>
+        <w:t>    }</w:t>
+      </w:r>
+    </w:p>
+    <w:p>
+      <w:pPr>
+        <w:shd w:val="clear" w:color="auto" w:fill="FFFFFF"/>
+        <w:spacing w:after="0" w:line="285" w:lineRule="atLeast"/>
+        <w:rPr>
+          <w:rFonts w:ascii="Consolas" w:eastAsia="Times New Roman" w:hAnsi="Consolas" w:cs="Times New Roman"/>
+          <w:color w:val="3B3B3B"/>
+          <w:kern w:val="0"/>
+          <w:sz w:val="21"/>
+          <w:szCs w:val="21"/>
+          <w14:ligatures w14:val="none"/>
+        </w:rPr>
+      </w:pPr>
+      <w:r>
+        <w:rPr>
+          <w:rFonts w:ascii="Consolas" w:eastAsia="Times New Roman" w:hAnsi="Consolas" w:cs="Times New Roman"/>
+          <w:color w:val="3B3B3B"/>
+          <w:kern w:val="0"/>
+          <w:sz w:val="21"/>
+          <w:szCs w:val="21"/>
+          <w14:ligatures w14:val="none"/>
+        </w:rPr>
+        <w:t>}</w:t>
+      </w:r>
+    </w:p>
+    <w:p>
+      <w:pPr>
+        <w:shd w:val="clear" w:color="auto" w:fill="FFFFFF"/>
+        <w:spacing w:after="0" w:line="285" w:lineRule="atLeast"/>
+        <w:rPr>
+          <w:rFonts w:ascii="Consolas" w:eastAsia="Times New Roman" w:hAnsi="Consolas" w:cs="Times New Roman"/>
+          <w:color w:val="3B3B3B"/>
+          <w:kern w:val="0"/>
+          <w:sz w:val="21"/>
+          <w:szCs w:val="21"/>
+          <w14:ligatures w14:val="none"/>
+        </w:rPr>
+      </w:pPr>
+    </w:p>
+    <w:p>
+      <w:pPr>
+        <w:shd w:val="clear" w:color="auto" w:fill="FFFFFF"/>
+        <w:spacing w:after="0" w:line="285" w:lineRule="atLeast"/>
+        <w:rPr>
+          <w:rFonts w:ascii="Consolas" w:eastAsia="Times New Roman" w:hAnsi="Consolas" w:cs="Times New Roman"/>
+          <w:color w:val="3B3B3B"/>
+          <w:kern w:val="0"/>
+          <w:sz w:val="21"/>
+          <w:szCs w:val="21"/>
+          <w14:ligatures w14:val="none"/>
+        </w:rPr>
+      </w:pPr>
+      <w:r>
+        <w:rPr>
+          <w:rFonts w:ascii="Consolas" w:eastAsia="Times New Roman" w:hAnsi="Consolas" w:cs="Times New Roman"/>
+          <w:color w:val="0000FF"/>
+          <w:kern w:val="0"/>
+          <w:sz w:val="21"/>
+          <w:szCs w:val="21"/>
+          <w14:ligatures w14:val="none"/>
+        </w:rPr>
+        <w:t>const</w:t>
+      </w:r>
+      <w:r>
+        <w:rPr>
+          <w:rFonts w:ascii="Consolas" w:eastAsia="Times New Roman" w:hAnsi="Consolas" w:cs="Times New Roman"/>
+          <w:color w:val="3B3B3B"/>
+          <w:kern w:val="0"/>
+          <w:sz w:val="21"/>
+          <w:szCs w:val="21"/>
+          <w14:ligatures w14:val="none"/>
+        </w:rPr>
+        <w:t xml:space="preserve"> </w:t>
+      </w:r>
+      <w:r>
+        <w:rPr>
+          <w:rFonts w:ascii="Consolas" w:eastAsia="Times New Roman" w:hAnsi="Consolas" w:cs="Times New Roman"/>
+          <w:color w:val="795E26"/>
+          <w:kern w:val="0"/>
+          <w:sz w:val="21"/>
+          <w:szCs w:val="21"/>
+          <w14:ligatures w14:val="none"/>
+        </w:rPr>
+        <w:t>mockResp</w:t>
+      </w:r>
+      <w:r>
+        <w:rPr>
+          <w:rFonts w:ascii="Consolas" w:eastAsia="Times New Roman" w:hAnsi="Consolas" w:cs="Times New Roman"/>
+          <w:color w:val="3B3B3B"/>
+          <w:kern w:val="0"/>
+          <w:sz w:val="21"/>
+          <w:szCs w:val="21"/>
+          <w14:ligatures w14:val="none"/>
+        </w:rPr>
+        <w:t xml:space="preserve"> </w:t>
+      </w:r>
+      <w:r>
+        <w:rPr>
+          <w:rFonts w:ascii="Consolas" w:eastAsia="Times New Roman" w:hAnsi="Consolas" w:cs="Times New Roman"/>
+          <w:color w:val="000000"/>
+          <w:kern w:val="0"/>
+          <w:sz w:val="21"/>
+          <w:szCs w:val="21"/>
+          <w14:ligatures w14:val="none"/>
+        </w:rPr>
+        <w:t>=</w:t>
+      </w:r>
+      <w:r>
+        <w:rPr>
+          <w:rFonts w:ascii="Consolas" w:eastAsia="Times New Roman" w:hAnsi="Consolas" w:cs="Times New Roman"/>
+          <w:color w:val="3B3B3B"/>
+          <w:kern w:val="0"/>
+          <w:sz w:val="21"/>
+          <w:szCs w:val="21"/>
+          <w14:ligatures w14:val="none"/>
+        </w:rPr>
+        <w:t xml:space="preserve"> () </w:t>
+      </w:r>
+      <w:r>
+        <w:rPr>
+          <w:rFonts w:ascii="Consolas" w:eastAsia="Times New Roman" w:hAnsi="Consolas" w:cs="Times New Roman"/>
+          <w:color w:val="0000FF"/>
+          <w:kern w:val="0"/>
+          <w:sz w:val="21"/>
+          <w:szCs w:val="21"/>
+          <w14:ligatures w14:val="none"/>
+        </w:rPr>
+        <w:t>=&gt;</w:t>
+      </w:r>
+      <w:r>
+        <w:rPr>
+          <w:rFonts w:ascii="Consolas" w:eastAsia="Times New Roman" w:hAnsi="Consolas" w:cs="Times New Roman"/>
+          <w:color w:val="3B3B3B"/>
+          <w:kern w:val="0"/>
+          <w:sz w:val="21"/>
+          <w:szCs w:val="21"/>
+          <w14:ligatures w14:val="none"/>
+        </w:rPr>
+        <w:t xml:space="preserve"> {</w:t>
+      </w:r>
+    </w:p>
+    <w:p>
+      <w:pPr>
+        <w:shd w:val="clear" w:color="auto" w:fill="FFFFFF"/>
+        <w:spacing w:after="0" w:line="285" w:lineRule="atLeast"/>
+        <w:rPr>
+          <w:rFonts w:ascii="Consolas" w:eastAsia="Times New Roman" w:hAnsi="Consolas" w:cs="Times New Roman"/>
+          <w:color w:val="3B3B3B"/>
+          <w:kern w:val="0"/>
+          <w:sz w:val="21"/>
+          <w:szCs w:val="21"/>
+          <w14:ligatures w14:val="none"/>
+        </w:rPr>
+      </w:pPr>
+      <w:r>
+        <w:rPr>
+          <w:rFonts w:ascii="Consolas" w:eastAsia="Times New Roman" w:hAnsi="Consolas" w:cs="Times New Roman"/>
+          <w:color w:val="3B3B3B"/>
+          <w:kern w:val="0"/>
+          <w:sz w:val="21"/>
+          <w:szCs w:val="21"/>
+          <w14:ligatures w14:val="none"/>
+        </w:rPr>
+        <w:t xml:space="preserve">    </w:t>
+      </w:r>
+      <w:r>
+        <w:rPr>
+          <w:rFonts w:ascii="Consolas" w:eastAsia="Times New Roman" w:hAnsi="Consolas" w:cs="Times New Roman"/>
+          <w:color w:val="AF00DB"/>
+          <w:kern w:val="0"/>
+          <w:sz w:val="21"/>
+          <w:szCs w:val="21"/>
+          <w14:ligatures w14:val="none"/>
+        </w:rPr>
+        <w:t>return</w:t>
+      </w:r>
+      <w:r>
+        <w:rPr>
+          <w:rFonts w:ascii="Consolas" w:eastAsia="Times New Roman" w:hAnsi="Consolas" w:cs="Times New Roman"/>
+          <w:color w:val="3B3B3B"/>
+          <w:kern w:val="0"/>
+          <w:sz w:val="21"/>
+          <w:szCs w:val="21"/>
+          <w14:ligatures w14:val="none"/>
+        </w:rPr>
+        <w:t xml:space="preserve"> {</w:t>
+      </w:r>
+    </w:p>
+    <w:p>
+      <w:pPr>
+        <w:shd w:val="clear" w:color="auto" w:fill="FFFFFF"/>
+        <w:spacing w:after="0" w:line="285" w:lineRule="atLeast"/>
+        <w:rPr>
+          <w:rFonts w:ascii="Consolas" w:eastAsia="Times New Roman" w:hAnsi="Consolas" w:cs="Times New Roman"/>
+          <w:color w:val="3B3B3B"/>
+          <w:kern w:val="0"/>
+          <w:sz w:val="21"/>
+          <w:szCs w:val="21"/>
+          <w14:ligatures w14:val="none"/>
+        </w:rPr>
+      </w:pPr>
+      <w:r>
+        <w:rPr>
+          <w:rFonts w:ascii="Consolas" w:eastAsia="Times New Roman" w:hAnsi="Consolas" w:cs="Times New Roman"/>
+          <w:color w:val="3B3B3B"/>
+          <w:kern w:val="0"/>
+          <w:sz w:val="21"/>
+          <w:szCs w:val="21"/>
+          <w14:ligatures w14:val="none"/>
+        </w:rPr>
+        <w:t xml:space="preserve">        </w:t>
+      </w:r>
+      <w:r>
+        <w:rPr>
+          <w:rFonts w:ascii="Consolas" w:eastAsia="Times New Roman" w:hAnsi="Consolas" w:cs="Times New Roman"/>
+          <w:color w:val="267F99"/>
+          <w:kern w:val="0"/>
+          <w:sz w:val="21"/>
+          <w:szCs w:val="21"/>
+          <w14:ligatures w14:val="none"/>
+        </w:rPr>
+        <w:t>status</w:t>
+      </w:r>
+      <w:r>
+        <w:rPr>
+          <w:rFonts w:ascii="Consolas" w:eastAsia="Times New Roman" w:hAnsi="Consolas" w:cs="Times New Roman"/>
+          <w:color w:val="001080"/>
+          <w:kern w:val="0"/>
+          <w:sz w:val="21"/>
+          <w:szCs w:val="21"/>
+          <w14:ligatures w14:val="none"/>
+        </w:rPr>
+        <w:t>:</w:t>
+      </w:r>
+      <w:r>
+        <w:rPr>
+          <w:rFonts w:ascii="Consolas" w:eastAsia="Times New Roman" w:hAnsi="Consolas" w:cs="Times New Roman"/>
+          <w:color w:val="3B3B3B"/>
+          <w:kern w:val="0"/>
+          <w:sz w:val="21"/>
+          <w:szCs w:val="21"/>
+          <w14:ligatures w14:val="none"/>
+        </w:rPr>
+        <w:t xml:space="preserve"> </w:t>
+      </w:r>
+      <w:proofErr w:type="gramStart"/>
+      <w:r>
+        <w:rPr>
+          <w:rFonts w:ascii="Consolas" w:eastAsia="Times New Roman" w:hAnsi="Consolas" w:cs="Times New Roman"/>
+          <w:color w:val="267F99"/>
+          <w:kern w:val="0"/>
+          <w:sz w:val="21"/>
+          <w:szCs w:val="21"/>
+          <w14:ligatures w14:val="none"/>
+        </w:rPr>
+        <w:t>jest</w:t>
+      </w:r>
+      <w:r>
+        <w:rPr>
+          <w:rFonts w:ascii="Consolas" w:eastAsia="Times New Roman" w:hAnsi="Consolas" w:cs="Times New Roman"/>
+          <w:color w:val="3B3B3B"/>
+          <w:kern w:val="0"/>
+          <w:sz w:val="21"/>
+          <w:szCs w:val="21"/>
+          <w14:ligatures w14:val="none"/>
+        </w:rPr>
+        <w:t>.</w:t>
+      </w:r>
+      <w:r>
+        <w:rPr>
+          <w:rFonts w:ascii="Consolas" w:eastAsia="Times New Roman" w:hAnsi="Consolas" w:cs="Times New Roman"/>
+          <w:color w:val="795E26"/>
+          <w:kern w:val="0"/>
+          <w:sz w:val="21"/>
+          <w:szCs w:val="21"/>
+          <w14:ligatures w14:val="none"/>
+        </w:rPr>
+        <w:t>fn</w:t>
+      </w:r>
+      <w:proofErr w:type="gramEnd"/>
+      <w:r>
+        <w:rPr>
+          <w:rFonts w:ascii="Consolas" w:eastAsia="Times New Roman" w:hAnsi="Consolas" w:cs="Times New Roman"/>
+          <w:color w:val="3B3B3B"/>
+          <w:kern w:val="0"/>
+          <w:sz w:val="21"/>
+          <w:szCs w:val="21"/>
+          <w14:ligatures w14:val="none"/>
+        </w:rPr>
+        <w:t>(</w:t>
+      </w:r>
+      <w:proofErr w:type="gramStart"/>
+      <w:r>
+        <w:rPr>
+          <w:rFonts w:ascii="Consolas" w:eastAsia="Times New Roman" w:hAnsi="Consolas" w:cs="Times New Roman"/>
+          <w:color w:val="3B3B3B"/>
+          <w:kern w:val="0"/>
+          <w:sz w:val="21"/>
+          <w:szCs w:val="21"/>
+          <w14:ligatures w14:val="none"/>
+        </w:rPr>
+        <w:t>).</w:t>
+      </w:r>
+      <w:r>
+        <w:rPr>
+          <w:rFonts w:ascii="Consolas" w:eastAsia="Times New Roman" w:hAnsi="Consolas" w:cs="Times New Roman"/>
+          <w:color w:val="795E26"/>
+          <w:kern w:val="0"/>
+          <w:sz w:val="21"/>
+          <w:szCs w:val="21"/>
+          <w14:ligatures w14:val="none"/>
+        </w:rPr>
+        <w:t>mockReturnThis</w:t>
+      </w:r>
+      <w:proofErr w:type="gramEnd"/>
+      <w:r>
+        <w:rPr>
+          <w:rFonts w:ascii="Consolas" w:eastAsia="Times New Roman" w:hAnsi="Consolas" w:cs="Times New Roman"/>
+          <w:color w:val="3B3B3B"/>
+          <w:kern w:val="0"/>
+          <w:sz w:val="21"/>
+          <w:szCs w:val="21"/>
+          <w14:ligatures w14:val="none"/>
+        </w:rPr>
+        <w:t>(),</w:t>
+      </w:r>
+    </w:p>
+    <w:p>
+      <w:pPr>
+        <w:shd w:val="clear" w:color="auto" w:fill="FFFFFF"/>
+        <w:spacing w:after="0" w:line="285" w:lineRule="atLeast"/>
+        <w:rPr>
+          <w:rFonts w:ascii="Consolas" w:eastAsia="Times New Roman" w:hAnsi="Consolas" w:cs="Times New Roman"/>
+          <w:color w:val="3B3B3B"/>
+          <w:kern w:val="0"/>
+          <w:sz w:val="21"/>
+          <w:szCs w:val="21"/>
+          <w14:ligatures w14:val="none"/>
+        </w:rPr>
+      </w:pPr>
+      <w:r>
+        <w:rPr>
+          <w:rFonts w:ascii="Consolas" w:eastAsia="Times New Roman" w:hAnsi="Consolas" w:cs="Times New Roman"/>
+          <w:color w:val="3B3B3B"/>
+          <w:kern w:val="0"/>
+          <w:sz w:val="21"/>
+          <w:szCs w:val="21"/>
+          <w14:ligatures w14:val="none"/>
+        </w:rPr>
+        <w:t xml:space="preserve">        </w:t>
+      </w:r>
+      <w:r>
+        <w:rPr>
+          <w:rFonts w:ascii="Consolas" w:eastAsia="Times New Roman" w:hAnsi="Consolas" w:cs="Times New Roman"/>
+          <w:color w:val="267F99"/>
+          <w:kern w:val="0"/>
+          <w:sz w:val="21"/>
+          <w:szCs w:val="21"/>
+          <w14:ligatures w14:val="none"/>
+        </w:rPr>
+        <w:t>json</w:t>
+      </w:r>
+      <w:r>
+        <w:rPr>
+          <w:rFonts w:ascii="Consolas" w:eastAsia="Times New Roman" w:hAnsi="Consolas" w:cs="Times New Roman"/>
+          <w:color w:val="001080"/>
+          <w:kern w:val="0"/>
+          <w:sz w:val="21"/>
+          <w:szCs w:val="21"/>
+          <w14:ligatures w14:val="none"/>
+        </w:rPr>
+        <w:t>:</w:t>
+      </w:r>
+      <w:r>
+        <w:rPr>
+          <w:rFonts w:ascii="Consolas" w:eastAsia="Times New Roman" w:hAnsi="Consolas" w:cs="Times New Roman"/>
+          <w:color w:val="3B3B3B"/>
+          <w:kern w:val="0"/>
+          <w:sz w:val="21"/>
+          <w:szCs w:val="21"/>
+          <w14:ligatures w14:val="none"/>
+        </w:rPr>
+        <w:t xml:space="preserve"> </w:t>
+      </w:r>
+      <w:proofErr w:type="gramStart"/>
+      <w:r>
+        <w:rPr>
+          <w:rFonts w:ascii="Consolas" w:eastAsia="Times New Roman" w:hAnsi="Consolas" w:cs="Times New Roman"/>
+          <w:color w:val="267F99"/>
+          <w:kern w:val="0"/>
+          <w:sz w:val="21"/>
+          <w:szCs w:val="21"/>
+          <w14:ligatures w14:val="none"/>
+        </w:rPr>
+        <w:t>jest</w:t>
+      </w:r>
+      <w:r>
+        <w:rPr>
+          <w:rFonts w:ascii="Consolas" w:eastAsia="Times New Roman" w:hAnsi="Consolas" w:cs="Times New Roman"/>
+          <w:color w:val="3B3B3B"/>
+          <w:kern w:val="0"/>
+          <w:sz w:val="21"/>
+          <w:szCs w:val="21"/>
+          <w14:ligatures w14:val="none"/>
+        </w:rPr>
+        <w:t>.</w:t>
+      </w:r>
+      <w:r>
+        <w:rPr>
+          <w:rFonts w:ascii="Consolas" w:eastAsia="Times New Roman" w:hAnsi="Consolas" w:cs="Times New Roman"/>
+          <w:color w:val="795E26"/>
+          <w:kern w:val="0"/>
+          <w:sz w:val="21"/>
+          <w:szCs w:val="21"/>
+          <w14:ligatures w14:val="none"/>
+        </w:rPr>
+        <w:t>fn</w:t>
+      </w:r>
+      <w:proofErr w:type="gramEnd"/>
+      <w:r>
+        <w:rPr>
+          <w:rFonts w:ascii="Consolas" w:eastAsia="Times New Roman" w:hAnsi="Consolas" w:cs="Times New Roman"/>
+          <w:color w:val="3B3B3B"/>
+          <w:kern w:val="0"/>
+          <w:sz w:val="21"/>
+          <w:szCs w:val="21"/>
+          <w14:ligatures w14:val="none"/>
+        </w:rPr>
+        <w:t>(</w:t>
+      </w:r>
+      <w:proofErr w:type="gramStart"/>
+      <w:r>
+        <w:rPr>
+          <w:rFonts w:ascii="Consolas" w:eastAsia="Times New Roman" w:hAnsi="Consolas" w:cs="Times New Roman"/>
+          <w:color w:val="3B3B3B"/>
+          <w:kern w:val="0"/>
+          <w:sz w:val="21"/>
+          <w:szCs w:val="21"/>
+          <w14:ligatures w14:val="none"/>
+        </w:rPr>
+        <w:t>).</w:t>
+      </w:r>
+      <w:r>
+        <w:rPr>
+          <w:rFonts w:ascii="Consolas" w:eastAsia="Times New Roman" w:hAnsi="Consolas" w:cs="Times New Roman"/>
+          <w:color w:val="795E26"/>
+          <w:kern w:val="0"/>
+          <w:sz w:val="21"/>
+          <w:szCs w:val="21"/>
+          <w14:ligatures w14:val="none"/>
+        </w:rPr>
+        <w:t>mockReturnThis</w:t>
+      </w:r>
+      <w:proofErr w:type="gramEnd"/>
+      <w:r>
+        <w:rPr>
+          <w:rFonts w:ascii="Consolas" w:eastAsia="Times New Roman" w:hAnsi="Consolas" w:cs="Times New Roman"/>
+          <w:color w:val="3B3B3B"/>
+          <w:kern w:val="0"/>
+          <w:sz w:val="21"/>
+          <w:szCs w:val="21"/>
+          <w14:ligatures w14:val="none"/>
+        </w:rPr>
+        <w:t>()</w:t>
+      </w:r>
+    </w:p>
+    <w:p>
+      <w:pPr>
+        <w:shd w:val="clear" w:color="auto" w:fill="FFFFFF"/>
+        <w:spacing w:after="0" w:line="285" w:lineRule="atLeast"/>
+        <w:rPr>
+          <w:rFonts w:ascii="Consolas" w:eastAsia="Times New Roman" w:hAnsi="Consolas" w:cs="Times New Roman"/>
+          <w:color w:val="3B3B3B"/>
+          <w:kern w:val="0"/>
+          <w:sz w:val="21"/>
+          <w:szCs w:val="21"/>
+          <w14:ligatures w14:val="none"/>
+        </w:rPr>
+      </w:pPr>
+      <w:r>
+        <w:rPr>
+          <w:rFonts w:ascii="Consolas" w:eastAsia="Times New Roman" w:hAnsi="Consolas" w:cs="Times New Roman"/>
+          <w:color w:val="3B3B3B"/>
+          <w:kern w:val="0"/>
+          <w:sz w:val="21"/>
+          <w:szCs w:val="21"/>
+          <w14:ligatures w14:val="none"/>
+        </w:rPr>
+        <w:lastRenderedPageBreak/>
+        <w:t>    }</w:t>
+      </w:r>
+    </w:p>
+    <w:p>
+      <w:pPr>
+        <w:shd w:val="clear" w:color="auto" w:fill="FFFFFF"/>
+        <w:spacing w:after="0" w:line="285" w:lineRule="atLeast"/>
+        <w:rPr>
+          <w:rFonts w:ascii="Consolas" w:eastAsia="Times New Roman" w:hAnsi="Consolas" w:cs="Times New Roman"/>
+          <w:color w:val="3B3B3B"/>
+          <w:kern w:val="0"/>
+          <w:sz w:val="21"/>
+          <w:szCs w:val="21"/>
+          <w14:ligatures w14:val="none"/>
+        </w:rPr>
+      </w:pPr>
+      <w:r>
+        <w:rPr>
+          <w:rFonts w:ascii="Consolas" w:eastAsia="Times New Roman" w:hAnsi="Consolas" w:cs="Times New Roman"/>
+          <w:color w:val="3B3B3B"/>
+          <w:kern w:val="0"/>
+          <w:sz w:val="21"/>
+          <w:szCs w:val="21"/>
+          <w14:ligatures w14:val="none"/>
+        </w:rPr>
+        <w:t>}</w:t>
+      </w:r>
+    </w:p>
+    <w:p>
+      <w:pPr>
+        <w:shd w:val="clear" w:color="auto" w:fill="FFFFFF"/>
+        <w:spacing w:after="0" w:line="285" w:lineRule="atLeast"/>
+        <w:rPr>
+          <w:rFonts w:ascii="Consolas" w:eastAsia="Times New Roman" w:hAnsi="Consolas" w:cs="Times New Roman"/>
+          <w:color w:val="3B3B3B"/>
+          <w:kern w:val="0"/>
+          <w:sz w:val="21"/>
+          <w:szCs w:val="21"/>
+          <w14:ligatures w14:val="none"/>
+        </w:rPr>
+      </w:pPr>
+    </w:p>
+    <w:p>
+      <w:pPr>
+        <w:shd w:val="clear" w:color="auto" w:fill="FFFFFF"/>
+        <w:spacing w:after="0" w:line="285" w:lineRule="atLeast"/>
+        <w:rPr>
+          <w:rFonts w:ascii="Consolas" w:eastAsia="Times New Roman" w:hAnsi="Consolas" w:cs="Times New Roman"/>
+          <w:color w:val="3B3B3B"/>
+          <w:kern w:val="0"/>
+          <w:sz w:val="21"/>
+          <w:szCs w:val="21"/>
+          <w14:ligatures w14:val="none"/>
+        </w:rPr>
+      </w:pPr>
+      <w:r>
+        <w:rPr>
+          <w:rFonts w:ascii="Consolas" w:eastAsia="Times New Roman" w:hAnsi="Consolas" w:cs="Times New Roman"/>
+          <w:color w:val="0000FF"/>
+          <w:kern w:val="0"/>
+          <w:sz w:val="21"/>
+          <w:szCs w:val="21"/>
+          <w14:ligatures w14:val="none"/>
+        </w:rPr>
+        <w:t>const</w:t>
+      </w:r>
+      <w:r>
+        <w:rPr>
+          <w:rFonts w:ascii="Consolas" w:eastAsia="Times New Roman" w:hAnsi="Consolas" w:cs="Times New Roman"/>
+          <w:color w:val="3B3B3B"/>
+          <w:kern w:val="0"/>
+          <w:sz w:val="21"/>
+          <w:szCs w:val="21"/>
+          <w14:ligatures w14:val="none"/>
+        </w:rPr>
+        <w:t xml:space="preserve"> </w:t>
+      </w:r>
+      <w:r>
+        <w:rPr>
+          <w:rFonts w:ascii="Consolas" w:eastAsia="Times New Roman" w:hAnsi="Consolas" w:cs="Times New Roman"/>
+          <w:color w:val="0070C1"/>
+          <w:kern w:val="0"/>
+          <w:sz w:val="21"/>
+          <w:szCs w:val="21"/>
+          <w14:ligatures w14:val="none"/>
+        </w:rPr>
+        <w:t>mockUserResp</w:t>
+      </w:r>
+      <w:r>
+        <w:rPr>
+          <w:rFonts w:ascii="Consolas" w:eastAsia="Times New Roman" w:hAnsi="Consolas" w:cs="Times New Roman"/>
+          <w:color w:val="3B3B3B"/>
+          <w:kern w:val="0"/>
+          <w:sz w:val="21"/>
+          <w:szCs w:val="21"/>
+          <w14:ligatures w14:val="none"/>
+        </w:rPr>
+        <w:t xml:space="preserve"> </w:t>
+      </w:r>
+      <w:r>
+        <w:rPr>
+          <w:rFonts w:ascii="Consolas" w:eastAsia="Times New Roman" w:hAnsi="Consolas" w:cs="Times New Roman"/>
+          <w:color w:val="000000"/>
+          <w:kern w:val="0"/>
+          <w:sz w:val="21"/>
+          <w:szCs w:val="21"/>
+          <w14:ligatures w14:val="none"/>
+        </w:rPr>
+        <w:t>=</w:t>
+      </w:r>
+      <w:r>
+        <w:rPr>
+          <w:rFonts w:ascii="Consolas" w:eastAsia="Times New Roman" w:hAnsi="Consolas" w:cs="Times New Roman"/>
+          <w:color w:val="3B3B3B"/>
+          <w:kern w:val="0"/>
+          <w:sz w:val="21"/>
+          <w:szCs w:val="21"/>
+          <w14:ligatures w14:val="none"/>
+        </w:rPr>
+        <w:t xml:space="preserve"> {</w:t>
+      </w:r>
+    </w:p>
+    <w:p>
+      <w:pPr>
+        <w:shd w:val="clear" w:color="auto" w:fill="FFFFFF"/>
+        <w:spacing w:after="0" w:line="285" w:lineRule="atLeast"/>
+        <w:rPr>
+          <w:rFonts w:ascii="Consolas" w:eastAsia="Times New Roman" w:hAnsi="Consolas" w:cs="Times New Roman"/>
+          <w:color w:val="3B3B3B"/>
+          <w:kern w:val="0"/>
+          <w:sz w:val="21"/>
+          <w:szCs w:val="21"/>
+          <w14:ligatures w14:val="none"/>
+        </w:rPr>
+      </w:pPr>
+      <w:r>
+        <w:rPr>
+          <w:rFonts w:ascii="Consolas" w:eastAsia="Times New Roman" w:hAnsi="Consolas" w:cs="Times New Roman"/>
+          <w:color w:val="3B3B3B"/>
+          <w:kern w:val="0"/>
+          <w:sz w:val="21"/>
+          <w:szCs w:val="21"/>
+          <w14:ligatures w14:val="none"/>
+        </w:rPr>
+        <w:t xml:space="preserve">    </w:t>
+      </w:r>
+      <w:r>
+        <w:rPr>
+          <w:rFonts w:ascii="Consolas" w:eastAsia="Times New Roman" w:hAnsi="Consolas" w:cs="Times New Roman"/>
+          <w:color w:val="001080"/>
+          <w:kern w:val="0"/>
+          <w:sz w:val="21"/>
+          <w:szCs w:val="21"/>
+          <w14:ligatures w14:val="none"/>
+        </w:rPr>
+        <w:t>id:</w:t>
+      </w:r>
+      <w:r>
+        <w:rPr>
+          <w:rFonts w:ascii="Consolas" w:eastAsia="Times New Roman" w:hAnsi="Consolas" w:cs="Times New Roman"/>
+          <w:color w:val="3B3B3B"/>
+          <w:kern w:val="0"/>
+          <w:sz w:val="21"/>
+          <w:szCs w:val="21"/>
+          <w14:ligatures w14:val="none"/>
+        </w:rPr>
+        <w:t xml:space="preserve"> </w:t>
+      </w:r>
+      <w:r>
+        <w:rPr>
+          <w:rFonts w:ascii="Consolas" w:eastAsia="Times New Roman" w:hAnsi="Consolas" w:cs="Times New Roman"/>
+          <w:color w:val="098658"/>
+          <w:kern w:val="0"/>
+          <w:sz w:val="21"/>
+          <w:szCs w:val="21"/>
+          <w14:ligatures w14:val="none"/>
+        </w:rPr>
+        <w:t>1</w:t>
+      </w:r>
+      <w:r>
+        <w:rPr>
+          <w:rFonts w:ascii="Consolas" w:eastAsia="Times New Roman" w:hAnsi="Consolas" w:cs="Times New Roman"/>
+          <w:color w:val="3B3B3B"/>
+          <w:kern w:val="0"/>
+          <w:sz w:val="21"/>
+          <w:szCs w:val="21"/>
+          <w14:ligatures w14:val="none"/>
+        </w:rPr>
+        <w:t>,</w:t>
+      </w:r>
+    </w:p>
+    <w:p>
+      <w:pPr>
+        <w:shd w:val="clear" w:color="auto" w:fill="FFFFFF"/>
+        <w:spacing w:after="0" w:line="285" w:lineRule="atLeast"/>
+        <w:rPr>
+          <w:rFonts w:ascii="Consolas" w:eastAsia="Times New Roman" w:hAnsi="Consolas" w:cs="Times New Roman"/>
+          <w:color w:val="3B3B3B"/>
+          <w:kern w:val="0"/>
+          <w:sz w:val="21"/>
+          <w:szCs w:val="21"/>
+          <w14:ligatures w14:val="none"/>
+        </w:rPr>
+      </w:pPr>
+      <w:r>
+        <w:rPr>
+          <w:rFonts w:ascii="Consolas" w:eastAsia="Times New Roman" w:hAnsi="Consolas" w:cs="Times New Roman"/>
+          <w:color w:val="3B3B3B"/>
+          <w:kern w:val="0"/>
+          <w:sz w:val="21"/>
+          <w:szCs w:val="21"/>
+          <w14:ligatures w14:val="none"/>
+        </w:rPr>
+        <w:t xml:space="preserve">    </w:t>
+      </w:r>
+      <w:r>
+        <w:rPr>
+          <w:rFonts w:ascii="Consolas" w:eastAsia="Times New Roman" w:hAnsi="Consolas" w:cs="Times New Roman"/>
+          <w:color w:val="001080"/>
+          <w:kern w:val="0"/>
+          <w:sz w:val="21"/>
+          <w:szCs w:val="21"/>
+          <w14:ligatures w14:val="none"/>
+        </w:rPr>
+        <w:t>name:</w:t>
+      </w:r>
+      <w:r>
+        <w:rPr>
+          <w:rFonts w:ascii="Consolas" w:eastAsia="Times New Roman" w:hAnsi="Consolas" w:cs="Times New Roman"/>
+          <w:color w:val="3B3B3B"/>
+          <w:kern w:val="0"/>
+          <w:sz w:val="21"/>
+          <w:szCs w:val="21"/>
+          <w14:ligatures w14:val="none"/>
+        </w:rPr>
+        <w:t xml:space="preserve"> </w:t>
+      </w:r>
+      <w:r>
+        <w:rPr>
+          <w:rFonts w:ascii="Consolas" w:eastAsia="Times New Roman" w:hAnsi="Consolas" w:cs="Times New Roman"/>
+          <w:color w:val="A31515"/>
+          <w:kern w:val="0"/>
+          <w:sz w:val="21"/>
+          <w:szCs w:val="21"/>
+          <w14:ligatures w14:val="none"/>
+        </w:rPr>
+        <w:t>"Jafar Loka"</w:t>
+      </w:r>
+      <w:r>
+        <w:rPr>
+          <w:rFonts w:ascii="Consolas" w:eastAsia="Times New Roman" w:hAnsi="Consolas" w:cs="Times New Roman"/>
+          <w:color w:val="3B3B3B"/>
+          <w:kern w:val="0"/>
+          <w:sz w:val="21"/>
+          <w:szCs w:val="21"/>
+          <w14:ligatures w14:val="none"/>
+        </w:rPr>
+        <w:t>,</w:t>
+      </w:r>
+    </w:p>
+    <w:p>
+      <w:pPr>
+        <w:shd w:val="clear" w:color="auto" w:fill="FFFFFF"/>
+        <w:spacing w:after="0" w:line="285" w:lineRule="atLeast"/>
+        <w:rPr>
+          <w:rFonts w:ascii="Consolas" w:eastAsia="Times New Roman" w:hAnsi="Consolas" w:cs="Times New Roman"/>
+          <w:color w:val="3B3B3B"/>
+          <w:kern w:val="0"/>
+          <w:sz w:val="21"/>
+          <w:szCs w:val="21"/>
+          <w14:ligatures w14:val="none"/>
+        </w:rPr>
+      </w:pPr>
+      <w:r>
+        <w:rPr>
+          <w:rFonts w:ascii="Consolas" w:eastAsia="Times New Roman" w:hAnsi="Consolas" w:cs="Times New Roman"/>
+          <w:color w:val="3B3B3B"/>
+          <w:kern w:val="0"/>
+          <w:sz w:val="21"/>
+          <w:szCs w:val="21"/>
+          <w14:ligatures w14:val="none"/>
+        </w:rPr>
+        <w:t xml:space="preserve">    </w:t>
+      </w:r>
+      <w:r>
+        <w:rPr>
+          <w:rFonts w:ascii="Consolas" w:eastAsia="Times New Roman" w:hAnsi="Consolas" w:cs="Times New Roman"/>
+          <w:color w:val="001080"/>
+          <w:kern w:val="0"/>
+          <w:sz w:val="21"/>
+          <w:szCs w:val="21"/>
+          <w14:ligatures w14:val="none"/>
+        </w:rPr>
+        <w:t>email:</w:t>
+      </w:r>
+      <w:r>
+        <w:rPr>
+          <w:rFonts w:ascii="Consolas" w:eastAsia="Times New Roman" w:hAnsi="Consolas" w:cs="Times New Roman"/>
+          <w:color w:val="3B3B3B"/>
+          <w:kern w:val="0"/>
+          <w:sz w:val="21"/>
+          <w:szCs w:val="21"/>
+          <w14:ligatures w14:val="none"/>
+        </w:rPr>
+        <w:t xml:space="preserve"> </w:t>
+      </w:r>
+      <w:r>
+        <w:rPr>
+          <w:rFonts w:ascii="Consolas" w:eastAsia="Times New Roman" w:hAnsi="Consolas" w:cs="Times New Roman"/>
+          <w:color w:val="A31515"/>
+          <w:kern w:val="0"/>
+          <w:sz w:val="21"/>
+          <w:szCs w:val="21"/>
+          <w14:ligatures w14:val="none"/>
+        </w:rPr>
+        <w:t>"jloka@jloka.com"</w:t>
+      </w:r>
+      <w:r>
+        <w:rPr>
+          <w:rFonts w:ascii="Consolas" w:eastAsia="Times New Roman" w:hAnsi="Consolas" w:cs="Times New Roman"/>
+          <w:color w:val="3B3B3B"/>
+          <w:kern w:val="0"/>
+          <w:sz w:val="21"/>
+          <w:szCs w:val="21"/>
+          <w14:ligatures w14:val="none"/>
+        </w:rPr>
+        <w:t>,</w:t>
+      </w:r>
+    </w:p>
+    <w:p>
+      <w:pPr>
+        <w:shd w:val="clear" w:color="auto" w:fill="FFFFFF"/>
+        <w:spacing w:after="0" w:line="285" w:lineRule="atLeast"/>
+        <w:rPr>
+          <w:rFonts w:ascii="Consolas" w:eastAsia="Times New Roman" w:hAnsi="Consolas" w:cs="Times New Roman"/>
+          <w:color w:val="3B3B3B"/>
+          <w:kern w:val="0"/>
+          <w:sz w:val="21"/>
+          <w:szCs w:val="21"/>
+          <w14:ligatures w14:val="none"/>
+        </w:rPr>
+      </w:pPr>
+      <w:r>
+        <w:rPr>
+          <w:rFonts w:ascii="Consolas" w:eastAsia="Times New Roman" w:hAnsi="Consolas" w:cs="Times New Roman"/>
+          <w:color w:val="3B3B3B"/>
+          <w:kern w:val="0"/>
+          <w:sz w:val="21"/>
+          <w:szCs w:val="21"/>
+          <w14:ligatures w14:val="none"/>
+        </w:rPr>
+        <w:t xml:space="preserve">    </w:t>
+      </w:r>
+      <w:r>
+        <w:rPr>
+          <w:rFonts w:ascii="Consolas" w:eastAsia="Times New Roman" w:hAnsi="Consolas" w:cs="Times New Roman"/>
+          <w:color w:val="001080"/>
+          <w:kern w:val="0"/>
+          <w:sz w:val="21"/>
+          <w:szCs w:val="21"/>
+          <w14:ligatures w14:val="none"/>
+        </w:rPr>
+        <w:t>password:</w:t>
+      </w:r>
+      <w:r>
+        <w:rPr>
+          <w:rFonts w:ascii="Consolas" w:eastAsia="Times New Roman" w:hAnsi="Consolas" w:cs="Times New Roman"/>
+          <w:color w:val="3B3B3B"/>
+          <w:kern w:val="0"/>
+          <w:sz w:val="21"/>
+          <w:szCs w:val="21"/>
+          <w14:ligatures w14:val="none"/>
+        </w:rPr>
+        <w:t xml:space="preserve"> </w:t>
+      </w:r>
+      <w:r>
+        <w:rPr>
+          <w:rFonts w:ascii="Consolas" w:eastAsia="Times New Roman" w:hAnsi="Consolas" w:cs="Times New Roman"/>
+          <w:color w:val="A31515"/>
+          <w:kern w:val="0"/>
+          <w:sz w:val="21"/>
+          <w:szCs w:val="21"/>
+          <w14:ligatures w14:val="none"/>
+        </w:rPr>
+        <w:t>"Hash@Test@123"</w:t>
+      </w:r>
+    </w:p>
+    <w:p>
+      <w:pPr>
+        <w:shd w:val="clear" w:color="auto" w:fill="FFFFFF"/>
+        <w:spacing w:after="0" w:line="285" w:lineRule="atLeast"/>
+        <w:rPr>
+          <w:rFonts w:ascii="Consolas" w:eastAsia="Times New Roman" w:hAnsi="Consolas" w:cs="Times New Roman"/>
+          <w:color w:val="3B3B3B"/>
+          <w:kern w:val="0"/>
+          <w:sz w:val="21"/>
+          <w:szCs w:val="21"/>
+          <w14:ligatures w14:val="none"/>
+        </w:rPr>
+      </w:pPr>
+      <w:r>
+        <w:rPr>
+          <w:rFonts w:ascii="Consolas" w:eastAsia="Times New Roman" w:hAnsi="Consolas" w:cs="Times New Roman"/>
+          <w:color w:val="3B3B3B"/>
+          <w:kern w:val="0"/>
+          <w:sz w:val="21"/>
+          <w:szCs w:val="21"/>
+          <w14:ligatures w14:val="none"/>
+        </w:rPr>
+        <w:t>}</w:t>
+      </w:r>
+    </w:p>
+    <w:p>
+      <w:pPr>
+        <w:shd w:val="clear" w:color="auto" w:fill="FFFFFF"/>
+        <w:spacing w:after="0" w:line="285" w:lineRule="atLeast"/>
+        <w:rPr>
+          <w:rFonts w:ascii="Consolas" w:eastAsia="Times New Roman" w:hAnsi="Consolas" w:cs="Times New Roman"/>
+          <w:color w:val="3B3B3B"/>
+          <w:kern w:val="0"/>
+          <w:sz w:val="21"/>
+          <w:szCs w:val="21"/>
+          <w14:ligatures w14:val="none"/>
+        </w:rPr>
+      </w:pPr>
     </w:p>
     <w:p>
       <w:pPr>
@@ -3849,6 +5823,7 @@
   <w:style w:type="character" w:default="1" w:styleId="DefaultParagraphFont">
     <w:name w:val="Default Paragraph Font"/>
     <w:uiPriority w:val="1"/>
+    <w:semiHidden/>
     <w:unhideWhenUsed/>
   </w:style>
   <w:style w:type="table" w:default="1" w:styleId="TableNormal">
@@ -4160,6 +6135,29 @@
       <w:smallCaps/>
       <w:color w:val="0F4761" w:themeColor="accent1" w:themeShade="BF"/>
       <w:spacing w:val="5"/>
+    </w:rPr>
+  </w:style>
+  <w:style w:type="character" w:styleId="Hyperlink">
+    <w:name w:val="Hyperlink"/>
+    <w:basedOn w:val="DefaultParagraphFont"/>
+    <w:uiPriority w:val="99"/>
+    <w:unhideWhenUsed/>
+    <w:rsid w:val="000D6C40"/>
+    <w:rPr>
+      <w:color w:val="467886" w:themeColor="hyperlink"/>
+      <w:u w:val="single"/>
+    </w:rPr>
+  </w:style>
+  <w:style w:type="character" w:styleId="UnresolvedMention">
+    <w:name w:val="Unresolved Mention"/>
+    <w:basedOn w:val="DefaultParagraphFont"/>
+    <w:uiPriority w:val="99"/>
+    <w:semiHidden/>
+    <w:unhideWhenUsed/>
+    <w:rsid w:val="000D6C40"/>
+    <w:rPr>
+      <w:color w:val="605E5C"/>
+      <w:shd w:val="clear" w:color="auto" w:fill="E1DFDD"/>
     </w:rPr>
   </w:style>
 </w:styles>

--- a/Jest/My-Notes/Jest-Notes-01.docx
+++ b/Jest/My-Notes/Jest-Notes-01.docx
@@ -209,7 +209,6 @@
           <w14:ligatures w14:val="none"/>
         </w:rPr>
       </w:pPr>
-      <w:proofErr w:type="gramStart"/>
       <w:r>
         <w:rPr>
           <w:rFonts w:ascii="Consolas" w:eastAsia="Times New Roman" w:hAnsi="Consolas" w:cs="Times New Roman"/>
@@ -232,7 +231,6 @@
         </w:rPr>
         <w:t>(</w:t>
       </w:r>
-      <w:proofErr w:type="gramEnd"/>
       <w:r>
         <w:rPr>
           <w:rFonts w:ascii="Consolas" w:eastAsia="Times New Roman" w:hAnsi="Consolas" w:cs="Times New Roman"/>
@@ -335,7 +333,6 @@
         </w:rPr>
         <w:t>animals</w:t>
       </w:r>
-      <w:proofErr w:type="gramStart"/>
       <w:r>
         <w:rPr>
           <w:rFonts w:ascii="Consolas" w:eastAsia="Times New Roman" w:hAnsi="Consolas" w:cs="Times New Roman"/>
@@ -358,7 +355,6 @@
         </w:rPr>
         <w:t>toContain</w:t>
       </w:r>
-      <w:proofErr w:type="gramEnd"/>
       <w:r>
         <w:rPr>
           <w:rFonts w:ascii="Consolas" w:eastAsia="Times New Roman" w:hAnsi="Consolas" w:cs="Times New Roman"/>
@@ -439,7 +435,6 @@
           <w14:ligatures w14:val="none"/>
         </w:rPr>
       </w:pPr>
-      <w:proofErr w:type="gramStart"/>
       <w:r>
         <w:rPr>
           <w:rFonts w:ascii="Consolas" w:eastAsia="Times New Roman" w:hAnsi="Consolas" w:cs="Times New Roman"/>
@@ -462,7 +457,6 @@
         </w:rPr>
         <w:t>(</w:t>
       </w:r>
-      <w:proofErr w:type="gramEnd"/>
       <w:r>
         <w:rPr>
           <w:rFonts w:ascii="Consolas" w:eastAsia="Times New Roman" w:hAnsi="Consolas" w:cs="Times New Roman"/>
@@ -532,7 +526,6 @@
         </w:rPr>
         <w:t xml:space="preserve">    </w:t>
       </w:r>
-      <w:proofErr w:type="gramStart"/>
       <w:r>
         <w:rPr>
           <w:rFonts w:ascii="Consolas" w:eastAsia="Times New Roman" w:hAnsi="Consolas" w:cs="Times New Roman"/>
@@ -553,20 +546,149 @@
           <w:szCs w:val="21"/>
           <w14:ligatures w14:val="none"/>
         </w:rPr>
+        <w:t xml:space="preserve">(() </w:t>
+      </w:r>
+      <w:r>
+        <w:rPr>
+          <w:rFonts w:ascii="Consolas" w:eastAsia="Times New Roman" w:hAnsi="Consolas" w:cs="Times New Roman"/>
+          <w:color w:val="0000FF"/>
+          <w:kern w:val="0"/>
+          <w:sz w:val="21"/>
+          <w:szCs w:val="21"/>
+          <w14:ligatures w14:val="none"/>
+        </w:rPr>
+        <w:t>=&gt;</w:t>
+      </w:r>
+      <w:r>
+        <w:rPr>
+          <w:rFonts w:ascii="Consolas" w:eastAsia="Times New Roman" w:hAnsi="Consolas" w:cs="Times New Roman"/>
+          <w:color w:val="3B3B3B"/>
+          <w:kern w:val="0"/>
+          <w:sz w:val="21"/>
+          <w:szCs w:val="21"/>
+          <w14:ligatures w14:val="none"/>
+        </w:rPr>
+        <w:t xml:space="preserve"> </w:t>
+      </w:r>
+      <w:r>
+        <w:rPr>
+          <w:rFonts w:ascii="Consolas" w:eastAsia="Times New Roman" w:hAnsi="Consolas" w:cs="Times New Roman"/>
+          <w:color w:val="795E26"/>
+          <w:kern w:val="0"/>
+          <w:sz w:val="21"/>
+          <w:szCs w:val="21"/>
+          <w14:ligatures w14:val="none"/>
+        </w:rPr>
+        <w:t>getData</w:t>
+      </w:r>
+      <w:r>
+        <w:rPr>
+          <w:rFonts w:ascii="Consolas" w:eastAsia="Times New Roman" w:hAnsi="Consolas" w:cs="Times New Roman"/>
+          <w:color w:val="3B3B3B"/>
+          <w:kern w:val="0"/>
+          <w:sz w:val="21"/>
+          <w:szCs w:val="21"/>
+          <w14:ligatures w14:val="none"/>
+        </w:rPr>
+        <w:t>()).</w:t>
+      </w:r>
+      <w:r>
+        <w:rPr>
+          <w:rFonts w:ascii="Consolas" w:eastAsia="Times New Roman" w:hAnsi="Consolas" w:cs="Times New Roman"/>
+          <w:color w:val="795E26"/>
+          <w:kern w:val="0"/>
+          <w:sz w:val="21"/>
+          <w:szCs w:val="21"/>
+          <w14:ligatures w14:val="none"/>
+        </w:rPr>
+        <w:t>toThrow</w:t>
+      </w:r>
+      <w:r>
+        <w:rPr>
+          <w:rFonts w:ascii="Consolas" w:eastAsia="Times New Roman" w:hAnsi="Consolas" w:cs="Times New Roman"/>
+          <w:color w:val="3B3B3B"/>
+          <w:kern w:val="0"/>
+          <w:sz w:val="21"/>
+          <w:szCs w:val="21"/>
+          <w14:ligatures w14:val="none"/>
+        </w:rPr>
         <w:t>(</w:t>
       </w:r>
-      <w:proofErr w:type="gramEnd"/>
-      <w:r>
-        <w:rPr>
-          <w:rFonts w:ascii="Consolas" w:eastAsia="Times New Roman" w:hAnsi="Consolas" w:cs="Times New Roman"/>
-          <w:color w:val="3B3B3B"/>
-          <w:kern w:val="0"/>
-          <w:sz w:val="21"/>
-          <w:szCs w:val="21"/>
-          <w14:ligatures w14:val="none"/>
-        </w:rPr>
-        <w:t xml:space="preserve">() </w:t>
-      </w:r>
+      <w:r>
+        <w:rPr>
+          <w:rFonts w:ascii="Consolas" w:eastAsia="Times New Roman" w:hAnsi="Consolas" w:cs="Times New Roman"/>
+          <w:color w:val="A31515"/>
+          <w:kern w:val="0"/>
+          <w:sz w:val="21"/>
+          <w:szCs w:val="21"/>
+          <w14:ligatures w14:val="none"/>
+        </w:rPr>
+        <w:t>'Not Found'</w:t>
+      </w:r>
+      <w:r>
+        <w:rPr>
+          <w:rFonts w:ascii="Consolas" w:eastAsia="Times New Roman" w:hAnsi="Consolas" w:cs="Times New Roman"/>
+          <w:color w:val="3B3B3B"/>
+          <w:kern w:val="0"/>
+          <w:sz w:val="21"/>
+          <w:szCs w:val="21"/>
+          <w14:ligatures w14:val="none"/>
+        </w:rPr>
+        <w:t>)</w:t>
+      </w:r>
+    </w:p>
+    <w:p>
+      <w:pPr>
+        <w:shd w:val="clear" w:color="auto" w:fill="FFFFFF"/>
+        <w:spacing w:after="0" w:line="285" w:lineRule="atLeast"/>
+        <w:rPr>
+          <w:rFonts w:ascii="Consolas" w:eastAsia="Times New Roman" w:hAnsi="Consolas" w:cs="Times New Roman"/>
+          <w:color w:val="3B3B3B"/>
+          <w:kern w:val="0"/>
+          <w:sz w:val="21"/>
+          <w:szCs w:val="21"/>
+          <w14:ligatures w14:val="none"/>
+        </w:rPr>
+      </w:pPr>
+      <w:r>
+        <w:rPr>
+          <w:rFonts w:ascii="Consolas" w:eastAsia="Times New Roman" w:hAnsi="Consolas" w:cs="Times New Roman"/>
+          <w:color w:val="3B3B3B"/>
+          <w:kern w:val="0"/>
+          <w:sz w:val="21"/>
+          <w:szCs w:val="21"/>
+          <w14:ligatures w14:val="none"/>
+        </w:rPr>
+        <w:t>})</w:t>
+      </w:r>
+    </w:p>
+    <w:p>
+      <w:pPr>
+        <w:shd w:val="clear" w:color="auto" w:fill="FFFFFF"/>
+        <w:spacing w:after="0" w:line="285" w:lineRule="atLeast"/>
+        <w:rPr>
+          <w:rFonts w:ascii="Consolas" w:eastAsia="Times New Roman" w:hAnsi="Consolas" w:cs="Times New Roman"/>
+          <w:color w:val="3B3B3B"/>
+          <w:kern w:val="0"/>
+          <w:sz w:val="21"/>
+          <w:szCs w:val="21"/>
+          <w14:ligatures w14:val="none"/>
+        </w:rPr>
+      </w:pPr>
+    </w:p>
+    <w:p>
+      <w:pPr>
+        <w:shd w:val="clear" w:color="auto" w:fill="FFFFFF"/>
+        <w:spacing w:after="0" w:line="285" w:lineRule="atLeast"/>
+        <w:rPr>
+          <w:rFonts w:ascii="Consolas" w:eastAsia="Times New Roman" w:hAnsi="Consolas" w:cs="Times New Roman"/>
+          <w:color w:val="3B3B3B"/>
+          <w:kern w:val="0"/>
+          <w:sz w:val="21"/>
+          <w:szCs w:val="21"/>
+          <w14:ligatures w14:val="none"/>
+        </w:rPr>
+      </w:pPr>
       <w:r>
         <w:rPr>
           <w:rFonts w:ascii="Consolas" w:eastAsia="Times New Roman" w:hAnsi="Consolas" w:cs="Times New Roman"/>
@@ -576,7 +698,7 @@
           <w:szCs w:val="21"/>
           <w14:ligatures w14:val="none"/>
         </w:rPr>
-        <w:t>=&gt;</w:t>
+        <w:t>function</w:t>
       </w:r>
       <w:r>
         <w:rPr>
@@ -589,7 +711,6 @@
         </w:rPr>
         <w:t xml:space="preserve"> </w:t>
       </w:r>
-      <w:proofErr w:type="gramStart"/>
       <w:r>
         <w:rPr>
           <w:rFonts w:ascii="Consolas" w:eastAsia="Times New Roman" w:hAnsi="Consolas" w:cs="Times New Roman"/>
@@ -610,9 +731,110 @@
           <w:szCs w:val="21"/>
           <w14:ligatures w14:val="none"/>
         </w:rPr>
+        <w:t>() {</w:t>
+      </w:r>
+    </w:p>
+    <w:p>
+      <w:pPr>
+        <w:shd w:val="clear" w:color="auto" w:fill="FFFFFF"/>
+        <w:spacing w:after="0" w:line="285" w:lineRule="atLeast"/>
+        <w:rPr>
+          <w:rFonts w:ascii="Consolas" w:eastAsia="Times New Roman" w:hAnsi="Consolas" w:cs="Times New Roman"/>
+          <w:color w:val="3B3B3B"/>
+          <w:kern w:val="0"/>
+          <w:sz w:val="21"/>
+          <w:szCs w:val="21"/>
+          <w14:ligatures w14:val="none"/>
+        </w:rPr>
+      </w:pPr>
+      <w:r>
+        <w:rPr>
+          <w:rFonts w:ascii="Consolas" w:eastAsia="Times New Roman" w:hAnsi="Consolas" w:cs="Times New Roman"/>
+          <w:color w:val="3B3B3B"/>
+          <w:kern w:val="0"/>
+          <w:sz w:val="21"/>
+          <w:szCs w:val="21"/>
+          <w14:ligatures w14:val="none"/>
+        </w:rPr>
+        <w:t xml:space="preserve">    </w:t>
+      </w:r>
+      <w:r>
+        <w:rPr>
+          <w:rFonts w:ascii="Consolas" w:eastAsia="Times New Roman" w:hAnsi="Consolas" w:cs="Times New Roman"/>
+          <w:color w:val="AF00DB"/>
+          <w:kern w:val="0"/>
+          <w:sz w:val="21"/>
+          <w:szCs w:val="21"/>
+          <w14:ligatures w14:val="none"/>
+        </w:rPr>
+        <w:t>throw</w:t>
+      </w:r>
+      <w:r>
+        <w:rPr>
+          <w:rFonts w:ascii="Consolas" w:eastAsia="Times New Roman" w:hAnsi="Consolas" w:cs="Times New Roman"/>
+          <w:color w:val="3B3B3B"/>
+          <w:kern w:val="0"/>
+          <w:sz w:val="21"/>
+          <w:szCs w:val="21"/>
+          <w14:ligatures w14:val="none"/>
+        </w:rPr>
+        <w:t xml:space="preserve"> </w:t>
+      </w:r>
+      <w:r>
+        <w:rPr>
+          <w:rFonts w:ascii="Consolas" w:eastAsia="Times New Roman" w:hAnsi="Consolas" w:cs="Times New Roman"/>
+          <w:color w:val="0000FF"/>
+          <w:kern w:val="0"/>
+          <w:sz w:val="21"/>
+          <w:szCs w:val="21"/>
+          <w14:ligatures w14:val="none"/>
+        </w:rPr>
+        <w:t>new</w:t>
+      </w:r>
+      <w:r>
+        <w:rPr>
+          <w:rFonts w:ascii="Consolas" w:eastAsia="Times New Roman" w:hAnsi="Consolas" w:cs="Times New Roman"/>
+          <w:color w:val="3B3B3B"/>
+          <w:kern w:val="0"/>
+          <w:sz w:val="21"/>
+          <w:szCs w:val="21"/>
+          <w14:ligatures w14:val="none"/>
+        </w:rPr>
+        <w:t xml:space="preserve"> </w:t>
+      </w:r>
+      <w:r>
+        <w:rPr>
+          <w:rFonts w:ascii="Consolas" w:eastAsia="Times New Roman" w:hAnsi="Consolas" w:cs="Times New Roman"/>
+          <w:color w:val="267F99"/>
+          <w:kern w:val="0"/>
+          <w:sz w:val="21"/>
+          <w:szCs w:val="21"/>
+          <w14:ligatures w14:val="none"/>
+        </w:rPr>
+        <w:t>Error</w:t>
+      </w:r>
+      <w:r>
+        <w:rPr>
+          <w:rFonts w:ascii="Consolas" w:eastAsia="Times New Roman" w:hAnsi="Consolas" w:cs="Times New Roman"/>
+          <w:color w:val="3B3B3B"/>
+          <w:kern w:val="0"/>
+          <w:sz w:val="21"/>
+          <w:szCs w:val="21"/>
+          <w14:ligatures w14:val="none"/>
+        </w:rPr>
         <w:t>(</w:t>
       </w:r>
-      <w:proofErr w:type="gramEnd"/>
+      <w:r>
+        <w:rPr>
+          <w:rFonts w:ascii="Consolas" w:eastAsia="Times New Roman" w:hAnsi="Consolas" w:cs="Times New Roman"/>
+          <w:color w:val="A31515"/>
+          <w:kern w:val="0"/>
+          <w:sz w:val="21"/>
+          <w:szCs w:val="21"/>
+          <w14:ligatures w14:val="none"/>
+        </w:rPr>
+        <w:t>'Not Found'</w:t>
+      </w:r>
       <w:r>
         <w:rPr>
           <w:rFonts w:ascii="Consolas" w:eastAsia="Times New Roman" w:hAnsi="Consolas" w:cs="Times New Roman"/>
@@ -624,288 +846,6 @@
         </w:rPr>
         <w:t>)</w:t>
       </w:r>
-      <w:proofErr w:type="gramStart"/>
-      <w:r>
-        <w:rPr>
-          <w:rFonts w:ascii="Consolas" w:eastAsia="Times New Roman" w:hAnsi="Consolas" w:cs="Times New Roman"/>
-          <w:color w:val="3B3B3B"/>
-          <w:kern w:val="0"/>
-          <w:sz w:val="21"/>
-          <w:szCs w:val="21"/>
-          <w14:ligatures w14:val="none"/>
-        </w:rPr>
-        <w:t>).</w:t>
-      </w:r>
-      <w:r>
-        <w:rPr>
-          <w:rFonts w:ascii="Consolas" w:eastAsia="Times New Roman" w:hAnsi="Consolas" w:cs="Times New Roman"/>
-          <w:color w:val="795E26"/>
-          <w:kern w:val="0"/>
-          <w:sz w:val="21"/>
-          <w:szCs w:val="21"/>
-          <w14:ligatures w14:val="none"/>
-        </w:rPr>
-        <w:t>toThrow</w:t>
-      </w:r>
-      <w:proofErr w:type="gramEnd"/>
-      <w:r>
-        <w:rPr>
-          <w:rFonts w:ascii="Consolas" w:eastAsia="Times New Roman" w:hAnsi="Consolas" w:cs="Times New Roman"/>
-          <w:color w:val="3B3B3B"/>
-          <w:kern w:val="0"/>
-          <w:sz w:val="21"/>
-          <w:szCs w:val="21"/>
-          <w14:ligatures w14:val="none"/>
-        </w:rPr>
-        <w:t>(</w:t>
-      </w:r>
-      <w:r>
-        <w:rPr>
-          <w:rFonts w:ascii="Consolas" w:eastAsia="Times New Roman" w:hAnsi="Consolas" w:cs="Times New Roman"/>
-          <w:color w:val="A31515"/>
-          <w:kern w:val="0"/>
-          <w:sz w:val="21"/>
-          <w:szCs w:val="21"/>
-          <w14:ligatures w14:val="none"/>
-        </w:rPr>
-        <w:t>'Not Found'</w:t>
-      </w:r>
-      <w:r>
-        <w:rPr>
-          <w:rFonts w:ascii="Consolas" w:eastAsia="Times New Roman" w:hAnsi="Consolas" w:cs="Times New Roman"/>
-          <w:color w:val="3B3B3B"/>
-          <w:kern w:val="0"/>
-          <w:sz w:val="21"/>
-          <w:szCs w:val="21"/>
-          <w14:ligatures w14:val="none"/>
-        </w:rPr>
-        <w:t>)</w:t>
-      </w:r>
-    </w:p>
-    <w:p>
-      <w:pPr>
-        <w:shd w:val="clear" w:color="auto" w:fill="FFFFFF"/>
-        <w:spacing w:after="0" w:line="285" w:lineRule="atLeast"/>
-        <w:rPr>
-          <w:rFonts w:ascii="Consolas" w:eastAsia="Times New Roman" w:hAnsi="Consolas" w:cs="Times New Roman"/>
-          <w:color w:val="3B3B3B"/>
-          <w:kern w:val="0"/>
-          <w:sz w:val="21"/>
-          <w:szCs w:val="21"/>
-          <w14:ligatures w14:val="none"/>
-        </w:rPr>
-      </w:pPr>
-      <w:r>
-        <w:rPr>
-          <w:rFonts w:ascii="Consolas" w:eastAsia="Times New Roman" w:hAnsi="Consolas" w:cs="Times New Roman"/>
-          <w:color w:val="3B3B3B"/>
-          <w:kern w:val="0"/>
-          <w:sz w:val="21"/>
-          <w:szCs w:val="21"/>
-          <w14:ligatures w14:val="none"/>
-        </w:rPr>
-        <w:t>})</w:t>
-      </w:r>
-    </w:p>
-    <w:p>
-      <w:pPr>
-        <w:shd w:val="clear" w:color="auto" w:fill="FFFFFF"/>
-        <w:spacing w:after="0" w:line="285" w:lineRule="atLeast"/>
-        <w:rPr>
-          <w:rFonts w:ascii="Consolas" w:eastAsia="Times New Roman" w:hAnsi="Consolas" w:cs="Times New Roman"/>
-          <w:color w:val="3B3B3B"/>
-          <w:kern w:val="0"/>
-          <w:sz w:val="21"/>
-          <w:szCs w:val="21"/>
-          <w14:ligatures w14:val="none"/>
-        </w:rPr>
-      </w:pPr>
-    </w:p>
-    <w:p>
-      <w:pPr>
-        <w:shd w:val="clear" w:color="auto" w:fill="FFFFFF"/>
-        <w:spacing w:after="0" w:line="285" w:lineRule="atLeast"/>
-        <w:rPr>
-          <w:rFonts w:ascii="Consolas" w:eastAsia="Times New Roman" w:hAnsi="Consolas" w:cs="Times New Roman"/>
-          <w:color w:val="3B3B3B"/>
-          <w:kern w:val="0"/>
-          <w:sz w:val="21"/>
-          <w:szCs w:val="21"/>
-          <w14:ligatures w14:val="none"/>
-        </w:rPr>
-      </w:pPr>
-      <w:r>
-        <w:rPr>
-          <w:rFonts w:ascii="Consolas" w:eastAsia="Times New Roman" w:hAnsi="Consolas" w:cs="Times New Roman"/>
-          <w:color w:val="0000FF"/>
-          <w:kern w:val="0"/>
-          <w:sz w:val="21"/>
-          <w:szCs w:val="21"/>
-          <w14:ligatures w14:val="none"/>
-        </w:rPr>
-        <w:t>function</w:t>
-      </w:r>
-      <w:r>
-        <w:rPr>
-          <w:rFonts w:ascii="Consolas" w:eastAsia="Times New Roman" w:hAnsi="Consolas" w:cs="Times New Roman"/>
-          <w:color w:val="3B3B3B"/>
-          <w:kern w:val="0"/>
-          <w:sz w:val="21"/>
-          <w:szCs w:val="21"/>
-          <w14:ligatures w14:val="none"/>
-        </w:rPr>
-        <w:t xml:space="preserve"> </w:t>
-      </w:r>
-      <w:proofErr w:type="gramStart"/>
-      <w:r>
-        <w:rPr>
-          <w:rFonts w:ascii="Consolas" w:eastAsia="Times New Roman" w:hAnsi="Consolas" w:cs="Times New Roman"/>
-          <w:color w:val="795E26"/>
-          <w:kern w:val="0"/>
-          <w:sz w:val="21"/>
-          <w:szCs w:val="21"/>
-          <w14:ligatures w14:val="none"/>
-        </w:rPr>
-        <w:t>getData</w:t>
-      </w:r>
-      <w:r>
-        <w:rPr>
-          <w:rFonts w:ascii="Consolas" w:eastAsia="Times New Roman" w:hAnsi="Consolas" w:cs="Times New Roman"/>
-          <w:color w:val="3B3B3B"/>
-          <w:kern w:val="0"/>
-          <w:sz w:val="21"/>
-          <w:szCs w:val="21"/>
-          <w14:ligatures w14:val="none"/>
-        </w:rPr>
-        <w:t>(</w:t>
-      </w:r>
-      <w:proofErr w:type="gramEnd"/>
-      <w:r>
-        <w:rPr>
-          <w:rFonts w:ascii="Consolas" w:eastAsia="Times New Roman" w:hAnsi="Consolas" w:cs="Times New Roman"/>
-          <w:color w:val="3B3B3B"/>
-          <w:kern w:val="0"/>
-          <w:sz w:val="21"/>
-          <w:szCs w:val="21"/>
-          <w14:ligatures w14:val="none"/>
-        </w:rPr>
-        <w:t>) {</w:t>
-      </w:r>
-    </w:p>
-    <w:p>
-      <w:pPr>
-        <w:shd w:val="clear" w:color="auto" w:fill="FFFFFF"/>
-        <w:spacing w:after="0" w:line="285" w:lineRule="atLeast"/>
-        <w:rPr>
-          <w:rFonts w:ascii="Consolas" w:eastAsia="Times New Roman" w:hAnsi="Consolas" w:cs="Times New Roman"/>
-          <w:color w:val="3B3B3B"/>
-          <w:kern w:val="0"/>
-          <w:sz w:val="21"/>
-          <w:szCs w:val="21"/>
-          <w14:ligatures w14:val="none"/>
-        </w:rPr>
-      </w:pPr>
-      <w:r>
-        <w:rPr>
-          <w:rFonts w:ascii="Consolas" w:eastAsia="Times New Roman" w:hAnsi="Consolas" w:cs="Times New Roman"/>
-          <w:color w:val="3B3B3B"/>
-          <w:kern w:val="0"/>
-          <w:sz w:val="21"/>
-          <w:szCs w:val="21"/>
-          <w14:ligatures w14:val="none"/>
-        </w:rPr>
-        <w:t xml:space="preserve">    </w:t>
-      </w:r>
-      <w:r>
-        <w:rPr>
-          <w:rFonts w:ascii="Consolas" w:eastAsia="Times New Roman" w:hAnsi="Consolas" w:cs="Times New Roman"/>
-          <w:color w:val="AF00DB"/>
-          <w:kern w:val="0"/>
-          <w:sz w:val="21"/>
-          <w:szCs w:val="21"/>
-          <w14:ligatures w14:val="none"/>
-        </w:rPr>
-        <w:t>throw</w:t>
-      </w:r>
-      <w:r>
-        <w:rPr>
-          <w:rFonts w:ascii="Consolas" w:eastAsia="Times New Roman" w:hAnsi="Consolas" w:cs="Times New Roman"/>
-          <w:color w:val="3B3B3B"/>
-          <w:kern w:val="0"/>
-          <w:sz w:val="21"/>
-          <w:szCs w:val="21"/>
-          <w14:ligatures w14:val="none"/>
-        </w:rPr>
-        <w:t xml:space="preserve"> </w:t>
-      </w:r>
-      <w:r>
-        <w:rPr>
-          <w:rFonts w:ascii="Consolas" w:eastAsia="Times New Roman" w:hAnsi="Consolas" w:cs="Times New Roman"/>
-          <w:color w:val="0000FF"/>
-          <w:kern w:val="0"/>
-          <w:sz w:val="21"/>
-          <w:szCs w:val="21"/>
-          <w14:ligatures w14:val="none"/>
-        </w:rPr>
-        <w:t>new</w:t>
-      </w:r>
-      <w:r>
-        <w:rPr>
-          <w:rFonts w:ascii="Consolas" w:eastAsia="Times New Roman" w:hAnsi="Consolas" w:cs="Times New Roman"/>
-          <w:color w:val="3B3B3B"/>
-          <w:kern w:val="0"/>
-          <w:sz w:val="21"/>
-          <w:szCs w:val="21"/>
-          <w14:ligatures w14:val="none"/>
-        </w:rPr>
-        <w:t xml:space="preserve"> </w:t>
-      </w:r>
-      <w:proofErr w:type="gramStart"/>
-      <w:r>
-        <w:rPr>
-          <w:rFonts w:ascii="Consolas" w:eastAsia="Times New Roman" w:hAnsi="Consolas" w:cs="Times New Roman"/>
-          <w:color w:val="267F99"/>
-          <w:kern w:val="0"/>
-          <w:sz w:val="21"/>
-          <w:szCs w:val="21"/>
-          <w14:ligatures w14:val="none"/>
-        </w:rPr>
-        <w:t>Error</w:t>
-      </w:r>
-      <w:r>
-        <w:rPr>
-          <w:rFonts w:ascii="Consolas" w:eastAsia="Times New Roman" w:hAnsi="Consolas" w:cs="Times New Roman"/>
-          <w:color w:val="3B3B3B"/>
-          <w:kern w:val="0"/>
-          <w:sz w:val="21"/>
-          <w:szCs w:val="21"/>
-          <w14:ligatures w14:val="none"/>
-        </w:rPr>
-        <w:t>(</w:t>
-      </w:r>
-      <w:proofErr w:type="gramEnd"/>
-      <w:r>
-        <w:rPr>
-          <w:rFonts w:ascii="Consolas" w:eastAsia="Times New Roman" w:hAnsi="Consolas" w:cs="Times New Roman"/>
-          <w:color w:val="A31515"/>
-          <w:kern w:val="0"/>
-          <w:sz w:val="21"/>
-          <w:szCs w:val="21"/>
-          <w14:ligatures w14:val="none"/>
-        </w:rPr>
-        <w:t>'Not Found'</w:t>
-      </w:r>
-      <w:r>
-        <w:rPr>
-          <w:rFonts w:ascii="Consolas" w:eastAsia="Times New Roman" w:hAnsi="Consolas" w:cs="Times New Roman"/>
-          <w:color w:val="3B3B3B"/>
-          <w:kern w:val="0"/>
-          <w:sz w:val="21"/>
-          <w:szCs w:val="21"/>
-          <w14:ligatures w14:val="none"/>
-        </w:rPr>
-        <w:t>)</w:t>
-      </w:r>
     </w:p>
     <w:p>
       <w:pPr>
@@ -944,7 +884,6 @@
       <w:r>
         <w:t xml:space="preserve">To mock the function, we use </w:t>
       </w:r>
-      <w:proofErr w:type="gramStart"/>
       <w:r>
         <w:rPr>
           <w:b/>
@@ -953,7 +892,6 @@
         </w:rPr>
         <w:t>jest.mock</w:t>
       </w:r>
-      <w:proofErr w:type="gramEnd"/>
       <w:r>
         <w:t>, where jest is a global variable</w:t>
       </w:r>
@@ -1088,9 +1026,121 @@
           <w:szCs w:val="21"/>
           <w14:ligatures w14:val="none"/>
         </w:rPr>
-        <w:t>'</w:t>
-      </w:r>
-      <w:proofErr w:type="gramStart"/>
+        <w:t>'node:crypto'</w:t>
+      </w:r>
+      <w:r>
+        <w:rPr>
+          <w:rFonts w:ascii="Consolas" w:eastAsia="Times New Roman" w:hAnsi="Consolas" w:cs="Times New Roman"/>
+          <w:color w:val="3B3B3B"/>
+          <w:kern w:val="0"/>
+          <w:sz w:val="21"/>
+          <w:szCs w:val="21"/>
+          <w14:ligatures w14:val="none"/>
+        </w:rPr>
+        <w:t>)</w:t>
+      </w:r>
+    </w:p>
+    <w:p>
+      <w:pPr>
+        <w:shd w:val="clear" w:color="auto" w:fill="FFFFFF"/>
+        <w:spacing w:after="0" w:line="285" w:lineRule="atLeast"/>
+        <w:rPr>
+          <w:rFonts w:ascii="Consolas" w:eastAsia="Times New Roman" w:hAnsi="Consolas" w:cs="Times New Roman"/>
+          <w:color w:val="3B3B3B"/>
+          <w:kern w:val="0"/>
+          <w:sz w:val="21"/>
+          <w:szCs w:val="21"/>
+          <w14:ligatures w14:val="none"/>
+        </w:rPr>
+      </w:pPr>
+      <w:r>
+        <w:rPr>
+          <w:rFonts w:ascii="Consolas" w:eastAsia="Times New Roman" w:hAnsi="Consolas" w:cs="Times New Roman"/>
+          <w:color w:val="0000FF"/>
+          <w:kern w:val="0"/>
+          <w:sz w:val="21"/>
+          <w:szCs w:val="21"/>
+          <w14:ligatures w14:val="none"/>
+        </w:rPr>
+        <w:t>const</w:t>
+      </w:r>
+      <w:r>
+        <w:rPr>
+          <w:rFonts w:ascii="Consolas" w:eastAsia="Times New Roman" w:hAnsi="Consolas" w:cs="Times New Roman"/>
+          <w:color w:val="3B3B3B"/>
+          <w:kern w:val="0"/>
+          <w:sz w:val="21"/>
+          <w:szCs w:val="21"/>
+          <w14:ligatures w14:val="none"/>
+        </w:rPr>
+        <w:t xml:space="preserve"> { </w:t>
+      </w:r>
+      <w:r>
+        <w:rPr>
+          <w:rFonts w:ascii="Consolas" w:eastAsia="Times New Roman" w:hAnsi="Consolas" w:cs="Times New Roman"/>
+          <w:color w:val="795E26"/>
+          <w:kern w:val="0"/>
+          <w:sz w:val="21"/>
+          <w:szCs w:val="21"/>
+          <w14:ligatures w14:val="none"/>
+        </w:rPr>
+        <w:t>getData</w:t>
+      </w:r>
+      <w:r>
+        <w:rPr>
+          <w:rFonts w:ascii="Consolas" w:eastAsia="Times New Roman" w:hAnsi="Consolas" w:cs="Times New Roman"/>
+          <w:color w:val="3B3B3B"/>
+          <w:kern w:val="0"/>
+          <w:sz w:val="21"/>
+          <w:szCs w:val="21"/>
+          <w14:ligatures w14:val="none"/>
+        </w:rPr>
+        <w:t xml:space="preserve"> } </w:t>
+      </w:r>
+      <w:r>
+        <w:rPr>
+          <w:rFonts w:ascii="Consolas" w:eastAsia="Times New Roman" w:hAnsi="Consolas" w:cs="Times New Roman"/>
+          <w:color w:val="000000"/>
+          <w:kern w:val="0"/>
+          <w:sz w:val="21"/>
+          <w:szCs w:val="21"/>
+          <w14:ligatures w14:val="none"/>
+        </w:rPr>
+        <w:t>=</w:t>
+      </w:r>
+      <w:r>
+        <w:rPr>
+          <w:rFonts w:ascii="Consolas" w:eastAsia="Times New Roman" w:hAnsi="Consolas" w:cs="Times New Roman"/>
+          <w:color w:val="3B3B3B"/>
+          <w:kern w:val="0"/>
+          <w:sz w:val="21"/>
+          <w:szCs w:val="21"/>
+          <w14:ligatures w14:val="none"/>
+        </w:rPr>
+        <w:t xml:space="preserve"> </w:t>
+      </w:r>
+      <w:r>
+        <w:rPr>
+          <w:rFonts w:ascii="Consolas" w:eastAsia="Times New Roman" w:hAnsi="Consolas" w:cs="Times New Roman"/>
+          <w:color w:val="795E26"/>
+          <w:kern w:val="0"/>
+          <w:sz w:val="21"/>
+          <w:szCs w:val="21"/>
+          <w14:ligatures w14:val="none"/>
+        </w:rPr>
+        <w:t>require</w:t>
+      </w:r>
+      <w:r>
+        <w:rPr>
+          <w:rFonts w:ascii="Consolas" w:eastAsia="Times New Roman" w:hAnsi="Consolas" w:cs="Times New Roman"/>
+          <w:color w:val="3B3B3B"/>
+          <w:kern w:val="0"/>
+          <w:sz w:val="21"/>
+          <w:szCs w:val="21"/>
+          <w14:ligatures w14:val="none"/>
+        </w:rPr>
+        <w:t>(</w:t>
+      </w:r>
       <w:r>
         <w:rPr>
           <w:rFonts w:ascii="Consolas" w:eastAsia="Times New Roman" w:hAnsi="Consolas" w:cs="Times New Roman"/>
@@ -1100,9 +1150,91 @@
           <w:szCs w:val="21"/>
           <w14:ligatures w14:val="none"/>
         </w:rPr>
-        <w:t>node:crypto</w:t>
-      </w:r>
-      <w:proofErr w:type="gramEnd"/>
+        <w:t>'../app'</w:t>
+      </w:r>
+      <w:r>
+        <w:rPr>
+          <w:rFonts w:ascii="Consolas" w:eastAsia="Times New Roman" w:hAnsi="Consolas" w:cs="Times New Roman"/>
+          <w:color w:val="3B3B3B"/>
+          <w:kern w:val="0"/>
+          <w:sz w:val="21"/>
+          <w:szCs w:val="21"/>
+          <w14:ligatures w14:val="none"/>
+        </w:rPr>
+        <w:t>)</w:t>
+      </w:r>
+    </w:p>
+    <w:p>
+      <w:pPr>
+        <w:shd w:val="clear" w:color="auto" w:fill="FFFFFF"/>
+        <w:spacing w:after="0" w:line="285" w:lineRule="atLeast"/>
+        <w:rPr>
+          <w:rFonts w:ascii="Consolas" w:eastAsia="Times New Roman" w:hAnsi="Consolas" w:cs="Times New Roman"/>
+          <w:color w:val="3B3B3B"/>
+          <w:kern w:val="0"/>
+          <w:sz w:val="21"/>
+          <w:szCs w:val="21"/>
+          <w14:ligatures w14:val="none"/>
+        </w:rPr>
+      </w:pPr>
+    </w:p>
+    <w:p>
+      <w:pPr>
+        <w:shd w:val="clear" w:color="auto" w:fill="FFFFFF"/>
+        <w:spacing w:after="0" w:line="285" w:lineRule="atLeast"/>
+        <w:rPr>
+          <w:rFonts w:ascii="Consolas" w:eastAsia="Times New Roman" w:hAnsi="Consolas" w:cs="Times New Roman"/>
+          <w:color w:val="3B3B3B"/>
+          <w:kern w:val="0"/>
+          <w:sz w:val="21"/>
+          <w:szCs w:val="21"/>
+          <w14:ligatures w14:val="none"/>
+        </w:rPr>
+      </w:pPr>
+      <w:r>
+        <w:rPr>
+          <w:rFonts w:ascii="Consolas" w:eastAsia="Times New Roman" w:hAnsi="Consolas" w:cs="Times New Roman"/>
+          <w:color w:val="267F99"/>
+          <w:kern w:val="0"/>
+          <w:sz w:val="21"/>
+          <w:szCs w:val="21"/>
+          <w14:ligatures w14:val="none"/>
+        </w:rPr>
+        <w:t>jest</w:t>
+      </w:r>
+      <w:r>
+        <w:rPr>
+          <w:rFonts w:ascii="Consolas" w:eastAsia="Times New Roman" w:hAnsi="Consolas" w:cs="Times New Roman"/>
+          <w:color w:val="3B3B3B"/>
+          <w:kern w:val="0"/>
+          <w:sz w:val="21"/>
+          <w:szCs w:val="21"/>
+          <w14:ligatures w14:val="none"/>
+        </w:rPr>
+        <w:t>.</w:t>
+      </w:r>
+      <w:r>
+        <w:rPr>
+          <w:rFonts w:ascii="Consolas" w:eastAsia="Times New Roman" w:hAnsi="Consolas" w:cs="Times New Roman"/>
+          <w:color w:val="795E26"/>
+          <w:kern w:val="0"/>
+          <w:sz w:val="21"/>
+          <w:szCs w:val="21"/>
+          <w14:ligatures w14:val="none"/>
+        </w:rPr>
+        <w:t>mock</w:t>
+      </w:r>
+      <w:r>
+        <w:rPr>
+          <w:rFonts w:ascii="Consolas" w:eastAsia="Times New Roman" w:hAnsi="Consolas" w:cs="Times New Roman"/>
+          <w:color w:val="3B3B3B"/>
+          <w:kern w:val="0"/>
+          <w:sz w:val="21"/>
+          <w:szCs w:val="21"/>
+          <w14:ligatures w14:val="none"/>
+        </w:rPr>
+        <w:t>(</w:t>
+      </w:r>
       <w:r>
         <w:rPr>
           <w:rFonts w:ascii="Consolas" w:eastAsia="Times New Roman" w:hAnsi="Consolas" w:cs="Times New Roman"/>
@@ -1112,7 +1244,7 @@
           <w:szCs w:val="21"/>
           <w14:ligatures w14:val="none"/>
         </w:rPr>
-        <w:t>'</w:t>
+        <w:t>'node:crypto'</w:t>
       </w:r>
       <w:r>
         <w:rPr>
@@ -1139,6 +1271,64 @@
           <w14:ligatures w14:val="none"/>
         </w:rPr>
       </w:pPr>
+    </w:p>
+    <w:p>
+      <w:pPr>
+        <w:shd w:val="clear" w:color="auto" w:fill="FFFFFF"/>
+        <w:spacing w:after="0" w:line="285" w:lineRule="atLeast"/>
+        <w:rPr>
+          <w:rFonts w:ascii="Consolas" w:eastAsia="Times New Roman" w:hAnsi="Consolas" w:cs="Times New Roman"/>
+          <w:color w:val="3B3B3B"/>
+          <w:kern w:val="0"/>
+          <w:sz w:val="21"/>
+          <w:szCs w:val="21"/>
+          <w14:ligatures w14:val="none"/>
+        </w:rPr>
+      </w:pPr>
+      <w:r>
+        <w:rPr>
+          <w:rFonts w:ascii="Consolas" w:eastAsia="Times New Roman" w:hAnsi="Consolas" w:cs="Times New Roman"/>
+          <w:color w:val="795E26"/>
+          <w:kern w:val="0"/>
+          <w:sz w:val="21"/>
+          <w:szCs w:val="21"/>
+          <w14:ligatures w14:val="none"/>
+        </w:rPr>
+        <w:t>test</w:t>
+      </w:r>
+      <w:r>
+        <w:rPr>
+          <w:rFonts w:ascii="Consolas" w:eastAsia="Times New Roman" w:hAnsi="Consolas" w:cs="Times New Roman"/>
+          <w:color w:val="3B3B3B"/>
+          <w:kern w:val="0"/>
+          <w:sz w:val="21"/>
+          <w:szCs w:val="21"/>
+          <w14:ligatures w14:val="none"/>
+        </w:rPr>
+        <w:t>(</w:t>
+      </w:r>
+      <w:r>
+        <w:rPr>
+          <w:rFonts w:ascii="Consolas" w:eastAsia="Times New Roman" w:hAnsi="Consolas" w:cs="Times New Roman"/>
+          <w:color w:val="A31515"/>
+          <w:kern w:val="0"/>
+          <w:sz w:val="21"/>
+          <w:szCs w:val="21"/>
+          <w14:ligatures w14:val="none"/>
+        </w:rPr>
+        <w:t>'Mocking function'</w:t>
+      </w:r>
+      <w:r>
+        <w:rPr>
+          <w:rFonts w:ascii="Consolas" w:eastAsia="Times New Roman" w:hAnsi="Consolas" w:cs="Times New Roman"/>
+          <w:color w:val="3B3B3B"/>
+          <w:kern w:val="0"/>
+          <w:sz w:val="21"/>
+          <w:szCs w:val="21"/>
+          <w14:ligatures w14:val="none"/>
+        </w:rPr>
+        <w:t xml:space="preserve">, </w:t>
+      </w:r>
       <w:r>
         <w:rPr>
           <w:rFonts w:ascii="Consolas" w:eastAsia="Times New Roman" w:hAnsi="Consolas" w:cs="Times New Roman"/>
@@ -1148,6 +1338,188 @@
           <w:szCs w:val="21"/>
           <w14:ligatures w14:val="none"/>
         </w:rPr>
+        <w:t>async</w:t>
+      </w:r>
+      <w:r>
+        <w:rPr>
+          <w:rFonts w:ascii="Consolas" w:eastAsia="Times New Roman" w:hAnsi="Consolas" w:cs="Times New Roman"/>
+          <w:color w:val="3B3B3B"/>
+          <w:kern w:val="0"/>
+          <w:sz w:val="21"/>
+          <w:szCs w:val="21"/>
+          <w14:ligatures w14:val="none"/>
+        </w:rPr>
+        <w:t xml:space="preserve"> () </w:t>
+      </w:r>
+      <w:r>
+        <w:rPr>
+          <w:rFonts w:ascii="Consolas" w:eastAsia="Times New Roman" w:hAnsi="Consolas" w:cs="Times New Roman"/>
+          <w:color w:val="0000FF"/>
+          <w:kern w:val="0"/>
+          <w:sz w:val="21"/>
+          <w:szCs w:val="21"/>
+          <w14:ligatures w14:val="none"/>
+        </w:rPr>
+        <w:t>=&gt;</w:t>
+      </w:r>
+      <w:r>
+        <w:rPr>
+          <w:rFonts w:ascii="Consolas" w:eastAsia="Times New Roman" w:hAnsi="Consolas" w:cs="Times New Roman"/>
+          <w:color w:val="3B3B3B"/>
+          <w:kern w:val="0"/>
+          <w:sz w:val="21"/>
+          <w:szCs w:val="21"/>
+          <w14:ligatures w14:val="none"/>
+        </w:rPr>
+        <w:t xml:space="preserve"> {</w:t>
+      </w:r>
+    </w:p>
+    <w:p>
+      <w:pPr>
+        <w:shd w:val="clear" w:color="auto" w:fill="FFFFFF"/>
+        <w:spacing w:after="0" w:line="285" w:lineRule="atLeast"/>
+        <w:rPr>
+          <w:rFonts w:ascii="Consolas" w:eastAsia="Times New Roman" w:hAnsi="Consolas" w:cs="Times New Roman"/>
+          <w:color w:val="3B3B3B"/>
+          <w:kern w:val="0"/>
+          <w:sz w:val="21"/>
+          <w:szCs w:val="21"/>
+          <w14:ligatures w14:val="none"/>
+        </w:rPr>
+      </w:pPr>
+      <w:r>
+        <w:rPr>
+          <w:rFonts w:ascii="Consolas" w:eastAsia="Times New Roman" w:hAnsi="Consolas" w:cs="Times New Roman"/>
+          <w:color w:val="3B3B3B"/>
+          <w:kern w:val="0"/>
+          <w:sz w:val="21"/>
+          <w:szCs w:val="21"/>
+          <w14:ligatures w14:val="none"/>
+        </w:rPr>
+        <w:t xml:space="preserve">    </w:t>
+      </w:r>
+      <w:r>
+        <w:rPr>
+          <w:rFonts w:ascii="Consolas" w:eastAsia="Times New Roman" w:hAnsi="Consolas" w:cs="Times New Roman"/>
+          <w:color w:val="267F99"/>
+          <w:kern w:val="0"/>
+          <w:sz w:val="21"/>
+          <w:szCs w:val="21"/>
+          <w14:ligatures w14:val="none"/>
+        </w:rPr>
+        <w:t>crypto</w:t>
+      </w:r>
+      <w:r>
+        <w:rPr>
+          <w:rFonts w:ascii="Consolas" w:eastAsia="Times New Roman" w:hAnsi="Consolas" w:cs="Times New Roman"/>
+          <w:color w:val="3B3B3B"/>
+          <w:kern w:val="0"/>
+          <w:sz w:val="21"/>
+          <w:szCs w:val="21"/>
+          <w14:ligatures w14:val="none"/>
+        </w:rPr>
+        <w:t>.</w:t>
+      </w:r>
+      <w:r>
+        <w:rPr>
+          <w:rFonts w:ascii="Consolas" w:eastAsia="Times New Roman" w:hAnsi="Consolas" w:cs="Times New Roman"/>
+          <w:color w:val="795E26"/>
+          <w:kern w:val="0"/>
+          <w:sz w:val="21"/>
+          <w:szCs w:val="21"/>
+          <w14:ligatures w14:val="none"/>
+        </w:rPr>
+        <w:t>randomBytes</w:t>
+      </w:r>
+      <w:r>
+        <w:rPr>
+          <w:rFonts w:ascii="Consolas" w:eastAsia="Times New Roman" w:hAnsi="Consolas" w:cs="Times New Roman"/>
+          <w:color w:val="3B3B3B"/>
+          <w:kern w:val="0"/>
+          <w:sz w:val="21"/>
+          <w:szCs w:val="21"/>
+          <w14:ligatures w14:val="none"/>
+        </w:rPr>
+        <w:t>.</w:t>
+      </w:r>
+      <w:r>
+        <w:rPr>
+          <w:rFonts w:ascii="Consolas" w:eastAsia="Times New Roman" w:hAnsi="Consolas" w:cs="Times New Roman"/>
+          <w:color w:val="795E26"/>
+          <w:kern w:val="0"/>
+          <w:sz w:val="21"/>
+          <w:szCs w:val="21"/>
+          <w14:ligatures w14:val="none"/>
+        </w:rPr>
+        <w:t>mockResolvedValueOnce</w:t>
+      </w:r>
+      <w:r>
+        <w:rPr>
+          <w:rFonts w:ascii="Consolas" w:eastAsia="Times New Roman" w:hAnsi="Consolas" w:cs="Times New Roman"/>
+          <w:color w:val="3B3B3B"/>
+          <w:kern w:val="0"/>
+          <w:sz w:val="21"/>
+          <w:szCs w:val="21"/>
+          <w14:ligatures w14:val="none"/>
+        </w:rPr>
+        <w:t>(</w:t>
+      </w:r>
+      <w:r>
+        <w:rPr>
+          <w:rFonts w:ascii="Consolas" w:eastAsia="Times New Roman" w:hAnsi="Consolas" w:cs="Times New Roman"/>
+          <w:color w:val="A31515"/>
+          <w:kern w:val="0"/>
+          <w:sz w:val="21"/>
+          <w:szCs w:val="21"/>
+          <w14:ligatures w14:val="none"/>
+        </w:rPr>
+        <w:t>'bytes'</w:t>
+      </w:r>
+      <w:r>
+        <w:rPr>
+          <w:rFonts w:ascii="Consolas" w:eastAsia="Times New Roman" w:hAnsi="Consolas" w:cs="Times New Roman"/>
+          <w:color w:val="3B3B3B"/>
+          <w:kern w:val="0"/>
+          <w:sz w:val="21"/>
+          <w:szCs w:val="21"/>
+          <w14:ligatures w14:val="none"/>
+        </w:rPr>
+        <w:t>)</w:t>
+      </w:r>
+    </w:p>
+    <w:p>
+      <w:pPr>
+        <w:shd w:val="clear" w:color="auto" w:fill="FFFFFF"/>
+        <w:spacing w:after="0" w:line="285" w:lineRule="atLeast"/>
+        <w:rPr>
+          <w:rFonts w:ascii="Consolas" w:eastAsia="Times New Roman" w:hAnsi="Consolas" w:cs="Times New Roman"/>
+          <w:color w:val="3B3B3B"/>
+          <w:kern w:val="0"/>
+          <w:sz w:val="21"/>
+          <w:szCs w:val="21"/>
+          <w14:ligatures w14:val="none"/>
+        </w:rPr>
+      </w:pPr>
+      <w:r>
+        <w:rPr>
+          <w:rFonts w:ascii="Consolas" w:eastAsia="Times New Roman" w:hAnsi="Consolas" w:cs="Times New Roman"/>
+          <w:color w:val="3B3B3B"/>
+          <w:kern w:val="0"/>
+          <w:sz w:val="21"/>
+          <w:szCs w:val="21"/>
+          <w14:ligatures w14:val="none"/>
+        </w:rPr>
+        <w:t xml:space="preserve">    </w:t>
+      </w:r>
+      <w:r>
+        <w:rPr>
+          <w:rFonts w:ascii="Consolas" w:eastAsia="Times New Roman" w:hAnsi="Consolas" w:cs="Times New Roman"/>
+          <w:color w:val="0000FF"/>
+          <w:kern w:val="0"/>
+          <w:sz w:val="21"/>
+          <w:szCs w:val="21"/>
+          <w14:ligatures w14:val="none"/>
+        </w:rPr>
         <w:t>const</w:t>
       </w:r>
       <w:r>
@@ -1161,17 +1533,71 @@
         </w:rPr>
         <w:t xml:space="preserve"> </w:t>
       </w:r>
-      <w:proofErr w:type="gramStart"/>
-      <w:r>
-        <w:rPr>
-          <w:rFonts w:ascii="Consolas" w:eastAsia="Times New Roman" w:hAnsi="Consolas" w:cs="Times New Roman"/>
-          <w:color w:val="3B3B3B"/>
-          <w:kern w:val="0"/>
-          <w:sz w:val="21"/>
-          <w:szCs w:val="21"/>
-          <w14:ligatures w14:val="none"/>
-        </w:rPr>
-        <w:t xml:space="preserve">{ </w:t>
+      <w:r>
+        <w:rPr>
+          <w:rFonts w:ascii="Consolas" w:eastAsia="Times New Roman" w:hAnsi="Consolas" w:cs="Times New Roman"/>
+          <w:color w:val="0070C1"/>
+          <w:kern w:val="0"/>
+          <w:sz w:val="21"/>
+          <w:szCs w:val="21"/>
+          <w14:ligatures w14:val="none"/>
+        </w:rPr>
+        <w:t>res</w:t>
+      </w:r>
+      <w:r>
+        <w:rPr>
+          <w:rFonts w:ascii="Consolas" w:eastAsia="Times New Roman" w:hAnsi="Consolas" w:cs="Times New Roman"/>
+          <w:color w:val="3B3B3B"/>
+          <w:kern w:val="0"/>
+          <w:sz w:val="21"/>
+          <w:szCs w:val="21"/>
+          <w14:ligatures w14:val="none"/>
+        </w:rPr>
+        <w:t xml:space="preserve"> </w:t>
+      </w:r>
+      <w:r>
+        <w:rPr>
+          <w:rFonts w:ascii="Consolas" w:eastAsia="Times New Roman" w:hAnsi="Consolas" w:cs="Times New Roman"/>
+          <w:color w:val="000000"/>
+          <w:kern w:val="0"/>
+          <w:sz w:val="21"/>
+          <w:szCs w:val="21"/>
+          <w14:ligatures w14:val="none"/>
+        </w:rPr>
+        <w:t>=</w:t>
+      </w:r>
+      <w:r>
+        <w:rPr>
+          <w:rFonts w:ascii="Consolas" w:eastAsia="Times New Roman" w:hAnsi="Consolas" w:cs="Times New Roman"/>
+          <w:color w:val="3B3B3B"/>
+          <w:kern w:val="0"/>
+          <w:sz w:val="21"/>
+          <w:szCs w:val="21"/>
+          <w14:ligatures w14:val="none"/>
+        </w:rPr>
+        <w:t xml:space="preserve"> </w:t>
+      </w:r>
+      <w:r>
+        <w:rPr>
+          <w:rFonts w:ascii="Consolas" w:eastAsia="Times New Roman" w:hAnsi="Consolas" w:cs="Times New Roman"/>
+          <w:color w:val="AF00DB"/>
+          <w:kern w:val="0"/>
+          <w:sz w:val="21"/>
+          <w:szCs w:val="21"/>
+          <w14:ligatures w14:val="none"/>
+        </w:rPr>
+        <w:t>await</w:t>
+      </w:r>
+      <w:r>
+        <w:rPr>
+          <w:rFonts w:ascii="Consolas" w:eastAsia="Times New Roman" w:hAnsi="Consolas" w:cs="Times New Roman"/>
+          <w:color w:val="3B3B3B"/>
+          <w:kern w:val="0"/>
+          <w:sz w:val="21"/>
+          <w:szCs w:val="21"/>
+          <w14:ligatures w14:val="none"/>
+        </w:rPr>
+        <w:t xml:space="preserve"> </w:t>
       </w:r>
       <w:r>
         <w:rPr>
@@ -1184,41 +1610,42 @@
         </w:rPr>
         <w:t>getData</w:t>
       </w:r>
-      <w:proofErr w:type="gramEnd"/>
-      <w:r>
-        <w:rPr>
-          <w:rFonts w:ascii="Consolas" w:eastAsia="Times New Roman" w:hAnsi="Consolas" w:cs="Times New Roman"/>
-          <w:color w:val="3B3B3B"/>
-          <w:kern w:val="0"/>
-          <w:sz w:val="21"/>
-          <w:szCs w:val="21"/>
-          <w14:ligatures w14:val="none"/>
-        </w:rPr>
-        <w:t xml:space="preserve"> } </w:t>
-      </w:r>
-      <w:r>
-        <w:rPr>
-          <w:rFonts w:ascii="Consolas" w:eastAsia="Times New Roman" w:hAnsi="Consolas" w:cs="Times New Roman"/>
-          <w:color w:val="000000"/>
-          <w:kern w:val="0"/>
-          <w:sz w:val="21"/>
-          <w:szCs w:val="21"/>
-          <w14:ligatures w14:val="none"/>
-        </w:rPr>
-        <w:t>=</w:t>
-      </w:r>
-      <w:r>
-        <w:rPr>
-          <w:rFonts w:ascii="Consolas" w:eastAsia="Times New Roman" w:hAnsi="Consolas" w:cs="Times New Roman"/>
-          <w:color w:val="3B3B3B"/>
-          <w:kern w:val="0"/>
-          <w:sz w:val="21"/>
-          <w:szCs w:val="21"/>
-          <w14:ligatures w14:val="none"/>
-        </w:rPr>
-        <w:t xml:space="preserve"> </w:t>
-      </w:r>
-      <w:proofErr w:type="gramStart"/>
+      <w:r>
+        <w:rPr>
+          <w:rFonts w:ascii="Consolas" w:eastAsia="Times New Roman" w:hAnsi="Consolas" w:cs="Times New Roman"/>
+          <w:color w:val="3B3B3B"/>
+          <w:kern w:val="0"/>
+          <w:sz w:val="21"/>
+          <w:szCs w:val="21"/>
+          <w14:ligatures w14:val="none"/>
+        </w:rPr>
+        <w:t>()</w:t>
+      </w:r>
+    </w:p>
+    <w:p>
+      <w:pPr>
+        <w:shd w:val="clear" w:color="auto" w:fill="FFFFFF"/>
+        <w:spacing w:after="0" w:line="285" w:lineRule="atLeast"/>
+        <w:rPr>
+          <w:rFonts w:ascii="Consolas" w:eastAsia="Times New Roman" w:hAnsi="Consolas" w:cs="Times New Roman"/>
+          <w:color w:val="3B3B3B"/>
+          <w:kern w:val="0"/>
+          <w:sz w:val="21"/>
+          <w:szCs w:val="21"/>
+          <w14:ligatures w14:val="none"/>
+        </w:rPr>
+      </w:pPr>
+      <w:r>
+        <w:rPr>
+          <w:rFonts w:ascii="Consolas" w:eastAsia="Times New Roman" w:hAnsi="Consolas" w:cs="Times New Roman"/>
+          <w:color w:val="3B3B3B"/>
+          <w:kern w:val="0"/>
+          <w:sz w:val="21"/>
+          <w:szCs w:val="21"/>
+          <w14:ligatures w14:val="none"/>
+        </w:rPr>
+        <w:t xml:space="preserve">    </w:t>
+      </w:r>
       <w:r>
         <w:rPr>
           <w:rFonts w:ascii="Consolas" w:eastAsia="Times New Roman" w:hAnsi="Consolas" w:cs="Times New Roman"/>
@@ -1228,7 +1655,7 @@
           <w:szCs w:val="21"/>
           <w14:ligatures w14:val="none"/>
         </w:rPr>
-        <w:t>require</w:t>
+        <w:t>expect</w:t>
       </w:r>
       <w:r>
         <w:rPr>
@@ -1244,25 +1671,57 @@
       <w:r>
         <w:rPr>
           <w:rFonts w:ascii="Consolas" w:eastAsia="Times New Roman" w:hAnsi="Consolas" w:cs="Times New Roman"/>
+          <w:color w:val="0070C1"/>
+          <w:kern w:val="0"/>
+          <w:sz w:val="21"/>
+          <w:szCs w:val="21"/>
+          <w14:ligatures w14:val="none"/>
+        </w:rPr>
+        <w:t>res</w:t>
+      </w:r>
+      <w:r>
+        <w:rPr>
+          <w:rFonts w:ascii="Consolas" w:eastAsia="Times New Roman" w:hAnsi="Consolas" w:cs="Times New Roman"/>
+          <w:color w:val="3B3B3B"/>
+          <w:kern w:val="0"/>
+          <w:sz w:val="21"/>
+          <w:szCs w:val="21"/>
+          <w14:ligatures w14:val="none"/>
+        </w:rPr>
+        <w:t>).</w:t>
+      </w:r>
+      <w:r>
+        <w:rPr>
+          <w:rFonts w:ascii="Consolas" w:eastAsia="Times New Roman" w:hAnsi="Consolas" w:cs="Times New Roman"/>
+          <w:color w:val="795E26"/>
+          <w:kern w:val="0"/>
+          <w:sz w:val="21"/>
+          <w:szCs w:val="21"/>
+          <w14:ligatures w14:val="none"/>
+        </w:rPr>
+        <w:t>toEqual</w:t>
+      </w:r>
+      <w:r>
+        <w:rPr>
+          <w:rFonts w:ascii="Consolas" w:eastAsia="Times New Roman" w:hAnsi="Consolas" w:cs="Times New Roman"/>
+          <w:color w:val="3B3B3B"/>
+          <w:kern w:val="0"/>
+          <w:sz w:val="21"/>
+          <w:szCs w:val="21"/>
+          <w14:ligatures w14:val="none"/>
+        </w:rPr>
+        <w:t>(</w:t>
+      </w:r>
+      <w:r>
+        <w:rPr>
+          <w:rFonts w:ascii="Consolas" w:eastAsia="Times New Roman" w:hAnsi="Consolas" w:cs="Times New Roman"/>
           <w:color w:val="A31515"/>
           <w:kern w:val="0"/>
           <w:sz w:val="21"/>
           <w:szCs w:val="21"/>
           <w14:ligatures w14:val="none"/>
         </w:rPr>
-        <w:t>'..</w:t>
-      </w:r>
-      <w:proofErr w:type="gramEnd"/>
-      <w:r>
-        <w:rPr>
-          <w:rFonts w:ascii="Consolas" w:eastAsia="Times New Roman" w:hAnsi="Consolas" w:cs="Times New Roman"/>
-          <w:color w:val="A31515"/>
-          <w:kern w:val="0"/>
-          <w:sz w:val="21"/>
-          <w:szCs w:val="21"/>
-          <w14:ligatures w14:val="none"/>
-        </w:rPr>
-        <w:t>/app'</w:t>
+        <w:t>'bytes'</w:t>
       </w:r>
       <w:r>
         <w:rPr>
@@ -1289,44 +1748,30 @@
           <w14:ligatures w14:val="none"/>
         </w:rPr>
       </w:pPr>
-    </w:p>
-    <w:p>
-      <w:pPr>
-        <w:shd w:val="clear" w:color="auto" w:fill="FFFFFF"/>
-        <w:spacing w:after="0" w:line="285" w:lineRule="atLeast"/>
-        <w:rPr>
-          <w:rFonts w:ascii="Consolas" w:eastAsia="Times New Roman" w:hAnsi="Consolas" w:cs="Times New Roman"/>
-          <w:color w:val="3B3B3B"/>
-          <w:kern w:val="0"/>
-          <w:sz w:val="21"/>
-          <w:szCs w:val="21"/>
-          <w14:ligatures w14:val="none"/>
-        </w:rPr>
-      </w:pPr>
-      <w:proofErr w:type="gramStart"/>
-      <w:r>
-        <w:rPr>
-          <w:rFonts w:ascii="Consolas" w:eastAsia="Times New Roman" w:hAnsi="Consolas" w:cs="Times New Roman"/>
-          <w:color w:val="267F99"/>
-          <w:kern w:val="0"/>
-          <w:sz w:val="21"/>
-          <w:szCs w:val="21"/>
-          <w14:ligatures w14:val="none"/>
-        </w:rPr>
-        <w:t>jest</w:t>
-      </w:r>
-      <w:r>
-        <w:rPr>
-          <w:rFonts w:ascii="Consolas" w:eastAsia="Times New Roman" w:hAnsi="Consolas" w:cs="Times New Roman"/>
-          <w:color w:val="3B3B3B"/>
-          <w:kern w:val="0"/>
-          <w:sz w:val="21"/>
-          <w:szCs w:val="21"/>
-          <w14:ligatures w14:val="none"/>
-        </w:rPr>
-        <w:t>.</w:t>
-      </w:r>
-      <w:r>
+      <w:r>
+        <w:rPr>
+          <w:rFonts w:ascii="Consolas" w:eastAsia="Times New Roman" w:hAnsi="Consolas" w:cs="Times New Roman"/>
+          <w:color w:val="3B3B3B"/>
+          <w:kern w:val="0"/>
+          <w:sz w:val="21"/>
+          <w:szCs w:val="21"/>
+          <w14:ligatures w14:val="none"/>
+        </w:rPr>
+        <w:t>})</w:t>
+      </w:r>
+    </w:p>
+    <w:p>
+      <w:pPr>
+        <w:ind w:firstLine="720"/>
+      </w:pPr>
+      <w:r>
+        <w:t>-----------------------------------------------------------------------------</w:t>
+      </w:r>
+    </w:p>
+    <w:p>
+      <w:pPr>
+        <w:shd w:val="clear" w:color="auto" w:fill="FFFFFF"/>
+        <w:spacing w:after="0" w:line="285" w:lineRule="atLeast"/>
         <w:rPr>
           <w:rFonts w:ascii="Consolas" w:eastAsia="Times New Roman" w:hAnsi="Consolas" w:cs="Times New Roman"/>
           <w:color w:val="795E26"/>
@@ -1335,96 +1780,12 @@
           <w:szCs w:val="21"/>
           <w14:ligatures w14:val="none"/>
         </w:rPr>
-        <w:t>mock</w:t>
-      </w:r>
-      <w:proofErr w:type="gramEnd"/>
-      <w:r>
-        <w:rPr>
-          <w:rFonts w:ascii="Consolas" w:eastAsia="Times New Roman" w:hAnsi="Consolas" w:cs="Times New Roman"/>
-          <w:color w:val="3B3B3B"/>
-          <w:kern w:val="0"/>
-          <w:sz w:val="21"/>
-          <w:szCs w:val="21"/>
-          <w14:ligatures w14:val="none"/>
-        </w:rPr>
-        <w:t>(</w:t>
-      </w:r>
-      <w:r>
-        <w:rPr>
-          <w:rFonts w:ascii="Consolas" w:eastAsia="Times New Roman" w:hAnsi="Consolas" w:cs="Times New Roman"/>
-          <w:color w:val="A31515"/>
-          <w:kern w:val="0"/>
-          <w:sz w:val="21"/>
-          <w:szCs w:val="21"/>
-          <w14:ligatures w14:val="none"/>
-        </w:rPr>
-        <w:t>'</w:t>
-      </w:r>
-      <w:proofErr w:type="gramStart"/>
-      <w:r>
-        <w:rPr>
-          <w:rFonts w:ascii="Consolas" w:eastAsia="Times New Roman" w:hAnsi="Consolas" w:cs="Times New Roman"/>
-          <w:color w:val="A31515"/>
-          <w:kern w:val="0"/>
-          <w:sz w:val="21"/>
-          <w:szCs w:val="21"/>
-          <w14:ligatures w14:val="none"/>
-        </w:rPr>
-        <w:t>node:crypto</w:t>
-      </w:r>
-      <w:proofErr w:type="gramEnd"/>
-      <w:r>
-        <w:rPr>
-          <w:rFonts w:ascii="Consolas" w:eastAsia="Times New Roman" w:hAnsi="Consolas" w:cs="Times New Roman"/>
-          <w:color w:val="A31515"/>
-          <w:kern w:val="0"/>
-          <w:sz w:val="21"/>
-          <w:szCs w:val="21"/>
-          <w14:ligatures w14:val="none"/>
-        </w:rPr>
-        <w:t>'</w:t>
-      </w:r>
-      <w:r>
-        <w:rPr>
-          <w:rFonts w:ascii="Consolas" w:eastAsia="Times New Roman" w:hAnsi="Consolas" w:cs="Times New Roman"/>
-          <w:color w:val="3B3B3B"/>
-          <w:kern w:val="0"/>
-          <w:sz w:val="21"/>
-          <w:szCs w:val="21"/>
-          <w14:ligatures w14:val="none"/>
-        </w:rPr>
-        <w:t>)</w:t>
-      </w:r>
-    </w:p>
-    <w:p>
-      <w:pPr>
-        <w:shd w:val="clear" w:color="auto" w:fill="FFFFFF"/>
-        <w:spacing w:after="0" w:line="285" w:lineRule="atLeast"/>
-        <w:rPr>
-          <w:rFonts w:ascii="Consolas" w:eastAsia="Times New Roman" w:hAnsi="Consolas" w:cs="Times New Roman"/>
-          <w:color w:val="3B3B3B"/>
-          <w:kern w:val="0"/>
-          <w:sz w:val="21"/>
-          <w:szCs w:val="21"/>
-          <w14:ligatures w14:val="none"/>
-        </w:rPr>
-      </w:pPr>
-    </w:p>
-    <w:p>
-      <w:pPr>
-        <w:shd w:val="clear" w:color="auto" w:fill="FFFFFF"/>
-        <w:spacing w:after="0" w:line="285" w:lineRule="atLeast"/>
-        <w:rPr>
-          <w:rFonts w:ascii="Consolas" w:eastAsia="Times New Roman" w:hAnsi="Consolas" w:cs="Times New Roman"/>
-          <w:color w:val="3B3B3B"/>
-          <w:kern w:val="0"/>
-          <w:sz w:val="21"/>
-          <w:szCs w:val="21"/>
-          <w14:ligatures w14:val="none"/>
-        </w:rPr>
-      </w:pPr>
-      <w:proofErr w:type="gramStart"/>
-      <w:r>
+      </w:pPr>
+    </w:p>
+    <w:p>
+      <w:pPr>
+        <w:shd w:val="clear" w:color="auto" w:fill="FFFFFF"/>
+        <w:spacing w:after="0" w:line="285" w:lineRule="atLeast"/>
         <w:rPr>
           <w:rFonts w:ascii="Consolas" w:eastAsia="Times New Roman" w:hAnsi="Consolas" w:cs="Times New Roman"/>
           <w:color w:val="795E26"/>
@@ -1433,540 +1794,21 @@
           <w:szCs w:val="21"/>
           <w14:ligatures w14:val="none"/>
         </w:rPr>
-        <w:t>test</w:t>
-      </w:r>
-      <w:r>
-        <w:rPr>
-          <w:rFonts w:ascii="Consolas" w:eastAsia="Times New Roman" w:hAnsi="Consolas" w:cs="Times New Roman"/>
-          <w:color w:val="3B3B3B"/>
-          <w:kern w:val="0"/>
-          <w:sz w:val="21"/>
-          <w:szCs w:val="21"/>
-          <w14:ligatures w14:val="none"/>
-        </w:rPr>
-        <w:t>(</w:t>
-      </w:r>
-      <w:proofErr w:type="gramEnd"/>
-      <w:r>
-        <w:rPr>
-          <w:rFonts w:ascii="Consolas" w:eastAsia="Times New Roman" w:hAnsi="Consolas" w:cs="Times New Roman"/>
-          <w:color w:val="A31515"/>
-          <w:kern w:val="0"/>
-          <w:sz w:val="21"/>
-          <w:szCs w:val="21"/>
-          <w14:ligatures w14:val="none"/>
-        </w:rPr>
-        <w:t>'Mocking function'</w:t>
-      </w:r>
-      <w:r>
-        <w:rPr>
-          <w:rFonts w:ascii="Consolas" w:eastAsia="Times New Roman" w:hAnsi="Consolas" w:cs="Times New Roman"/>
-          <w:color w:val="3B3B3B"/>
-          <w:kern w:val="0"/>
-          <w:sz w:val="21"/>
-          <w:szCs w:val="21"/>
-          <w14:ligatures w14:val="none"/>
-        </w:rPr>
-        <w:t xml:space="preserve">, </w:t>
-      </w:r>
-      <w:r>
-        <w:rPr>
-          <w:rFonts w:ascii="Consolas" w:eastAsia="Times New Roman" w:hAnsi="Consolas" w:cs="Times New Roman"/>
-          <w:color w:val="0000FF"/>
-          <w:kern w:val="0"/>
-          <w:sz w:val="21"/>
-          <w:szCs w:val="21"/>
-          <w14:ligatures w14:val="none"/>
-        </w:rPr>
-        <w:t>async</w:t>
-      </w:r>
-      <w:r>
-        <w:rPr>
-          <w:rFonts w:ascii="Consolas" w:eastAsia="Times New Roman" w:hAnsi="Consolas" w:cs="Times New Roman"/>
-          <w:color w:val="3B3B3B"/>
-          <w:kern w:val="0"/>
-          <w:sz w:val="21"/>
-          <w:szCs w:val="21"/>
-          <w14:ligatures w14:val="none"/>
-        </w:rPr>
-        <w:t xml:space="preserve"> () </w:t>
-      </w:r>
-      <w:r>
-        <w:rPr>
-          <w:rFonts w:ascii="Consolas" w:eastAsia="Times New Roman" w:hAnsi="Consolas" w:cs="Times New Roman"/>
-          <w:color w:val="0000FF"/>
-          <w:kern w:val="0"/>
-          <w:sz w:val="21"/>
-          <w:szCs w:val="21"/>
-          <w14:ligatures w14:val="none"/>
-        </w:rPr>
-        <w:t>=&gt;</w:t>
-      </w:r>
-      <w:r>
-        <w:rPr>
-          <w:rFonts w:ascii="Consolas" w:eastAsia="Times New Roman" w:hAnsi="Consolas" w:cs="Times New Roman"/>
-          <w:color w:val="3B3B3B"/>
-          <w:kern w:val="0"/>
-          <w:sz w:val="21"/>
-          <w:szCs w:val="21"/>
-          <w14:ligatures w14:val="none"/>
-        </w:rPr>
-        <w:t xml:space="preserve"> {</w:t>
-      </w:r>
-    </w:p>
-    <w:p>
-      <w:pPr>
-        <w:shd w:val="clear" w:color="auto" w:fill="FFFFFF"/>
-        <w:spacing w:after="0" w:line="285" w:lineRule="atLeast"/>
-        <w:rPr>
-          <w:rFonts w:ascii="Consolas" w:eastAsia="Times New Roman" w:hAnsi="Consolas" w:cs="Times New Roman"/>
-          <w:color w:val="3B3B3B"/>
-          <w:kern w:val="0"/>
-          <w:sz w:val="21"/>
-          <w:szCs w:val="21"/>
-          <w14:ligatures w14:val="none"/>
-        </w:rPr>
-      </w:pPr>
-      <w:r>
-        <w:rPr>
-          <w:rFonts w:ascii="Consolas" w:eastAsia="Times New Roman" w:hAnsi="Consolas" w:cs="Times New Roman"/>
-          <w:color w:val="3B3B3B"/>
-          <w:kern w:val="0"/>
-          <w:sz w:val="21"/>
-          <w:szCs w:val="21"/>
-          <w14:ligatures w14:val="none"/>
-        </w:rPr>
-        <w:t xml:space="preserve">    </w:t>
-      </w:r>
-      <w:proofErr w:type="gramStart"/>
-      <w:r>
-        <w:rPr>
-          <w:rFonts w:ascii="Consolas" w:eastAsia="Times New Roman" w:hAnsi="Consolas" w:cs="Times New Roman"/>
-          <w:color w:val="267F99"/>
-          <w:kern w:val="0"/>
-          <w:sz w:val="21"/>
-          <w:szCs w:val="21"/>
-          <w14:ligatures w14:val="none"/>
-        </w:rPr>
-        <w:t>crypto</w:t>
-      </w:r>
-      <w:r>
-        <w:rPr>
-          <w:rFonts w:ascii="Consolas" w:eastAsia="Times New Roman" w:hAnsi="Consolas" w:cs="Times New Roman"/>
-          <w:color w:val="3B3B3B"/>
-          <w:kern w:val="0"/>
-          <w:sz w:val="21"/>
-          <w:szCs w:val="21"/>
-          <w14:ligatures w14:val="none"/>
-        </w:rPr>
-        <w:t>.</w:t>
-      </w:r>
-      <w:r>
-        <w:rPr>
-          <w:rFonts w:ascii="Consolas" w:eastAsia="Times New Roman" w:hAnsi="Consolas" w:cs="Times New Roman"/>
-          <w:color w:val="795E26"/>
-          <w:kern w:val="0"/>
-          <w:sz w:val="21"/>
-          <w:szCs w:val="21"/>
-          <w14:ligatures w14:val="none"/>
-        </w:rPr>
-        <w:t>randomBytes</w:t>
-      </w:r>
-      <w:r>
-        <w:rPr>
-          <w:rFonts w:ascii="Consolas" w:eastAsia="Times New Roman" w:hAnsi="Consolas" w:cs="Times New Roman"/>
-          <w:color w:val="3B3B3B"/>
-          <w:kern w:val="0"/>
-          <w:sz w:val="21"/>
-          <w:szCs w:val="21"/>
-          <w14:ligatures w14:val="none"/>
-        </w:rPr>
-        <w:t>.</w:t>
-      </w:r>
-      <w:r>
-        <w:rPr>
-          <w:rFonts w:ascii="Consolas" w:eastAsia="Times New Roman" w:hAnsi="Consolas" w:cs="Times New Roman"/>
-          <w:color w:val="795E26"/>
-          <w:kern w:val="0"/>
-          <w:sz w:val="21"/>
-          <w:szCs w:val="21"/>
-          <w14:ligatures w14:val="none"/>
-        </w:rPr>
-        <w:t>mockResolvedValueOnce</w:t>
-      </w:r>
-      <w:proofErr w:type="gramEnd"/>
-      <w:r>
-        <w:rPr>
-          <w:rFonts w:ascii="Consolas" w:eastAsia="Times New Roman" w:hAnsi="Consolas" w:cs="Times New Roman"/>
-          <w:color w:val="3B3B3B"/>
-          <w:kern w:val="0"/>
-          <w:sz w:val="21"/>
-          <w:szCs w:val="21"/>
-          <w14:ligatures w14:val="none"/>
-        </w:rPr>
-        <w:t>(</w:t>
-      </w:r>
-      <w:r>
-        <w:rPr>
-          <w:rFonts w:ascii="Consolas" w:eastAsia="Times New Roman" w:hAnsi="Consolas" w:cs="Times New Roman"/>
-          <w:color w:val="A31515"/>
-          <w:kern w:val="0"/>
-          <w:sz w:val="21"/>
-          <w:szCs w:val="21"/>
-          <w14:ligatures w14:val="none"/>
-        </w:rPr>
-        <w:t>'bytes'</w:t>
-      </w:r>
-      <w:r>
-        <w:rPr>
-          <w:rFonts w:ascii="Consolas" w:eastAsia="Times New Roman" w:hAnsi="Consolas" w:cs="Times New Roman"/>
-          <w:color w:val="3B3B3B"/>
-          <w:kern w:val="0"/>
-          <w:sz w:val="21"/>
-          <w:szCs w:val="21"/>
-          <w14:ligatures w14:val="none"/>
-        </w:rPr>
-        <w:t>)</w:t>
-      </w:r>
-    </w:p>
-    <w:p>
-      <w:pPr>
-        <w:shd w:val="clear" w:color="auto" w:fill="FFFFFF"/>
-        <w:spacing w:after="0" w:line="285" w:lineRule="atLeast"/>
-        <w:rPr>
-          <w:rFonts w:ascii="Consolas" w:eastAsia="Times New Roman" w:hAnsi="Consolas" w:cs="Times New Roman"/>
-          <w:color w:val="3B3B3B"/>
-          <w:kern w:val="0"/>
-          <w:sz w:val="21"/>
-          <w:szCs w:val="21"/>
-          <w14:ligatures w14:val="none"/>
-        </w:rPr>
-      </w:pPr>
-      <w:r>
-        <w:rPr>
-          <w:rFonts w:ascii="Consolas" w:eastAsia="Times New Roman" w:hAnsi="Consolas" w:cs="Times New Roman"/>
-          <w:color w:val="3B3B3B"/>
-          <w:kern w:val="0"/>
-          <w:sz w:val="21"/>
-          <w:szCs w:val="21"/>
-          <w14:ligatures w14:val="none"/>
-        </w:rPr>
-        <w:t xml:space="preserve">    </w:t>
-      </w:r>
-      <w:r>
-        <w:rPr>
-          <w:rFonts w:ascii="Consolas" w:eastAsia="Times New Roman" w:hAnsi="Consolas" w:cs="Times New Roman"/>
-          <w:color w:val="0000FF"/>
-          <w:kern w:val="0"/>
-          <w:sz w:val="21"/>
-          <w:szCs w:val="21"/>
-          <w14:ligatures w14:val="none"/>
-        </w:rPr>
-        <w:t>const</w:t>
-      </w:r>
-      <w:r>
-        <w:rPr>
-          <w:rFonts w:ascii="Consolas" w:eastAsia="Times New Roman" w:hAnsi="Consolas" w:cs="Times New Roman"/>
-          <w:color w:val="3B3B3B"/>
-          <w:kern w:val="0"/>
-          <w:sz w:val="21"/>
-          <w:szCs w:val="21"/>
-          <w14:ligatures w14:val="none"/>
-        </w:rPr>
-        <w:t xml:space="preserve"> </w:t>
-      </w:r>
-      <w:r>
-        <w:rPr>
-          <w:rFonts w:ascii="Consolas" w:eastAsia="Times New Roman" w:hAnsi="Consolas" w:cs="Times New Roman"/>
-          <w:color w:val="0070C1"/>
-          <w:kern w:val="0"/>
-          <w:sz w:val="21"/>
-          <w:szCs w:val="21"/>
-          <w14:ligatures w14:val="none"/>
-        </w:rPr>
-        <w:t>res</w:t>
-      </w:r>
-      <w:r>
-        <w:rPr>
-          <w:rFonts w:ascii="Consolas" w:eastAsia="Times New Roman" w:hAnsi="Consolas" w:cs="Times New Roman"/>
-          <w:color w:val="3B3B3B"/>
-          <w:kern w:val="0"/>
-          <w:sz w:val="21"/>
-          <w:szCs w:val="21"/>
-          <w14:ligatures w14:val="none"/>
-        </w:rPr>
-        <w:t xml:space="preserve"> </w:t>
-      </w:r>
-      <w:r>
-        <w:rPr>
-          <w:rFonts w:ascii="Consolas" w:eastAsia="Times New Roman" w:hAnsi="Consolas" w:cs="Times New Roman"/>
-          <w:color w:val="000000"/>
-          <w:kern w:val="0"/>
-          <w:sz w:val="21"/>
-          <w:szCs w:val="21"/>
-          <w14:ligatures w14:val="none"/>
-        </w:rPr>
-        <w:t>=</w:t>
-      </w:r>
-      <w:r>
-        <w:rPr>
-          <w:rFonts w:ascii="Consolas" w:eastAsia="Times New Roman" w:hAnsi="Consolas" w:cs="Times New Roman"/>
-          <w:color w:val="3B3B3B"/>
-          <w:kern w:val="0"/>
-          <w:sz w:val="21"/>
-          <w:szCs w:val="21"/>
-          <w14:ligatures w14:val="none"/>
-        </w:rPr>
-        <w:t xml:space="preserve"> </w:t>
-      </w:r>
-      <w:r>
-        <w:rPr>
-          <w:rFonts w:ascii="Consolas" w:eastAsia="Times New Roman" w:hAnsi="Consolas" w:cs="Times New Roman"/>
-          <w:color w:val="AF00DB"/>
-          <w:kern w:val="0"/>
-          <w:sz w:val="21"/>
-          <w:szCs w:val="21"/>
-          <w14:ligatures w14:val="none"/>
-        </w:rPr>
-        <w:t>await</w:t>
-      </w:r>
-      <w:r>
-        <w:rPr>
-          <w:rFonts w:ascii="Consolas" w:eastAsia="Times New Roman" w:hAnsi="Consolas" w:cs="Times New Roman"/>
-          <w:color w:val="3B3B3B"/>
-          <w:kern w:val="0"/>
-          <w:sz w:val="21"/>
-          <w:szCs w:val="21"/>
-          <w14:ligatures w14:val="none"/>
-        </w:rPr>
-        <w:t xml:space="preserve"> </w:t>
-      </w:r>
-      <w:proofErr w:type="gramStart"/>
-      <w:r>
-        <w:rPr>
-          <w:rFonts w:ascii="Consolas" w:eastAsia="Times New Roman" w:hAnsi="Consolas" w:cs="Times New Roman"/>
-          <w:color w:val="795E26"/>
-          <w:kern w:val="0"/>
-          <w:sz w:val="21"/>
-          <w:szCs w:val="21"/>
-          <w14:ligatures w14:val="none"/>
-        </w:rPr>
-        <w:t>getData</w:t>
-      </w:r>
-      <w:r>
-        <w:rPr>
-          <w:rFonts w:ascii="Consolas" w:eastAsia="Times New Roman" w:hAnsi="Consolas" w:cs="Times New Roman"/>
-          <w:color w:val="3B3B3B"/>
-          <w:kern w:val="0"/>
-          <w:sz w:val="21"/>
-          <w:szCs w:val="21"/>
-          <w14:ligatures w14:val="none"/>
-        </w:rPr>
-        <w:t>(</w:t>
-      </w:r>
-      <w:proofErr w:type="gramEnd"/>
-      <w:r>
-        <w:rPr>
-          <w:rFonts w:ascii="Consolas" w:eastAsia="Times New Roman" w:hAnsi="Consolas" w:cs="Times New Roman"/>
-          <w:color w:val="3B3B3B"/>
-          <w:kern w:val="0"/>
-          <w:sz w:val="21"/>
-          <w:szCs w:val="21"/>
-          <w14:ligatures w14:val="none"/>
-        </w:rPr>
-        <w:t>)</w:t>
-      </w:r>
-    </w:p>
-    <w:p>
-      <w:pPr>
-        <w:shd w:val="clear" w:color="auto" w:fill="FFFFFF"/>
-        <w:spacing w:after="0" w:line="285" w:lineRule="atLeast"/>
-        <w:rPr>
-          <w:rFonts w:ascii="Consolas" w:eastAsia="Times New Roman" w:hAnsi="Consolas" w:cs="Times New Roman"/>
-          <w:color w:val="3B3B3B"/>
-          <w:kern w:val="0"/>
-          <w:sz w:val="21"/>
-          <w:szCs w:val="21"/>
-          <w14:ligatures w14:val="none"/>
-        </w:rPr>
-      </w:pPr>
-      <w:r>
-        <w:rPr>
-          <w:rFonts w:ascii="Consolas" w:eastAsia="Times New Roman" w:hAnsi="Consolas" w:cs="Times New Roman"/>
-          <w:color w:val="3B3B3B"/>
-          <w:kern w:val="0"/>
-          <w:sz w:val="21"/>
-          <w:szCs w:val="21"/>
-          <w14:ligatures w14:val="none"/>
-        </w:rPr>
-        <w:t xml:space="preserve">    </w:t>
-      </w:r>
-      <w:r>
-        <w:rPr>
-          <w:rFonts w:ascii="Consolas" w:eastAsia="Times New Roman" w:hAnsi="Consolas" w:cs="Times New Roman"/>
-          <w:color w:val="795E26"/>
-          <w:kern w:val="0"/>
-          <w:sz w:val="21"/>
-          <w:szCs w:val="21"/>
-          <w14:ligatures w14:val="none"/>
-        </w:rPr>
-        <w:t>expect</w:t>
-      </w:r>
-      <w:r>
-        <w:rPr>
-          <w:rFonts w:ascii="Consolas" w:eastAsia="Times New Roman" w:hAnsi="Consolas" w:cs="Times New Roman"/>
-          <w:color w:val="3B3B3B"/>
-          <w:kern w:val="0"/>
-          <w:sz w:val="21"/>
-          <w:szCs w:val="21"/>
-          <w14:ligatures w14:val="none"/>
-        </w:rPr>
-        <w:t>(</w:t>
-      </w:r>
-      <w:r>
-        <w:rPr>
-          <w:rFonts w:ascii="Consolas" w:eastAsia="Times New Roman" w:hAnsi="Consolas" w:cs="Times New Roman"/>
-          <w:color w:val="0070C1"/>
-          <w:kern w:val="0"/>
-          <w:sz w:val="21"/>
-          <w:szCs w:val="21"/>
-          <w14:ligatures w14:val="none"/>
-        </w:rPr>
-        <w:t>res</w:t>
-      </w:r>
-      <w:proofErr w:type="gramStart"/>
-      <w:r>
-        <w:rPr>
-          <w:rFonts w:ascii="Consolas" w:eastAsia="Times New Roman" w:hAnsi="Consolas" w:cs="Times New Roman"/>
-          <w:color w:val="3B3B3B"/>
-          <w:kern w:val="0"/>
-          <w:sz w:val="21"/>
-          <w:szCs w:val="21"/>
-          <w14:ligatures w14:val="none"/>
-        </w:rPr>
-        <w:t>).</w:t>
-      </w:r>
-      <w:r>
-        <w:rPr>
-          <w:rFonts w:ascii="Consolas" w:eastAsia="Times New Roman" w:hAnsi="Consolas" w:cs="Times New Roman"/>
-          <w:color w:val="795E26"/>
-          <w:kern w:val="0"/>
-          <w:sz w:val="21"/>
-          <w:szCs w:val="21"/>
-          <w14:ligatures w14:val="none"/>
-        </w:rPr>
-        <w:t>toEqual</w:t>
-      </w:r>
-      <w:proofErr w:type="gramEnd"/>
-      <w:r>
-        <w:rPr>
-          <w:rFonts w:ascii="Consolas" w:eastAsia="Times New Roman" w:hAnsi="Consolas" w:cs="Times New Roman"/>
-          <w:color w:val="3B3B3B"/>
-          <w:kern w:val="0"/>
-          <w:sz w:val="21"/>
-          <w:szCs w:val="21"/>
-          <w14:ligatures w14:val="none"/>
-        </w:rPr>
-        <w:t>(</w:t>
-      </w:r>
-      <w:r>
-        <w:rPr>
-          <w:rFonts w:ascii="Consolas" w:eastAsia="Times New Roman" w:hAnsi="Consolas" w:cs="Times New Roman"/>
-          <w:color w:val="A31515"/>
-          <w:kern w:val="0"/>
-          <w:sz w:val="21"/>
-          <w:szCs w:val="21"/>
-          <w14:ligatures w14:val="none"/>
-        </w:rPr>
-        <w:t>'bytes'</w:t>
-      </w:r>
-      <w:r>
-        <w:rPr>
-          <w:rFonts w:ascii="Consolas" w:eastAsia="Times New Roman" w:hAnsi="Consolas" w:cs="Times New Roman"/>
-          <w:color w:val="3B3B3B"/>
-          <w:kern w:val="0"/>
-          <w:sz w:val="21"/>
-          <w:szCs w:val="21"/>
-          <w14:ligatures w14:val="none"/>
-        </w:rPr>
-        <w:t>)</w:t>
-      </w:r>
-    </w:p>
-    <w:p>
-      <w:pPr>
-        <w:shd w:val="clear" w:color="auto" w:fill="FFFFFF"/>
-        <w:spacing w:after="0" w:line="285" w:lineRule="atLeast"/>
-        <w:rPr>
-          <w:rFonts w:ascii="Consolas" w:eastAsia="Times New Roman" w:hAnsi="Consolas" w:cs="Times New Roman"/>
-          <w:color w:val="3B3B3B"/>
-          <w:kern w:val="0"/>
-          <w:sz w:val="21"/>
-          <w:szCs w:val="21"/>
-          <w14:ligatures w14:val="none"/>
-        </w:rPr>
-      </w:pPr>
-      <w:r>
-        <w:rPr>
-          <w:rFonts w:ascii="Consolas" w:eastAsia="Times New Roman" w:hAnsi="Consolas" w:cs="Times New Roman"/>
-          <w:color w:val="3B3B3B"/>
-          <w:kern w:val="0"/>
-          <w:sz w:val="21"/>
-          <w:szCs w:val="21"/>
-          <w14:ligatures w14:val="none"/>
-        </w:rPr>
-        <w:t>})</w:t>
-      </w:r>
-    </w:p>
-    <w:p>
-      <w:pPr>
-        <w:ind w:firstLine="720"/>
-      </w:pPr>
-      <w:r>
-        <w:t>-----------------------------------------------------------------------------</w:t>
-      </w:r>
-    </w:p>
-    <w:p>
-      <w:pPr>
-        <w:shd w:val="clear" w:color="auto" w:fill="FFFFFF"/>
-        <w:spacing w:after="0" w:line="285" w:lineRule="atLeast"/>
-        <w:rPr>
-          <w:rFonts w:ascii="Consolas" w:eastAsia="Times New Roman" w:hAnsi="Consolas" w:cs="Times New Roman"/>
-          <w:color w:val="795E26"/>
-          <w:kern w:val="0"/>
-          <w:sz w:val="21"/>
-          <w:szCs w:val="21"/>
-          <w14:ligatures w14:val="none"/>
-        </w:rPr>
-      </w:pPr>
-    </w:p>
-    <w:p>
-      <w:pPr>
-        <w:shd w:val="clear" w:color="auto" w:fill="FFFFFF"/>
-        <w:spacing w:after="0" w:line="285" w:lineRule="atLeast"/>
-        <w:rPr>
-          <w:rFonts w:ascii="Consolas" w:eastAsia="Times New Roman" w:hAnsi="Consolas" w:cs="Times New Roman"/>
-          <w:color w:val="795E26"/>
-          <w:kern w:val="0"/>
-          <w:sz w:val="21"/>
-          <w:szCs w:val="21"/>
-          <w14:ligatures w14:val="none"/>
-        </w:rPr>
-      </w:pPr>
-    </w:p>
-    <w:p>
-      <w:pPr>
-        <w:shd w:val="clear" w:color="auto" w:fill="FFFFFF"/>
-        <w:spacing w:after="0" w:line="285" w:lineRule="atLeast"/>
-        <w:rPr>
-          <w:rFonts w:ascii="Consolas" w:eastAsia="Times New Roman" w:hAnsi="Consolas" w:cs="Times New Roman"/>
-          <w:color w:val="3B3B3B"/>
-          <w:kern w:val="0"/>
-          <w:sz w:val="21"/>
-          <w:szCs w:val="21"/>
-          <w14:ligatures w14:val="none"/>
-        </w:rPr>
-      </w:pPr>
-      <w:proofErr w:type="gramStart"/>
+      </w:pPr>
+    </w:p>
+    <w:p>
+      <w:pPr>
+        <w:shd w:val="clear" w:color="auto" w:fill="FFFFFF"/>
+        <w:spacing w:after="0" w:line="285" w:lineRule="atLeast"/>
+        <w:rPr>
+          <w:rFonts w:ascii="Consolas" w:eastAsia="Times New Roman" w:hAnsi="Consolas" w:cs="Times New Roman"/>
+          <w:color w:val="3B3B3B"/>
+          <w:kern w:val="0"/>
+          <w:sz w:val="21"/>
+          <w:szCs w:val="21"/>
+          <w14:ligatures w14:val="none"/>
+        </w:rPr>
+      </w:pPr>
       <w:r>
         <w:rPr>
           <w:rFonts w:ascii="Consolas" w:eastAsia="Times New Roman" w:hAnsi="Consolas" w:cs="Times New Roman"/>
@@ -1990,7 +1832,6 @@
         </w:rPr>
         <w:t>(</w:t>
       </w:r>
-      <w:proofErr w:type="gramEnd"/>
       <w:r>
         <w:rPr>
           <w:rFonts w:ascii="Consolas" w:eastAsia="Times New Roman" w:hAnsi="Consolas" w:cs="Times New Roman"/>
@@ -2082,7 +1923,6 @@
         </w:rPr>
         <w:t xml:space="preserve">    </w:t>
       </w:r>
-      <w:proofErr w:type="gramStart"/>
       <w:r>
         <w:rPr>
           <w:rFonts w:ascii="Consolas" w:eastAsia="Times New Roman" w:hAnsi="Consolas" w:cs="Times New Roman"/>
@@ -2138,7 +1978,6 @@
         </w:rPr>
         <w:t>mockImplementationOnce</w:t>
       </w:r>
-      <w:proofErr w:type="gramEnd"/>
       <w:r>
         <w:rPr>
           <w:rFonts w:ascii="Consolas" w:eastAsia="Times New Roman" w:hAnsi="Consolas" w:cs="Times New Roman"/>
@@ -2351,7 +2190,6 @@
         </w:rPr>
         <w:t xml:space="preserve"> </w:t>
       </w:r>
-      <w:proofErr w:type="gramStart"/>
       <w:r>
         <w:rPr>
           <w:rFonts w:ascii="Consolas" w:eastAsia="Times New Roman" w:hAnsi="Consolas" w:cs="Times New Roman"/>
@@ -2372,9 +2210,110 @@
           <w:szCs w:val="21"/>
           <w14:ligatures w14:val="none"/>
         </w:rPr>
+        <w:t>()</w:t>
+      </w:r>
+    </w:p>
+    <w:p>
+      <w:pPr>
+        <w:shd w:val="clear" w:color="auto" w:fill="FFFFFF"/>
+        <w:spacing w:after="0" w:line="285" w:lineRule="atLeast"/>
+        <w:rPr>
+          <w:rFonts w:ascii="Consolas" w:eastAsia="Times New Roman" w:hAnsi="Consolas" w:cs="Times New Roman"/>
+          <w:color w:val="3B3B3B"/>
+          <w:kern w:val="0"/>
+          <w:sz w:val="21"/>
+          <w:szCs w:val="21"/>
+          <w14:ligatures w14:val="none"/>
+        </w:rPr>
+      </w:pPr>
+      <w:r>
+        <w:rPr>
+          <w:rFonts w:ascii="Consolas" w:eastAsia="Times New Roman" w:hAnsi="Consolas" w:cs="Times New Roman"/>
+          <w:color w:val="3B3B3B"/>
+          <w:kern w:val="0"/>
+          <w:sz w:val="21"/>
+          <w:szCs w:val="21"/>
+          <w14:ligatures w14:val="none"/>
+        </w:rPr>
+        <w:t xml:space="preserve">    </w:t>
+      </w:r>
+      <w:r>
+        <w:rPr>
+          <w:rFonts w:ascii="Consolas" w:eastAsia="Times New Roman" w:hAnsi="Consolas" w:cs="Times New Roman"/>
+          <w:color w:val="795E26"/>
+          <w:kern w:val="0"/>
+          <w:sz w:val="21"/>
+          <w:szCs w:val="21"/>
+          <w14:ligatures w14:val="none"/>
+        </w:rPr>
+        <w:t>expect</w:t>
+      </w:r>
+      <w:r>
+        <w:rPr>
+          <w:rFonts w:ascii="Consolas" w:eastAsia="Times New Roman" w:hAnsi="Consolas" w:cs="Times New Roman"/>
+          <w:color w:val="3B3B3B"/>
+          <w:kern w:val="0"/>
+          <w:sz w:val="21"/>
+          <w:szCs w:val="21"/>
+          <w14:ligatures w14:val="none"/>
+        </w:rPr>
         <w:t>(</w:t>
       </w:r>
-      <w:proofErr w:type="gramEnd"/>
+      <w:r>
+        <w:rPr>
+          <w:rFonts w:ascii="Consolas" w:eastAsia="Times New Roman" w:hAnsi="Consolas" w:cs="Times New Roman"/>
+          <w:color w:val="0070C1"/>
+          <w:kern w:val="0"/>
+          <w:sz w:val="21"/>
+          <w:szCs w:val="21"/>
+          <w14:ligatures w14:val="none"/>
+        </w:rPr>
+        <w:t>res</w:t>
+      </w:r>
+      <w:r>
+        <w:rPr>
+          <w:rFonts w:ascii="Consolas" w:eastAsia="Times New Roman" w:hAnsi="Consolas" w:cs="Times New Roman"/>
+          <w:color w:val="3B3B3B"/>
+          <w:kern w:val="0"/>
+          <w:sz w:val="21"/>
+          <w:szCs w:val="21"/>
+          <w14:ligatures w14:val="none"/>
+        </w:rPr>
+        <w:t>).</w:t>
+      </w:r>
+      <w:r>
+        <w:rPr>
+          <w:rFonts w:ascii="Consolas" w:eastAsia="Times New Roman" w:hAnsi="Consolas" w:cs="Times New Roman"/>
+          <w:color w:val="795E26"/>
+          <w:kern w:val="0"/>
+          <w:sz w:val="21"/>
+          <w:szCs w:val="21"/>
+          <w14:ligatures w14:val="none"/>
+        </w:rPr>
+        <w:t>toEqual</w:t>
+      </w:r>
+      <w:r>
+        <w:rPr>
+          <w:rFonts w:ascii="Consolas" w:eastAsia="Times New Roman" w:hAnsi="Consolas" w:cs="Times New Roman"/>
+          <w:color w:val="3B3B3B"/>
+          <w:kern w:val="0"/>
+          <w:sz w:val="21"/>
+          <w:szCs w:val="21"/>
+          <w14:ligatures w14:val="none"/>
+        </w:rPr>
+        <w:t>(</w:t>
+      </w:r>
+      <w:r>
+        <w:rPr>
+          <w:rFonts w:ascii="Consolas" w:eastAsia="Times New Roman" w:hAnsi="Consolas" w:cs="Times New Roman"/>
+          <w:color w:val="A31515"/>
+          <w:kern w:val="0"/>
+          <w:sz w:val="21"/>
+          <w:szCs w:val="21"/>
+          <w14:ligatures w14:val="none"/>
+        </w:rPr>
+        <w:t>'bytes'</w:t>
+      </w:r>
       <w:r>
         <w:rPr>
           <w:rFonts w:ascii="Consolas" w:eastAsia="Times New Roman" w:hAnsi="Consolas" w:cs="Times New Roman"/>
@@ -2409,17 +2348,780 @@
           <w:szCs w:val="21"/>
           <w14:ligatures w14:val="none"/>
         </w:rPr>
+        <w:t>})</w:t>
+      </w:r>
+    </w:p>
+    <w:p>
+      <w:pPr>
+        <w:ind w:firstLine="720"/>
+      </w:pPr>
+      <w:r>
+        <w:t>*************************************************************</w:t>
+      </w:r>
+    </w:p>
+    <w:p>
+      <w:r>
+        <w:t>To use spyOn for mocking with Jest:</w:t>
+      </w:r>
+    </w:p>
+    <w:p>
+      <w:pPr>
+        <w:shd w:val="clear" w:color="auto" w:fill="FFFFFF"/>
+        <w:spacing w:after="0" w:line="285" w:lineRule="atLeast"/>
+        <w:rPr>
+          <w:rFonts w:ascii="Consolas" w:eastAsia="Times New Roman" w:hAnsi="Consolas" w:cs="Times New Roman"/>
+          <w:color w:val="3B3B3B"/>
+          <w:kern w:val="0"/>
+          <w:sz w:val="21"/>
+          <w:szCs w:val="21"/>
+          <w14:ligatures w14:val="none"/>
+        </w:rPr>
+      </w:pPr>
+      <w:r>
+        <w:rPr>
+          <w:rFonts w:ascii="Consolas" w:eastAsia="Times New Roman" w:hAnsi="Consolas" w:cs="Times New Roman"/>
+          <w:color w:val="0000FF"/>
+          <w:kern w:val="0"/>
+          <w:sz w:val="21"/>
+          <w:szCs w:val="21"/>
+          <w14:ligatures w14:val="none"/>
+        </w:rPr>
+        <w:t>const</w:t>
+      </w:r>
+      <w:r>
+        <w:rPr>
+          <w:rFonts w:ascii="Consolas" w:eastAsia="Times New Roman" w:hAnsi="Consolas" w:cs="Times New Roman"/>
+          <w:color w:val="3B3B3B"/>
+          <w:kern w:val="0"/>
+          <w:sz w:val="21"/>
+          <w:szCs w:val="21"/>
+          <w14:ligatures w14:val="none"/>
+        </w:rPr>
+        <w:t xml:space="preserve"> </w:t>
+      </w:r>
+      <w:r>
+        <w:rPr>
+          <w:rFonts w:ascii="Consolas" w:eastAsia="Times New Roman" w:hAnsi="Consolas" w:cs="Times New Roman"/>
+          <w:color w:val="267F99"/>
+          <w:kern w:val="0"/>
+          <w:sz w:val="21"/>
+          <w:szCs w:val="21"/>
+          <w14:ligatures w14:val="none"/>
+        </w:rPr>
+        <w:t>crypto</w:t>
+      </w:r>
+      <w:r>
+        <w:rPr>
+          <w:rFonts w:ascii="Consolas" w:eastAsia="Times New Roman" w:hAnsi="Consolas" w:cs="Times New Roman"/>
+          <w:color w:val="3B3B3B"/>
+          <w:kern w:val="0"/>
+          <w:sz w:val="21"/>
+          <w:szCs w:val="21"/>
+          <w14:ligatures w14:val="none"/>
+        </w:rPr>
+        <w:t xml:space="preserve"> </w:t>
+      </w:r>
+      <w:r>
+        <w:rPr>
+          <w:rFonts w:ascii="Consolas" w:eastAsia="Times New Roman" w:hAnsi="Consolas" w:cs="Times New Roman"/>
+          <w:color w:val="000000"/>
+          <w:kern w:val="0"/>
+          <w:sz w:val="21"/>
+          <w:szCs w:val="21"/>
+          <w14:ligatures w14:val="none"/>
+        </w:rPr>
+        <w:t>=</w:t>
+      </w:r>
+      <w:r>
+        <w:rPr>
+          <w:rFonts w:ascii="Consolas" w:eastAsia="Times New Roman" w:hAnsi="Consolas" w:cs="Times New Roman"/>
+          <w:color w:val="3B3B3B"/>
+          <w:kern w:val="0"/>
+          <w:sz w:val="21"/>
+          <w:szCs w:val="21"/>
+          <w14:ligatures w14:val="none"/>
+        </w:rPr>
+        <w:t xml:space="preserve"> </w:t>
+      </w:r>
+      <w:r>
+        <w:rPr>
+          <w:rFonts w:ascii="Consolas" w:eastAsia="Times New Roman" w:hAnsi="Consolas" w:cs="Times New Roman"/>
+          <w:color w:val="795E26"/>
+          <w:kern w:val="0"/>
+          <w:sz w:val="21"/>
+          <w:szCs w:val="21"/>
+          <w14:ligatures w14:val="none"/>
+        </w:rPr>
+        <w:t>require</w:t>
+      </w:r>
+      <w:r>
+        <w:rPr>
+          <w:rFonts w:ascii="Consolas" w:eastAsia="Times New Roman" w:hAnsi="Consolas" w:cs="Times New Roman"/>
+          <w:color w:val="3B3B3B"/>
+          <w:kern w:val="0"/>
+          <w:sz w:val="21"/>
+          <w:szCs w:val="21"/>
+          <w14:ligatures w14:val="none"/>
+        </w:rPr>
+        <w:t>(</w:t>
+      </w:r>
+      <w:r>
+        <w:rPr>
+          <w:rFonts w:ascii="Consolas" w:eastAsia="Times New Roman" w:hAnsi="Consolas" w:cs="Times New Roman"/>
+          <w:color w:val="A31515"/>
+          <w:kern w:val="0"/>
+          <w:sz w:val="21"/>
+          <w:szCs w:val="21"/>
+          <w14:ligatures w14:val="none"/>
+        </w:rPr>
+        <w:t>'node:crypto'</w:t>
+      </w:r>
+      <w:r>
+        <w:rPr>
+          <w:rFonts w:ascii="Consolas" w:eastAsia="Times New Roman" w:hAnsi="Consolas" w:cs="Times New Roman"/>
+          <w:color w:val="3B3B3B"/>
+          <w:kern w:val="0"/>
+          <w:sz w:val="21"/>
+          <w:szCs w:val="21"/>
+          <w14:ligatures w14:val="none"/>
+        </w:rPr>
+        <w:t>)</w:t>
+      </w:r>
+    </w:p>
+    <w:p>
+      <w:pPr>
+        <w:shd w:val="clear" w:color="auto" w:fill="FFFFFF"/>
+        <w:spacing w:after="0" w:line="285" w:lineRule="atLeast"/>
+        <w:rPr>
+          <w:rFonts w:ascii="Consolas" w:eastAsia="Times New Roman" w:hAnsi="Consolas" w:cs="Times New Roman"/>
+          <w:color w:val="3B3B3B"/>
+          <w:kern w:val="0"/>
+          <w:sz w:val="21"/>
+          <w:szCs w:val="21"/>
+          <w14:ligatures w14:val="none"/>
+        </w:rPr>
+      </w:pPr>
+      <w:r>
+        <w:rPr>
+          <w:rFonts w:ascii="Consolas" w:eastAsia="Times New Roman" w:hAnsi="Consolas" w:cs="Times New Roman"/>
+          <w:color w:val="0000FF"/>
+          <w:kern w:val="0"/>
+          <w:sz w:val="21"/>
+          <w:szCs w:val="21"/>
+          <w14:ligatures w14:val="none"/>
+        </w:rPr>
+        <w:t>const</w:t>
+      </w:r>
+      <w:r>
+        <w:rPr>
+          <w:rFonts w:ascii="Consolas" w:eastAsia="Times New Roman" w:hAnsi="Consolas" w:cs="Times New Roman"/>
+          <w:color w:val="3B3B3B"/>
+          <w:kern w:val="0"/>
+          <w:sz w:val="21"/>
+          <w:szCs w:val="21"/>
+          <w14:ligatures w14:val="none"/>
+        </w:rPr>
+        <w:t xml:space="preserve"> { </w:t>
+      </w:r>
+      <w:r>
+        <w:rPr>
+          <w:rFonts w:ascii="Consolas" w:eastAsia="Times New Roman" w:hAnsi="Consolas" w:cs="Times New Roman"/>
+          <w:color w:val="795E26"/>
+          <w:kern w:val="0"/>
+          <w:sz w:val="21"/>
+          <w:szCs w:val="21"/>
+          <w14:ligatures w14:val="none"/>
+        </w:rPr>
+        <w:t>getData</w:t>
+      </w:r>
+      <w:r>
+        <w:rPr>
+          <w:rFonts w:ascii="Consolas" w:eastAsia="Times New Roman" w:hAnsi="Consolas" w:cs="Times New Roman"/>
+          <w:color w:val="3B3B3B"/>
+          <w:kern w:val="0"/>
+          <w:sz w:val="21"/>
+          <w:szCs w:val="21"/>
+          <w14:ligatures w14:val="none"/>
+        </w:rPr>
+        <w:t xml:space="preserve"> } </w:t>
+      </w:r>
+      <w:r>
+        <w:rPr>
+          <w:rFonts w:ascii="Consolas" w:eastAsia="Times New Roman" w:hAnsi="Consolas" w:cs="Times New Roman"/>
+          <w:color w:val="000000"/>
+          <w:kern w:val="0"/>
+          <w:sz w:val="21"/>
+          <w:szCs w:val="21"/>
+          <w14:ligatures w14:val="none"/>
+        </w:rPr>
+        <w:t>=</w:t>
+      </w:r>
+      <w:r>
+        <w:rPr>
+          <w:rFonts w:ascii="Consolas" w:eastAsia="Times New Roman" w:hAnsi="Consolas" w:cs="Times New Roman"/>
+          <w:color w:val="3B3B3B"/>
+          <w:kern w:val="0"/>
+          <w:sz w:val="21"/>
+          <w:szCs w:val="21"/>
+          <w14:ligatures w14:val="none"/>
+        </w:rPr>
+        <w:t xml:space="preserve"> </w:t>
+      </w:r>
+      <w:r>
+        <w:rPr>
+          <w:rFonts w:ascii="Consolas" w:eastAsia="Times New Roman" w:hAnsi="Consolas" w:cs="Times New Roman"/>
+          <w:color w:val="795E26"/>
+          <w:kern w:val="0"/>
+          <w:sz w:val="21"/>
+          <w:szCs w:val="21"/>
+          <w14:ligatures w14:val="none"/>
+        </w:rPr>
+        <w:t>require</w:t>
+      </w:r>
+      <w:r>
+        <w:rPr>
+          <w:rFonts w:ascii="Consolas" w:eastAsia="Times New Roman" w:hAnsi="Consolas" w:cs="Times New Roman"/>
+          <w:color w:val="3B3B3B"/>
+          <w:kern w:val="0"/>
+          <w:sz w:val="21"/>
+          <w:szCs w:val="21"/>
+          <w14:ligatures w14:val="none"/>
+        </w:rPr>
+        <w:t>(</w:t>
+      </w:r>
+      <w:r>
+        <w:rPr>
+          <w:rFonts w:ascii="Consolas" w:eastAsia="Times New Roman" w:hAnsi="Consolas" w:cs="Times New Roman"/>
+          <w:color w:val="A31515"/>
+          <w:kern w:val="0"/>
+          <w:sz w:val="21"/>
+          <w:szCs w:val="21"/>
+          <w14:ligatures w14:val="none"/>
+        </w:rPr>
+        <w:t>'../app'</w:t>
+      </w:r>
+      <w:r>
+        <w:rPr>
+          <w:rFonts w:ascii="Consolas" w:eastAsia="Times New Roman" w:hAnsi="Consolas" w:cs="Times New Roman"/>
+          <w:color w:val="3B3B3B"/>
+          <w:kern w:val="0"/>
+          <w:sz w:val="21"/>
+          <w:szCs w:val="21"/>
+          <w14:ligatures w14:val="none"/>
+        </w:rPr>
+        <w:t>)</w:t>
+      </w:r>
+    </w:p>
+    <w:p>
+      <w:pPr>
+        <w:shd w:val="clear" w:color="auto" w:fill="FFFFFF"/>
+        <w:spacing w:after="0" w:line="285" w:lineRule="atLeast"/>
+        <w:rPr>
+          <w:rFonts w:ascii="Consolas" w:eastAsia="Times New Roman" w:hAnsi="Consolas" w:cs="Times New Roman"/>
+          <w:color w:val="3B3B3B"/>
+          <w:kern w:val="0"/>
+          <w:sz w:val="21"/>
+          <w:szCs w:val="21"/>
+          <w14:ligatures w14:val="none"/>
+        </w:rPr>
+      </w:pPr>
+    </w:p>
+    <w:p>
+      <w:pPr>
+        <w:shd w:val="clear" w:color="auto" w:fill="FFFFFF"/>
+        <w:spacing w:after="0" w:line="285" w:lineRule="atLeast"/>
+        <w:rPr>
+          <w:rFonts w:ascii="Consolas" w:eastAsia="Times New Roman" w:hAnsi="Consolas" w:cs="Times New Roman"/>
+          <w:color w:val="3B3B3B"/>
+          <w:kern w:val="0"/>
+          <w:sz w:val="21"/>
+          <w:szCs w:val="21"/>
+          <w14:ligatures w14:val="none"/>
+        </w:rPr>
+      </w:pPr>
+      <w:r>
+        <w:rPr>
+          <w:rFonts w:ascii="Consolas" w:eastAsia="Times New Roman" w:hAnsi="Consolas" w:cs="Times New Roman"/>
+          <w:color w:val="795E26"/>
+          <w:kern w:val="0"/>
+          <w:sz w:val="21"/>
+          <w:szCs w:val="21"/>
+          <w14:ligatures w14:val="none"/>
+        </w:rPr>
+        <w:t>test</w:t>
+      </w:r>
+      <w:r>
+        <w:rPr>
+          <w:rFonts w:ascii="Consolas" w:eastAsia="Times New Roman" w:hAnsi="Consolas" w:cs="Times New Roman"/>
+          <w:color w:val="3B3B3B"/>
+          <w:kern w:val="0"/>
+          <w:sz w:val="21"/>
+          <w:szCs w:val="21"/>
+          <w14:ligatures w14:val="none"/>
+        </w:rPr>
+        <w:t>(</w:t>
+      </w:r>
+      <w:r>
+        <w:rPr>
+          <w:rFonts w:ascii="Consolas" w:eastAsia="Times New Roman" w:hAnsi="Consolas" w:cs="Times New Roman"/>
+          <w:color w:val="A31515"/>
+          <w:kern w:val="0"/>
+          <w:sz w:val="21"/>
+          <w:szCs w:val="21"/>
+          <w14:ligatures w14:val="none"/>
+        </w:rPr>
+        <w:t>'testing spyOn'</w:t>
+      </w:r>
+      <w:r>
+        <w:rPr>
+          <w:rFonts w:ascii="Consolas" w:eastAsia="Times New Roman" w:hAnsi="Consolas" w:cs="Times New Roman"/>
+          <w:color w:val="3B3B3B"/>
+          <w:kern w:val="0"/>
+          <w:sz w:val="21"/>
+          <w:szCs w:val="21"/>
+          <w14:ligatures w14:val="none"/>
+        </w:rPr>
+        <w:t xml:space="preserve">, </w:t>
+      </w:r>
+      <w:r>
+        <w:rPr>
+          <w:rFonts w:ascii="Consolas" w:eastAsia="Times New Roman" w:hAnsi="Consolas" w:cs="Times New Roman"/>
+          <w:color w:val="0000FF"/>
+          <w:kern w:val="0"/>
+          <w:sz w:val="21"/>
+          <w:szCs w:val="21"/>
+          <w14:ligatures w14:val="none"/>
+        </w:rPr>
+        <w:t>async</w:t>
+      </w:r>
+      <w:r>
+        <w:rPr>
+          <w:rFonts w:ascii="Consolas" w:eastAsia="Times New Roman" w:hAnsi="Consolas" w:cs="Times New Roman"/>
+          <w:color w:val="3B3B3B"/>
+          <w:kern w:val="0"/>
+          <w:sz w:val="21"/>
+          <w:szCs w:val="21"/>
+          <w14:ligatures w14:val="none"/>
+        </w:rPr>
+        <w:t xml:space="preserve"> () </w:t>
+      </w:r>
+      <w:r>
+        <w:rPr>
+          <w:rFonts w:ascii="Consolas" w:eastAsia="Times New Roman" w:hAnsi="Consolas" w:cs="Times New Roman"/>
+          <w:color w:val="0000FF"/>
+          <w:kern w:val="0"/>
+          <w:sz w:val="21"/>
+          <w:szCs w:val="21"/>
+          <w14:ligatures w14:val="none"/>
+        </w:rPr>
+        <w:t>=&gt;</w:t>
+      </w:r>
+      <w:r>
+        <w:rPr>
+          <w:rFonts w:ascii="Consolas" w:eastAsia="Times New Roman" w:hAnsi="Consolas" w:cs="Times New Roman"/>
+          <w:color w:val="3B3B3B"/>
+          <w:kern w:val="0"/>
+          <w:sz w:val="21"/>
+          <w:szCs w:val="21"/>
+          <w14:ligatures w14:val="none"/>
+        </w:rPr>
+        <w:t xml:space="preserve"> {</w:t>
+      </w:r>
+    </w:p>
+    <w:p>
+      <w:pPr>
+        <w:shd w:val="clear" w:color="auto" w:fill="FFFFFF"/>
+        <w:spacing w:after="0" w:line="285" w:lineRule="atLeast"/>
+        <w:rPr>
+          <w:rFonts w:ascii="Consolas" w:eastAsia="Times New Roman" w:hAnsi="Consolas" w:cs="Times New Roman"/>
+          <w:color w:val="3B3B3B"/>
+          <w:kern w:val="0"/>
+          <w:sz w:val="21"/>
+          <w:szCs w:val="21"/>
+          <w14:ligatures w14:val="none"/>
+        </w:rPr>
+      </w:pPr>
+      <w:r>
+        <w:rPr>
+          <w:rFonts w:ascii="Consolas" w:eastAsia="Times New Roman" w:hAnsi="Consolas" w:cs="Times New Roman"/>
+          <w:color w:val="3B3B3B"/>
+          <w:kern w:val="0"/>
+          <w:sz w:val="21"/>
+          <w:szCs w:val="21"/>
+          <w14:ligatures w14:val="none"/>
+        </w:rPr>
         <w:t xml:space="preserve">    </w:t>
       </w:r>
       <w:r>
         <w:rPr>
           <w:rFonts w:ascii="Consolas" w:eastAsia="Times New Roman" w:hAnsi="Consolas" w:cs="Times New Roman"/>
+          <w:color w:val="267F99"/>
+          <w:kern w:val="0"/>
+          <w:sz w:val="21"/>
+          <w:szCs w:val="21"/>
+          <w14:ligatures w14:val="none"/>
+        </w:rPr>
+        <w:t>jest</w:t>
+      </w:r>
+      <w:r>
+        <w:rPr>
+          <w:rFonts w:ascii="Consolas" w:eastAsia="Times New Roman" w:hAnsi="Consolas" w:cs="Times New Roman"/>
+          <w:color w:val="3B3B3B"/>
+          <w:kern w:val="0"/>
+          <w:sz w:val="21"/>
+          <w:szCs w:val="21"/>
+          <w14:ligatures w14:val="none"/>
+        </w:rPr>
+        <w:t>.</w:t>
+      </w:r>
+      <w:r>
+        <w:rPr>
+          <w:rFonts w:ascii="Consolas" w:eastAsia="Times New Roman" w:hAnsi="Consolas" w:cs="Times New Roman"/>
           <w:color w:val="795E26"/>
           <w:kern w:val="0"/>
           <w:sz w:val="21"/>
           <w:szCs w:val="21"/>
           <w14:ligatures w14:val="none"/>
         </w:rPr>
+        <w:t>spyOn</w:t>
+      </w:r>
+      <w:r>
+        <w:rPr>
+          <w:rFonts w:ascii="Consolas" w:eastAsia="Times New Roman" w:hAnsi="Consolas" w:cs="Times New Roman"/>
+          <w:color w:val="3B3B3B"/>
+          <w:kern w:val="0"/>
+          <w:sz w:val="21"/>
+          <w:szCs w:val="21"/>
+          <w14:ligatures w14:val="none"/>
+        </w:rPr>
+        <w:t>(</w:t>
+      </w:r>
+      <w:r>
+        <w:rPr>
+          <w:rFonts w:ascii="Consolas" w:eastAsia="Times New Roman" w:hAnsi="Consolas" w:cs="Times New Roman"/>
+          <w:color w:val="267F99"/>
+          <w:kern w:val="0"/>
+          <w:sz w:val="21"/>
+          <w:szCs w:val="21"/>
+          <w14:ligatures w14:val="none"/>
+        </w:rPr>
+        <w:t>crypto</w:t>
+      </w:r>
+      <w:r>
+        <w:rPr>
+          <w:rFonts w:ascii="Consolas" w:eastAsia="Times New Roman" w:hAnsi="Consolas" w:cs="Times New Roman"/>
+          <w:color w:val="3B3B3B"/>
+          <w:kern w:val="0"/>
+          <w:sz w:val="21"/>
+          <w:szCs w:val="21"/>
+          <w14:ligatures w14:val="none"/>
+        </w:rPr>
+        <w:t xml:space="preserve">, </w:t>
+      </w:r>
+      <w:r>
+        <w:rPr>
+          <w:rFonts w:ascii="Consolas" w:eastAsia="Times New Roman" w:hAnsi="Consolas" w:cs="Times New Roman"/>
+          <w:color w:val="A31515"/>
+          <w:kern w:val="0"/>
+          <w:sz w:val="21"/>
+          <w:szCs w:val="21"/>
+          <w14:ligatures w14:val="none"/>
+        </w:rPr>
+        <w:t>'randomBytes'</w:t>
+      </w:r>
+      <w:r>
+        <w:rPr>
+          <w:rFonts w:ascii="Consolas" w:eastAsia="Times New Roman" w:hAnsi="Consolas" w:cs="Times New Roman"/>
+          <w:color w:val="3B3B3B"/>
+          <w:kern w:val="0"/>
+          <w:sz w:val="21"/>
+          <w:szCs w:val="21"/>
+          <w14:ligatures w14:val="none"/>
+        </w:rPr>
+        <w:t>).</w:t>
+      </w:r>
+      <w:r>
+        <w:rPr>
+          <w:rFonts w:ascii="Consolas" w:eastAsia="Times New Roman" w:hAnsi="Consolas" w:cs="Times New Roman"/>
+          <w:color w:val="795E26"/>
+          <w:kern w:val="0"/>
+          <w:sz w:val="21"/>
+          <w:szCs w:val="21"/>
+          <w14:ligatures w14:val="none"/>
+        </w:rPr>
+        <w:t>mockImplementationOnce</w:t>
+      </w:r>
+      <w:r>
+        <w:rPr>
+          <w:rFonts w:ascii="Consolas" w:eastAsia="Times New Roman" w:hAnsi="Consolas" w:cs="Times New Roman"/>
+          <w:color w:val="3B3B3B"/>
+          <w:kern w:val="0"/>
+          <w:sz w:val="21"/>
+          <w:szCs w:val="21"/>
+          <w14:ligatures w14:val="none"/>
+        </w:rPr>
+        <w:t>(()</w:t>
+      </w:r>
+      <w:r>
+        <w:rPr>
+          <w:rFonts w:ascii="Consolas" w:eastAsia="Times New Roman" w:hAnsi="Consolas" w:cs="Times New Roman"/>
+          <w:color w:val="0000FF"/>
+          <w:kern w:val="0"/>
+          <w:sz w:val="21"/>
+          <w:szCs w:val="21"/>
+          <w14:ligatures w14:val="none"/>
+        </w:rPr>
+        <w:t>=&gt;</w:t>
+      </w:r>
+      <w:r>
+        <w:rPr>
+          <w:rFonts w:ascii="Consolas" w:eastAsia="Times New Roman" w:hAnsi="Consolas" w:cs="Times New Roman"/>
+          <w:color w:val="267F99"/>
+          <w:kern w:val="0"/>
+          <w:sz w:val="21"/>
+          <w:szCs w:val="21"/>
+          <w14:ligatures w14:val="none"/>
+        </w:rPr>
+        <w:t>Promise</w:t>
+      </w:r>
+      <w:r>
+        <w:rPr>
+          <w:rFonts w:ascii="Consolas" w:eastAsia="Times New Roman" w:hAnsi="Consolas" w:cs="Times New Roman"/>
+          <w:color w:val="3B3B3B"/>
+          <w:kern w:val="0"/>
+          <w:sz w:val="21"/>
+          <w:szCs w:val="21"/>
+          <w14:ligatures w14:val="none"/>
+        </w:rPr>
+        <w:t>.</w:t>
+      </w:r>
+      <w:r>
+        <w:rPr>
+          <w:rFonts w:ascii="Consolas" w:eastAsia="Times New Roman" w:hAnsi="Consolas" w:cs="Times New Roman"/>
+          <w:color w:val="795E26"/>
+          <w:kern w:val="0"/>
+          <w:sz w:val="21"/>
+          <w:szCs w:val="21"/>
+          <w14:ligatures w14:val="none"/>
+        </w:rPr>
+        <w:t>resolve</w:t>
+      </w:r>
+      <w:r>
+        <w:rPr>
+          <w:rFonts w:ascii="Consolas" w:eastAsia="Times New Roman" w:hAnsi="Consolas" w:cs="Times New Roman"/>
+          <w:color w:val="3B3B3B"/>
+          <w:kern w:val="0"/>
+          <w:sz w:val="21"/>
+          <w:szCs w:val="21"/>
+          <w14:ligatures w14:val="none"/>
+        </w:rPr>
+        <w:t>(</w:t>
+      </w:r>
+      <w:r>
+        <w:rPr>
+          <w:rFonts w:ascii="Consolas" w:eastAsia="Times New Roman" w:hAnsi="Consolas" w:cs="Times New Roman"/>
+          <w:color w:val="A31515"/>
+          <w:kern w:val="0"/>
+          <w:sz w:val="21"/>
+          <w:szCs w:val="21"/>
+          <w14:ligatures w14:val="none"/>
+        </w:rPr>
+        <w:t>'JLoka'</w:t>
+      </w:r>
+      <w:r>
+        <w:rPr>
+          <w:rFonts w:ascii="Consolas" w:eastAsia="Times New Roman" w:hAnsi="Consolas" w:cs="Times New Roman"/>
+          <w:color w:val="3B3B3B"/>
+          <w:kern w:val="0"/>
+          <w:sz w:val="21"/>
+          <w:szCs w:val="21"/>
+          <w14:ligatures w14:val="none"/>
+        </w:rPr>
+        <w:t>))</w:t>
+      </w:r>
+    </w:p>
+    <w:p>
+      <w:pPr>
+        <w:shd w:val="clear" w:color="auto" w:fill="FFFFFF"/>
+        <w:spacing w:after="0" w:line="285" w:lineRule="atLeast"/>
+        <w:rPr>
+          <w:rFonts w:ascii="Consolas" w:eastAsia="Times New Roman" w:hAnsi="Consolas" w:cs="Times New Roman"/>
+          <w:color w:val="3B3B3B"/>
+          <w:kern w:val="0"/>
+          <w:sz w:val="21"/>
+          <w:szCs w:val="21"/>
+          <w14:ligatures w14:val="none"/>
+        </w:rPr>
+      </w:pPr>
+    </w:p>
+    <w:p>
+      <w:pPr>
+        <w:shd w:val="clear" w:color="auto" w:fill="FFFFFF"/>
+        <w:spacing w:after="0" w:line="285" w:lineRule="atLeast"/>
+        <w:rPr>
+          <w:rFonts w:ascii="Consolas" w:eastAsia="Times New Roman" w:hAnsi="Consolas" w:cs="Times New Roman"/>
+          <w:color w:val="3B3B3B"/>
+          <w:kern w:val="0"/>
+          <w:sz w:val="21"/>
+          <w:szCs w:val="21"/>
+          <w14:ligatures w14:val="none"/>
+        </w:rPr>
+      </w:pPr>
+      <w:r>
+        <w:rPr>
+          <w:rFonts w:ascii="Consolas" w:eastAsia="Times New Roman" w:hAnsi="Consolas" w:cs="Times New Roman"/>
+          <w:color w:val="3B3B3B"/>
+          <w:kern w:val="0"/>
+          <w:sz w:val="21"/>
+          <w:szCs w:val="21"/>
+          <w14:ligatures w14:val="none"/>
+        </w:rPr>
+        <w:t xml:space="preserve">    </w:t>
+      </w:r>
+      <w:r>
+        <w:rPr>
+          <w:rFonts w:ascii="Consolas" w:eastAsia="Times New Roman" w:hAnsi="Consolas" w:cs="Times New Roman"/>
+          <w:color w:val="0000FF"/>
+          <w:kern w:val="0"/>
+          <w:sz w:val="21"/>
+          <w:szCs w:val="21"/>
+          <w14:ligatures w14:val="none"/>
+        </w:rPr>
+        <w:t>const</w:t>
+      </w:r>
+      <w:r>
+        <w:rPr>
+          <w:rFonts w:ascii="Consolas" w:eastAsia="Times New Roman" w:hAnsi="Consolas" w:cs="Times New Roman"/>
+          <w:color w:val="3B3B3B"/>
+          <w:kern w:val="0"/>
+          <w:sz w:val="21"/>
+          <w:szCs w:val="21"/>
+          <w14:ligatures w14:val="none"/>
+        </w:rPr>
+        <w:t xml:space="preserve"> </w:t>
+      </w:r>
+      <w:r>
+        <w:rPr>
+          <w:rFonts w:ascii="Consolas" w:eastAsia="Times New Roman" w:hAnsi="Consolas" w:cs="Times New Roman"/>
+          <w:color w:val="0070C1"/>
+          <w:kern w:val="0"/>
+          <w:sz w:val="21"/>
+          <w:szCs w:val="21"/>
+          <w14:ligatures w14:val="none"/>
+        </w:rPr>
+        <w:t>t1</w:t>
+      </w:r>
+      <w:r>
+        <w:rPr>
+          <w:rFonts w:ascii="Consolas" w:eastAsia="Times New Roman" w:hAnsi="Consolas" w:cs="Times New Roman"/>
+          <w:color w:val="3B3B3B"/>
+          <w:kern w:val="0"/>
+          <w:sz w:val="21"/>
+          <w:szCs w:val="21"/>
+          <w14:ligatures w14:val="none"/>
+        </w:rPr>
+        <w:t xml:space="preserve"> </w:t>
+      </w:r>
+      <w:r>
+        <w:rPr>
+          <w:rFonts w:ascii="Consolas" w:eastAsia="Times New Roman" w:hAnsi="Consolas" w:cs="Times New Roman"/>
+          <w:color w:val="000000"/>
+          <w:kern w:val="0"/>
+          <w:sz w:val="21"/>
+          <w:szCs w:val="21"/>
+          <w14:ligatures w14:val="none"/>
+        </w:rPr>
+        <w:t>=</w:t>
+      </w:r>
+      <w:r>
+        <w:rPr>
+          <w:rFonts w:ascii="Consolas" w:eastAsia="Times New Roman" w:hAnsi="Consolas" w:cs="Times New Roman"/>
+          <w:color w:val="3B3B3B"/>
+          <w:kern w:val="0"/>
+          <w:sz w:val="21"/>
+          <w:szCs w:val="21"/>
+          <w14:ligatures w14:val="none"/>
+        </w:rPr>
+        <w:t xml:space="preserve"> </w:t>
+      </w:r>
+      <w:r>
+        <w:rPr>
+          <w:rFonts w:ascii="Consolas" w:eastAsia="Times New Roman" w:hAnsi="Consolas" w:cs="Times New Roman"/>
+          <w:color w:val="AF00DB"/>
+          <w:kern w:val="0"/>
+          <w:sz w:val="21"/>
+          <w:szCs w:val="21"/>
+          <w14:ligatures w14:val="none"/>
+        </w:rPr>
+        <w:t>await</w:t>
+      </w:r>
+      <w:r>
+        <w:rPr>
+          <w:rFonts w:ascii="Consolas" w:eastAsia="Times New Roman" w:hAnsi="Consolas" w:cs="Times New Roman"/>
+          <w:color w:val="3B3B3B"/>
+          <w:kern w:val="0"/>
+          <w:sz w:val="21"/>
+          <w:szCs w:val="21"/>
+          <w14:ligatures w14:val="none"/>
+        </w:rPr>
+        <w:t xml:space="preserve"> </w:t>
+      </w:r>
+      <w:r>
+        <w:rPr>
+          <w:rFonts w:ascii="Consolas" w:eastAsia="Times New Roman" w:hAnsi="Consolas" w:cs="Times New Roman"/>
+          <w:color w:val="795E26"/>
+          <w:kern w:val="0"/>
+          <w:sz w:val="21"/>
+          <w:szCs w:val="21"/>
+          <w14:ligatures w14:val="none"/>
+        </w:rPr>
+        <w:t>getData</w:t>
+      </w:r>
+      <w:r>
+        <w:rPr>
+          <w:rFonts w:ascii="Consolas" w:eastAsia="Times New Roman" w:hAnsi="Consolas" w:cs="Times New Roman"/>
+          <w:color w:val="3B3B3B"/>
+          <w:kern w:val="0"/>
+          <w:sz w:val="21"/>
+          <w:szCs w:val="21"/>
+          <w14:ligatures w14:val="none"/>
+        </w:rPr>
+        <w:t>()</w:t>
+      </w:r>
+    </w:p>
+    <w:p>
+      <w:pPr>
+        <w:shd w:val="clear" w:color="auto" w:fill="FFFFFF"/>
+        <w:spacing w:after="0" w:line="285" w:lineRule="atLeast"/>
+        <w:rPr>
+          <w:rFonts w:ascii="Consolas" w:eastAsia="Times New Roman" w:hAnsi="Consolas" w:cs="Times New Roman"/>
+          <w:color w:val="3B3B3B"/>
+          <w:kern w:val="0"/>
+          <w:sz w:val="21"/>
+          <w:szCs w:val="21"/>
+          <w14:ligatures w14:val="none"/>
+        </w:rPr>
+      </w:pPr>
+      <w:r>
+        <w:rPr>
+          <w:rFonts w:ascii="Consolas" w:eastAsia="Times New Roman" w:hAnsi="Consolas" w:cs="Times New Roman"/>
+          <w:color w:val="3B3B3B"/>
+          <w:kern w:val="0"/>
+          <w:sz w:val="21"/>
+          <w:szCs w:val="21"/>
+          <w14:ligatures w14:val="none"/>
+        </w:rPr>
+        <w:t xml:space="preserve">    </w:t>
+      </w:r>
+      <w:r>
+        <w:rPr>
+          <w:rFonts w:ascii="Consolas" w:eastAsia="Times New Roman" w:hAnsi="Consolas" w:cs="Times New Roman"/>
+          <w:color w:val="795E26"/>
+          <w:kern w:val="0"/>
+          <w:sz w:val="21"/>
+          <w:szCs w:val="21"/>
+          <w14:ligatures w14:val="none"/>
+        </w:rPr>
         <w:t>expect</w:t>
       </w:r>
       <w:r>
@@ -2442,9 +3144,8 @@
           <w:szCs w:val="21"/>
           <w14:ligatures w14:val="none"/>
         </w:rPr>
-        <w:t>res</w:t>
-      </w:r>
-      <w:proofErr w:type="gramStart"/>
+        <w:t>t1</w:t>
+      </w:r>
       <w:r>
         <w:rPr>
           <w:rFonts w:ascii="Consolas" w:eastAsia="Times New Roman" w:hAnsi="Consolas" w:cs="Times New Roman"/>
@@ -2467,967 +3168,6 @@
         </w:rPr>
         <w:t>toEqual</w:t>
       </w:r>
-      <w:proofErr w:type="gramEnd"/>
-      <w:r>
-        <w:rPr>
-          <w:rFonts w:ascii="Consolas" w:eastAsia="Times New Roman" w:hAnsi="Consolas" w:cs="Times New Roman"/>
-          <w:color w:val="3B3B3B"/>
-          <w:kern w:val="0"/>
-          <w:sz w:val="21"/>
-          <w:szCs w:val="21"/>
-          <w14:ligatures w14:val="none"/>
-        </w:rPr>
-        <w:t>(</w:t>
-      </w:r>
-      <w:r>
-        <w:rPr>
-          <w:rFonts w:ascii="Consolas" w:eastAsia="Times New Roman" w:hAnsi="Consolas" w:cs="Times New Roman"/>
-          <w:color w:val="A31515"/>
-          <w:kern w:val="0"/>
-          <w:sz w:val="21"/>
-          <w:szCs w:val="21"/>
-          <w14:ligatures w14:val="none"/>
-        </w:rPr>
-        <w:t>'bytes'</w:t>
-      </w:r>
-      <w:r>
-        <w:rPr>
-          <w:rFonts w:ascii="Consolas" w:eastAsia="Times New Roman" w:hAnsi="Consolas" w:cs="Times New Roman"/>
-          <w:color w:val="3B3B3B"/>
-          <w:kern w:val="0"/>
-          <w:sz w:val="21"/>
-          <w:szCs w:val="21"/>
-          <w14:ligatures w14:val="none"/>
-        </w:rPr>
-        <w:t>)</w:t>
-      </w:r>
-    </w:p>
-    <w:p>
-      <w:pPr>
-        <w:shd w:val="clear" w:color="auto" w:fill="FFFFFF"/>
-        <w:spacing w:after="0" w:line="285" w:lineRule="atLeast"/>
-        <w:rPr>
-          <w:rFonts w:ascii="Consolas" w:eastAsia="Times New Roman" w:hAnsi="Consolas" w:cs="Times New Roman"/>
-          <w:color w:val="3B3B3B"/>
-          <w:kern w:val="0"/>
-          <w:sz w:val="21"/>
-          <w:szCs w:val="21"/>
-          <w14:ligatures w14:val="none"/>
-        </w:rPr>
-      </w:pPr>
-      <w:r>
-        <w:rPr>
-          <w:rFonts w:ascii="Consolas" w:eastAsia="Times New Roman" w:hAnsi="Consolas" w:cs="Times New Roman"/>
-          <w:color w:val="3B3B3B"/>
-          <w:kern w:val="0"/>
-          <w:sz w:val="21"/>
-          <w:szCs w:val="21"/>
-          <w14:ligatures w14:val="none"/>
-        </w:rPr>
-        <w:t>})</w:t>
-      </w:r>
-    </w:p>
-    <w:p>
-      <w:pPr>
-        <w:ind w:firstLine="720"/>
-      </w:pPr>
-      <w:r>
-        <w:t>*************************************************************</w:t>
-      </w:r>
-    </w:p>
-    <w:p>
-      <w:r>
-        <w:t>To use spyOn for mocking with Jest:</w:t>
-      </w:r>
-    </w:p>
-    <w:p>
-      <w:pPr>
-        <w:shd w:val="clear" w:color="auto" w:fill="FFFFFF"/>
-        <w:spacing w:after="0" w:line="285" w:lineRule="atLeast"/>
-        <w:rPr>
-          <w:rFonts w:ascii="Consolas" w:eastAsia="Times New Roman" w:hAnsi="Consolas" w:cs="Times New Roman"/>
-          <w:color w:val="3B3B3B"/>
-          <w:kern w:val="0"/>
-          <w:sz w:val="21"/>
-          <w:szCs w:val="21"/>
-          <w14:ligatures w14:val="none"/>
-        </w:rPr>
-      </w:pPr>
-      <w:r>
-        <w:rPr>
-          <w:rFonts w:ascii="Consolas" w:eastAsia="Times New Roman" w:hAnsi="Consolas" w:cs="Times New Roman"/>
-          <w:color w:val="0000FF"/>
-          <w:kern w:val="0"/>
-          <w:sz w:val="21"/>
-          <w:szCs w:val="21"/>
-          <w14:ligatures w14:val="none"/>
-        </w:rPr>
-        <w:t>const</w:t>
-      </w:r>
-      <w:r>
-        <w:rPr>
-          <w:rFonts w:ascii="Consolas" w:eastAsia="Times New Roman" w:hAnsi="Consolas" w:cs="Times New Roman"/>
-          <w:color w:val="3B3B3B"/>
-          <w:kern w:val="0"/>
-          <w:sz w:val="21"/>
-          <w:szCs w:val="21"/>
-          <w14:ligatures w14:val="none"/>
-        </w:rPr>
-        <w:t xml:space="preserve"> </w:t>
-      </w:r>
-      <w:r>
-        <w:rPr>
-          <w:rFonts w:ascii="Consolas" w:eastAsia="Times New Roman" w:hAnsi="Consolas" w:cs="Times New Roman"/>
-          <w:color w:val="267F99"/>
-          <w:kern w:val="0"/>
-          <w:sz w:val="21"/>
-          <w:szCs w:val="21"/>
-          <w14:ligatures w14:val="none"/>
-        </w:rPr>
-        <w:t>crypto</w:t>
-      </w:r>
-      <w:r>
-        <w:rPr>
-          <w:rFonts w:ascii="Consolas" w:eastAsia="Times New Roman" w:hAnsi="Consolas" w:cs="Times New Roman"/>
-          <w:color w:val="3B3B3B"/>
-          <w:kern w:val="0"/>
-          <w:sz w:val="21"/>
-          <w:szCs w:val="21"/>
-          <w14:ligatures w14:val="none"/>
-        </w:rPr>
-        <w:t xml:space="preserve"> </w:t>
-      </w:r>
-      <w:r>
-        <w:rPr>
-          <w:rFonts w:ascii="Consolas" w:eastAsia="Times New Roman" w:hAnsi="Consolas" w:cs="Times New Roman"/>
-          <w:color w:val="000000"/>
-          <w:kern w:val="0"/>
-          <w:sz w:val="21"/>
-          <w:szCs w:val="21"/>
-          <w14:ligatures w14:val="none"/>
-        </w:rPr>
-        <w:t>=</w:t>
-      </w:r>
-      <w:r>
-        <w:rPr>
-          <w:rFonts w:ascii="Consolas" w:eastAsia="Times New Roman" w:hAnsi="Consolas" w:cs="Times New Roman"/>
-          <w:color w:val="3B3B3B"/>
-          <w:kern w:val="0"/>
-          <w:sz w:val="21"/>
-          <w:szCs w:val="21"/>
-          <w14:ligatures w14:val="none"/>
-        </w:rPr>
-        <w:t xml:space="preserve"> </w:t>
-      </w:r>
-      <w:r>
-        <w:rPr>
-          <w:rFonts w:ascii="Consolas" w:eastAsia="Times New Roman" w:hAnsi="Consolas" w:cs="Times New Roman"/>
-          <w:color w:val="795E26"/>
-          <w:kern w:val="0"/>
-          <w:sz w:val="21"/>
-          <w:szCs w:val="21"/>
-          <w14:ligatures w14:val="none"/>
-        </w:rPr>
-        <w:t>require</w:t>
-      </w:r>
-      <w:r>
-        <w:rPr>
-          <w:rFonts w:ascii="Consolas" w:eastAsia="Times New Roman" w:hAnsi="Consolas" w:cs="Times New Roman"/>
-          <w:color w:val="3B3B3B"/>
-          <w:kern w:val="0"/>
-          <w:sz w:val="21"/>
-          <w:szCs w:val="21"/>
-          <w14:ligatures w14:val="none"/>
-        </w:rPr>
-        <w:t>(</w:t>
-      </w:r>
-      <w:r>
-        <w:rPr>
-          <w:rFonts w:ascii="Consolas" w:eastAsia="Times New Roman" w:hAnsi="Consolas" w:cs="Times New Roman"/>
-          <w:color w:val="A31515"/>
-          <w:kern w:val="0"/>
-          <w:sz w:val="21"/>
-          <w:szCs w:val="21"/>
-          <w14:ligatures w14:val="none"/>
-        </w:rPr>
-        <w:t>'</w:t>
-      </w:r>
-      <w:proofErr w:type="gramStart"/>
-      <w:r>
-        <w:rPr>
-          <w:rFonts w:ascii="Consolas" w:eastAsia="Times New Roman" w:hAnsi="Consolas" w:cs="Times New Roman"/>
-          <w:color w:val="A31515"/>
-          <w:kern w:val="0"/>
-          <w:sz w:val="21"/>
-          <w:szCs w:val="21"/>
-          <w14:ligatures w14:val="none"/>
-        </w:rPr>
-        <w:t>node:crypto</w:t>
-      </w:r>
-      <w:proofErr w:type="gramEnd"/>
-      <w:r>
-        <w:rPr>
-          <w:rFonts w:ascii="Consolas" w:eastAsia="Times New Roman" w:hAnsi="Consolas" w:cs="Times New Roman"/>
-          <w:color w:val="A31515"/>
-          <w:kern w:val="0"/>
-          <w:sz w:val="21"/>
-          <w:szCs w:val="21"/>
-          <w14:ligatures w14:val="none"/>
-        </w:rPr>
-        <w:t>'</w:t>
-      </w:r>
-      <w:r>
-        <w:rPr>
-          <w:rFonts w:ascii="Consolas" w:eastAsia="Times New Roman" w:hAnsi="Consolas" w:cs="Times New Roman"/>
-          <w:color w:val="3B3B3B"/>
-          <w:kern w:val="0"/>
-          <w:sz w:val="21"/>
-          <w:szCs w:val="21"/>
-          <w14:ligatures w14:val="none"/>
-        </w:rPr>
-        <w:t>)</w:t>
-      </w:r>
-    </w:p>
-    <w:p>
-      <w:pPr>
-        <w:shd w:val="clear" w:color="auto" w:fill="FFFFFF"/>
-        <w:spacing w:after="0" w:line="285" w:lineRule="atLeast"/>
-        <w:rPr>
-          <w:rFonts w:ascii="Consolas" w:eastAsia="Times New Roman" w:hAnsi="Consolas" w:cs="Times New Roman"/>
-          <w:color w:val="3B3B3B"/>
-          <w:kern w:val="0"/>
-          <w:sz w:val="21"/>
-          <w:szCs w:val="21"/>
-          <w14:ligatures w14:val="none"/>
-        </w:rPr>
-      </w:pPr>
-      <w:r>
-        <w:rPr>
-          <w:rFonts w:ascii="Consolas" w:eastAsia="Times New Roman" w:hAnsi="Consolas" w:cs="Times New Roman"/>
-          <w:color w:val="0000FF"/>
-          <w:kern w:val="0"/>
-          <w:sz w:val="21"/>
-          <w:szCs w:val="21"/>
-          <w14:ligatures w14:val="none"/>
-        </w:rPr>
-        <w:t>const</w:t>
-      </w:r>
-      <w:r>
-        <w:rPr>
-          <w:rFonts w:ascii="Consolas" w:eastAsia="Times New Roman" w:hAnsi="Consolas" w:cs="Times New Roman"/>
-          <w:color w:val="3B3B3B"/>
-          <w:kern w:val="0"/>
-          <w:sz w:val="21"/>
-          <w:szCs w:val="21"/>
-          <w14:ligatures w14:val="none"/>
-        </w:rPr>
-        <w:t xml:space="preserve"> </w:t>
-      </w:r>
-      <w:proofErr w:type="gramStart"/>
-      <w:r>
-        <w:rPr>
-          <w:rFonts w:ascii="Consolas" w:eastAsia="Times New Roman" w:hAnsi="Consolas" w:cs="Times New Roman"/>
-          <w:color w:val="3B3B3B"/>
-          <w:kern w:val="0"/>
-          <w:sz w:val="21"/>
-          <w:szCs w:val="21"/>
-          <w14:ligatures w14:val="none"/>
-        </w:rPr>
-        <w:t xml:space="preserve">{ </w:t>
-      </w:r>
-      <w:r>
-        <w:rPr>
-          <w:rFonts w:ascii="Consolas" w:eastAsia="Times New Roman" w:hAnsi="Consolas" w:cs="Times New Roman"/>
-          <w:color w:val="795E26"/>
-          <w:kern w:val="0"/>
-          <w:sz w:val="21"/>
-          <w:szCs w:val="21"/>
-          <w14:ligatures w14:val="none"/>
-        </w:rPr>
-        <w:t>getData</w:t>
-      </w:r>
-      <w:proofErr w:type="gramEnd"/>
-      <w:r>
-        <w:rPr>
-          <w:rFonts w:ascii="Consolas" w:eastAsia="Times New Roman" w:hAnsi="Consolas" w:cs="Times New Roman"/>
-          <w:color w:val="3B3B3B"/>
-          <w:kern w:val="0"/>
-          <w:sz w:val="21"/>
-          <w:szCs w:val="21"/>
-          <w14:ligatures w14:val="none"/>
-        </w:rPr>
-        <w:t xml:space="preserve"> } </w:t>
-      </w:r>
-      <w:r>
-        <w:rPr>
-          <w:rFonts w:ascii="Consolas" w:eastAsia="Times New Roman" w:hAnsi="Consolas" w:cs="Times New Roman"/>
-          <w:color w:val="000000"/>
-          <w:kern w:val="0"/>
-          <w:sz w:val="21"/>
-          <w:szCs w:val="21"/>
-          <w14:ligatures w14:val="none"/>
-        </w:rPr>
-        <w:t>=</w:t>
-      </w:r>
-      <w:r>
-        <w:rPr>
-          <w:rFonts w:ascii="Consolas" w:eastAsia="Times New Roman" w:hAnsi="Consolas" w:cs="Times New Roman"/>
-          <w:color w:val="3B3B3B"/>
-          <w:kern w:val="0"/>
-          <w:sz w:val="21"/>
-          <w:szCs w:val="21"/>
-          <w14:ligatures w14:val="none"/>
-        </w:rPr>
-        <w:t xml:space="preserve"> </w:t>
-      </w:r>
-      <w:proofErr w:type="gramStart"/>
-      <w:r>
-        <w:rPr>
-          <w:rFonts w:ascii="Consolas" w:eastAsia="Times New Roman" w:hAnsi="Consolas" w:cs="Times New Roman"/>
-          <w:color w:val="795E26"/>
-          <w:kern w:val="0"/>
-          <w:sz w:val="21"/>
-          <w:szCs w:val="21"/>
-          <w14:ligatures w14:val="none"/>
-        </w:rPr>
-        <w:t>require</w:t>
-      </w:r>
-      <w:r>
-        <w:rPr>
-          <w:rFonts w:ascii="Consolas" w:eastAsia="Times New Roman" w:hAnsi="Consolas" w:cs="Times New Roman"/>
-          <w:color w:val="3B3B3B"/>
-          <w:kern w:val="0"/>
-          <w:sz w:val="21"/>
-          <w:szCs w:val="21"/>
-          <w14:ligatures w14:val="none"/>
-        </w:rPr>
-        <w:t>(</w:t>
-      </w:r>
-      <w:r>
-        <w:rPr>
-          <w:rFonts w:ascii="Consolas" w:eastAsia="Times New Roman" w:hAnsi="Consolas" w:cs="Times New Roman"/>
-          <w:color w:val="A31515"/>
-          <w:kern w:val="0"/>
-          <w:sz w:val="21"/>
-          <w:szCs w:val="21"/>
-          <w14:ligatures w14:val="none"/>
-        </w:rPr>
-        <w:t>'..</w:t>
-      </w:r>
-      <w:proofErr w:type="gramEnd"/>
-      <w:r>
-        <w:rPr>
-          <w:rFonts w:ascii="Consolas" w:eastAsia="Times New Roman" w:hAnsi="Consolas" w:cs="Times New Roman"/>
-          <w:color w:val="A31515"/>
-          <w:kern w:val="0"/>
-          <w:sz w:val="21"/>
-          <w:szCs w:val="21"/>
-          <w14:ligatures w14:val="none"/>
-        </w:rPr>
-        <w:t>/app'</w:t>
-      </w:r>
-      <w:r>
-        <w:rPr>
-          <w:rFonts w:ascii="Consolas" w:eastAsia="Times New Roman" w:hAnsi="Consolas" w:cs="Times New Roman"/>
-          <w:color w:val="3B3B3B"/>
-          <w:kern w:val="0"/>
-          <w:sz w:val="21"/>
-          <w:szCs w:val="21"/>
-          <w14:ligatures w14:val="none"/>
-        </w:rPr>
-        <w:t>)</w:t>
-      </w:r>
-    </w:p>
-    <w:p>
-      <w:pPr>
-        <w:shd w:val="clear" w:color="auto" w:fill="FFFFFF"/>
-        <w:spacing w:after="0" w:line="285" w:lineRule="atLeast"/>
-        <w:rPr>
-          <w:rFonts w:ascii="Consolas" w:eastAsia="Times New Roman" w:hAnsi="Consolas" w:cs="Times New Roman"/>
-          <w:color w:val="3B3B3B"/>
-          <w:kern w:val="0"/>
-          <w:sz w:val="21"/>
-          <w:szCs w:val="21"/>
-          <w14:ligatures w14:val="none"/>
-        </w:rPr>
-      </w:pPr>
-    </w:p>
-    <w:p>
-      <w:pPr>
-        <w:shd w:val="clear" w:color="auto" w:fill="FFFFFF"/>
-        <w:spacing w:after="0" w:line="285" w:lineRule="atLeast"/>
-        <w:rPr>
-          <w:rFonts w:ascii="Consolas" w:eastAsia="Times New Roman" w:hAnsi="Consolas" w:cs="Times New Roman"/>
-          <w:color w:val="3B3B3B"/>
-          <w:kern w:val="0"/>
-          <w:sz w:val="21"/>
-          <w:szCs w:val="21"/>
-          <w14:ligatures w14:val="none"/>
-        </w:rPr>
-      </w:pPr>
-      <w:proofErr w:type="gramStart"/>
-      <w:r>
-        <w:rPr>
-          <w:rFonts w:ascii="Consolas" w:eastAsia="Times New Roman" w:hAnsi="Consolas" w:cs="Times New Roman"/>
-          <w:color w:val="795E26"/>
-          <w:kern w:val="0"/>
-          <w:sz w:val="21"/>
-          <w:szCs w:val="21"/>
-          <w14:ligatures w14:val="none"/>
-        </w:rPr>
-        <w:t>test</w:t>
-      </w:r>
-      <w:r>
-        <w:rPr>
-          <w:rFonts w:ascii="Consolas" w:eastAsia="Times New Roman" w:hAnsi="Consolas" w:cs="Times New Roman"/>
-          <w:color w:val="3B3B3B"/>
-          <w:kern w:val="0"/>
-          <w:sz w:val="21"/>
-          <w:szCs w:val="21"/>
-          <w14:ligatures w14:val="none"/>
-        </w:rPr>
-        <w:t>(</w:t>
-      </w:r>
-      <w:proofErr w:type="gramEnd"/>
-      <w:r>
-        <w:rPr>
-          <w:rFonts w:ascii="Consolas" w:eastAsia="Times New Roman" w:hAnsi="Consolas" w:cs="Times New Roman"/>
-          <w:color w:val="A31515"/>
-          <w:kern w:val="0"/>
-          <w:sz w:val="21"/>
-          <w:szCs w:val="21"/>
-          <w14:ligatures w14:val="none"/>
-        </w:rPr>
-        <w:t>'testing spyOn'</w:t>
-      </w:r>
-      <w:r>
-        <w:rPr>
-          <w:rFonts w:ascii="Consolas" w:eastAsia="Times New Roman" w:hAnsi="Consolas" w:cs="Times New Roman"/>
-          <w:color w:val="3B3B3B"/>
-          <w:kern w:val="0"/>
-          <w:sz w:val="21"/>
-          <w:szCs w:val="21"/>
-          <w14:ligatures w14:val="none"/>
-        </w:rPr>
-        <w:t xml:space="preserve">, </w:t>
-      </w:r>
-      <w:r>
-        <w:rPr>
-          <w:rFonts w:ascii="Consolas" w:eastAsia="Times New Roman" w:hAnsi="Consolas" w:cs="Times New Roman"/>
-          <w:color w:val="0000FF"/>
-          <w:kern w:val="0"/>
-          <w:sz w:val="21"/>
-          <w:szCs w:val="21"/>
-          <w14:ligatures w14:val="none"/>
-        </w:rPr>
-        <w:t>async</w:t>
-      </w:r>
-      <w:r>
-        <w:rPr>
-          <w:rFonts w:ascii="Consolas" w:eastAsia="Times New Roman" w:hAnsi="Consolas" w:cs="Times New Roman"/>
-          <w:color w:val="3B3B3B"/>
-          <w:kern w:val="0"/>
-          <w:sz w:val="21"/>
-          <w:szCs w:val="21"/>
-          <w14:ligatures w14:val="none"/>
-        </w:rPr>
-        <w:t xml:space="preserve"> () </w:t>
-      </w:r>
-      <w:r>
-        <w:rPr>
-          <w:rFonts w:ascii="Consolas" w:eastAsia="Times New Roman" w:hAnsi="Consolas" w:cs="Times New Roman"/>
-          <w:color w:val="0000FF"/>
-          <w:kern w:val="0"/>
-          <w:sz w:val="21"/>
-          <w:szCs w:val="21"/>
-          <w14:ligatures w14:val="none"/>
-        </w:rPr>
-        <w:t>=&gt;</w:t>
-      </w:r>
-      <w:r>
-        <w:rPr>
-          <w:rFonts w:ascii="Consolas" w:eastAsia="Times New Roman" w:hAnsi="Consolas" w:cs="Times New Roman"/>
-          <w:color w:val="3B3B3B"/>
-          <w:kern w:val="0"/>
-          <w:sz w:val="21"/>
-          <w:szCs w:val="21"/>
-          <w14:ligatures w14:val="none"/>
-        </w:rPr>
-        <w:t xml:space="preserve"> {</w:t>
-      </w:r>
-    </w:p>
-    <w:p>
-      <w:pPr>
-        <w:shd w:val="clear" w:color="auto" w:fill="FFFFFF"/>
-        <w:spacing w:after="0" w:line="285" w:lineRule="atLeast"/>
-        <w:rPr>
-          <w:rFonts w:ascii="Consolas" w:eastAsia="Times New Roman" w:hAnsi="Consolas" w:cs="Times New Roman"/>
-          <w:color w:val="3B3B3B"/>
-          <w:kern w:val="0"/>
-          <w:sz w:val="21"/>
-          <w:szCs w:val="21"/>
-          <w14:ligatures w14:val="none"/>
-        </w:rPr>
-      </w:pPr>
-      <w:r>
-        <w:rPr>
-          <w:rFonts w:ascii="Consolas" w:eastAsia="Times New Roman" w:hAnsi="Consolas" w:cs="Times New Roman"/>
-          <w:color w:val="3B3B3B"/>
-          <w:kern w:val="0"/>
-          <w:sz w:val="21"/>
-          <w:szCs w:val="21"/>
-          <w14:ligatures w14:val="none"/>
-        </w:rPr>
-        <w:t xml:space="preserve">    </w:t>
-      </w:r>
-      <w:proofErr w:type="gramStart"/>
-      <w:r>
-        <w:rPr>
-          <w:rFonts w:ascii="Consolas" w:eastAsia="Times New Roman" w:hAnsi="Consolas" w:cs="Times New Roman"/>
-          <w:color w:val="267F99"/>
-          <w:kern w:val="0"/>
-          <w:sz w:val="21"/>
-          <w:szCs w:val="21"/>
-          <w14:ligatures w14:val="none"/>
-        </w:rPr>
-        <w:t>jest</w:t>
-      </w:r>
-      <w:r>
-        <w:rPr>
-          <w:rFonts w:ascii="Consolas" w:eastAsia="Times New Roman" w:hAnsi="Consolas" w:cs="Times New Roman"/>
-          <w:color w:val="3B3B3B"/>
-          <w:kern w:val="0"/>
-          <w:sz w:val="21"/>
-          <w:szCs w:val="21"/>
-          <w14:ligatures w14:val="none"/>
-        </w:rPr>
-        <w:t>.</w:t>
-      </w:r>
-      <w:r>
-        <w:rPr>
-          <w:rFonts w:ascii="Consolas" w:eastAsia="Times New Roman" w:hAnsi="Consolas" w:cs="Times New Roman"/>
-          <w:color w:val="795E26"/>
-          <w:kern w:val="0"/>
-          <w:sz w:val="21"/>
-          <w:szCs w:val="21"/>
-          <w14:ligatures w14:val="none"/>
-        </w:rPr>
-        <w:t>spyOn</w:t>
-      </w:r>
-      <w:proofErr w:type="gramEnd"/>
-      <w:r>
-        <w:rPr>
-          <w:rFonts w:ascii="Consolas" w:eastAsia="Times New Roman" w:hAnsi="Consolas" w:cs="Times New Roman"/>
-          <w:color w:val="3B3B3B"/>
-          <w:kern w:val="0"/>
-          <w:sz w:val="21"/>
-          <w:szCs w:val="21"/>
-          <w14:ligatures w14:val="none"/>
-        </w:rPr>
-        <w:t>(</w:t>
-      </w:r>
-      <w:r>
-        <w:rPr>
-          <w:rFonts w:ascii="Consolas" w:eastAsia="Times New Roman" w:hAnsi="Consolas" w:cs="Times New Roman"/>
-          <w:color w:val="267F99"/>
-          <w:kern w:val="0"/>
-          <w:sz w:val="21"/>
-          <w:szCs w:val="21"/>
-          <w14:ligatures w14:val="none"/>
-        </w:rPr>
-        <w:t>crypto</w:t>
-      </w:r>
-      <w:r>
-        <w:rPr>
-          <w:rFonts w:ascii="Consolas" w:eastAsia="Times New Roman" w:hAnsi="Consolas" w:cs="Times New Roman"/>
-          <w:color w:val="3B3B3B"/>
-          <w:kern w:val="0"/>
-          <w:sz w:val="21"/>
-          <w:szCs w:val="21"/>
-          <w14:ligatures w14:val="none"/>
-        </w:rPr>
-        <w:t xml:space="preserve">, </w:t>
-      </w:r>
-      <w:r>
-        <w:rPr>
-          <w:rFonts w:ascii="Consolas" w:eastAsia="Times New Roman" w:hAnsi="Consolas" w:cs="Times New Roman"/>
-          <w:color w:val="A31515"/>
-          <w:kern w:val="0"/>
-          <w:sz w:val="21"/>
-          <w:szCs w:val="21"/>
-          <w14:ligatures w14:val="none"/>
-        </w:rPr>
-        <w:t>'randomBytes'</w:t>
-      </w:r>
-      <w:proofErr w:type="gramStart"/>
-      <w:r>
-        <w:rPr>
-          <w:rFonts w:ascii="Consolas" w:eastAsia="Times New Roman" w:hAnsi="Consolas" w:cs="Times New Roman"/>
-          <w:color w:val="3B3B3B"/>
-          <w:kern w:val="0"/>
-          <w:sz w:val="21"/>
-          <w:szCs w:val="21"/>
-          <w14:ligatures w14:val="none"/>
-        </w:rPr>
-        <w:t>).</w:t>
-      </w:r>
-      <w:r>
-        <w:rPr>
-          <w:rFonts w:ascii="Consolas" w:eastAsia="Times New Roman" w:hAnsi="Consolas" w:cs="Times New Roman"/>
-          <w:color w:val="795E26"/>
-          <w:kern w:val="0"/>
-          <w:sz w:val="21"/>
-          <w:szCs w:val="21"/>
-          <w14:ligatures w14:val="none"/>
-        </w:rPr>
-        <w:t>mockImplementationOnce</w:t>
-      </w:r>
-      <w:proofErr w:type="gramEnd"/>
-      <w:r>
-        <w:rPr>
-          <w:rFonts w:ascii="Consolas" w:eastAsia="Times New Roman" w:hAnsi="Consolas" w:cs="Times New Roman"/>
-          <w:color w:val="3B3B3B"/>
-          <w:kern w:val="0"/>
-          <w:sz w:val="21"/>
-          <w:szCs w:val="21"/>
-          <w14:ligatures w14:val="none"/>
-        </w:rPr>
-        <w:t>(</w:t>
-      </w:r>
-      <w:proofErr w:type="gramStart"/>
-      <w:r>
-        <w:rPr>
-          <w:rFonts w:ascii="Consolas" w:eastAsia="Times New Roman" w:hAnsi="Consolas" w:cs="Times New Roman"/>
-          <w:color w:val="3B3B3B"/>
-          <w:kern w:val="0"/>
-          <w:sz w:val="21"/>
-          <w:szCs w:val="21"/>
-          <w14:ligatures w14:val="none"/>
-        </w:rPr>
-        <w:t>()</w:t>
-      </w:r>
-      <w:r>
-        <w:rPr>
-          <w:rFonts w:ascii="Consolas" w:eastAsia="Times New Roman" w:hAnsi="Consolas" w:cs="Times New Roman"/>
-          <w:color w:val="0000FF"/>
-          <w:kern w:val="0"/>
-          <w:sz w:val="21"/>
-          <w:szCs w:val="21"/>
-          <w14:ligatures w14:val="none"/>
-        </w:rPr>
-        <w:t>=&gt;</w:t>
-      </w:r>
-      <w:r>
-        <w:rPr>
-          <w:rFonts w:ascii="Consolas" w:eastAsia="Times New Roman" w:hAnsi="Consolas" w:cs="Times New Roman"/>
-          <w:color w:val="267F99"/>
-          <w:kern w:val="0"/>
-          <w:sz w:val="21"/>
-          <w:szCs w:val="21"/>
-          <w14:ligatures w14:val="none"/>
-        </w:rPr>
-        <w:t>Promise</w:t>
-      </w:r>
-      <w:r>
-        <w:rPr>
-          <w:rFonts w:ascii="Consolas" w:eastAsia="Times New Roman" w:hAnsi="Consolas" w:cs="Times New Roman"/>
-          <w:color w:val="3B3B3B"/>
-          <w:kern w:val="0"/>
-          <w:sz w:val="21"/>
-          <w:szCs w:val="21"/>
-          <w14:ligatures w14:val="none"/>
-        </w:rPr>
-        <w:t>.</w:t>
-      </w:r>
-      <w:r>
-        <w:rPr>
-          <w:rFonts w:ascii="Consolas" w:eastAsia="Times New Roman" w:hAnsi="Consolas" w:cs="Times New Roman"/>
-          <w:color w:val="795E26"/>
-          <w:kern w:val="0"/>
-          <w:sz w:val="21"/>
-          <w:szCs w:val="21"/>
-          <w14:ligatures w14:val="none"/>
-        </w:rPr>
-        <w:t>resolve</w:t>
-      </w:r>
-      <w:proofErr w:type="gramEnd"/>
-      <w:r>
-        <w:rPr>
-          <w:rFonts w:ascii="Consolas" w:eastAsia="Times New Roman" w:hAnsi="Consolas" w:cs="Times New Roman"/>
-          <w:color w:val="3B3B3B"/>
-          <w:kern w:val="0"/>
-          <w:sz w:val="21"/>
-          <w:szCs w:val="21"/>
-          <w14:ligatures w14:val="none"/>
-        </w:rPr>
-        <w:t>(</w:t>
-      </w:r>
-      <w:r>
-        <w:rPr>
-          <w:rFonts w:ascii="Consolas" w:eastAsia="Times New Roman" w:hAnsi="Consolas" w:cs="Times New Roman"/>
-          <w:color w:val="A31515"/>
-          <w:kern w:val="0"/>
-          <w:sz w:val="21"/>
-          <w:szCs w:val="21"/>
-          <w14:ligatures w14:val="none"/>
-        </w:rPr>
-        <w:t>'JLoka'</w:t>
-      </w:r>
-      <w:r>
-        <w:rPr>
-          <w:rFonts w:ascii="Consolas" w:eastAsia="Times New Roman" w:hAnsi="Consolas" w:cs="Times New Roman"/>
-          <w:color w:val="3B3B3B"/>
-          <w:kern w:val="0"/>
-          <w:sz w:val="21"/>
-          <w:szCs w:val="21"/>
-          <w14:ligatures w14:val="none"/>
-        </w:rPr>
-        <w:t>))</w:t>
-      </w:r>
-    </w:p>
-    <w:p>
-      <w:pPr>
-        <w:shd w:val="clear" w:color="auto" w:fill="FFFFFF"/>
-        <w:spacing w:after="0" w:line="285" w:lineRule="atLeast"/>
-        <w:rPr>
-          <w:rFonts w:ascii="Consolas" w:eastAsia="Times New Roman" w:hAnsi="Consolas" w:cs="Times New Roman"/>
-          <w:color w:val="3B3B3B"/>
-          <w:kern w:val="0"/>
-          <w:sz w:val="21"/>
-          <w:szCs w:val="21"/>
-          <w14:ligatures w14:val="none"/>
-        </w:rPr>
-      </w:pPr>
-    </w:p>
-    <w:p>
-      <w:pPr>
-        <w:shd w:val="clear" w:color="auto" w:fill="FFFFFF"/>
-        <w:spacing w:after="0" w:line="285" w:lineRule="atLeast"/>
-        <w:rPr>
-          <w:rFonts w:ascii="Consolas" w:eastAsia="Times New Roman" w:hAnsi="Consolas" w:cs="Times New Roman"/>
-          <w:color w:val="3B3B3B"/>
-          <w:kern w:val="0"/>
-          <w:sz w:val="21"/>
-          <w:szCs w:val="21"/>
-          <w14:ligatures w14:val="none"/>
-        </w:rPr>
-      </w:pPr>
-      <w:r>
-        <w:rPr>
-          <w:rFonts w:ascii="Consolas" w:eastAsia="Times New Roman" w:hAnsi="Consolas" w:cs="Times New Roman"/>
-          <w:color w:val="3B3B3B"/>
-          <w:kern w:val="0"/>
-          <w:sz w:val="21"/>
-          <w:szCs w:val="21"/>
-          <w14:ligatures w14:val="none"/>
-        </w:rPr>
-        <w:t xml:space="preserve">    </w:t>
-      </w:r>
-      <w:r>
-        <w:rPr>
-          <w:rFonts w:ascii="Consolas" w:eastAsia="Times New Roman" w:hAnsi="Consolas" w:cs="Times New Roman"/>
-          <w:color w:val="0000FF"/>
-          <w:kern w:val="0"/>
-          <w:sz w:val="21"/>
-          <w:szCs w:val="21"/>
-          <w14:ligatures w14:val="none"/>
-        </w:rPr>
-        <w:t>const</w:t>
-      </w:r>
-      <w:r>
-        <w:rPr>
-          <w:rFonts w:ascii="Consolas" w:eastAsia="Times New Roman" w:hAnsi="Consolas" w:cs="Times New Roman"/>
-          <w:color w:val="3B3B3B"/>
-          <w:kern w:val="0"/>
-          <w:sz w:val="21"/>
-          <w:szCs w:val="21"/>
-          <w14:ligatures w14:val="none"/>
-        </w:rPr>
-        <w:t xml:space="preserve"> </w:t>
-      </w:r>
-      <w:r>
-        <w:rPr>
-          <w:rFonts w:ascii="Consolas" w:eastAsia="Times New Roman" w:hAnsi="Consolas" w:cs="Times New Roman"/>
-          <w:color w:val="0070C1"/>
-          <w:kern w:val="0"/>
-          <w:sz w:val="21"/>
-          <w:szCs w:val="21"/>
-          <w14:ligatures w14:val="none"/>
-        </w:rPr>
-        <w:t>t1</w:t>
-      </w:r>
-      <w:r>
-        <w:rPr>
-          <w:rFonts w:ascii="Consolas" w:eastAsia="Times New Roman" w:hAnsi="Consolas" w:cs="Times New Roman"/>
-          <w:color w:val="3B3B3B"/>
-          <w:kern w:val="0"/>
-          <w:sz w:val="21"/>
-          <w:szCs w:val="21"/>
-          <w14:ligatures w14:val="none"/>
-        </w:rPr>
-        <w:t xml:space="preserve"> </w:t>
-      </w:r>
-      <w:r>
-        <w:rPr>
-          <w:rFonts w:ascii="Consolas" w:eastAsia="Times New Roman" w:hAnsi="Consolas" w:cs="Times New Roman"/>
-          <w:color w:val="000000"/>
-          <w:kern w:val="0"/>
-          <w:sz w:val="21"/>
-          <w:szCs w:val="21"/>
-          <w14:ligatures w14:val="none"/>
-        </w:rPr>
-        <w:t>=</w:t>
-      </w:r>
-      <w:r>
-        <w:rPr>
-          <w:rFonts w:ascii="Consolas" w:eastAsia="Times New Roman" w:hAnsi="Consolas" w:cs="Times New Roman"/>
-          <w:color w:val="3B3B3B"/>
-          <w:kern w:val="0"/>
-          <w:sz w:val="21"/>
-          <w:szCs w:val="21"/>
-          <w14:ligatures w14:val="none"/>
-        </w:rPr>
-        <w:t xml:space="preserve"> </w:t>
-      </w:r>
-      <w:r>
-        <w:rPr>
-          <w:rFonts w:ascii="Consolas" w:eastAsia="Times New Roman" w:hAnsi="Consolas" w:cs="Times New Roman"/>
-          <w:color w:val="AF00DB"/>
-          <w:kern w:val="0"/>
-          <w:sz w:val="21"/>
-          <w:szCs w:val="21"/>
-          <w14:ligatures w14:val="none"/>
-        </w:rPr>
-        <w:t>await</w:t>
-      </w:r>
-      <w:r>
-        <w:rPr>
-          <w:rFonts w:ascii="Consolas" w:eastAsia="Times New Roman" w:hAnsi="Consolas" w:cs="Times New Roman"/>
-          <w:color w:val="3B3B3B"/>
-          <w:kern w:val="0"/>
-          <w:sz w:val="21"/>
-          <w:szCs w:val="21"/>
-          <w14:ligatures w14:val="none"/>
-        </w:rPr>
-        <w:t xml:space="preserve"> </w:t>
-      </w:r>
-      <w:proofErr w:type="gramStart"/>
-      <w:r>
-        <w:rPr>
-          <w:rFonts w:ascii="Consolas" w:eastAsia="Times New Roman" w:hAnsi="Consolas" w:cs="Times New Roman"/>
-          <w:color w:val="795E26"/>
-          <w:kern w:val="0"/>
-          <w:sz w:val="21"/>
-          <w:szCs w:val="21"/>
-          <w14:ligatures w14:val="none"/>
-        </w:rPr>
-        <w:t>getData</w:t>
-      </w:r>
-      <w:r>
-        <w:rPr>
-          <w:rFonts w:ascii="Consolas" w:eastAsia="Times New Roman" w:hAnsi="Consolas" w:cs="Times New Roman"/>
-          <w:color w:val="3B3B3B"/>
-          <w:kern w:val="0"/>
-          <w:sz w:val="21"/>
-          <w:szCs w:val="21"/>
-          <w14:ligatures w14:val="none"/>
-        </w:rPr>
-        <w:t>(</w:t>
-      </w:r>
-      <w:proofErr w:type="gramEnd"/>
-      <w:r>
-        <w:rPr>
-          <w:rFonts w:ascii="Consolas" w:eastAsia="Times New Roman" w:hAnsi="Consolas" w:cs="Times New Roman"/>
-          <w:color w:val="3B3B3B"/>
-          <w:kern w:val="0"/>
-          <w:sz w:val="21"/>
-          <w:szCs w:val="21"/>
-          <w14:ligatures w14:val="none"/>
-        </w:rPr>
-        <w:t>)</w:t>
-      </w:r>
-    </w:p>
-    <w:p>
-      <w:pPr>
-        <w:shd w:val="clear" w:color="auto" w:fill="FFFFFF"/>
-        <w:spacing w:after="0" w:line="285" w:lineRule="atLeast"/>
-        <w:rPr>
-          <w:rFonts w:ascii="Consolas" w:eastAsia="Times New Roman" w:hAnsi="Consolas" w:cs="Times New Roman"/>
-          <w:color w:val="3B3B3B"/>
-          <w:kern w:val="0"/>
-          <w:sz w:val="21"/>
-          <w:szCs w:val="21"/>
-          <w14:ligatures w14:val="none"/>
-        </w:rPr>
-      </w:pPr>
-      <w:r>
-        <w:rPr>
-          <w:rFonts w:ascii="Consolas" w:eastAsia="Times New Roman" w:hAnsi="Consolas" w:cs="Times New Roman"/>
-          <w:color w:val="3B3B3B"/>
-          <w:kern w:val="0"/>
-          <w:sz w:val="21"/>
-          <w:szCs w:val="21"/>
-          <w14:ligatures w14:val="none"/>
-        </w:rPr>
-        <w:t xml:space="preserve">    </w:t>
-      </w:r>
-      <w:r>
-        <w:rPr>
-          <w:rFonts w:ascii="Consolas" w:eastAsia="Times New Roman" w:hAnsi="Consolas" w:cs="Times New Roman"/>
-          <w:color w:val="795E26"/>
-          <w:kern w:val="0"/>
-          <w:sz w:val="21"/>
-          <w:szCs w:val="21"/>
-          <w14:ligatures w14:val="none"/>
-        </w:rPr>
-        <w:t>expect</w:t>
-      </w:r>
-      <w:r>
-        <w:rPr>
-          <w:rFonts w:ascii="Consolas" w:eastAsia="Times New Roman" w:hAnsi="Consolas" w:cs="Times New Roman"/>
-          <w:color w:val="3B3B3B"/>
-          <w:kern w:val="0"/>
-          <w:sz w:val="21"/>
-          <w:szCs w:val="21"/>
-          <w14:ligatures w14:val="none"/>
-        </w:rPr>
-        <w:t>(</w:t>
-      </w:r>
-      <w:r>
-        <w:rPr>
-          <w:rFonts w:ascii="Consolas" w:eastAsia="Times New Roman" w:hAnsi="Consolas" w:cs="Times New Roman"/>
-          <w:color w:val="0070C1"/>
-          <w:kern w:val="0"/>
-          <w:sz w:val="21"/>
-          <w:szCs w:val="21"/>
-          <w14:ligatures w14:val="none"/>
-        </w:rPr>
-        <w:t>t1</w:t>
-      </w:r>
-      <w:proofErr w:type="gramStart"/>
-      <w:r>
-        <w:rPr>
-          <w:rFonts w:ascii="Consolas" w:eastAsia="Times New Roman" w:hAnsi="Consolas" w:cs="Times New Roman"/>
-          <w:color w:val="3B3B3B"/>
-          <w:kern w:val="0"/>
-          <w:sz w:val="21"/>
-          <w:szCs w:val="21"/>
-          <w14:ligatures w14:val="none"/>
-        </w:rPr>
-        <w:t>).</w:t>
-      </w:r>
-      <w:r>
-        <w:rPr>
-          <w:rFonts w:ascii="Consolas" w:eastAsia="Times New Roman" w:hAnsi="Consolas" w:cs="Times New Roman"/>
-          <w:color w:val="795E26"/>
-          <w:kern w:val="0"/>
-          <w:sz w:val="21"/>
-          <w:szCs w:val="21"/>
-          <w14:ligatures w14:val="none"/>
-        </w:rPr>
-        <w:t>toEqual</w:t>
-      </w:r>
-      <w:proofErr w:type="gramEnd"/>
       <w:r>
         <w:rPr>
           <w:rFonts w:ascii="Consolas" w:eastAsia="Times New Roman" w:hAnsi="Consolas" w:cs="Times New Roman"/>
@@ -3523,7 +3263,7 @@
       </w:r>
     </w:p>
     <w:p>
-      <w:hyperlink r:id="rId5" w:history="1">
+      <w:hyperlink r:id="rId5" w:anchor="generate-a-basic-configuration-file" w:history="1">
         <w:r>
           <w:rPr>
             <w:rStyle w:val="Hyperlink"/>
@@ -3553,7 +3293,6 @@
           <w14:ligatures w14:val="none"/>
         </w:rPr>
       </w:pPr>
-      <w:proofErr w:type="gramStart"/>
       <w:r>
         <w:rPr>
           <w:rFonts w:ascii="Consolas" w:eastAsia="Times New Roman" w:hAnsi="Consolas" w:cs="Times New Roman"/>
@@ -3587,7 +3326,6 @@
         </w:rPr>
         <w:t>mock</w:t>
       </w:r>
-      <w:proofErr w:type="gramEnd"/>
       <w:r>
         <w:rPr>
           <w:rFonts w:ascii="Consolas" w:eastAsia="Times New Roman" w:hAnsi="Consolas" w:cs="Times New Roman"/>
@@ -3599,7 +3337,6 @@
         </w:rPr>
         <w:t>(</w:t>
       </w:r>
-      <w:proofErr w:type="gramStart"/>
       <w:r>
         <w:rPr>
           <w:rFonts w:ascii="Consolas" w:eastAsia="Times New Roman" w:hAnsi="Consolas" w:cs="Times New Roman"/>
@@ -3609,9 +3346,165 @@
           <w:szCs w:val="21"/>
           <w14:ligatures w14:val="none"/>
         </w:rPr>
-        <w:t>"..</w:t>
-      </w:r>
-      <w:proofErr w:type="gramEnd"/>
+        <w:t>"../utils/helpers"</w:t>
+      </w:r>
+      <w:r>
+        <w:rPr>
+          <w:rFonts w:ascii="Consolas" w:eastAsia="Times New Roman" w:hAnsi="Consolas" w:cs="Times New Roman"/>
+          <w:color w:val="3B3B3B"/>
+          <w:kern w:val="0"/>
+          <w:sz w:val="21"/>
+          <w:szCs w:val="21"/>
+          <w14:ligatures w14:val="none"/>
+        </w:rPr>
+        <w:t xml:space="preserve">, () </w:t>
+      </w:r>
+      <w:r>
+        <w:rPr>
+          <w:rFonts w:ascii="Consolas" w:eastAsia="Times New Roman" w:hAnsi="Consolas" w:cs="Times New Roman"/>
+          <w:color w:val="0000FF"/>
+          <w:kern w:val="0"/>
+          <w:sz w:val="21"/>
+          <w:szCs w:val="21"/>
+          <w14:ligatures w14:val="none"/>
+        </w:rPr>
+        <w:t>=&gt;</w:t>
+      </w:r>
+      <w:r>
+        <w:rPr>
+          <w:rFonts w:ascii="Consolas" w:eastAsia="Times New Roman" w:hAnsi="Consolas" w:cs="Times New Roman"/>
+          <w:color w:val="3B3B3B"/>
+          <w:kern w:val="0"/>
+          <w:sz w:val="21"/>
+          <w:szCs w:val="21"/>
+          <w14:ligatures w14:val="none"/>
+        </w:rPr>
+        <w:t xml:space="preserve"> ({</w:t>
+      </w:r>
+    </w:p>
+    <w:p>
+      <w:pPr>
+        <w:shd w:val="clear" w:color="auto" w:fill="FFFFFF"/>
+        <w:spacing w:after="0" w:line="285" w:lineRule="atLeast"/>
+        <w:rPr>
+          <w:rFonts w:ascii="Consolas" w:eastAsia="Times New Roman" w:hAnsi="Consolas" w:cs="Times New Roman"/>
+          <w:color w:val="3B3B3B"/>
+          <w:kern w:val="0"/>
+          <w:sz w:val="21"/>
+          <w:szCs w:val="21"/>
+          <w14:ligatures w14:val="none"/>
+        </w:rPr>
+      </w:pPr>
+      <w:r>
+        <w:rPr>
+          <w:rFonts w:ascii="Consolas" w:eastAsia="Times New Roman" w:hAnsi="Consolas" w:cs="Times New Roman"/>
+          <w:color w:val="3B3B3B"/>
+          <w:kern w:val="0"/>
+          <w:sz w:val="21"/>
+          <w:szCs w:val="21"/>
+          <w14:ligatures w14:val="none"/>
+        </w:rPr>
+        <w:t xml:space="preserve">    </w:t>
+      </w:r>
+      <w:r>
+        <w:rPr>
+          <w:rFonts w:ascii="Consolas" w:eastAsia="Times New Roman" w:hAnsi="Consolas" w:cs="Times New Roman"/>
+          <w:color w:val="267F99"/>
+          <w:kern w:val="0"/>
+          <w:sz w:val="21"/>
+          <w:szCs w:val="21"/>
+          <w14:ligatures w14:val="none"/>
+        </w:rPr>
+        <w:t>getJwtToken</w:t>
+      </w:r>
+      <w:r>
+        <w:rPr>
+          <w:rFonts w:ascii="Consolas" w:eastAsia="Times New Roman" w:hAnsi="Consolas" w:cs="Times New Roman"/>
+          <w:color w:val="001080"/>
+          <w:kern w:val="0"/>
+          <w:sz w:val="21"/>
+          <w:szCs w:val="21"/>
+          <w14:ligatures w14:val="none"/>
+        </w:rPr>
+        <w:t>:</w:t>
+      </w:r>
+      <w:r>
+        <w:rPr>
+          <w:rFonts w:ascii="Consolas" w:eastAsia="Times New Roman" w:hAnsi="Consolas" w:cs="Times New Roman"/>
+          <w:color w:val="3B3B3B"/>
+          <w:kern w:val="0"/>
+          <w:sz w:val="21"/>
+          <w:szCs w:val="21"/>
+          <w14:ligatures w14:val="none"/>
+        </w:rPr>
+        <w:t xml:space="preserve"> </w:t>
+      </w:r>
+      <w:r>
+        <w:rPr>
+          <w:rFonts w:ascii="Consolas" w:eastAsia="Times New Roman" w:hAnsi="Consolas" w:cs="Times New Roman"/>
+          <w:color w:val="267F99"/>
+          <w:kern w:val="0"/>
+          <w:sz w:val="21"/>
+          <w:szCs w:val="21"/>
+          <w14:ligatures w14:val="none"/>
+        </w:rPr>
+        <w:t>jest</w:t>
+      </w:r>
+      <w:r>
+        <w:rPr>
+          <w:rFonts w:ascii="Consolas" w:eastAsia="Times New Roman" w:hAnsi="Consolas" w:cs="Times New Roman"/>
+          <w:color w:val="3B3B3B"/>
+          <w:kern w:val="0"/>
+          <w:sz w:val="21"/>
+          <w:szCs w:val="21"/>
+          <w14:ligatures w14:val="none"/>
+        </w:rPr>
+        <w:t>.</w:t>
+      </w:r>
+      <w:r>
+        <w:rPr>
+          <w:rFonts w:ascii="Consolas" w:eastAsia="Times New Roman" w:hAnsi="Consolas" w:cs="Times New Roman"/>
+          <w:color w:val="795E26"/>
+          <w:kern w:val="0"/>
+          <w:sz w:val="21"/>
+          <w:szCs w:val="21"/>
+          <w14:ligatures w14:val="none"/>
+        </w:rPr>
+        <w:t>fn</w:t>
+      </w:r>
+      <w:r>
+        <w:rPr>
+          <w:rFonts w:ascii="Consolas" w:eastAsia="Times New Roman" w:hAnsi="Consolas" w:cs="Times New Roman"/>
+          <w:color w:val="3B3B3B"/>
+          <w:kern w:val="0"/>
+          <w:sz w:val="21"/>
+          <w:szCs w:val="21"/>
+          <w14:ligatures w14:val="none"/>
+        </w:rPr>
+        <w:t xml:space="preserve">(() </w:t>
+      </w:r>
+      <w:r>
+        <w:rPr>
+          <w:rFonts w:ascii="Consolas" w:eastAsia="Times New Roman" w:hAnsi="Consolas" w:cs="Times New Roman"/>
+          <w:color w:val="0000FF"/>
+          <w:kern w:val="0"/>
+          <w:sz w:val="21"/>
+          <w:szCs w:val="21"/>
+          <w14:ligatures w14:val="none"/>
+        </w:rPr>
+        <w:t>=&gt;</w:t>
+      </w:r>
+      <w:r>
+        <w:rPr>
+          <w:rFonts w:ascii="Consolas" w:eastAsia="Times New Roman" w:hAnsi="Consolas" w:cs="Times New Roman"/>
+          <w:color w:val="3B3B3B"/>
+          <w:kern w:val="0"/>
+          <w:sz w:val="21"/>
+          <w:szCs w:val="21"/>
+          <w14:ligatures w14:val="none"/>
+        </w:rPr>
+        <w:t xml:space="preserve"> </w:t>
+      </w:r>
       <w:r>
         <w:rPr>
           <w:rFonts w:ascii="Consolas" w:eastAsia="Times New Roman" w:hAnsi="Consolas" w:cs="Times New Roman"/>
@@ -3621,19 +3514,72 @@
           <w:szCs w:val="21"/>
           <w14:ligatures w14:val="none"/>
         </w:rPr>
-        <w:t>/utils/helpers"</w:t>
-      </w:r>
-      <w:r>
-        <w:rPr>
-          <w:rFonts w:ascii="Consolas" w:eastAsia="Times New Roman" w:hAnsi="Consolas" w:cs="Times New Roman"/>
-          <w:color w:val="3B3B3B"/>
-          <w:kern w:val="0"/>
-          <w:sz w:val="21"/>
-          <w:szCs w:val="21"/>
-          <w14:ligatures w14:val="none"/>
-        </w:rPr>
-        <w:t xml:space="preserve">, () </w:t>
-      </w:r>
+        <w:t>'Token@123'</w:t>
+      </w:r>
+      <w:r>
+        <w:rPr>
+          <w:rFonts w:ascii="Consolas" w:eastAsia="Times New Roman" w:hAnsi="Consolas" w:cs="Times New Roman"/>
+          <w:color w:val="3B3B3B"/>
+          <w:kern w:val="0"/>
+          <w:sz w:val="21"/>
+          <w:szCs w:val="21"/>
+          <w14:ligatures w14:val="none"/>
+        </w:rPr>
+        <w:t>)</w:t>
+      </w:r>
+    </w:p>
+    <w:p>
+      <w:pPr>
+        <w:shd w:val="clear" w:color="auto" w:fill="FFFFFF"/>
+        <w:spacing w:after="0" w:line="285" w:lineRule="atLeast"/>
+        <w:rPr>
+          <w:rFonts w:ascii="Consolas" w:eastAsia="Times New Roman" w:hAnsi="Consolas" w:cs="Times New Roman"/>
+          <w:color w:val="3B3B3B"/>
+          <w:kern w:val="0"/>
+          <w:sz w:val="21"/>
+          <w:szCs w:val="21"/>
+          <w14:ligatures w14:val="none"/>
+        </w:rPr>
+      </w:pPr>
+      <w:r>
+        <w:rPr>
+          <w:rFonts w:ascii="Consolas" w:eastAsia="Times New Roman" w:hAnsi="Consolas" w:cs="Times New Roman"/>
+          <w:color w:val="3B3B3B"/>
+          <w:kern w:val="0"/>
+          <w:sz w:val="21"/>
+          <w:szCs w:val="21"/>
+          <w14:ligatures w14:val="none"/>
+        </w:rPr>
+        <w:t>}))</w:t>
+      </w:r>
+    </w:p>
+    <w:p>
+      <w:pPr>
+        <w:shd w:val="clear" w:color="auto" w:fill="FFFFFF"/>
+        <w:spacing w:after="0" w:line="285" w:lineRule="atLeast"/>
+        <w:rPr>
+          <w:rFonts w:ascii="Consolas" w:eastAsia="Times New Roman" w:hAnsi="Consolas" w:cs="Times New Roman"/>
+          <w:color w:val="3B3B3B"/>
+          <w:kern w:val="0"/>
+          <w:sz w:val="21"/>
+          <w:szCs w:val="21"/>
+          <w14:ligatures w14:val="none"/>
+        </w:rPr>
+      </w:pPr>
+    </w:p>
+    <w:p>
+      <w:pPr>
+        <w:shd w:val="clear" w:color="auto" w:fill="FFFFFF"/>
+        <w:spacing w:after="0" w:line="285" w:lineRule="atLeast"/>
+        <w:rPr>
+          <w:rFonts w:ascii="Consolas" w:eastAsia="Times New Roman" w:hAnsi="Consolas" w:cs="Times New Roman"/>
+          <w:color w:val="3B3B3B"/>
+          <w:kern w:val="0"/>
+          <w:sz w:val="21"/>
+          <w:szCs w:val="21"/>
+          <w14:ligatures w14:val="none"/>
+        </w:rPr>
+      </w:pPr>
       <w:r>
         <w:rPr>
           <w:rFonts w:ascii="Consolas" w:eastAsia="Times New Roman" w:hAnsi="Consolas" w:cs="Times New Roman"/>
@@ -3643,6 +3589,72 @@
           <w:szCs w:val="21"/>
           <w14:ligatures w14:val="none"/>
         </w:rPr>
+        <w:t>const</w:t>
+      </w:r>
+      <w:r>
+        <w:rPr>
+          <w:rFonts w:ascii="Consolas" w:eastAsia="Times New Roman" w:hAnsi="Consolas" w:cs="Times New Roman"/>
+          <w:color w:val="3B3B3B"/>
+          <w:kern w:val="0"/>
+          <w:sz w:val="21"/>
+          <w:szCs w:val="21"/>
+          <w14:ligatures w14:val="none"/>
+        </w:rPr>
+        <w:t xml:space="preserve"> </w:t>
+      </w:r>
+      <w:r>
+        <w:rPr>
+          <w:rFonts w:ascii="Consolas" w:eastAsia="Times New Roman" w:hAnsi="Consolas" w:cs="Times New Roman"/>
+          <w:color w:val="795E26"/>
+          <w:kern w:val="0"/>
+          <w:sz w:val="21"/>
+          <w:szCs w:val="21"/>
+          <w14:ligatures w14:val="none"/>
+        </w:rPr>
+        <w:t>mockReq</w:t>
+      </w:r>
+      <w:r>
+        <w:rPr>
+          <w:rFonts w:ascii="Consolas" w:eastAsia="Times New Roman" w:hAnsi="Consolas" w:cs="Times New Roman"/>
+          <w:color w:val="3B3B3B"/>
+          <w:kern w:val="0"/>
+          <w:sz w:val="21"/>
+          <w:szCs w:val="21"/>
+          <w14:ligatures w14:val="none"/>
+        </w:rPr>
+        <w:t xml:space="preserve"> </w:t>
+      </w:r>
+      <w:r>
+        <w:rPr>
+          <w:rFonts w:ascii="Consolas" w:eastAsia="Times New Roman" w:hAnsi="Consolas" w:cs="Times New Roman"/>
+          <w:color w:val="000000"/>
+          <w:kern w:val="0"/>
+          <w:sz w:val="21"/>
+          <w:szCs w:val="21"/>
+          <w14:ligatures w14:val="none"/>
+        </w:rPr>
+        <w:t>=</w:t>
+      </w:r>
+      <w:r>
+        <w:rPr>
+          <w:rFonts w:ascii="Consolas" w:eastAsia="Times New Roman" w:hAnsi="Consolas" w:cs="Times New Roman"/>
+          <w:color w:val="3B3B3B"/>
+          <w:kern w:val="0"/>
+          <w:sz w:val="21"/>
+          <w:szCs w:val="21"/>
+          <w14:ligatures w14:val="none"/>
+        </w:rPr>
+        <w:t xml:space="preserve"> () </w:t>
+      </w:r>
+      <w:r>
+        <w:rPr>
+          <w:rFonts w:ascii="Consolas" w:eastAsia="Times New Roman" w:hAnsi="Consolas" w:cs="Times New Roman"/>
+          <w:color w:val="0000FF"/>
+          <w:kern w:val="0"/>
+          <w:sz w:val="21"/>
+          <w:szCs w:val="21"/>
+          <w14:ligatures w14:val="none"/>
+        </w:rPr>
         <w:t>=&gt;</w:t>
       </w:r>
       <w:r>
@@ -3654,7 +3666,7 @@
           <w:szCs w:val="21"/>
           <w14:ligatures w14:val="none"/>
         </w:rPr>
-        <w:t xml:space="preserve"> ({</w:t>
+        <w:t xml:space="preserve"> {</w:t>
       </w:r>
     </w:p>
     <w:p>
@@ -3684,13 +3696,541 @@
       <w:r>
         <w:rPr>
           <w:rFonts w:ascii="Consolas" w:eastAsia="Times New Roman" w:hAnsi="Consolas" w:cs="Times New Roman"/>
+          <w:color w:val="AF00DB"/>
+          <w:kern w:val="0"/>
+          <w:sz w:val="21"/>
+          <w:szCs w:val="21"/>
+          <w14:ligatures w14:val="none"/>
+        </w:rPr>
+        <w:t>return</w:t>
+      </w:r>
+      <w:r>
+        <w:rPr>
+          <w:rFonts w:ascii="Consolas" w:eastAsia="Times New Roman" w:hAnsi="Consolas" w:cs="Times New Roman"/>
+          <w:color w:val="3B3B3B"/>
+          <w:kern w:val="0"/>
+          <w:sz w:val="21"/>
+          <w:szCs w:val="21"/>
+          <w14:ligatures w14:val="none"/>
+        </w:rPr>
+        <w:t xml:space="preserve"> {</w:t>
+      </w:r>
+    </w:p>
+    <w:p>
+      <w:pPr>
+        <w:shd w:val="clear" w:color="auto" w:fill="FFFFFF"/>
+        <w:spacing w:after="0" w:line="285" w:lineRule="atLeast"/>
+        <w:rPr>
+          <w:rFonts w:ascii="Consolas" w:eastAsia="Times New Roman" w:hAnsi="Consolas" w:cs="Times New Roman"/>
+          <w:color w:val="3B3B3B"/>
+          <w:kern w:val="0"/>
+          <w:sz w:val="21"/>
+          <w:szCs w:val="21"/>
+          <w14:ligatures w14:val="none"/>
+        </w:rPr>
+      </w:pPr>
+      <w:r>
+        <w:rPr>
+          <w:rFonts w:ascii="Consolas" w:eastAsia="Times New Roman" w:hAnsi="Consolas" w:cs="Times New Roman"/>
+          <w:color w:val="3B3B3B"/>
+          <w:kern w:val="0"/>
+          <w:sz w:val="21"/>
+          <w:szCs w:val="21"/>
+          <w14:ligatures w14:val="none"/>
+        </w:rPr>
+        <w:t xml:space="preserve">        </w:t>
+      </w:r>
+      <w:r>
+        <w:rPr>
+          <w:rFonts w:ascii="Consolas" w:eastAsia="Times New Roman" w:hAnsi="Consolas" w:cs="Times New Roman"/>
+          <w:color w:val="001080"/>
+          <w:kern w:val="0"/>
+          <w:sz w:val="21"/>
+          <w:szCs w:val="21"/>
+          <w14:ligatures w14:val="none"/>
+        </w:rPr>
+        <w:t>body:</w:t>
+      </w:r>
+      <w:r>
+        <w:rPr>
+          <w:rFonts w:ascii="Consolas" w:eastAsia="Times New Roman" w:hAnsi="Consolas" w:cs="Times New Roman"/>
+          <w:color w:val="3B3B3B"/>
+          <w:kern w:val="0"/>
+          <w:sz w:val="21"/>
+          <w:szCs w:val="21"/>
+          <w14:ligatures w14:val="none"/>
+        </w:rPr>
+        <w:t xml:space="preserve"> {</w:t>
+      </w:r>
+    </w:p>
+    <w:p>
+      <w:pPr>
+        <w:shd w:val="clear" w:color="auto" w:fill="FFFFFF"/>
+        <w:spacing w:after="0" w:line="285" w:lineRule="atLeast"/>
+        <w:rPr>
+          <w:rFonts w:ascii="Consolas" w:eastAsia="Times New Roman" w:hAnsi="Consolas" w:cs="Times New Roman"/>
+          <w:color w:val="3B3B3B"/>
+          <w:kern w:val="0"/>
+          <w:sz w:val="21"/>
+          <w:szCs w:val="21"/>
+          <w14:ligatures w14:val="none"/>
+        </w:rPr>
+      </w:pPr>
+      <w:r>
+        <w:rPr>
+          <w:rFonts w:ascii="Consolas" w:eastAsia="Times New Roman" w:hAnsi="Consolas" w:cs="Times New Roman"/>
+          <w:color w:val="3B3B3B"/>
+          <w:kern w:val="0"/>
+          <w:sz w:val="21"/>
+          <w:szCs w:val="21"/>
+          <w14:ligatures w14:val="none"/>
+        </w:rPr>
+        <w:t xml:space="preserve">            </w:t>
+      </w:r>
+      <w:r>
+        <w:rPr>
+          <w:rFonts w:ascii="Consolas" w:eastAsia="Times New Roman" w:hAnsi="Consolas" w:cs="Times New Roman"/>
+          <w:color w:val="001080"/>
+          <w:kern w:val="0"/>
+          <w:sz w:val="21"/>
+          <w:szCs w:val="21"/>
+          <w14:ligatures w14:val="none"/>
+        </w:rPr>
+        <w:t>name:</w:t>
+      </w:r>
+      <w:r>
+        <w:rPr>
+          <w:rFonts w:ascii="Consolas" w:eastAsia="Times New Roman" w:hAnsi="Consolas" w:cs="Times New Roman"/>
+          <w:color w:val="3B3B3B"/>
+          <w:kern w:val="0"/>
+          <w:sz w:val="21"/>
+          <w:szCs w:val="21"/>
+          <w14:ligatures w14:val="none"/>
+        </w:rPr>
+        <w:t xml:space="preserve"> </w:t>
+      </w:r>
+      <w:r>
+        <w:rPr>
+          <w:rFonts w:ascii="Consolas" w:eastAsia="Times New Roman" w:hAnsi="Consolas" w:cs="Times New Roman"/>
+          <w:color w:val="A31515"/>
+          <w:kern w:val="0"/>
+          <w:sz w:val="21"/>
+          <w:szCs w:val="21"/>
+          <w14:ligatures w14:val="none"/>
+        </w:rPr>
+        <w:t>"Jafar Loka"</w:t>
+      </w:r>
+      <w:r>
+        <w:rPr>
+          <w:rFonts w:ascii="Consolas" w:eastAsia="Times New Roman" w:hAnsi="Consolas" w:cs="Times New Roman"/>
+          <w:color w:val="3B3B3B"/>
+          <w:kern w:val="0"/>
+          <w:sz w:val="21"/>
+          <w:szCs w:val="21"/>
+          <w14:ligatures w14:val="none"/>
+        </w:rPr>
+        <w:t>,</w:t>
+      </w:r>
+    </w:p>
+    <w:p>
+      <w:pPr>
+        <w:shd w:val="clear" w:color="auto" w:fill="FFFFFF"/>
+        <w:spacing w:after="0" w:line="285" w:lineRule="atLeast"/>
+        <w:rPr>
+          <w:rFonts w:ascii="Consolas" w:eastAsia="Times New Roman" w:hAnsi="Consolas" w:cs="Times New Roman"/>
+          <w:color w:val="3B3B3B"/>
+          <w:kern w:val="0"/>
+          <w:sz w:val="21"/>
+          <w:szCs w:val="21"/>
+          <w14:ligatures w14:val="none"/>
+        </w:rPr>
+      </w:pPr>
+      <w:r>
+        <w:rPr>
+          <w:rFonts w:ascii="Consolas" w:eastAsia="Times New Roman" w:hAnsi="Consolas" w:cs="Times New Roman"/>
+          <w:color w:val="3B3B3B"/>
+          <w:kern w:val="0"/>
+          <w:sz w:val="21"/>
+          <w:szCs w:val="21"/>
+          <w14:ligatures w14:val="none"/>
+        </w:rPr>
+        <w:t xml:space="preserve">            </w:t>
+      </w:r>
+      <w:r>
+        <w:rPr>
+          <w:rFonts w:ascii="Consolas" w:eastAsia="Times New Roman" w:hAnsi="Consolas" w:cs="Times New Roman"/>
+          <w:color w:val="001080"/>
+          <w:kern w:val="0"/>
+          <w:sz w:val="21"/>
+          <w:szCs w:val="21"/>
+          <w14:ligatures w14:val="none"/>
+        </w:rPr>
+        <w:t>email:</w:t>
+      </w:r>
+      <w:r>
+        <w:rPr>
+          <w:rFonts w:ascii="Consolas" w:eastAsia="Times New Roman" w:hAnsi="Consolas" w:cs="Times New Roman"/>
+          <w:color w:val="3B3B3B"/>
+          <w:kern w:val="0"/>
+          <w:sz w:val="21"/>
+          <w:szCs w:val="21"/>
+          <w14:ligatures w14:val="none"/>
+        </w:rPr>
+        <w:t xml:space="preserve"> </w:t>
+      </w:r>
+      <w:r>
+        <w:rPr>
+          <w:rFonts w:ascii="Consolas" w:eastAsia="Times New Roman" w:hAnsi="Consolas" w:cs="Times New Roman"/>
+          <w:color w:val="A31515"/>
+          <w:kern w:val="0"/>
+          <w:sz w:val="21"/>
+          <w:szCs w:val="21"/>
+          <w14:ligatures w14:val="none"/>
+        </w:rPr>
+        <w:t>"jloka@jloka.com"</w:t>
+      </w:r>
+      <w:r>
+        <w:rPr>
+          <w:rFonts w:ascii="Consolas" w:eastAsia="Times New Roman" w:hAnsi="Consolas" w:cs="Times New Roman"/>
+          <w:color w:val="3B3B3B"/>
+          <w:kern w:val="0"/>
+          <w:sz w:val="21"/>
+          <w:szCs w:val="21"/>
+          <w14:ligatures w14:val="none"/>
+        </w:rPr>
+        <w:t>,</w:t>
+      </w:r>
+    </w:p>
+    <w:p>
+      <w:pPr>
+        <w:shd w:val="clear" w:color="auto" w:fill="FFFFFF"/>
+        <w:spacing w:after="0" w:line="285" w:lineRule="atLeast"/>
+        <w:rPr>
+          <w:rFonts w:ascii="Consolas" w:eastAsia="Times New Roman" w:hAnsi="Consolas" w:cs="Times New Roman"/>
+          <w:color w:val="3B3B3B"/>
+          <w:kern w:val="0"/>
+          <w:sz w:val="21"/>
+          <w:szCs w:val="21"/>
+          <w14:ligatures w14:val="none"/>
+        </w:rPr>
+      </w:pPr>
+      <w:r>
+        <w:rPr>
+          <w:rFonts w:ascii="Consolas" w:eastAsia="Times New Roman" w:hAnsi="Consolas" w:cs="Times New Roman"/>
+          <w:color w:val="3B3B3B"/>
+          <w:kern w:val="0"/>
+          <w:sz w:val="21"/>
+          <w:szCs w:val="21"/>
+          <w14:ligatures w14:val="none"/>
+        </w:rPr>
+        <w:t xml:space="preserve">            </w:t>
+      </w:r>
+      <w:r>
+        <w:rPr>
+          <w:rFonts w:ascii="Consolas" w:eastAsia="Times New Roman" w:hAnsi="Consolas" w:cs="Times New Roman"/>
+          <w:color w:val="001080"/>
+          <w:kern w:val="0"/>
+          <w:sz w:val="21"/>
+          <w:szCs w:val="21"/>
+          <w14:ligatures w14:val="none"/>
+        </w:rPr>
+        <w:t>password:</w:t>
+      </w:r>
+      <w:r>
+        <w:rPr>
+          <w:rFonts w:ascii="Consolas" w:eastAsia="Times New Roman" w:hAnsi="Consolas" w:cs="Times New Roman"/>
+          <w:color w:val="3B3B3B"/>
+          <w:kern w:val="0"/>
+          <w:sz w:val="21"/>
+          <w:szCs w:val="21"/>
+          <w14:ligatures w14:val="none"/>
+        </w:rPr>
+        <w:t xml:space="preserve"> </w:t>
+      </w:r>
+      <w:r>
+        <w:rPr>
+          <w:rFonts w:ascii="Consolas" w:eastAsia="Times New Roman" w:hAnsi="Consolas" w:cs="Times New Roman"/>
+          <w:color w:val="A31515"/>
+          <w:kern w:val="0"/>
+          <w:sz w:val="21"/>
+          <w:szCs w:val="21"/>
+          <w14:ligatures w14:val="none"/>
+        </w:rPr>
+        <w:t>"Test@123"</w:t>
+      </w:r>
+    </w:p>
+    <w:p>
+      <w:pPr>
+        <w:shd w:val="clear" w:color="auto" w:fill="FFFFFF"/>
+        <w:spacing w:after="0" w:line="285" w:lineRule="atLeast"/>
+        <w:rPr>
+          <w:rFonts w:ascii="Consolas" w:eastAsia="Times New Roman" w:hAnsi="Consolas" w:cs="Times New Roman"/>
+          <w:color w:val="3B3B3B"/>
+          <w:kern w:val="0"/>
+          <w:sz w:val="21"/>
+          <w:szCs w:val="21"/>
+          <w14:ligatures w14:val="none"/>
+        </w:rPr>
+      </w:pPr>
+      <w:r>
+        <w:rPr>
+          <w:rFonts w:ascii="Consolas" w:eastAsia="Times New Roman" w:hAnsi="Consolas" w:cs="Times New Roman"/>
+          <w:color w:val="3B3B3B"/>
+          <w:kern w:val="0"/>
+          <w:sz w:val="21"/>
+          <w:szCs w:val="21"/>
+          <w14:ligatures w14:val="none"/>
+        </w:rPr>
+        <w:t>        }</w:t>
+      </w:r>
+    </w:p>
+    <w:p>
+      <w:pPr>
+        <w:shd w:val="clear" w:color="auto" w:fill="FFFFFF"/>
+        <w:spacing w:after="0" w:line="285" w:lineRule="atLeast"/>
+        <w:rPr>
+          <w:rFonts w:ascii="Consolas" w:eastAsia="Times New Roman" w:hAnsi="Consolas" w:cs="Times New Roman"/>
+          <w:color w:val="3B3B3B"/>
+          <w:kern w:val="0"/>
+          <w:sz w:val="21"/>
+          <w:szCs w:val="21"/>
+          <w14:ligatures w14:val="none"/>
+        </w:rPr>
+      </w:pPr>
+      <w:r>
+        <w:rPr>
+          <w:rFonts w:ascii="Consolas" w:eastAsia="Times New Roman" w:hAnsi="Consolas" w:cs="Times New Roman"/>
+          <w:color w:val="3B3B3B"/>
+          <w:kern w:val="0"/>
+          <w:sz w:val="21"/>
+          <w:szCs w:val="21"/>
+          <w14:ligatures w14:val="none"/>
+        </w:rPr>
+        <w:t>    }</w:t>
+      </w:r>
+    </w:p>
+    <w:p>
+      <w:pPr>
+        <w:shd w:val="clear" w:color="auto" w:fill="FFFFFF"/>
+        <w:spacing w:after="0" w:line="285" w:lineRule="atLeast"/>
+        <w:rPr>
+          <w:rFonts w:ascii="Consolas" w:eastAsia="Times New Roman" w:hAnsi="Consolas" w:cs="Times New Roman"/>
+          <w:color w:val="3B3B3B"/>
+          <w:kern w:val="0"/>
+          <w:sz w:val="21"/>
+          <w:szCs w:val="21"/>
+          <w14:ligatures w14:val="none"/>
+        </w:rPr>
+      </w:pPr>
+      <w:r>
+        <w:rPr>
+          <w:rFonts w:ascii="Consolas" w:eastAsia="Times New Roman" w:hAnsi="Consolas" w:cs="Times New Roman"/>
+          <w:color w:val="3B3B3B"/>
+          <w:kern w:val="0"/>
+          <w:sz w:val="21"/>
+          <w:szCs w:val="21"/>
+          <w14:ligatures w14:val="none"/>
+        </w:rPr>
+        <w:t>}</w:t>
+      </w:r>
+    </w:p>
+    <w:p>
+      <w:pPr>
+        <w:shd w:val="clear" w:color="auto" w:fill="FFFFFF"/>
+        <w:spacing w:after="0" w:line="285" w:lineRule="atLeast"/>
+        <w:rPr>
+          <w:rFonts w:ascii="Consolas" w:eastAsia="Times New Roman" w:hAnsi="Consolas" w:cs="Times New Roman"/>
+          <w:color w:val="3B3B3B"/>
+          <w:kern w:val="0"/>
+          <w:sz w:val="21"/>
+          <w:szCs w:val="21"/>
+          <w14:ligatures w14:val="none"/>
+        </w:rPr>
+      </w:pPr>
+    </w:p>
+    <w:p>
+      <w:pPr>
+        <w:shd w:val="clear" w:color="auto" w:fill="FFFFFF"/>
+        <w:spacing w:after="0" w:line="285" w:lineRule="atLeast"/>
+        <w:rPr>
+          <w:rFonts w:ascii="Consolas" w:eastAsia="Times New Roman" w:hAnsi="Consolas" w:cs="Times New Roman"/>
+          <w:color w:val="3B3B3B"/>
+          <w:kern w:val="0"/>
+          <w:sz w:val="21"/>
+          <w:szCs w:val="21"/>
+          <w14:ligatures w14:val="none"/>
+        </w:rPr>
+      </w:pPr>
+      <w:r>
+        <w:rPr>
+          <w:rFonts w:ascii="Consolas" w:eastAsia="Times New Roman" w:hAnsi="Consolas" w:cs="Times New Roman"/>
+          <w:color w:val="0000FF"/>
+          <w:kern w:val="0"/>
+          <w:sz w:val="21"/>
+          <w:szCs w:val="21"/>
+          <w14:ligatures w14:val="none"/>
+        </w:rPr>
+        <w:t>const</w:t>
+      </w:r>
+      <w:r>
+        <w:rPr>
+          <w:rFonts w:ascii="Consolas" w:eastAsia="Times New Roman" w:hAnsi="Consolas" w:cs="Times New Roman"/>
+          <w:color w:val="3B3B3B"/>
+          <w:kern w:val="0"/>
+          <w:sz w:val="21"/>
+          <w:szCs w:val="21"/>
+          <w14:ligatures w14:val="none"/>
+        </w:rPr>
+        <w:t xml:space="preserve"> </w:t>
+      </w:r>
+      <w:r>
+        <w:rPr>
+          <w:rFonts w:ascii="Consolas" w:eastAsia="Times New Roman" w:hAnsi="Consolas" w:cs="Times New Roman"/>
+          <w:color w:val="795E26"/>
+          <w:kern w:val="0"/>
+          <w:sz w:val="21"/>
+          <w:szCs w:val="21"/>
+          <w14:ligatures w14:val="none"/>
+        </w:rPr>
+        <w:t>mockResp</w:t>
+      </w:r>
+      <w:r>
+        <w:rPr>
+          <w:rFonts w:ascii="Consolas" w:eastAsia="Times New Roman" w:hAnsi="Consolas" w:cs="Times New Roman"/>
+          <w:color w:val="3B3B3B"/>
+          <w:kern w:val="0"/>
+          <w:sz w:val="21"/>
+          <w:szCs w:val="21"/>
+          <w14:ligatures w14:val="none"/>
+        </w:rPr>
+        <w:t xml:space="preserve"> </w:t>
+      </w:r>
+      <w:r>
+        <w:rPr>
+          <w:rFonts w:ascii="Consolas" w:eastAsia="Times New Roman" w:hAnsi="Consolas" w:cs="Times New Roman"/>
+          <w:color w:val="000000"/>
+          <w:kern w:val="0"/>
+          <w:sz w:val="21"/>
+          <w:szCs w:val="21"/>
+          <w14:ligatures w14:val="none"/>
+        </w:rPr>
+        <w:t>=</w:t>
+      </w:r>
+      <w:r>
+        <w:rPr>
+          <w:rFonts w:ascii="Consolas" w:eastAsia="Times New Roman" w:hAnsi="Consolas" w:cs="Times New Roman"/>
+          <w:color w:val="3B3B3B"/>
+          <w:kern w:val="0"/>
+          <w:sz w:val="21"/>
+          <w:szCs w:val="21"/>
+          <w14:ligatures w14:val="none"/>
+        </w:rPr>
+        <w:t xml:space="preserve"> () </w:t>
+      </w:r>
+      <w:r>
+        <w:rPr>
+          <w:rFonts w:ascii="Consolas" w:eastAsia="Times New Roman" w:hAnsi="Consolas" w:cs="Times New Roman"/>
+          <w:color w:val="0000FF"/>
+          <w:kern w:val="0"/>
+          <w:sz w:val="21"/>
+          <w:szCs w:val="21"/>
+          <w14:ligatures w14:val="none"/>
+        </w:rPr>
+        <w:t>=&gt;</w:t>
+      </w:r>
+      <w:r>
+        <w:rPr>
+          <w:rFonts w:ascii="Consolas" w:eastAsia="Times New Roman" w:hAnsi="Consolas" w:cs="Times New Roman"/>
+          <w:color w:val="3B3B3B"/>
+          <w:kern w:val="0"/>
+          <w:sz w:val="21"/>
+          <w:szCs w:val="21"/>
+          <w14:ligatures w14:val="none"/>
+        </w:rPr>
+        <w:t xml:space="preserve"> {</w:t>
+      </w:r>
+    </w:p>
+    <w:p>
+      <w:pPr>
+        <w:shd w:val="clear" w:color="auto" w:fill="FFFFFF"/>
+        <w:spacing w:after="0" w:line="285" w:lineRule="atLeast"/>
+        <w:rPr>
+          <w:rFonts w:ascii="Consolas" w:eastAsia="Times New Roman" w:hAnsi="Consolas" w:cs="Times New Roman"/>
+          <w:color w:val="3B3B3B"/>
+          <w:kern w:val="0"/>
+          <w:sz w:val="21"/>
+          <w:szCs w:val="21"/>
+          <w14:ligatures w14:val="none"/>
+        </w:rPr>
+      </w:pPr>
+      <w:r>
+        <w:rPr>
+          <w:rFonts w:ascii="Consolas" w:eastAsia="Times New Roman" w:hAnsi="Consolas" w:cs="Times New Roman"/>
+          <w:color w:val="3B3B3B"/>
+          <w:kern w:val="0"/>
+          <w:sz w:val="21"/>
+          <w:szCs w:val="21"/>
+          <w14:ligatures w14:val="none"/>
+        </w:rPr>
+        <w:t xml:space="preserve">    </w:t>
+      </w:r>
+      <w:r>
+        <w:rPr>
+          <w:rFonts w:ascii="Consolas" w:eastAsia="Times New Roman" w:hAnsi="Consolas" w:cs="Times New Roman"/>
+          <w:color w:val="AF00DB"/>
+          <w:kern w:val="0"/>
+          <w:sz w:val="21"/>
+          <w:szCs w:val="21"/>
+          <w14:ligatures w14:val="none"/>
+        </w:rPr>
+        <w:t>return</w:t>
+      </w:r>
+      <w:r>
+        <w:rPr>
+          <w:rFonts w:ascii="Consolas" w:eastAsia="Times New Roman" w:hAnsi="Consolas" w:cs="Times New Roman"/>
+          <w:color w:val="3B3B3B"/>
+          <w:kern w:val="0"/>
+          <w:sz w:val="21"/>
+          <w:szCs w:val="21"/>
+          <w14:ligatures w14:val="none"/>
+        </w:rPr>
+        <w:t xml:space="preserve"> {</w:t>
+      </w:r>
+    </w:p>
+    <w:p>
+      <w:pPr>
+        <w:shd w:val="clear" w:color="auto" w:fill="FFFFFF"/>
+        <w:spacing w:after="0" w:line="285" w:lineRule="atLeast"/>
+        <w:rPr>
+          <w:rFonts w:ascii="Consolas" w:eastAsia="Times New Roman" w:hAnsi="Consolas" w:cs="Times New Roman"/>
+          <w:color w:val="3B3B3B"/>
+          <w:kern w:val="0"/>
+          <w:sz w:val="21"/>
+          <w:szCs w:val="21"/>
+          <w14:ligatures w14:val="none"/>
+        </w:rPr>
+      </w:pPr>
+      <w:r>
+        <w:rPr>
+          <w:rFonts w:ascii="Consolas" w:eastAsia="Times New Roman" w:hAnsi="Consolas" w:cs="Times New Roman"/>
+          <w:color w:val="3B3B3B"/>
+          <w:kern w:val="0"/>
+          <w:sz w:val="21"/>
+          <w:szCs w:val="21"/>
+          <w14:ligatures w14:val="none"/>
+        </w:rPr>
+        <w:t xml:space="preserve">        </w:t>
+      </w:r>
+      <w:r>
+        <w:rPr>
+          <w:rFonts w:ascii="Consolas" w:eastAsia="Times New Roman" w:hAnsi="Consolas" w:cs="Times New Roman"/>
           <w:color w:val="267F99"/>
           <w:kern w:val="0"/>
           <w:sz w:val="21"/>
           <w:szCs w:val="21"/>
           <w14:ligatures w14:val="none"/>
         </w:rPr>
-        <w:t>getJwtToken</w:t>
+        <w:t>status</w:t>
       </w:r>
       <w:r>
         <w:rPr>
@@ -3714,7 +4254,6 @@
         </w:rPr>
         <w:t xml:space="preserve"> </w:t>
       </w:r>
-      <w:proofErr w:type="gramStart"/>
       <w:r>
         <w:rPr>
           <w:rFonts w:ascii="Consolas" w:eastAsia="Times New Roman" w:hAnsi="Consolas" w:cs="Times New Roman"/>
@@ -3748,28 +4287,85 @@
         </w:rPr>
         <w:t>fn</w:t>
       </w:r>
-      <w:proofErr w:type="gramEnd"/>
-      <w:r>
-        <w:rPr>
-          <w:rFonts w:ascii="Consolas" w:eastAsia="Times New Roman" w:hAnsi="Consolas" w:cs="Times New Roman"/>
-          <w:color w:val="3B3B3B"/>
-          <w:kern w:val="0"/>
-          <w:sz w:val="21"/>
-          <w:szCs w:val="21"/>
-          <w14:ligatures w14:val="none"/>
-        </w:rPr>
-        <w:t xml:space="preserve">(() </w:t>
-      </w:r>
-      <w:r>
-        <w:rPr>
-          <w:rFonts w:ascii="Consolas" w:eastAsia="Times New Roman" w:hAnsi="Consolas" w:cs="Times New Roman"/>
-          <w:color w:val="0000FF"/>
-          <w:kern w:val="0"/>
-          <w:sz w:val="21"/>
-          <w:szCs w:val="21"/>
-          <w14:ligatures w14:val="none"/>
-        </w:rPr>
-        <w:t>=&gt;</w:t>
+      <w:r>
+        <w:rPr>
+          <w:rFonts w:ascii="Consolas" w:eastAsia="Times New Roman" w:hAnsi="Consolas" w:cs="Times New Roman"/>
+          <w:color w:val="3B3B3B"/>
+          <w:kern w:val="0"/>
+          <w:sz w:val="21"/>
+          <w:szCs w:val="21"/>
+          <w14:ligatures w14:val="none"/>
+        </w:rPr>
+        <w:t>().</w:t>
+      </w:r>
+      <w:r>
+        <w:rPr>
+          <w:rFonts w:ascii="Consolas" w:eastAsia="Times New Roman" w:hAnsi="Consolas" w:cs="Times New Roman"/>
+          <w:color w:val="795E26"/>
+          <w:kern w:val="0"/>
+          <w:sz w:val="21"/>
+          <w:szCs w:val="21"/>
+          <w14:ligatures w14:val="none"/>
+        </w:rPr>
+        <w:t>mockReturnThis</w:t>
+      </w:r>
+      <w:r>
+        <w:rPr>
+          <w:rFonts w:ascii="Consolas" w:eastAsia="Times New Roman" w:hAnsi="Consolas" w:cs="Times New Roman"/>
+          <w:color w:val="3B3B3B"/>
+          <w:kern w:val="0"/>
+          <w:sz w:val="21"/>
+          <w:szCs w:val="21"/>
+          <w14:ligatures w14:val="none"/>
+        </w:rPr>
+        <w:t>(),</w:t>
+      </w:r>
+    </w:p>
+    <w:p>
+      <w:pPr>
+        <w:shd w:val="clear" w:color="auto" w:fill="FFFFFF"/>
+        <w:spacing w:after="0" w:line="285" w:lineRule="atLeast"/>
+        <w:rPr>
+          <w:rFonts w:ascii="Consolas" w:eastAsia="Times New Roman" w:hAnsi="Consolas" w:cs="Times New Roman"/>
+          <w:color w:val="3B3B3B"/>
+          <w:kern w:val="0"/>
+          <w:sz w:val="21"/>
+          <w:szCs w:val="21"/>
+          <w14:ligatures w14:val="none"/>
+        </w:rPr>
+      </w:pPr>
+      <w:r>
+        <w:rPr>
+          <w:rFonts w:ascii="Consolas" w:eastAsia="Times New Roman" w:hAnsi="Consolas" w:cs="Times New Roman"/>
+          <w:color w:val="3B3B3B"/>
+          <w:kern w:val="0"/>
+          <w:sz w:val="21"/>
+          <w:szCs w:val="21"/>
+          <w14:ligatures w14:val="none"/>
+        </w:rPr>
+        <w:t xml:space="preserve">        </w:t>
+      </w:r>
+      <w:r>
+        <w:rPr>
+          <w:rFonts w:ascii="Consolas" w:eastAsia="Times New Roman" w:hAnsi="Consolas" w:cs="Times New Roman"/>
+          <w:color w:val="267F99"/>
+          <w:kern w:val="0"/>
+          <w:sz w:val="21"/>
+          <w:szCs w:val="21"/>
+          <w14:ligatures w14:val="none"/>
+        </w:rPr>
+        <w:t>json</w:t>
+      </w:r>
+      <w:r>
+        <w:rPr>
+          <w:rFonts w:ascii="Consolas" w:eastAsia="Times New Roman" w:hAnsi="Consolas" w:cs="Times New Roman"/>
+          <w:color w:val="001080"/>
+          <w:kern w:val="0"/>
+          <w:sz w:val="21"/>
+          <w:szCs w:val="21"/>
+          <w14:ligatures w14:val="none"/>
+        </w:rPr>
+        <w:t>:</w:t>
       </w:r>
       <w:r>
         <w:rPr>
@@ -3785,99 +4381,24 @@
       <w:r>
         <w:rPr>
           <w:rFonts w:ascii="Consolas" w:eastAsia="Times New Roman" w:hAnsi="Consolas" w:cs="Times New Roman"/>
-          <w:color w:val="A31515"/>
-          <w:kern w:val="0"/>
-          <w:sz w:val="21"/>
-          <w:szCs w:val="21"/>
-          <w14:ligatures w14:val="none"/>
-        </w:rPr>
-        <w:t>'Token@123'</w:t>
-      </w:r>
-      <w:r>
-        <w:rPr>
-          <w:rFonts w:ascii="Consolas" w:eastAsia="Times New Roman" w:hAnsi="Consolas" w:cs="Times New Roman"/>
-          <w:color w:val="3B3B3B"/>
-          <w:kern w:val="0"/>
-          <w:sz w:val="21"/>
-          <w:szCs w:val="21"/>
-          <w14:ligatures w14:val="none"/>
-        </w:rPr>
-        <w:t>)</w:t>
-      </w:r>
-    </w:p>
-    <w:p>
-      <w:pPr>
-        <w:shd w:val="clear" w:color="auto" w:fill="FFFFFF"/>
-        <w:spacing w:after="0" w:line="285" w:lineRule="atLeast"/>
-        <w:rPr>
-          <w:rFonts w:ascii="Consolas" w:eastAsia="Times New Roman" w:hAnsi="Consolas" w:cs="Times New Roman"/>
-          <w:color w:val="3B3B3B"/>
-          <w:kern w:val="0"/>
-          <w:sz w:val="21"/>
-          <w:szCs w:val="21"/>
-          <w14:ligatures w14:val="none"/>
-        </w:rPr>
-      </w:pPr>
-      <w:r>
-        <w:rPr>
-          <w:rFonts w:ascii="Consolas" w:eastAsia="Times New Roman" w:hAnsi="Consolas" w:cs="Times New Roman"/>
-          <w:color w:val="3B3B3B"/>
-          <w:kern w:val="0"/>
-          <w:sz w:val="21"/>
-          <w:szCs w:val="21"/>
-          <w14:ligatures w14:val="none"/>
-        </w:rPr>
-        <w:t>}))</w:t>
-      </w:r>
-    </w:p>
-    <w:p>
-      <w:pPr>
-        <w:shd w:val="clear" w:color="auto" w:fill="FFFFFF"/>
-        <w:spacing w:after="0" w:line="285" w:lineRule="atLeast"/>
-        <w:rPr>
-          <w:rFonts w:ascii="Consolas" w:eastAsia="Times New Roman" w:hAnsi="Consolas" w:cs="Times New Roman"/>
-          <w:color w:val="3B3B3B"/>
-          <w:kern w:val="0"/>
-          <w:sz w:val="21"/>
-          <w:szCs w:val="21"/>
-          <w14:ligatures w14:val="none"/>
-        </w:rPr>
-      </w:pPr>
-    </w:p>
-    <w:p>
-      <w:pPr>
-        <w:shd w:val="clear" w:color="auto" w:fill="FFFFFF"/>
-        <w:spacing w:after="0" w:line="285" w:lineRule="atLeast"/>
-        <w:rPr>
-          <w:rFonts w:ascii="Consolas" w:eastAsia="Times New Roman" w:hAnsi="Consolas" w:cs="Times New Roman"/>
-          <w:color w:val="3B3B3B"/>
-          <w:kern w:val="0"/>
-          <w:sz w:val="21"/>
-          <w:szCs w:val="21"/>
-          <w14:ligatures w14:val="none"/>
-        </w:rPr>
-      </w:pPr>
-      <w:r>
-        <w:rPr>
-          <w:rFonts w:ascii="Consolas" w:eastAsia="Times New Roman" w:hAnsi="Consolas" w:cs="Times New Roman"/>
-          <w:color w:val="0000FF"/>
-          <w:kern w:val="0"/>
-          <w:sz w:val="21"/>
-          <w:szCs w:val="21"/>
-          <w14:ligatures w14:val="none"/>
-        </w:rPr>
-        <w:t>const</w:t>
-      </w:r>
-      <w:r>
-        <w:rPr>
-          <w:rFonts w:ascii="Consolas" w:eastAsia="Times New Roman" w:hAnsi="Consolas" w:cs="Times New Roman"/>
-          <w:color w:val="3B3B3B"/>
-          <w:kern w:val="0"/>
-          <w:sz w:val="21"/>
-          <w:szCs w:val="21"/>
-          <w14:ligatures w14:val="none"/>
-        </w:rPr>
-        <w:t xml:space="preserve"> </w:t>
+          <w:color w:val="267F99"/>
+          <w:kern w:val="0"/>
+          <w:sz w:val="21"/>
+          <w:szCs w:val="21"/>
+          <w14:ligatures w14:val="none"/>
+        </w:rPr>
+        <w:t>jest</w:t>
+      </w:r>
+      <w:r>
+        <w:rPr>
+          <w:rFonts w:ascii="Consolas" w:eastAsia="Times New Roman" w:hAnsi="Consolas" w:cs="Times New Roman"/>
+          <w:color w:val="3B3B3B"/>
+          <w:kern w:val="0"/>
+          <w:sz w:val="21"/>
+          <w:szCs w:val="21"/>
+          <w14:ligatures w14:val="none"/>
+        </w:rPr>
+        <w:t>.</w:t>
       </w:r>
       <w:r>
         <w:rPr>
@@ -3888,477 +4409,18 @@
           <w:szCs w:val="21"/>
           <w14:ligatures w14:val="none"/>
         </w:rPr>
-        <w:t>mockReq</w:t>
-      </w:r>
-      <w:r>
-        <w:rPr>
-          <w:rFonts w:ascii="Consolas" w:eastAsia="Times New Roman" w:hAnsi="Consolas" w:cs="Times New Roman"/>
-          <w:color w:val="3B3B3B"/>
-          <w:kern w:val="0"/>
-          <w:sz w:val="21"/>
-          <w:szCs w:val="21"/>
-          <w14:ligatures w14:val="none"/>
-        </w:rPr>
-        <w:t xml:space="preserve"> </w:t>
-      </w:r>
-      <w:r>
-        <w:rPr>
-          <w:rFonts w:ascii="Consolas" w:eastAsia="Times New Roman" w:hAnsi="Consolas" w:cs="Times New Roman"/>
-          <w:color w:val="000000"/>
-          <w:kern w:val="0"/>
-          <w:sz w:val="21"/>
-          <w:szCs w:val="21"/>
-          <w14:ligatures w14:val="none"/>
-        </w:rPr>
-        <w:t>=</w:t>
-      </w:r>
-      <w:r>
-        <w:rPr>
-          <w:rFonts w:ascii="Consolas" w:eastAsia="Times New Roman" w:hAnsi="Consolas" w:cs="Times New Roman"/>
-          <w:color w:val="3B3B3B"/>
-          <w:kern w:val="0"/>
-          <w:sz w:val="21"/>
-          <w:szCs w:val="21"/>
-          <w14:ligatures w14:val="none"/>
-        </w:rPr>
-        <w:t xml:space="preserve"> () </w:t>
-      </w:r>
-      <w:r>
-        <w:rPr>
-          <w:rFonts w:ascii="Consolas" w:eastAsia="Times New Roman" w:hAnsi="Consolas" w:cs="Times New Roman"/>
-          <w:color w:val="0000FF"/>
-          <w:kern w:val="0"/>
-          <w:sz w:val="21"/>
-          <w:szCs w:val="21"/>
-          <w14:ligatures w14:val="none"/>
-        </w:rPr>
-        <w:t>=&gt;</w:t>
-      </w:r>
-      <w:r>
-        <w:rPr>
-          <w:rFonts w:ascii="Consolas" w:eastAsia="Times New Roman" w:hAnsi="Consolas" w:cs="Times New Roman"/>
-          <w:color w:val="3B3B3B"/>
-          <w:kern w:val="0"/>
-          <w:sz w:val="21"/>
-          <w:szCs w:val="21"/>
-          <w14:ligatures w14:val="none"/>
-        </w:rPr>
-        <w:t xml:space="preserve"> {</w:t>
-      </w:r>
-    </w:p>
-    <w:p>
-      <w:pPr>
-        <w:shd w:val="clear" w:color="auto" w:fill="FFFFFF"/>
-        <w:spacing w:after="0" w:line="285" w:lineRule="atLeast"/>
-        <w:rPr>
-          <w:rFonts w:ascii="Consolas" w:eastAsia="Times New Roman" w:hAnsi="Consolas" w:cs="Times New Roman"/>
-          <w:color w:val="3B3B3B"/>
-          <w:kern w:val="0"/>
-          <w:sz w:val="21"/>
-          <w:szCs w:val="21"/>
-          <w14:ligatures w14:val="none"/>
-        </w:rPr>
-      </w:pPr>
-      <w:r>
-        <w:rPr>
-          <w:rFonts w:ascii="Consolas" w:eastAsia="Times New Roman" w:hAnsi="Consolas" w:cs="Times New Roman"/>
-          <w:color w:val="3B3B3B"/>
-          <w:kern w:val="0"/>
-          <w:sz w:val="21"/>
-          <w:szCs w:val="21"/>
-          <w14:ligatures w14:val="none"/>
-        </w:rPr>
-        <w:t xml:space="preserve">    </w:t>
-      </w:r>
-      <w:r>
-        <w:rPr>
-          <w:rFonts w:ascii="Consolas" w:eastAsia="Times New Roman" w:hAnsi="Consolas" w:cs="Times New Roman"/>
-          <w:color w:val="AF00DB"/>
-          <w:kern w:val="0"/>
-          <w:sz w:val="21"/>
-          <w:szCs w:val="21"/>
-          <w14:ligatures w14:val="none"/>
-        </w:rPr>
-        <w:t>return</w:t>
-      </w:r>
-      <w:r>
-        <w:rPr>
-          <w:rFonts w:ascii="Consolas" w:eastAsia="Times New Roman" w:hAnsi="Consolas" w:cs="Times New Roman"/>
-          <w:color w:val="3B3B3B"/>
-          <w:kern w:val="0"/>
-          <w:sz w:val="21"/>
-          <w:szCs w:val="21"/>
-          <w14:ligatures w14:val="none"/>
-        </w:rPr>
-        <w:t xml:space="preserve"> {</w:t>
-      </w:r>
-    </w:p>
-    <w:p>
-      <w:pPr>
-        <w:shd w:val="clear" w:color="auto" w:fill="FFFFFF"/>
-        <w:spacing w:after="0" w:line="285" w:lineRule="atLeast"/>
-        <w:rPr>
-          <w:rFonts w:ascii="Consolas" w:eastAsia="Times New Roman" w:hAnsi="Consolas" w:cs="Times New Roman"/>
-          <w:color w:val="3B3B3B"/>
-          <w:kern w:val="0"/>
-          <w:sz w:val="21"/>
-          <w:szCs w:val="21"/>
-          <w14:ligatures w14:val="none"/>
-        </w:rPr>
-      </w:pPr>
-      <w:r>
-        <w:rPr>
-          <w:rFonts w:ascii="Consolas" w:eastAsia="Times New Roman" w:hAnsi="Consolas" w:cs="Times New Roman"/>
-          <w:color w:val="3B3B3B"/>
-          <w:kern w:val="0"/>
-          <w:sz w:val="21"/>
-          <w:szCs w:val="21"/>
-          <w14:ligatures w14:val="none"/>
-        </w:rPr>
-        <w:t xml:space="preserve">        </w:t>
-      </w:r>
-      <w:r>
-        <w:rPr>
-          <w:rFonts w:ascii="Consolas" w:eastAsia="Times New Roman" w:hAnsi="Consolas" w:cs="Times New Roman"/>
-          <w:color w:val="001080"/>
-          <w:kern w:val="0"/>
-          <w:sz w:val="21"/>
-          <w:szCs w:val="21"/>
-          <w14:ligatures w14:val="none"/>
-        </w:rPr>
-        <w:t>body:</w:t>
-      </w:r>
-      <w:r>
-        <w:rPr>
-          <w:rFonts w:ascii="Consolas" w:eastAsia="Times New Roman" w:hAnsi="Consolas" w:cs="Times New Roman"/>
-          <w:color w:val="3B3B3B"/>
-          <w:kern w:val="0"/>
-          <w:sz w:val="21"/>
-          <w:szCs w:val="21"/>
-          <w14:ligatures w14:val="none"/>
-        </w:rPr>
-        <w:t xml:space="preserve"> {</w:t>
-      </w:r>
-    </w:p>
-    <w:p>
-      <w:pPr>
-        <w:shd w:val="clear" w:color="auto" w:fill="FFFFFF"/>
-        <w:spacing w:after="0" w:line="285" w:lineRule="atLeast"/>
-        <w:rPr>
-          <w:rFonts w:ascii="Consolas" w:eastAsia="Times New Roman" w:hAnsi="Consolas" w:cs="Times New Roman"/>
-          <w:color w:val="3B3B3B"/>
-          <w:kern w:val="0"/>
-          <w:sz w:val="21"/>
-          <w:szCs w:val="21"/>
-          <w14:ligatures w14:val="none"/>
-        </w:rPr>
-      </w:pPr>
-      <w:r>
-        <w:rPr>
-          <w:rFonts w:ascii="Consolas" w:eastAsia="Times New Roman" w:hAnsi="Consolas" w:cs="Times New Roman"/>
-          <w:color w:val="3B3B3B"/>
-          <w:kern w:val="0"/>
-          <w:sz w:val="21"/>
-          <w:szCs w:val="21"/>
-          <w14:ligatures w14:val="none"/>
-        </w:rPr>
-        <w:t xml:space="preserve">            </w:t>
-      </w:r>
-      <w:r>
-        <w:rPr>
-          <w:rFonts w:ascii="Consolas" w:eastAsia="Times New Roman" w:hAnsi="Consolas" w:cs="Times New Roman"/>
-          <w:color w:val="001080"/>
-          <w:kern w:val="0"/>
-          <w:sz w:val="21"/>
-          <w:szCs w:val="21"/>
-          <w14:ligatures w14:val="none"/>
-        </w:rPr>
-        <w:t>name:</w:t>
-      </w:r>
-      <w:r>
-        <w:rPr>
-          <w:rFonts w:ascii="Consolas" w:eastAsia="Times New Roman" w:hAnsi="Consolas" w:cs="Times New Roman"/>
-          <w:color w:val="3B3B3B"/>
-          <w:kern w:val="0"/>
-          <w:sz w:val="21"/>
-          <w:szCs w:val="21"/>
-          <w14:ligatures w14:val="none"/>
-        </w:rPr>
-        <w:t xml:space="preserve"> </w:t>
-      </w:r>
-      <w:r>
-        <w:rPr>
-          <w:rFonts w:ascii="Consolas" w:eastAsia="Times New Roman" w:hAnsi="Consolas" w:cs="Times New Roman"/>
-          <w:color w:val="A31515"/>
-          <w:kern w:val="0"/>
-          <w:sz w:val="21"/>
-          <w:szCs w:val="21"/>
-          <w14:ligatures w14:val="none"/>
-        </w:rPr>
-        <w:t>"Jafar Loka"</w:t>
-      </w:r>
-      <w:r>
-        <w:rPr>
-          <w:rFonts w:ascii="Consolas" w:eastAsia="Times New Roman" w:hAnsi="Consolas" w:cs="Times New Roman"/>
-          <w:color w:val="3B3B3B"/>
-          <w:kern w:val="0"/>
-          <w:sz w:val="21"/>
-          <w:szCs w:val="21"/>
-          <w14:ligatures w14:val="none"/>
-        </w:rPr>
-        <w:t>,</w:t>
-      </w:r>
-    </w:p>
-    <w:p>
-      <w:pPr>
-        <w:shd w:val="clear" w:color="auto" w:fill="FFFFFF"/>
-        <w:spacing w:after="0" w:line="285" w:lineRule="atLeast"/>
-        <w:rPr>
-          <w:rFonts w:ascii="Consolas" w:eastAsia="Times New Roman" w:hAnsi="Consolas" w:cs="Times New Roman"/>
-          <w:color w:val="3B3B3B"/>
-          <w:kern w:val="0"/>
-          <w:sz w:val="21"/>
-          <w:szCs w:val="21"/>
-          <w14:ligatures w14:val="none"/>
-        </w:rPr>
-      </w:pPr>
-      <w:r>
-        <w:rPr>
-          <w:rFonts w:ascii="Consolas" w:eastAsia="Times New Roman" w:hAnsi="Consolas" w:cs="Times New Roman"/>
-          <w:color w:val="3B3B3B"/>
-          <w:kern w:val="0"/>
-          <w:sz w:val="21"/>
-          <w:szCs w:val="21"/>
-          <w14:ligatures w14:val="none"/>
-        </w:rPr>
-        <w:t xml:space="preserve">            </w:t>
-      </w:r>
-      <w:r>
-        <w:rPr>
-          <w:rFonts w:ascii="Consolas" w:eastAsia="Times New Roman" w:hAnsi="Consolas" w:cs="Times New Roman"/>
-          <w:color w:val="001080"/>
-          <w:kern w:val="0"/>
-          <w:sz w:val="21"/>
-          <w:szCs w:val="21"/>
-          <w14:ligatures w14:val="none"/>
-        </w:rPr>
-        <w:t>email:</w:t>
-      </w:r>
-      <w:r>
-        <w:rPr>
-          <w:rFonts w:ascii="Consolas" w:eastAsia="Times New Roman" w:hAnsi="Consolas" w:cs="Times New Roman"/>
-          <w:color w:val="3B3B3B"/>
-          <w:kern w:val="0"/>
-          <w:sz w:val="21"/>
-          <w:szCs w:val="21"/>
-          <w14:ligatures w14:val="none"/>
-        </w:rPr>
-        <w:t xml:space="preserve"> </w:t>
-      </w:r>
-      <w:r>
-        <w:rPr>
-          <w:rFonts w:ascii="Consolas" w:eastAsia="Times New Roman" w:hAnsi="Consolas" w:cs="Times New Roman"/>
-          <w:color w:val="A31515"/>
-          <w:kern w:val="0"/>
-          <w:sz w:val="21"/>
-          <w:szCs w:val="21"/>
-          <w14:ligatures w14:val="none"/>
-        </w:rPr>
-        <w:t>"jloka@jloka.com"</w:t>
-      </w:r>
-      <w:r>
-        <w:rPr>
-          <w:rFonts w:ascii="Consolas" w:eastAsia="Times New Roman" w:hAnsi="Consolas" w:cs="Times New Roman"/>
-          <w:color w:val="3B3B3B"/>
-          <w:kern w:val="0"/>
-          <w:sz w:val="21"/>
-          <w:szCs w:val="21"/>
-          <w14:ligatures w14:val="none"/>
-        </w:rPr>
-        <w:t>,</w:t>
-      </w:r>
-    </w:p>
-    <w:p>
-      <w:pPr>
-        <w:shd w:val="clear" w:color="auto" w:fill="FFFFFF"/>
-        <w:spacing w:after="0" w:line="285" w:lineRule="atLeast"/>
-        <w:rPr>
-          <w:rFonts w:ascii="Consolas" w:eastAsia="Times New Roman" w:hAnsi="Consolas" w:cs="Times New Roman"/>
-          <w:color w:val="3B3B3B"/>
-          <w:kern w:val="0"/>
-          <w:sz w:val="21"/>
-          <w:szCs w:val="21"/>
-          <w14:ligatures w14:val="none"/>
-        </w:rPr>
-      </w:pPr>
-      <w:r>
-        <w:rPr>
-          <w:rFonts w:ascii="Consolas" w:eastAsia="Times New Roman" w:hAnsi="Consolas" w:cs="Times New Roman"/>
-          <w:color w:val="3B3B3B"/>
-          <w:kern w:val="0"/>
-          <w:sz w:val="21"/>
-          <w:szCs w:val="21"/>
-          <w14:ligatures w14:val="none"/>
-        </w:rPr>
-        <w:t xml:space="preserve">            </w:t>
-      </w:r>
-      <w:r>
-        <w:rPr>
-          <w:rFonts w:ascii="Consolas" w:eastAsia="Times New Roman" w:hAnsi="Consolas" w:cs="Times New Roman"/>
-          <w:color w:val="001080"/>
-          <w:kern w:val="0"/>
-          <w:sz w:val="21"/>
-          <w:szCs w:val="21"/>
-          <w14:ligatures w14:val="none"/>
-        </w:rPr>
-        <w:t>password:</w:t>
-      </w:r>
-      <w:r>
-        <w:rPr>
-          <w:rFonts w:ascii="Consolas" w:eastAsia="Times New Roman" w:hAnsi="Consolas" w:cs="Times New Roman"/>
-          <w:color w:val="3B3B3B"/>
-          <w:kern w:val="0"/>
-          <w:sz w:val="21"/>
-          <w:szCs w:val="21"/>
-          <w14:ligatures w14:val="none"/>
-        </w:rPr>
-        <w:t xml:space="preserve"> </w:t>
-      </w:r>
-      <w:r>
-        <w:rPr>
-          <w:rFonts w:ascii="Consolas" w:eastAsia="Times New Roman" w:hAnsi="Consolas" w:cs="Times New Roman"/>
-          <w:color w:val="A31515"/>
-          <w:kern w:val="0"/>
-          <w:sz w:val="21"/>
-          <w:szCs w:val="21"/>
-          <w14:ligatures w14:val="none"/>
-        </w:rPr>
-        <w:t>"Test@123"</w:t>
-      </w:r>
-    </w:p>
-    <w:p>
-      <w:pPr>
-        <w:shd w:val="clear" w:color="auto" w:fill="FFFFFF"/>
-        <w:spacing w:after="0" w:line="285" w:lineRule="atLeast"/>
-        <w:rPr>
-          <w:rFonts w:ascii="Consolas" w:eastAsia="Times New Roman" w:hAnsi="Consolas" w:cs="Times New Roman"/>
-          <w:color w:val="3B3B3B"/>
-          <w:kern w:val="0"/>
-          <w:sz w:val="21"/>
-          <w:szCs w:val="21"/>
-          <w14:ligatures w14:val="none"/>
-        </w:rPr>
-      </w:pPr>
-      <w:r>
-        <w:rPr>
-          <w:rFonts w:ascii="Consolas" w:eastAsia="Times New Roman" w:hAnsi="Consolas" w:cs="Times New Roman"/>
-          <w:color w:val="3B3B3B"/>
-          <w:kern w:val="0"/>
-          <w:sz w:val="21"/>
-          <w:szCs w:val="21"/>
-          <w14:ligatures w14:val="none"/>
-        </w:rPr>
-        <w:t>        }</w:t>
-      </w:r>
-    </w:p>
-    <w:p>
-      <w:pPr>
-        <w:shd w:val="clear" w:color="auto" w:fill="FFFFFF"/>
-        <w:spacing w:after="0" w:line="285" w:lineRule="atLeast"/>
-        <w:rPr>
-          <w:rFonts w:ascii="Consolas" w:eastAsia="Times New Roman" w:hAnsi="Consolas" w:cs="Times New Roman"/>
-          <w:color w:val="3B3B3B"/>
-          <w:kern w:val="0"/>
-          <w:sz w:val="21"/>
-          <w:szCs w:val="21"/>
-          <w14:ligatures w14:val="none"/>
-        </w:rPr>
-      </w:pPr>
-      <w:r>
-        <w:rPr>
-          <w:rFonts w:ascii="Consolas" w:eastAsia="Times New Roman" w:hAnsi="Consolas" w:cs="Times New Roman"/>
-          <w:color w:val="3B3B3B"/>
-          <w:kern w:val="0"/>
-          <w:sz w:val="21"/>
-          <w:szCs w:val="21"/>
-          <w14:ligatures w14:val="none"/>
-        </w:rPr>
-        <w:t>    }</w:t>
-      </w:r>
-    </w:p>
-    <w:p>
-      <w:pPr>
-        <w:shd w:val="clear" w:color="auto" w:fill="FFFFFF"/>
-        <w:spacing w:after="0" w:line="285" w:lineRule="atLeast"/>
-        <w:rPr>
-          <w:rFonts w:ascii="Consolas" w:eastAsia="Times New Roman" w:hAnsi="Consolas" w:cs="Times New Roman"/>
-          <w:color w:val="3B3B3B"/>
-          <w:kern w:val="0"/>
-          <w:sz w:val="21"/>
-          <w:szCs w:val="21"/>
-          <w14:ligatures w14:val="none"/>
-        </w:rPr>
-      </w:pPr>
-      <w:r>
-        <w:rPr>
-          <w:rFonts w:ascii="Consolas" w:eastAsia="Times New Roman" w:hAnsi="Consolas" w:cs="Times New Roman"/>
-          <w:color w:val="3B3B3B"/>
-          <w:kern w:val="0"/>
-          <w:sz w:val="21"/>
-          <w:szCs w:val="21"/>
-          <w14:ligatures w14:val="none"/>
-        </w:rPr>
-        <w:t>}</w:t>
-      </w:r>
-    </w:p>
-    <w:p>
-      <w:pPr>
-        <w:shd w:val="clear" w:color="auto" w:fill="FFFFFF"/>
-        <w:spacing w:after="0" w:line="285" w:lineRule="atLeast"/>
-        <w:rPr>
-          <w:rFonts w:ascii="Consolas" w:eastAsia="Times New Roman" w:hAnsi="Consolas" w:cs="Times New Roman"/>
-          <w:color w:val="3B3B3B"/>
-          <w:kern w:val="0"/>
-          <w:sz w:val="21"/>
-          <w:szCs w:val="21"/>
-          <w14:ligatures w14:val="none"/>
-        </w:rPr>
-      </w:pPr>
-    </w:p>
-    <w:p>
-      <w:pPr>
-        <w:shd w:val="clear" w:color="auto" w:fill="FFFFFF"/>
-        <w:spacing w:after="0" w:line="285" w:lineRule="atLeast"/>
-        <w:rPr>
-          <w:rFonts w:ascii="Consolas" w:eastAsia="Times New Roman" w:hAnsi="Consolas" w:cs="Times New Roman"/>
-          <w:color w:val="3B3B3B"/>
-          <w:kern w:val="0"/>
-          <w:sz w:val="21"/>
-          <w:szCs w:val="21"/>
-          <w14:ligatures w14:val="none"/>
-        </w:rPr>
-      </w:pPr>
-      <w:r>
-        <w:rPr>
-          <w:rFonts w:ascii="Consolas" w:eastAsia="Times New Roman" w:hAnsi="Consolas" w:cs="Times New Roman"/>
-          <w:color w:val="0000FF"/>
-          <w:kern w:val="0"/>
-          <w:sz w:val="21"/>
-          <w:szCs w:val="21"/>
-          <w14:ligatures w14:val="none"/>
-        </w:rPr>
-        <w:t>const</w:t>
-      </w:r>
-      <w:r>
-        <w:rPr>
-          <w:rFonts w:ascii="Consolas" w:eastAsia="Times New Roman" w:hAnsi="Consolas" w:cs="Times New Roman"/>
-          <w:color w:val="3B3B3B"/>
-          <w:kern w:val="0"/>
-          <w:sz w:val="21"/>
-          <w:szCs w:val="21"/>
-          <w14:ligatures w14:val="none"/>
-        </w:rPr>
-        <w:t xml:space="preserve"> </w:t>
+        <w:t>fn</w:t>
+      </w:r>
+      <w:r>
+        <w:rPr>
+          <w:rFonts w:ascii="Consolas" w:eastAsia="Times New Roman" w:hAnsi="Consolas" w:cs="Times New Roman"/>
+          <w:color w:val="3B3B3B"/>
+          <w:kern w:val="0"/>
+          <w:sz w:val="21"/>
+          <w:szCs w:val="21"/>
+          <w14:ligatures w14:val="none"/>
+        </w:rPr>
+        <w:t>().</w:t>
       </w:r>
       <w:r>
         <w:rPr>
@@ -4369,377 +4431,8 @@
           <w:szCs w:val="21"/>
           <w14:ligatures w14:val="none"/>
         </w:rPr>
-        <w:t>mockResp</w:t>
-      </w:r>
-      <w:r>
-        <w:rPr>
-          <w:rFonts w:ascii="Consolas" w:eastAsia="Times New Roman" w:hAnsi="Consolas" w:cs="Times New Roman"/>
-          <w:color w:val="3B3B3B"/>
-          <w:kern w:val="0"/>
-          <w:sz w:val="21"/>
-          <w:szCs w:val="21"/>
-          <w14:ligatures w14:val="none"/>
-        </w:rPr>
-        <w:t xml:space="preserve"> </w:t>
-      </w:r>
-      <w:r>
-        <w:rPr>
-          <w:rFonts w:ascii="Consolas" w:eastAsia="Times New Roman" w:hAnsi="Consolas" w:cs="Times New Roman"/>
-          <w:color w:val="000000"/>
-          <w:kern w:val="0"/>
-          <w:sz w:val="21"/>
-          <w:szCs w:val="21"/>
-          <w14:ligatures w14:val="none"/>
-        </w:rPr>
-        <w:t>=</w:t>
-      </w:r>
-      <w:r>
-        <w:rPr>
-          <w:rFonts w:ascii="Consolas" w:eastAsia="Times New Roman" w:hAnsi="Consolas" w:cs="Times New Roman"/>
-          <w:color w:val="3B3B3B"/>
-          <w:kern w:val="0"/>
-          <w:sz w:val="21"/>
-          <w:szCs w:val="21"/>
-          <w14:ligatures w14:val="none"/>
-        </w:rPr>
-        <w:t xml:space="preserve"> () </w:t>
-      </w:r>
-      <w:r>
-        <w:rPr>
-          <w:rFonts w:ascii="Consolas" w:eastAsia="Times New Roman" w:hAnsi="Consolas" w:cs="Times New Roman"/>
-          <w:color w:val="0000FF"/>
-          <w:kern w:val="0"/>
-          <w:sz w:val="21"/>
-          <w:szCs w:val="21"/>
-          <w14:ligatures w14:val="none"/>
-        </w:rPr>
-        <w:t>=&gt;</w:t>
-      </w:r>
-      <w:r>
-        <w:rPr>
-          <w:rFonts w:ascii="Consolas" w:eastAsia="Times New Roman" w:hAnsi="Consolas" w:cs="Times New Roman"/>
-          <w:color w:val="3B3B3B"/>
-          <w:kern w:val="0"/>
-          <w:sz w:val="21"/>
-          <w:szCs w:val="21"/>
-          <w14:ligatures w14:val="none"/>
-        </w:rPr>
-        <w:t xml:space="preserve"> {</w:t>
-      </w:r>
-    </w:p>
-    <w:p>
-      <w:pPr>
-        <w:shd w:val="clear" w:color="auto" w:fill="FFFFFF"/>
-        <w:spacing w:after="0" w:line="285" w:lineRule="atLeast"/>
-        <w:rPr>
-          <w:rFonts w:ascii="Consolas" w:eastAsia="Times New Roman" w:hAnsi="Consolas" w:cs="Times New Roman"/>
-          <w:color w:val="3B3B3B"/>
-          <w:kern w:val="0"/>
-          <w:sz w:val="21"/>
-          <w:szCs w:val="21"/>
-          <w14:ligatures w14:val="none"/>
-        </w:rPr>
-      </w:pPr>
-      <w:r>
-        <w:rPr>
-          <w:rFonts w:ascii="Consolas" w:eastAsia="Times New Roman" w:hAnsi="Consolas" w:cs="Times New Roman"/>
-          <w:color w:val="3B3B3B"/>
-          <w:kern w:val="0"/>
-          <w:sz w:val="21"/>
-          <w:szCs w:val="21"/>
-          <w14:ligatures w14:val="none"/>
-        </w:rPr>
-        <w:t xml:space="preserve">    </w:t>
-      </w:r>
-      <w:r>
-        <w:rPr>
-          <w:rFonts w:ascii="Consolas" w:eastAsia="Times New Roman" w:hAnsi="Consolas" w:cs="Times New Roman"/>
-          <w:color w:val="AF00DB"/>
-          <w:kern w:val="0"/>
-          <w:sz w:val="21"/>
-          <w:szCs w:val="21"/>
-          <w14:ligatures w14:val="none"/>
-        </w:rPr>
-        <w:t>return</w:t>
-      </w:r>
-      <w:r>
-        <w:rPr>
-          <w:rFonts w:ascii="Consolas" w:eastAsia="Times New Roman" w:hAnsi="Consolas" w:cs="Times New Roman"/>
-          <w:color w:val="3B3B3B"/>
-          <w:kern w:val="0"/>
-          <w:sz w:val="21"/>
-          <w:szCs w:val="21"/>
-          <w14:ligatures w14:val="none"/>
-        </w:rPr>
-        <w:t xml:space="preserve"> {</w:t>
-      </w:r>
-    </w:p>
-    <w:p>
-      <w:pPr>
-        <w:shd w:val="clear" w:color="auto" w:fill="FFFFFF"/>
-        <w:spacing w:after="0" w:line="285" w:lineRule="atLeast"/>
-        <w:rPr>
-          <w:rFonts w:ascii="Consolas" w:eastAsia="Times New Roman" w:hAnsi="Consolas" w:cs="Times New Roman"/>
-          <w:color w:val="3B3B3B"/>
-          <w:kern w:val="0"/>
-          <w:sz w:val="21"/>
-          <w:szCs w:val="21"/>
-          <w14:ligatures w14:val="none"/>
-        </w:rPr>
-      </w:pPr>
-      <w:r>
-        <w:rPr>
-          <w:rFonts w:ascii="Consolas" w:eastAsia="Times New Roman" w:hAnsi="Consolas" w:cs="Times New Roman"/>
-          <w:color w:val="3B3B3B"/>
-          <w:kern w:val="0"/>
-          <w:sz w:val="21"/>
-          <w:szCs w:val="21"/>
-          <w14:ligatures w14:val="none"/>
-        </w:rPr>
-        <w:t xml:space="preserve">        </w:t>
-      </w:r>
-      <w:r>
-        <w:rPr>
-          <w:rFonts w:ascii="Consolas" w:eastAsia="Times New Roman" w:hAnsi="Consolas" w:cs="Times New Roman"/>
-          <w:color w:val="267F99"/>
-          <w:kern w:val="0"/>
-          <w:sz w:val="21"/>
-          <w:szCs w:val="21"/>
-          <w14:ligatures w14:val="none"/>
-        </w:rPr>
-        <w:t>status</w:t>
-      </w:r>
-      <w:r>
-        <w:rPr>
-          <w:rFonts w:ascii="Consolas" w:eastAsia="Times New Roman" w:hAnsi="Consolas" w:cs="Times New Roman"/>
-          <w:color w:val="001080"/>
-          <w:kern w:val="0"/>
-          <w:sz w:val="21"/>
-          <w:szCs w:val="21"/>
-          <w14:ligatures w14:val="none"/>
-        </w:rPr>
-        <w:t>:</w:t>
-      </w:r>
-      <w:r>
-        <w:rPr>
-          <w:rFonts w:ascii="Consolas" w:eastAsia="Times New Roman" w:hAnsi="Consolas" w:cs="Times New Roman"/>
-          <w:color w:val="3B3B3B"/>
-          <w:kern w:val="0"/>
-          <w:sz w:val="21"/>
-          <w:szCs w:val="21"/>
-          <w14:ligatures w14:val="none"/>
-        </w:rPr>
-        <w:t xml:space="preserve"> </w:t>
-      </w:r>
-      <w:proofErr w:type="gramStart"/>
-      <w:r>
-        <w:rPr>
-          <w:rFonts w:ascii="Consolas" w:eastAsia="Times New Roman" w:hAnsi="Consolas" w:cs="Times New Roman"/>
-          <w:color w:val="267F99"/>
-          <w:kern w:val="0"/>
-          <w:sz w:val="21"/>
-          <w:szCs w:val="21"/>
-          <w14:ligatures w14:val="none"/>
-        </w:rPr>
-        <w:t>jest</w:t>
-      </w:r>
-      <w:r>
-        <w:rPr>
-          <w:rFonts w:ascii="Consolas" w:eastAsia="Times New Roman" w:hAnsi="Consolas" w:cs="Times New Roman"/>
-          <w:color w:val="3B3B3B"/>
-          <w:kern w:val="0"/>
-          <w:sz w:val="21"/>
-          <w:szCs w:val="21"/>
-          <w14:ligatures w14:val="none"/>
-        </w:rPr>
-        <w:t>.</w:t>
-      </w:r>
-      <w:r>
-        <w:rPr>
-          <w:rFonts w:ascii="Consolas" w:eastAsia="Times New Roman" w:hAnsi="Consolas" w:cs="Times New Roman"/>
-          <w:color w:val="795E26"/>
-          <w:kern w:val="0"/>
-          <w:sz w:val="21"/>
-          <w:szCs w:val="21"/>
-          <w14:ligatures w14:val="none"/>
-        </w:rPr>
-        <w:t>fn</w:t>
-      </w:r>
-      <w:proofErr w:type="gramEnd"/>
-      <w:r>
-        <w:rPr>
-          <w:rFonts w:ascii="Consolas" w:eastAsia="Times New Roman" w:hAnsi="Consolas" w:cs="Times New Roman"/>
-          <w:color w:val="3B3B3B"/>
-          <w:kern w:val="0"/>
-          <w:sz w:val="21"/>
-          <w:szCs w:val="21"/>
-          <w14:ligatures w14:val="none"/>
-        </w:rPr>
-        <w:t>(</w:t>
-      </w:r>
-      <w:proofErr w:type="gramStart"/>
-      <w:r>
-        <w:rPr>
-          <w:rFonts w:ascii="Consolas" w:eastAsia="Times New Roman" w:hAnsi="Consolas" w:cs="Times New Roman"/>
-          <w:color w:val="3B3B3B"/>
-          <w:kern w:val="0"/>
-          <w:sz w:val="21"/>
-          <w:szCs w:val="21"/>
-          <w14:ligatures w14:val="none"/>
-        </w:rPr>
-        <w:t>).</w:t>
-      </w:r>
-      <w:r>
-        <w:rPr>
-          <w:rFonts w:ascii="Consolas" w:eastAsia="Times New Roman" w:hAnsi="Consolas" w:cs="Times New Roman"/>
-          <w:color w:val="795E26"/>
-          <w:kern w:val="0"/>
-          <w:sz w:val="21"/>
-          <w:szCs w:val="21"/>
-          <w14:ligatures w14:val="none"/>
-        </w:rPr>
         <w:t>mockReturnThis</w:t>
       </w:r>
-      <w:proofErr w:type="gramEnd"/>
-      <w:r>
-        <w:rPr>
-          <w:rFonts w:ascii="Consolas" w:eastAsia="Times New Roman" w:hAnsi="Consolas" w:cs="Times New Roman"/>
-          <w:color w:val="3B3B3B"/>
-          <w:kern w:val="0"/>
-          <w:sz w:val="21"/>
-          <w:szCs w:val="21"/>
-          <w14:ligatures w14:val="none"/>
-        </w:rPr>
-        <w:t>(),</w:t>
-      </w:r>
-    </w:p>
-    <w:p>
-      <w:pPr>
-        <w:shd w:val="clear" w:color="auto" w:fill="FFFFFF"/>
-        <w:spacing w:after="0" w:line="285" w:lineRule="atLeast"/>
-        <w:rPr>
-          <w:rFonts w:ascii="Consolas" w:eastAsia="Times New Roman" w:hAnsi="Consolas" w:cs="Times New Roman"/>
-          <w:color w:val="3B3B3B"/>
-          <w:kern w:val="0"/>
-          <w:sz w:val="21"/>
-          <w:szCs w:val="21"/>
-          <w14:ligatures w14:val="none"/>
-        </w:rPr>
-      </w:pPr>
-      <w:r>
-        <w:rPr>
-          <w:rFonts w:ascii="Consolas" w:eastAsia="Times New Roman" w:hAnsi="Consolas" w:cs="Times New Roman"/>
-          <w:color w:val="3B3B3B"/>
-          <w:kern w:val="0"/>
-          <w:sz w:val="21"/>
-          <w:szCs w:val="21"/>
-          <w14:ligatures w14:val="none"/>
-        </w:rPr>
-        <w:t xml:space="preserve">        </w:t>
-      </w:r>
-      <w:r>
-        <w:rPr>
-          <w:rFonts w:ascii="Consolas" w:eastAsia="Times New Roman" w:hAnsi="Consolas" w:cs="Times New Roman"/>
-          <w:color w:val="267F99"/>
-          <w:kern w:val="0"/>
-          <w:sz w:val="21"/>
-          <w:szCs w:val="21"/>
-          <w14:ligatures w14:val="none"/>
-        </w:rPr>
-        <w:t>json</w:t>
-      </w:r>
-      <w:r>
-        <w:rPr>
-          <w:rFonts w:ascii="Consolas" w:eastAsia="Times New Roman" w:hAnsi="Consolas" w:cs="Times New Roman"/>
-          <w:color w:val="001080"/>
-          <w:kern w:val="0"/>
-          <w:sz w:val="21"/>
-          <w:szCs w:val="21"/>
-          <w14:ligatures w14:val="none"/>
-        </w:rPr>
-        <w:t>:</w:t>
-      </w:r>
-      <w:r>
-        <w:rPr>
-          <w:rFonts w:ascii="Consolas" w:eastAsia="Times New Roman" w:hAnsi="Consolas" w:cs="Times New Roman"/>
-          <w:color w:val="3B3B3B"/>
-          <w:kern w:val="0"/>
-          <w:sz w:val="21"/>
-          <w:szCs w:val="21"/>
-          <w14:ligatures w14:val="none"/>
-        </w:rPr>
-        <w:t xml:space="preserve"> </w:t>
-      </w:r>
-      <w:proofErr w:type="gramStart"/>
-      <w:r>
-        <w:rPr>
-          <w:rFonts w:ascii="Consolas" w:eastAsia="Times New Roman" w:hAnsi="Consolas" w:cs="Times New Roman"/>
-          <w:color w:val="267F99"/>
-          <w:kern w:val="0"/>
-          <w:sz w:val="21"/>
-          <w:szCs w:val="21"/>
-          <w14:ligatures w14:val="none"/>
-        </w:rPr>
-        <w:t>jest</w:t>
-      </w:r>
-      <w:r>
-        <w:rPr>
-          <w:rFonts w:ascii="Consolas" w:eastAsia="Times New Roman" w:hAnsi="Consolas" w:cs="Times New Roman"/>
-          <w:color w:val="3B3B3B"/>
-          <w:kern w:val="0"/>
-          <w:sz w:val="21"/>
-          <w:szCs w:val="21"/>
-          <w14:ligatures w14:val="none"/>
-        </w:rPr>
-        <w:t>.</w:t>
-      </w:r>
-      <w:r>
-        <w:rPr>
-          <w:rFonts w:ascii="Consolas" w:eastAsia="Times New Roman" w:hAnsi="Consolas" w:cs="Times New Roman"/>
-          <w:color w:val="795E26"/>
-          <w:kern w:val="0"/>
-          <w:sz w:val="21"/>
-          <w:szCs w:val="21"/>
-          <w14:ligatures w14:val="none"/>
-        </w:rPr>
-        <w:t>fn</w:t>
-      </w:r>
-      <w:proofErr w:type="gramEnd"/>
-      <w:r>
-        <w:rPr>
-          <w:rFonts w:ascii="Consolas" w:eastAsia="Times New Roman" w:hAnsi="Consolas" w:cs="Times New Roman"/>
-          <w:color w:val="3B3B3B"/>
-          <w:kern w:val="0"/>
-          <w:sz w:val="21"/>
-          <w:szCs w:val="21"/>
-          <w14:ligatures w14:val="none"/>
-        </w:rPr>
-        <w:t>(</w:t>
-      </w:r>
-      <w:proofErr w:type="gramStart"/>
-      <w:r>
-        <w:rPr>
-          <w:rFonts w:ascii="Consolas" w:eastAsia="Times New Roman" w:hAnsi="Consolas" w:cs="Times New Roman"/>
-          <w:color w:val="3B3B3B"/>
-          <w:kern w:val="0"/>
-          <w:sz w:val="21"/>
-          <w:szCs w:val="21"/>
-          <w14:ligatures w14:val="none"/>
-        </w:rPr>
-        <w:t>).</w:t>
-      </w:r>
-      <w:r>
-        <w:rPr>
-          <w:rFonts w:ascii="Consolas" w:eastAsia="Times New Roman" w:hAnsi="Consolas" w:cs="Times New Roman"/>
-          <w:color w:val="795E26"/>
-          <w:kern w:val="0"/>
-          <w:sz w:val="21"/>
-          <w:szCs w:val="21"/>
-          <w14:ligatures w14:val="none"/>
-        </w:rPr>
-        <w:t>mockReturnThis</w:t>
-      </w:r>
-      <w:proofErr w:type="gramEnd"/>
       <w:r>
         <w:rPr>
           <w:rFonts w:ascii="Consolas" w:eastAsia="Times New Roman" w:hAnsi="Consolas" w:cs="Times New Roman"/>
@@ -5209,6 +4902,118 @@
         <w:t>*************************************************************</w:t>
       </w:r>
     </w:p>
+    <w:p>
+      <w:pPr>
+        <w:rPr>
+          <w:b/>
+          <w:bCs/>
+          <w:color w:val="3A7C22" w:themeColor="accent6" w:themeShade="BF"/>
+        </w:rPr>
+      </w:pPr>
+      <w:r>
+        <w:rPr>
+          <w:b/>
+          <w:bCs/>
+          <w:color w:val="3A7C22" w:themeColor="accent6" w:themeShade="BF"/>
+        </w:rPr>
+        <w:t>jest.restoreAllMocks()</w:t>
+      </w:r>
+    </w:p>
+    <w:p>
+      <w:r>
+        <w:t>Restores all mocks and replaced properties back to their original value. Equivalent to calling </w:t>
+      </w:r>
+      <w:hyperlink r:id="rId6" w:anchor="mockfnmockrestore" w:history="1">
+        <w:r>
+          <w:rPr>
+            <w:rStyle w:val="Hyperlink"/>
+          </w:rPr>
+          <w:t>.</w:t>
+        </w:r>
+        <w:r>
+          <w:rPr>
+            <w:rStyle w:val="Hyperlink"/>
+            <w:b/>
+            <w:bCs/>
+            <w:color w:val="C00000"/>
+          </w:rPr>
+          <w:t>mockRestore</w:t>
+        </w:r>
+        <w:r>
+          <w:rPr>
+            <w:rStyle w:val="Hyperlink"/>
+          </w:rPr>
+          <w:t>()</w:t>
+        </w:r>
+      </w:hyperlink>
+      <w:r>
+        <w:t> on every mocked function and </w:t>
+      </w:r>
+      <w:hyperlink r:id="rId7" w:anchor="replacedpropertyrestore" w:history="1">
+        <w:r>
+          <w:rPr>
+            <w:rStyle w:val="Hyperlink"/>
+          </w:rPr>
+          <w:t>.restore()</w:t>
+        </w:r>
+      </w:hyperlink>
+      <w:r>
+        <w:t> on every replaced property. Beware that </w:t>
+      </w:r>
+      <w:r>
+        <w:rPr>
+          <w:b/>
+          <w:bCs/>
+          <w:color w:val="C00000"/>
+        </w:rPr>
+        <w:t>jest.restoreAllMocks</w:t>
+      </w:r>
+      <w:r>
+        <w:t>() only works for mocks created with </w:t>
+      </w:r>
+      <w:hyperlink r:id="rId8" w:anchor="jestspyonobject-methodname" w:history="1">
+        <w:r>
+          <w:rPr>
+            <w:rStyle w:val="Hyperlink"/>
+          </w:rPr>
+          <w:t>jest.spyOn()</w:t>
+        </w:r>
+      </w:hyperlink>
+      <w:r>
+        <w:t> and properties replaced with</w:t>
+      </w:r>
+      <w:r>
+        <w:rPr>
+          <w:b/>
+          <w:bCs/>
+          <w:color w:val="C00000"/>
+        </w:rPr>
+        <w:t> </w:t>
+      </w:r>
+      <w:hyperlink r:id="rId9" w:anchor="jestreplacepropertyobject-propertykey-value" w:history="1">
+        <w:r>
+          <w:rPr>
+            <w:rStyle w:val="Hyperlink"/>
+            <w:b/>
+            <w:bCs/>
+            <w:color w:val="C00000"/>
+          </w:rPr>
+          <w:t>jest.replaceProperty()</w:t>
+        </w:r>
+      </w:hyperlink>
+      <w:r>
+        <w:t>; other mocks will require you to manually restore them.</w:t>
+      </w:r>
+    </w:p>
+    <w:p>
+      <w:pPr>
+        <w:ind w:firstLine="720"/>
+      </w:pPr>
+      <w:r>
+        <w:t>*************************************************************</w:t>
+      </w:r>
+    </w:p>
+    <w:p/>
     <w:p/>
     <w:sectPr>
       <w:pgSz w:w="12240" w:h="15840"/>
@@ -5823,7 +5628,6 @@
   <w:style w:type="character" w:default="1" w:styleId="DefaultParagraphFont">
     <w:name w:val="Default Paragraph Font"/>
     <w:uiPriority w:val="1"/>
-    <w:semiHidden/>
     <w:unhideWhenUsed/>
   </w:style>
   <w:style w:type="table" w:default="1" w:styleId="TableNormal">
